--- a/ID.docx
+++ b/ID.docx
@@ -1959,7 +1959,7 @@
           </mc:Choice>
           <mc:Fallback>
             <w:pict>
-              <v:shapetype w14:anchorId="01149DF9" id="_x0000_t32" coordsize="21600,21600" o:spt="32" o:oned="t" path="m,l21600,21600e" filled="f">
+              <v:shapetype w14:anchorId="54F3B4FB" id="_x0000_t32" coordsize="21600,21600" o:spt="32" o:oned="t" path="m,l21600,21600e" filled="f">
                 <v:path arrowok="t" fillok="f" o:connecttype="none"/>
                 <o:lock v:ext="edit" shapetype="t"/>
               </v:shapetype>
@@ -9870,7 +9870,6 @@
     <w:p>
       <w:pPr>
         <w:pStyle w:val="Heading3"/>
-        <w:spacing w:before="0" w:beforeAutospacing="0" w:after="240" w:afterAutospacing="0"/>
       </w:pPr>
       <w:bookmarkStart w:id="18" w:name="_Toc202527928"/>
       <w:r>
@@ -9900,7 +9899,6 @@
     <w:p>
       <w:pPr>
         <w:pStyle w:val="Heading3"/>
-        <w:spacing w:before="240" w:beforeAutospacing="0"/>
       </w:pPr>
       <w:bookmarkStart w:id="19" w:name="_Toc202527929"/>
       <w:r>
@@ -10471,17 +10469,7 @@
           <w:sz w:val="24"/>
           <w:szCs w:val="24"/>
         </w:rPr>
-        <w:t>The scope limits the research study to an analysis of the roles played by corporate governance in insurance companies</w:t>
-      </w:r>
-      <w:bookmarkStart w:id="25" w:name="_GoBack"/>
-      <w:bookmarkEnd w:id="25"/>
-      <w:r>
-        <w:rPr>
-          <w:rFonts w:ascii="Times New Roman" w:hAnsi="Times New Roman" w:cs="Times New Roman"/>
-          <w:sz w:val="24"/>
-          <w:szCs w:val="24"/>
-        </w:rPr>
-        <w:t xml:space="preserve"> within the set timeline between 2015-2025. There is relevance regarding contribution or findings at the regional levels since the research focuses on a state in Rwanda. Research limits itself only to firms' corporate governance and financial performances while excluding external factors influencing their profitability. The results will, therefore, have prime applicability to the Rwandan insurance sector but may provide some insight even for other countries with similar economic and regulatory conditions. Other financial institutions like banks or investment firms are out of the scope of this study. In any case, research work focuses solely on public information, hence no confidential or proprietary data are involved. </w:t>
+        <w:t xml:space="preserve">The scope limits the research study to an analysis of the roles played by corporate governance in insurance companies within the set timeline between 2015-2025. There is relevance regarding contribution or findings at the regional levels since the research focuses on a state in Rwanda. Research limits itself only to firms' corporate governance and financial performances while excluding external factors influencing their profitability. The results will, therefore, have prime applicability to the Rwandan insurance sector but may provide some insight even for other countries with similar economic and regulatory conditions. Other financial institutions like banks or investment firms are out of the scope of this study. In any case, research work focuses solely on public information, hence no confidential or proprietary data are involved. </w:t>
       </w:r>
     </w:p>
     <w:p>
@@ -10508,11 +10496,11 @@
         <w:pStyle w:val="Heading2"/>
         <w:spacing w:before="240" w:after="240"/>
       </w:pPr>
-      <w:bookmarkStart w:id="26" w:name="_Toc202527935"/>
+      <w:bookmarkStart w:id="25" w:name="_Toc202527935"/>
       <w:r>
         <w:t>RESEARCH METHODOLOGY</w:t>
       </w:r>
-      <w:bookmarkEnd w:id="26"/>
+      <w:bookmarkEnd w:id="25"/>
     </w:p>
     <w:p>
       <w:pPr>
@@ -10655,15 +10643,6 @@
         </w:rPr>
         <w:t>, ensuring the reliability of the results through representative sampling and thorough data analysis.</w:t>
       </w:r>
-    </w:p>
-    <w:p>
-      <w:pPr>
-        <w:rPr>
-          <w:rFonts w:ascii="Times New Roman" w:hAnsi="Times New Roman" w:cs="Times New Roman"/>
-          <w:sz w:val="24"/>
-          <w:szCs w:val="24"/>
-        </w:rPr>
-      </w:pPr>
       <w:r>
         <w:rPr>
           <w:rFonts w:ascii="Times New Roman" w:hAnsi="Times New Roman" w:cs="Times New Roman"/>
@@ -10672,206 +10651,131 @@
         </w:rPr>
         <w:br w:type="page"/>
       </w:r>
-    </w:p>
-    <w:p>
-      <w:pPr>
-        <w:pStyle w:val="Heading1"/>
-        <w:rPr>
-          <w:rFonts w:cs="Times New Roman"/>
-        </w:rPr>
-      </w:pPr>
-      <w:bookmarkStart w:id="27" w:name="_Toc202527477"/>
-      <w:bookmarkStart w:id="28" w:name="_Toc202527936"/>
-      <w:r>
-        <w:rPr>
-          <w:rFonts w:cs="Times New Roman"/>
-        </w:rPr>
-        <w:t xml:space="preserve">Figure </w:t>
-      </w:r>
-      <w:r>
-        <w:rPr>
-          <w:rFonts w:cs="Times New Roman"/>
-        </w:rPr>
-        <w:fldChar w:fldCharType="begin"/>
-      </w:r>
-      <w:r>
-        <w:rPr>
-          <w:rFonts w:cs="Times New Roman"/>
-        </w:rPr>
-        <w:instrText xml:space="preserve"> SEQ Figure \* ARABIC </w:instrText>
-      </w:r>
-      <w:r>
-        <w:rPr>
-          <w:rFonts w:cs="Times New Roman"/>
-        </w:rPr>
-        <w:fldChar w:fldCharType="separate"/>
-      </w:r>
-      <w:r>
-        <w:rPr>
-          <w:rFonts w:cs="Times New Roman"/>
+      <w:bookmarkStart w:id="26" w:name="_Toc202527477"/>
+      <w:bookmarkStart w:id="27" w:name="_Toc202527936"/>
+      <w:r>
+        <w:rPr>
+          <w:rFonts w:ascii="Times New Roman" w:hAnsi="Times New Roman" w:cs="Times New Roman"/>
           <w:noProof/>
-        </w:rPr>
-        <w:t>1</w:t>
-      </w:r>
-      <w:r>
-        <w:rPr>
-          <w:rFonts w:cs="Times New Roman"/>
-        </w:rPr>
-        <w:fldChar w:fldCharType="end"/>
-      </w:r>
-      <w:r>
-        <w:rPr>
-          <w:rFonts w:cs="Times New Roman"/>
-        </w:rPr>
-        <w:t>: Conceptual framework</w:t>
-      </w:r>
-      <w:bookmarkEnd w:id="27"/>
-      <w:bookmarkEnd w:id="28"/>
-      <w:r>
-        <w:rPr>
-          <w:rFonts w:cs="Times New Roman"/>
-        </w:rPr>
-        <w:t xml:space="preserve">                                                                    </w:t>
-      </w:r>
-    </w:p>
-    <w:p>
-      <w:pPr>
-        <w:pStyle w:val="Caption"/>
-        <w:jc w:val="both"/>
-      </w:pPr>
-    </w:p>
-    <w:p>
-      <w:pPr>
-        <w:spacing w:line="360" w:lineRule="auto"/>
-        <w:jc w:val="both"/>
-        <w:rPr>
-          <w:rFonts w:ascii="Times New Roman" w:hAnsi="Times New Roman" w:cs="Times New Roman"/>
-          <w:b/>
-          <w:bCs/>
-          <w:sz w:val="24"/>
-          <w:szCs w:val="24"/>
-        </w:rPr>
-      </w:pPr>
-      <w:r>
-        <w:rPr>
-          <w:rFonts w:ascii="Times New Roman" w:hAnsi="Times New Roman" w:cs="Times New Roman"/>
-          <w:b/>
-          <w:bCs/>
-          <w:sz w:val="24"/>
-          <w:szCs w:val="24"/>
-        </w:rPr>
-        <w:t>Independent Variables</w:t>
-      </w:r>
-      <w:r>
-        <w:rPr>
-          <w:rFonts w:ascii="Times New Roman" w:hAnsi="Times New Roman" w:cs="Times New Roman"/>
-          <w:b/>
-          <w:bCs/>
-          <w:sz w:val="24"/>
-          <w:szCs w:val="24"/>
-        </w:rPr>
-        <w:t>:</w:t>
-      </w:r>
-      <w:r>
-        <w:rPr>
-          <w:rFonts w:ascii="Times New Roman" w:hAnsi="Times New Roman" w:cs="Times New Roman"/>
-          <w:b/>
-          <w:bCs/>
-          <w:sz w:val="24"/>
-          <w:szCs w:val="24"/>
-        </w:rPr>
-        <w:t xml:space="preserve">                </w:t>
-      </w:r>
-      <w:r>
-        <w:rPr>
-          <w:rFonts w:ascii="Times New Roman" w:hAnsi="Times New Roman" w:cs="Times New Roman"/>
-          <w:b/>
-          <w:bCs/>
-          <w:sz w:val="24"/>
-          <w:szCs w:val="24"/>
-        </w:rPr>
-        <w:t xml:space="preserve">                                                  Dependent </w:t>
-      </w:r>
-      <w:commentRangeStart w:id="29"/>
-      <w:commentRangeStart w:id="30"/>
-      <w:r>
-        <w:rPr>
-          <w:rFonts w:ascii="Times New Roman" w:hAnsi="Times New Roman" w:cs="Times New Roman"/>
-          <w:b/>
-          <w:bCs/>
-          <w:sz w:val="24"/>
-          <w:szCs w:val="24"/>
-        </w:rPr>
-        <w:t>Variables</w:t>
-      </w:r>
-      <w:commentRangeEnd w:id="29"/>
-      <w:r>
-        <w:rPr>
-          <w:rStyle w:val="CommentReference"/>
-          <w:rFonts w:ascii="Times New Roman" w:eastAsia="SimSun" w:hAnsi="Times New Roman" w:cs="Times New Roman"/>
-          <w:sz w:val="24"/>
-          <w:szCs w:val="24"/>
-        </w:rPr>
-        <w:commentReference w:id="29"/>
-      </w:r>
-      <w:commentRangeEnd w:id="30"/>
-      <w:r>
-        <w:rPr>
-          <w:rStyle w:val="CommentReference"/>
-          <w:rFonts w:ascii="Times New Roman" w:eastAsia="SimSun" w:hAnsi="Times New Roman" w:cs="Times New Roman"/>
-          <w:sz w:val="24"/>
-          <w:szCs w:val="24"/>
-        </w:rPr>
-        <w:commentReference w:id="30"/>
-      </w:r>
-      <w:r>
-        <w:rPr>
-          <w:rFonts w:ascii="Times New Roman" w:hAnsi="Times New Roman" w:cs="Times New Roman"/>
-          <w:b/>
-          <w:bCs/>
-          <w:sz w:val="24"/>
-          <w:szCs w:val="24"/>
-        </w:rPr>
-        <w:t xml:space="preserve">                                                            </w:t>
-      </w:r>
-    </w:p>
-    <w:p>
-      <w:pPr>
-        <w:spacing w:line="360" w:lineRule="auto"/>
-        <w:jc w:val="both"/>
-        <w:rPr>
-          <w:rFonts w:ascii="Times New Roman" w:hAnsi="Times New Roman" w:cs="Times New Roman"/>
-          <w:b/>
-          <w:bCs/>
-          <w:sz w:val="24"/>
-          <w:szCs w:val="24"/>
-        </w:rPr>
-      </w:pPr>
-      <w:r>
-        <w:rPr>
-          <w:rFonts w:ascii="Times New Roman" w:hAnsi="Times New Roman" w:cs="Times New Roman"/>
-          <w:b/>
-          <w:bCs/>
-          <w:noProof/>
-          <w:sz w:val="24"/>
-          <w:szCs w:val="24"/>
           <w:lang w:eastAsia="en-US"/>
         </w:rPr>
         <mc:AlternateContent>
           <mc:Choice Requires="wps">
             <w:drawing>
-              <wp:anchor distT="0" distB="0" distL="114300" distR="114300" simplePos="0" relativeHeight="251663360" behindDoc="0" locked="0" layoutInCell="1" allowOverlap="1" wp14:anchorId="568A8DC7" wp14:editId="58BAEF2B">
+              <wp:anchor distT="0" distB="0" distL="114300" distR="114300" simplePos="0" relativeHeight="251671552" behindDoc="0" locked="0" layoutInCell="1" allowOverlap="1" wp14:anchorId="47670B0A" wp14:editId="4CBB7EA2">
+                <wp:simplePos x="0" y="0"/>
+                <wp:positionH relativeFrom="margin">
+                  <wp:align>left</wp:align>
+                </wp:positionH>
+                <wp:positionV relativeFrom="paragraph">
+                  <wp:posOffset>0</wp:posOffset>
+                </wp:positionV>
+                <wp:extent cx="2227844" cy="342900"/>
+                <wp:effectExtent l="0" t="0" r="20320" b="19050"/>
+                <wp:wrapNone/>
+                <wp:docPr id="6" name="Text Box 6"/>
+                <wp:cNvGraphicFramePr/>
+                <a:graphic xmlns:a="http://schemas.openxmlformats.org/drawingml/2006/main">
+                  <a:graphicData uri="http://schemas.microsoft.com/office/word/2010/wordprocessingShape">
+                    <wps:wsp>
+                      <wps:cNvSpPr txBox="1"/>
+                      <wps:spPr>
+                        <a:xfrm>
+                          <a:off x="0" y="0"/>
+                          <a:ext cx="2227844" cy="342900"/>
+                        </a:xfrm>
+                        <a:prstGeom prst="rect">
+                          <a:avLst/>
+                        </a:prstGeom>
+                        <a:solidFill>
+                          <a:schemeClr val="lt1"/>
+                        </a:solidFill>
+                        <a:ln w="6350">
+                          <a:solidFill>
+                            <a:prstClr val="black"/>
+                          </a:solidFill>
+                        </a:ln>
+                      </wps:spPr>
+                      <wps:txbx>
+                        <w:txbxContent>
+                          <w:p>
+                            <w:r>
+                              <w:rPr>
+                                <w:rFonts w:ascii="Times New Roman" w:hAnsi="Times New Roman" w:cs="Times New Roman"/>
+                                <w:b/>
+                                <w:bCs/>
+                                <w:sz w:val="24"/>
+                                <w:szCs w:val="24"/>
+                              </w:rPr>
+                              <w:t>Independent Variables</w:t>
+                            </w:r>
+                          </w:p>
+                        </w:txbxContent>
+                      </wps:txbx>
+                      <wps:bodyPr rot="0" spcFirstLastPara="0" vertOverflow="overflow" horzOverflow="overflow" vert="horz" wrap="square" lIns="91440" tIns="45720" rIns="91440" bIns="45720" numCol="1" spcCol="0" rtlCol="0" fromWordArt="0" anchor="t" anchorCtr="0" forceAA="0" compatLnSpc="1">
+                        <a:prstTxWarp prst="textNoShape">
+                          <a:avLst/>
+                        </a:prstTxWarp>
+                        <a:noAutofit/>
+                      </wps:bodyPr>
+                    </wps:wsp>
+                  </a:graphicData>
+                </a:graphic>
+                <wp14:sizeRelH relativeFrom="margin">
+                  <wp14:pctWidth>0</wp14:pctWidth>
+                </wp14:sizeRelH>
+                <wp14:sizeRelV relativeFrom="margin">
+                  <wp14:pctHeight>0</wp14:pctHeight>
+                </wp14:sizeRelV>
+              </wp:anchor>
+            </w:drawing>
+          </mc:Choice>
+          <mc:Fallback>
+            <w:pict>
+              <v:shape w14:anchorId="47670B0A" id="Text Box 6" o:spid="_x0000_s1029" type="#_x0000_t202" style="position:absolute;left:0;text-align:left;margin-left:0;margin-top:0;width:175.4pt;height:27pt;z-index:251671552;visibility:visible;mso-wrap-style:square;mso-width-percent:0;mso-height-percent:0;mso-wrap-distance-left:9pt;mso-wrap-distance-top:0;mso-wrap-distance-right:9pt;mso-wrap-distance-bottom:0;mso-position-horizontal:left;mso-position-horizontal-relative:margin;mso-position-vertical:absolute;mso-position-vertical-relative:text;mso-width-percent:0;mso-height-percent:0;mso-width-relative:margin;mso-height-relative:margin;v-text-anchor:top" o:gfxdata="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" fillcolor="white [3201]" strokeweight=".5pt">
+                <v:textbox>
+                  <w:txbxContent>
+                    <w:p>
+                      <w:r>
+                        <w:rPr>
+                          <w:rFonts w:ascii="Times New Roman" w:hAnsi="Times New Roman" w:cs="Times New Roman"/>
+                          <w:b/>
+                          <w:bCs/>
+                          <w:sz w:val="24"/>
+                          <w:szCs w:val="24"/>
+                        </w:rPr>
+                        <w:t>Independent Variables</w:t>
+                      </w:r>
+                    </w:p>
+                  </w:txbxContent>
+                </v:textbox>
+                <w10:wrap anchorx="margin"/>
+              </v:shape>
+            </w:pict>
+          </mc:Fallback>
+        </mc:AlternateContent>
+      </w:r>
+      <w:r>
+        <w:rPr>
+          <w:rFonts w:ascii="Times New Roman" w:hAnsi="Times New Roman" w:cs="Times New Roman"/>
+          <w:noProof/>
+          <w:lang w:eastAsia="en-US"/>
+        </w:rPr>
+        <mc:AlternateContent>
+          <mc:Choice Requires="wps">
+            <w:drawing>
+              <wp:anchor distT="0" distB="0" distL="114300" distR="114300" simplePos="0" relativeHeight="251677696" behindDoc="0" locked="0" layoutInCell="1" allowOverlap="1" wp14:anchorId="3EC31FAE" wp14:editId="75EA350E">
                 <wp:simplePos x="0" y="0"/>
                 <wp:positionH relativeFrom="column">
-                  <wp:posOffset>1867711</wp:posOffset>
+                  <wp:posOffset>2800350</wp:posOffset>
                 </wp:positionH>
                 <wp:positionV relativeFrom="paragraph">
-                  <wp:posOffset>405968</wp:posOffset>
+                  <wp:posOffset>952499</wp:posOffset>
                 </wp:positionV>
-                <wp:extent cx="2104376" cy="121974"/>
-                <wp:effectExtent l="0" t="19050" r="29845" b="30480"/>
+                <wp:extent cx="161925" cy="1381125"/>
+                <wp:effectExtent l="19050" t="19050" r="47625" b="28575"/>
                 <wp:wrapNone/>
-                <wp:docPr id="1985285909" name="Arrow: Right 11"/>
+                <wp:docPr id="14" name="Up Arrow 14"/>
                 <wp:cNvGraphicFramePr/>
                 <a:graphic xmlns:a="http://schemas.openxmlformats.org/drawingml/2006/main">
                   <a:graphicData uri="http://schemas.microsoft.com/office/word/2010/wordprocessingShape">
@@ -10880,23 +10784,23 @@
                       <wps:spPr>
                         <a:xfrm>
                           <a:off x="0" y="0"/>
-                          <a:ext cx="2104376" cy="121974"/>
+                          <a:ext cx="161925" cy="1381125"/>
                         </a:xfrm>
-                        <a:prstGeom prst="rightArrow">
+                        <a:prstGeom prst="upArrow">
                           <a:avLst/>
                         </a:prstGeom>
                       </wps:spPr>
                       <wps:style>
                         <a:lnRef idx="2">
-                          <a:schemeClr val="accent1">
-                            <a:shade val="15000"/>
+                          <a:schemeClr val="dk1">
+                            <a:shade val="50000"/>
                           </a:schemeClr>
                         </a:lnRef>
                         <a:fillRef idx="1">
-                          <a:schemeClr val="accent1"/>
+                          <a:schemeClr val="dk1"/>
                         </a:fillRef>
                         <a:effectRef idx="0">
-                          <a:schemeClr val="accent1"/>
+                          <a:schemeClr val="dk1"/>
                         </a:effectRef>
                         <a:fontRef idx="minor">
                           <a:schemeClr val="lt1"/>
@@ -10922,23 +10826,21 @@
           </mc:Choice>
           <mc:Fallback>
             <w:pict>
-              <v:shapetype w14:anchorId="411992BC" id="_x0000_t13" coordsize="21600,21600" o:spt="13" adj="16200,5400" path="m@0,l@0@1,0@1,0@2@0@2@0,21600,21600,10800xe">
+              <v:shapetype w14:anchorId="05DF5429" id="_x0000_t68" coordsize="21600,21600" o:spt="68" adj="5400,5400" path="m0@0l@1@0@1,21600@2,21600@2@0,21600@0,10800,xe">
                 <v:stroke joinstyle="miter"/>
                 <v:formulas>
                   <v:f eqn="val #0"/>
                   <v:f eqn="val #1"/>
-                  <v:f eqn="sum height 0 #1"/>
-                  <v:f eqn="sum 10800 0 #1"/>
-                  <v:f eqn="sum width 0 #0"/>
-                  <v:f eqn="prod @4 @3 10800"/>
-                  <v:f eqn="sum width 0 @5"/>
+                  <v:f eqn="sum 21600 0 #1"/>
+                  <v:f eqn="prod #0 #1 10800"/>
+                  <v:f eqn="sum #0 0 @3"/>
                 </v:formulas>
-                <v:path o:connecttype="custom" o:connectlocs="@0,0;0,10800;@0,21600;21600,10800" o:connectangles="270,180,90,0" textboxrect="0,@1,@6,@2"/>
+                <v:path o:connecttype="custom" o:connectlocs="10800,0;0,@0;10800,21600;21600,@0" o:connectangles="270,180,90,0" textboxrect="@1,@4,@2,21600"/>
                 <v:handles>
-                  <v:h position="#0,#1" xrange="0,21600" yrange="0,10800"/>
+                  <v:h position="#1,#0" xrange="0,10800" yrange="0,21600"/>
                 </v:handles>
               </v:shapetype>
-              <v:shape id="Arrow: Right 11" o:spid="_x0000_s1026" type="#_x0000_t13" style="position:absolute;margin-left:147.05pt;margin-top:31.95pt;width:165.7pt;height:9.6pt;z-index:251663360;visibility:visible;mso-wrap-style:square;mso-width-percent:0;mso-height-percent:0;mso-wrap-distance-left:9pt;mso-wrap-distance-top:0;mso-wrap-distance-right:9pt;mso-wrap-distance-bottom:0;mso-position-horizontal:absolute;mso-position-horizontal-relative:text;mso-position-vertical:absolute;mso-position-vertical-relative:text;mso-width-percent:0;mso-height-percent:0;mso-width-relative:margin;mso-height-relative:margin;v-text-anchor:middle" o:gfxdata="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" adj="20974" fillcolor="#5b9bd5 [3204]" strokecolor="#091723 [484]" strokeweight="1pt"/>
+              <v:shape id="Up Arrow 14" o:spid="_x0000_s1026" type="#_x0000_t68" style="position:absolute;margin-left:220.5pt;margin-top:75pt;width:12.75pt;height:108.75pt;z-index:251677696;visibility:visible;mso-wrap-style:square;mso-width-percent:0;mso-height-percent:0;mso-wrap-distance-left:9pt;mso-wrap-distance-top:0;mso-wrap-distance-right:9pt;mso-wrap-distance-bottom:0;mso-position-horizontal:absolute;mso-position-horizontal-relative:text;mso-position-vertical:absolute;mso-position-vertical-relative:text;mso-width-percent:0;mso-height-percent:0;mso-width-relative:margin;mso-height-relative:margin;v-text-anchor:middle" o:gfxdata="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" adj="1266" fillcolor="black [3200]" strokecolor="black [1600]" strokeweight="1pt"/>
             </w:pict>
           </mc:Fallback>
         </mc:AlternateContent>
@@ -10946,28 +10848,24 @@
       <w:r>
         <w:rPr>
           <w:rFonts w:ascii="Times New Roman" w:hAnsi="Times New Roman" w:cs="Times New Roman"/>
-          <w:b/>
-          <w:bCs/>
           <w:noProof/>
-          <w:sz w:val="24"/>
-          <w:szCs w:val="24"/>
           <w:lang w:eastAsia="en-US"/>
         </w:rPr>
         <mc:AlternateContent>
           <mc:Choice Requires="wps">
             <w:drawing>
-              <wp:anchor distT="0" distB="0" distL="114300" distR="114300" simplePos="0" relativeHeight="251662336" behindDoc="0" locked="0" layoutInCell="1" allowOverlap="1" wp14:anchorId="0D264B8A" wp14:editId="46C82A4D">
+              <wp:anchor distT="0" distB="0" distL="114300" distR="114300" simplePos="0" relativeHeight="251676672" behindDoc="0" locked="0" layoutInCell="1" allowOverlap="1" wp14:anchorId="1207EB96" wp14:editId="77197244">
                 <wp:simplePos x="0" y="0"/>
                 <wp:positionH relativeFrom="column">
-                  <wp:posOffset>2351592</wp:posOffset>
+                  <wp:posOffset>2228850</wp:posOffset>
                 </wp:positionH>
                 <wp:positionV relativeFrom="paragraph">
-                  <wp:posOffset>518046</wp:posOffset>
+                  <wp:posOffset>800100</wp:posOffset>
                 </wp:positionV>
-                <wp:extent cx="171450" cy="1342529"/>
-                <wp:effectExtent l="19050" t="19050" r="38100" b="10160"/>
+                <wp:extent cx="1285875" cy="161925"/>
+                <wp:effectExtent l="0" t="19050" r="47625" b="47625"/>
                 <wp:wrapNone/>
-                <wp:docPr id="1413719178" name="Arrow: Up 10"/>
+                <wp:docPr id="13" name="Right Arrow 13"/>
                 <wp:cNvGraphicFramePr/>
                 <a:graphic xmlns:a="http://schemas.openxmlformats.org/drawingml/2006/main">
                   <a:graphicData uri="http://schemas.microsoft.com/office/word/2010/wordprocessingShape">
@@ -10976,23 +10874,23 @@
                       <wps:spPr>
                         <a:xfrm>
                           <a:off x="0" y="0"/>
-                          <a:ext cx="171450" cy="1342529"/>
+                          <a:ext cx="1285875" cy="161925"/>
                         </a:xfrm>
-                        <a:prstGeom prst="upArrow">
+                        <a:prstGeom prst="rightArrow">
                           <a:avLst/>
                         </a:prstGeom>
                       </wps:spPr>
                       <wps:style>
                         <a:lnRef idx="2">
-                          <a:schemeClr val="accent1">
-                            <a:shade val="15000"/>
+                          <a:schemeClr val="dk1">
+                            <a:shade val="50000"/>
                           </a:schemeClr>
                         </a:lnRef>
                         <a:fillRef idx="1">
-                          <a:schemeClr val="accent1"/>
+                          <a:schemeClr val="dk1"/>
                         </a:fillRef>
                         <a:effectRef idx="0">
-                          <a:schemeClr val="accent1"/>
+                          <a:schemeClr val="dk1"/>
                         </a:effectRef>
                         <a:fontRef idx="minor">
                           <a:schemeClr val="lt1"/>
@@ -11018,486 +10916,1354 @@
           </mc:Choice>
           <mc:Fallback>
             <w:pict>
-              <v:shapetype w14:anchorId="5F35D059" id="_x0000_t68" coordsize="21600,21600" o:spt="68" adj="5400,5400" path="m0@0l@1@0@1,21600@2,21600@2@0,21600@0,10800,xe">
+              <v:shapetype w14:anchorId="3F7E4D35" id="_x0000_t13" coordsize="21600,21600" o:spt="13" adj="16200,5400" path="m@0,l@0@1,0@1,0@2@0@2@0,21600,21600,10800xe">
                 <v:stroke joinstyle="miter"/>
                 <v:formulas>
                   <v:f eqn="val #0"/>
                   <v:f eqn="val #1"/>
-                  <v:f eqn="sum 21600 0 #1"/>
-                  <v:f eqn="prod #0 #1 10800"/>
-                  <v:f eqn="sum #0 0 @3"/>
+                  <v:f eqn="sum height 0 #1"/>
+                  <v:f eqn="sum 10800 0 #1"/>
+                  <v:f eqn="sum width 0 #0"/>
+                  <v:f eqn="prod @4 @3 10800"/>
+                  <v:f eqn="sum width 0 @5"/>
                 </v:formulas>
-                <v:path o:connecttype="custom" o:connectlocs="10800,0;0,@0;10800,21600;21600,@0" o:connectangles="270,180,90,0" textboxrect="@1,@4,@2,21600"/>
+                <v:path o:connecttype="custom" o:connectlocs="@0,0;0,10800;@0,21600;21600,10800" o:connectangles="270,180,90,0" textboxrect="0,@1,@6,@2"/>
                 <v:handles>
-                  <v:h position="#1,#0" xrange="0,10800" yrange="0,21600"/>
+                  <v:h position="#0,#1" xrange="0,21600" yrange="0,10800"/>
                 </v:handles>
               </v:shapetype>
-              <v:shape id="Arrow: Up 10" o:spid="_x0000_s1026" type="#_x0000_t68" style="position:absolute;margin-left:185.15pt;margin-top:40.8pt;width:13.5pt;height:105.7pt;z-index:251662336;visibility:visible;mso-wrap-style:square;mso-width-percent:0;mso-height-percent:0;mso-wrap-distance-left:9pt;mso-wrap-distance-top:0;mso-wrap-distance-right:9pt;mso-wrap-distance-bottom:0;mso-position-horizontal:absolute;mso-position-horizontal-relative:text;mso-position-vertical:absolute;mso-position-vertical-relative:text;mso-width-percent:0;mso-height-percent:0;mso-width-relative:margin;mso-height-relative:margin;v-text-anchor:middle" o:gfxdata="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" adj="1379" fillcolor="#5b9bd5 [3204]" strokecolor="#091723 [484]" strokeweight="1pt"/>
+              <v:shape id="Right Arrow 13" o:spid="_x0000_s1026" type="#_x0000_t13" style="position:absolute;margin-left:175.5pt;margin-top:63pt;width:101.25pt;height:12.75pt;z-index:251676672;visibility:visible;mso-wrap-style:square;mso-width-percent:0;mso-height-percent:0;mso-wrap-distance-left:9pt;mso-wrap-distance-top:0;mso-wrap-distance-right:9pt;mso-wrap-distance-bottom:0;mso-position-horizontal:absolute;mso-position-horizontal-relative:text;mso-position-vertical:absolute;mso-position-vertical-relative:text;mso-width-percent:0;mso-height-percent:0;mso-width-relative:margin;mso-height-relative:margin;v-text-anchor:middle" o:gfxdata="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" adj="20240" fillcolor="black [3200]" strokecolor="black [1600]" strokeweight="1pt"/>
             </w:pict>
           </mc:Fallback>
         </mc:AlternateContent>
       </w:r>
-    </w:p>
-    <w:tbl>
-      <w:tblPr>
-        <w:tblW w:w="0" w:type="auto"/>
-        <w:tblInd w:w="-5" w:type="dxa"/>
-        <w:tblBorders>
-          <w:top w:val="single" w:sz="4" w:space="0" w:color="auto"/>
-          <w:left w:val="single" w:sz="4" w:space="0" w:color="auto"/>
-          <w:bottom w:val="single" w:sz="4" w:space="0" w:color="auto"/>
-          <w:right w:val="single" w:sz="4" w:space="0" w:color="auto"/>
-          <w:insideH w:val="single" w:sz="4" w:space="0" w:color="auto"/>
-          <w:insideV w:val="single" w:sz="4" w:space="0" w:color="auto"/>
-        </w:tblBorders>
-        <w:tblLook w:val="0000" w:firstRow="0" w:lastRow="0" w:firstColumn="0" w:lastColumn="0" w:noHBand="0" w:noVBand="0"/>
-      </w:tblPr>
-      <w:tblGrid>
-        <w:gridCol w:w="2790"/>
-      </w:tblGrid>
-      <w:tr>
-        <w:trPr>
-          <w:trHeight w:val="1153"/>
-        </w:trPr>
-        <w:tc>
-          <w:tcPr>
-            <w:tcW w:w="2790" w:type="dxa"/>
-          </w:tcPr>
-          <w:p>
-            <w:pPr>
-              <w:spacing w:after="160" w:line="360" w:lineRule="auto"/>
-              <w:jc w:val="both"/>
-              <w:rPr>
-                <w:rFonts w:ascii="Times New Roman" w:hAnsi="Times New Roman" w:cs="Times New Roman"/>
-                <w:b/>
-                <w:bCs/>
-                <w:sz w:val="24"/>
-                <w:szCs w:val="24"/>
-                <w:u w:val="single"/>
-              </w:rPr>
-            </w:pPr>
-            <w:r>
-              <w:rPr>
-                <w:rFonts w:ascii="Times New Roman" w:hAnsi="Times New Roman" w:cs="Times New Roman"/>
-                <w:b/>
-                <w:bCs/>
-                <w:sz w:val="24"/>
-                <w:szCs w:val="24"/>
-                <w:u w:val="single"/>
-              </w:rPr>
-              <w:t xml:space="preserve">Corporate Governance </w:t>
-            </w:r>
-          </w:p>
-          <w:p>
-            <w:pPr>
-              <w:pStyle w:val="ListParagraph"/>
-              <w:numPr>
-                <w:ilvl w:val="0"/>
-                <w:numId w:val="1"/>
-              </w:numPr>
-              <w:spacing w:after="160" w:line="360" w:lineRule="auto"/>
-              <w:jc w:val="both"/>
-              <w:rPr>
-                <w:rFonts w:ascii="Times New Roman" w:hAnsi="Times New Roman" w:cs="Times New Roman"/>
-                <w:b/>
-                <w:bCs/>
-                <w:sz w:val="24"/>
-                <w:szCs w:val="24"/>
-              </w:rPr>
-            </w:pPr>
-            <w:r>
-              <w:rPr>
-                <w:rFonts w:ascii="Times New Roman" w:hAnsi="Times New Roman" w:cs="Times New Roman"/>
-                <w:sz w:val="24"/>
-                <w:szCs w:val="24"/>
-              </w:rPr>
-              <w:t>Board Composition</w:t>
-            </w:r>
-          </w:p>
-          <w:p>
-            <w:pPr>
-              <w:pStyle w:val="ListParagraph"/>
-              <w:numPr>
-                <w:ilvl w:val="0"/>
-                <w:numId w:val="1"/>
-              </w:numPr>
-              <w:spacing w:after="160" w:line="360" w:lineRule="auto"/>
-              <w:jc w:val="both"/>
-              <w:rPr>
-                <w:rFonts w:ascii="Times New Roman" w:hAnsi="Times New Roman" w:cs="Times New Roman"/>
-                <w:b/>
-                <w:bCs/>
-                <w:sz w:val="24"/>
-                <w:szCs w:val="24"/>
-              </w:rPr>
-            </w:pPr>
-            <w:r>
-              <w:rPr>
-                <w:rFonts w:ascii="Times New Roman" w:hAnsi="Times New Roman" w:cs="Times New Roman"/>
-                <w:sz w:val="24"/>
-                <w:szCs w:val="24"/>
-              </w:rPr>
-              <w:t>Executive Compensation</w:t>
-            </w:r>
-          </w:p>
-          <w:p>
-            <w:pPr>
-              <w:pStyle w:val="ListParagraph"/>
-              <w:numPr>
-                <w:ilvl w:val="0"/>
-                <w:numId w:val="1"/>
-              </w:numPr>
-              <w:spacing w:after="160" w:line="360" w:lineRule="auto"/>
-              <w:jc w:val="both"/>
-              <w:rPr>
-                <w:rFonts w:ascii="Times New Roman" w:hAnsi="Times New Roman" w:cs="Times New Roman"/>
-                <w:b/>
-                <w:bCs/>
-                <w:sz w:val="24"/>
-                <w:szCs w:val="24"/>
-              </w:rPr>
-            </w:pPr>
-            <w:r>
-              <w:rPr>
-                <w:rFonts w:ascii="Times New Roman" w:hAnsi="Times New Roman" w:cs="Times New Roman"/>
-                <w:sz w:val="24"/>
-                <w:szCs w:val="24"/>
-              </w:rPr>
-              <w:t>Audit Practices</w:t>
-            </w:r>
-          </w:p>
-          <w:p>
-            <w:pPr>
-              <w:pStyle w:val="ListParagraph"/>
-              <w:numPr>
-                <w:ilvl w:val="0"/>
-                <w:numId w:val="1"/>
-              </w:numPr>
-              <w:spacing w:after="160" w:line="360" w:lineRule="auto"/>
-              <w:jc w:val="both"/>
-              <w:rPr>
-                <w:rFonts w:ascii="Times New Roman" w:hAnsi="Times New Roman" w:cs="Times New Roman"/>
-                <w:b/>
-                <w:bCs/>
-                <w:sz w:val="24"/>
-                <w:szCs w:val="24"/>
-              </w:rPr>
-            </w:pPr>
-            <w:r>
-              <w:rPr>
-                <w:rFonts w:ascii="Times New Roman" w:hAnsi="Times New Roman" w:cs="Times New Roman"/>
-                <w:sz w:val="24"/>
-                <w:szCs w:val="24"/>
-              </w:rPr>
-              <w:t>Risk management</w:t>
-            </w:r>
-          </w:p>
-        </w:tc>
-      </w:tr>
-    </w:tbl>
-    <w:tbl>
-      <w:tblPr>
-        <w:tblpPr w:leftFromText="180" w:rightFromText="180" w:vertAnchor="text" w:horzAnchor="page" w:tblpX="7736" w:tblpY="-2696"/>
-        <w:tblW w:w="0" w:type="auto"/>
-        <w:tblBorders>
-          <w:top w:val="single" w:sz="4" w:space="0" w:color="auto"/>
-          <w:left w:val="single" w:sz="4" w:space="0" w:color="auto"/>
-          <w:bottom w:val="single" w:sz="4" w:space="0" w:color="auto"/>
-          <w:right w:val="single" w:sz="4" w:space="0" w:color="auto"/>
-          <w:insideH w:val="single" w:sz="4" w:space="0" w:color="auto"/>
-          <w:insideV w:val="single" w:sz="4" w:space="0" w:color="auto"/>
-        </w:tblBorders>
-        <w:tblLook w:val="0000" w:firstRow="0" w:lastRow="0" w:firstColumn="0" w:lastColumn="0" w:noHBand="0" w:noVBand="0"/>
-      </w:tblPr>
-      <w:tblGrid>
-        <w:gridCol w:w="3223"/>
-      </w:tblGrid>
-      <w:tr>
-        <w:trPr>
-          <w:trHeight w:val="2147"/>
-        </w:trPr>
-        <w:tc>
-          <w:tcPr>
-            <w:tcW w:w="3223" w:type="dxa"/>
-          </w:tcPr>
-          <w:p>
-            <w:pPr>
-              <w:spacing w:after="160" w:line="360" w:lineRule="auto"/>
-              <w:jc w:val="both"/>
-              <w:rPr>
-                <w:rFonts w:ascii="Times New Roman" w:hAnsi="Times New Roman" w:cs="Times New Roman"/>
-                <w:b/>
-                <w:bCs/>
-                <w:sz w:val="24"/>
-                <w:szCs w:val="24"/>
-                <w:u w:val="single"/>
-              </w:rPr>
-            </w:pPr>
-            <w:r>
-              <w:rPr>
-                <w:rFonts w:ascii="Times New Roman" w:hAnsi="Times New Roman" w:cs="Times New Roman"/>
-                <w:b/>
-                <w:bCs/>
-                <w:sz w:val="24"/>
-                <w:szCs w:val="24"/>
-                <w:u w:val="single"/>
-              </w:rPr>
-              <w:t>Profitability</w:t>
-            </w:r>
-          </w:p>
-          <w:p>
-            <w:pPr>
-              <w:pStyle w:val="ListParagraph"/>
-              <w:numPr>
-                <w:ilvl w:val="0"/>
-                <w:numId w:val="3"/>
-              </w:numPr>
-              <w:spacing w:after="160" w:line="360" w:lineRule="auto"/>
-              <w:jc w:val="both"/>
-              <w:rPr>
-                <w:rFonts w:ascii="Times New Roman" w:hAnsi="Times New Roman" w:cs="Times New Roman"/>
-                <w:sz w:val="24"/>
-                <w:szCs w:val="24"/>
-              </w:rPr>
-            </w:pPr>
-            <w:r>
-              <w:rPr>
-                <w:rFonts w:ascii="Times New Roman" w:hAnsi="Times New Roman" w:cs="Times New Roman"/>
-                <w:sz w:val="24"/>
-                <w:szCs w:val="24"/>
-              </w:rPr>
-              <w:t>Customer satisfaction</w:t>
-            </w:r>
-          </w:p>
-          <w:p>
-            <w:pPr>
-              <w:pStyle w:val="ListParagraph"/>
-              <w:numPr>
-                <w:ilvl w:val="0"/>
-                <w:numId w:val="3"/>
-              </w:numPr>
-              <w:spacing w:after="160" w:line="360" w:lineRule="auto"/>
-              <w:jc w:val="both"/>
-              <w:rPr>
-                <w:rFonts w:ascii="Times New Roman" w:hAnsi="Times New Roman" w:cs="Times New Roman"/>
-                <w:sz w:val="24"/>
-                <w:szCs w:val="24"/>
-              </w:rPr>
-            </w:pPr>
-            <w:r>
-              <w:rPr>
-                <w:rFonts w:ascii="Times New Roman" w:hAnsi="Times New Roman" w:cs="Times New Roman"/>
-                <w:sz w:val="24"/>
-                <w:szCs w:val="24"/>
-              </w:rPr>
-              <w:t>Net Profit Margin</w:t>
-            </w:r>
-          </w:p>
-          <w:p>
-            <w:pPr>
-              <w:pStyle w:val="ListParagraph"/>
-              <w:numPr>
-                <w:ilvl w:val="0"/>
-                <w:numId w:val="3"/>
-              </w:numPr>
-              <w:spacing w:after="160" w:line="360" w:lineRule="auto"/>
-              <w:jc w:val="both"/>
-              <w:rPr>
-                <w:rFonts w:ascii="Times New Roman" w:hAnsi="Times New Roman" w:cs="Times New Roman"/>
-                <w:sz w:val="24"/>
-                <w:szCs w:val="24"/>
-              </w:rPr>
-            </w:pPr>
-            <w:r>
-              <w:rPr>
-                <w:rFonts w:ascii="Times New Roman" w:hAnsi="Times New Roman" w:cs="Times New Roman"/>
-                <w:sz w:val="24"/>
-                <w:szCs w:val="24"/>
-              </w:rPr>
-              <w:t>Product qual</w:t>
-            </w:r>
-            <w:r>
-              <w:rPr>
-                <w:rFonts w:ascii="Times New Roman" w:hAnsi="Times New Roman" w:cs="Times New Roman"/>
-                <w:sz w:val="24"/>
-                <w:szCs w:val="24"/>
-              </w:rPr>
-              <w:t>ity</w:t>
-            </w:r>
-          </w:p>
-          <w:p>
-            <w:pPr>
-              <w:pStyle w:val="ListParagraph"/>
-              <w:numPr>
-                <w:ilvl w:val="0"/>
-                <w:numId w:val="3"/>
-              </w:numPr>
-              <w:spacing w:after="160" w:line="360" w:lineRule="auto"/>
-              <w:jc w:val="both"/>
-              <w:rPr>
-                <w:rFonts w:ascii="Times New Roman" w:hAnsi="Times New Roman" w:cs="Times New Roman"/>
-                <w:sz w:val="24"/>
-                <w:szCs w:val="24"/>
-              </w:rPr>
-            </w:pPr>
-            <w:r>
-              <w:rPr>
-                <w:rFonts w:ascii="Times New Roman" w:hAnsi="Times New Roman" w:cs="Times New Roman"/>
-                <w:sz w:val="24"/>
-                <w:szCs w:val="24"/>
-              </w:rPr>
-              <w:t>Return on asset (ROA)</w:t>
-            </w:r>
-          </w:p>
-        </w:tc>
-      </w:tr>
-    </w:tbl>
-    <w:p>
-      <w:pPr>
-        <w:pStyle w:val="ListParagraph"/>
-        <w:spacing w:line="360" w:lineRule="auto"/>
-        <w:ind w:left="2940"/>
-        <w:jc w:val="both"/>
-        <w:rPr>
-          <w:rFonts w:ascii="Times New Roman" w:hAnsi="Times New Roman" w:cs="Times New Roman"/>
-          <w:b/>
-          <w:bCs/>
-          <w:sz w:val="24"/>
-          <w:szCs w:val="24"/>
-        </w:rPr>
-      </w:pPr>
-    </w:p>
-    <w:tbl>
-      <w:tblPr>
-        <w:tblpPr w:leftFromText="180" w:rightFromText="180" w:vertAnchor="text" w:tblpX="2490" w:tblpY="276"/>
-        <w:tblW w:w="0" w:type="auto"/>
-        <w:tblBorders>
-          <w:top w:val="single" w:sz="4" w:space="0" w:color="auto"/>
-          <w:left w:val="single" w:sz="4" w:space="0" w:color="auto"/>
-          <w:bottom w:val="single" w:sz="4" w:space="0" w:color="auto"/>
-          <w:right w:val="single" w:sz="4" w:space="0" w:color="auto"/>
-          <w:insideH w:val="single" w:sz="4" w:space="0" w:color="auto"/>
-          <w:insideV w:val="single" w:sz="4" w:space="0" w:color="auto"/>
-        </w:tblBorders>
-        <w:tblLook w:val="0000" w:firstRow="0" w:lastRow="0" w:firstColumn="0" w:lastColumn="0" w:noHBand="0" w:noVBand="0"/>
-      </w:tblPr>
-      <w:tblGrid>
-        <w:gridCol w:w="3271"/>
-      </w:tblGrid>
-      <w:tr>
-        <w:trPr>
-          <w:trHeight w:val="1880"/>
-        </w:trPr>
-        <w:tc>
-          <w:tcPr>
-            <w:tcW w:w="3271" w:type="dxa"/>
-          </w:tcPr>
-          <w:p>
-            <w:pPr>
-              <w:pStyle w:val="ListParagraph"/>
-              <w:numPr>
-                <w:ilvl w:val="0"/>
-                <w:numId w:val="2"/>
-              </w:numPr>
-              <w:spacing w:after="160" w:line="360" w:lineRule="auto"/>
-              <w:jc w:val="both"/>
-              <w:rPr>
-                <w:rFonts w:ascii="Times New Roman" w:hAnsi="Times New Roman" w:cs="Times New Roman"/>
-                <w:b/>
-                <w:bCs/>
-                <w:sz w:val="24"/>
-                <w:szCs w:val="24"/>
-              </w:rPr>
-            </w:pPr>
-            <w:r>
-              <w:rPr>
-                <w:rFonts w:ascii="Times New Roman" w:hAnsi="Times New Roman" w:cs="Times New Roman"/>
-                <w:sz w:val="24"/>
-                <w:szCs w:val="24"/>
-              </w:rPr>
-              <w:t xml:space="preserve">Transparency, </w:t>
-            </w:r>
-          </w:p>
-          <w:p>
-            <w:pPr>
-              <w:pStyle w:val="ListParagraph"/>
-              <w:numPr>
-                <w:ilvl w:val="0"/>
-                <w:numId w:val="2"/>
-              </w:numPr>
-              <w:spacing w:after="160" w:line="360" w:lineRule="auto"/>
-              <w:jc w:val="both"/>
-              <w:rPr>
-                <w:rFonts w:ascii="Times New Roman" w:hAnsi="Times New Roman" w:cs="Times New Roman"/>
-                <w:b/>
-                <w:bCs/>
-                <w:sz w:val="24"/>
-                <w:szCs w:val="24"/>
-              </w:rPr>
-            </w:pPr>
-            <w:r>
-              <w:rPr>
-                <w:rFonts w:ascii="Times New Roman" w:hAnsi="Times New Roman" w:cs="Times New Roman"/>
-                <w:sz w:val="24"/>
-                <w:szCs w:val="24"/>
-              </w:rPr>
-              <w:t xml:space="preserve">Accountability, </w:t>
-            </w:r>
-          </w:p>
-          <w:p>
-            <w:pPr>
-              <w:pStyle w:val="ListParagraph"/>
-              <w:numPr>
-                <w:ilvl w:val="0"/>
-                <w:numId w:val="2"/>
-              </w:numPr>
-              <w:spacing w:after="160" w:line="360" w:lineRule="auto"/>
-              <w:jc w:val="both"/>
-              <w:rPr>
-                <w:rFonts w:ascii="Times New Roman" w:hAnsi="Times New Roman" w:cs="Times New Roman"/>
-                <w:b/>
-                <w:bCs/>
-                <w:sz w:val="24"/>
-                <w:szCs w:val="24"/>
-              </w:rPr>
-            </w:pPr>
-            <w:r>
-              <w:rPr>
-                <w:rFonts w:ascii="Times New Roman" w:hAnsi="Times New Roman" w:cs="Times New Roman"/>
-                <w:sz w:val="24"/>
-                <w:szCs w:val="24"/>
-              </w:rPr>
-              <w:t>Decision-Making Processes</w:t>
-            </w:r>
-          </w:p>
-          <w:p>
-            <w:pPr>
-              <w:spacing w:line="360" w:lineRule="auto"/>
-              <w:jc w:val="both"/>
-              <w:rPr>
-                <w:rFonts w:ascii="Times New Roman" w:hAnsi="Times New Roman" w:cs="Times New Roman"/>
-                <w:b/>
-                <w:bCs/>
-                <w:sz w:val="24"/>
-                <w:szCs w:val="24"/>
-              </w:rPr>
-            </w:pPr>
-          </w:p>
-        </w:tc>
-      </w:tr>
-    </w:tbl>
+      <w:r>
+        <w:rPr>
+          <w:rFonts w:ascii="Times New Roman" w:hAnsi="Times New Roman" w:cs="Times New Roman"/>
+          <w:noProof/>
+          <w:lang w:eastAsia="en-US"/>
+        </w:rPr>
+        <mc:AlternateContent>
+          <mc:Choice Requires="wps">
+            <w:drawing>
+              <wp:anchor distT="0" distB="0" distL="114300" distR="114300" simplePos="0" relativeHeight="251675648" behindDoc="0" locked="0" layoutInCell="1" allowOverlap="1" wp14:anchorId="16687CA5" wp14:editId="4B8FC224">
+                <wp:simplePos x="0" y="0"/>
+                <wp:positionH relativeFrom="column">
+                  <wp:posOffset>1857375</wp:posOffset>
+                </wp:positionH>
+                <wp:positionV relativeFrom="paragraph">
+                  <wp:posOffset>2333625</wp:posOffset>
+                </wp:positionV>
+                <wp:extent cx="2066925" cy="1562100"/>
+                <wp:effectExtent l="0" t="0" r="28575" b="19050"/>
+                <wp:wrapNone/>
+                <wp:docPr id="11" name="Text Box 11"/>
+                <wp:cNvGraphicFramePr/>
+                <a:graphic xmlns:a="http://schemas.openxmlformats.org/drawingml/2006/main">
+                  <a:graphicData uri="http://schemas.microsoft.com/office/word/2010/wordprocessingShape">
+                    <wps:wsp>
+                      <wps:cNvSpPr txBox="1"/>
+                      <wps:spPr>
+                        <a:xfrm>
+                          <a:off x="0" y="0"/>
+                          <a:ext cx="2066925" cy="1562100"/>
+                        </a:xfrm>
+                        <a:prstGeom prst="rect">
+                          <a:avLst/>
+                        </a:prstGeom>
+                        <a:solidFill>
+                          <a:schemeClr val="lt1"/>
+                        </a:solidFill>
+                        <a:ln w="6350">
+                          <a:solidFill>
+                            <a:prstClr val="black"/>
+                          </a:solidFill>
+                        </a:ln>
+                      </wps:spPr>
+                      <wps:txbx>
+                        <w:txbxContent>
+                          <w:p>
+                            <w:pPr>
+                              <w:pStyle w:val="ListParagraph"/>
+                              <w:numPr>
+                                <w:ilvl w:val="0"/>
+                                <w:numId w:val="2"/>
+                              </w:numPr>
+                              <w:spacing w:after="160" w:line="360" w:lineRule="auto"/>
+                              <w:rPr>
+                                <w:rFonts w:ascii="Times New Roman" w:hAnsi="Times New Roman" w:cs="Times New Roman"/>
+                                <w:b/>
+                                <w:bCs/>
+                                <w:sz w:val="24"/>
+                                <w:szCs w:val="24"/>
+                              </w:rPr>
+                            </w:pPr>
+                            <w:r>
+                              <w:rPr>
+                                <w:rFonts w:ascii="Times New Roman" w:hAnsi="Times New Roman" w:cs="Times New Roman"/>
+                                <w:sz w:val="24"/>
+                                <w:szCs w:val="24"/>
+                              </w:rPr>
+                              <w:t xml:space="preserve">Transparency, </w:t>
+                            </w:r>
+                          </w:p>
+                          <w:p>
+                            <w:pPr>
+                              <w:pStyle w:val="ListParagraph"/>
+                              <w:numPr>
+                                <w:ilvl w:val="0"/>
+                                <w:numId w:val="2"/>
+                              </w:numPr>
+                              <w:spacing w:after="160" w:line="360" w:lineRule="auto"/>
+                              <w:rPr>
+                                <w:rFonts w:ascii="Times New Roman" w:hAnsi="Times New Roman" w:cs="Times New Roman"/>
+                                <w:b/>
+                                <w:bCs/>
+                                <w:sz w:val="24"/>
+                                <w:szCs w:val="24"/>
+                              </w:rPr>
+                            </w:pPr>
+                            <w:r>
+                              <w:rPr>
+                                <w:rFonts w:ascii="Times New Roman" w:hAnsi="Times New Roman" w:cs="Times New Roman"/>
+                                <w:sz w:val="24"/>
+                                <w:szCs w:val="24"/>
+                              </w:rPr>
+                              <w:t xml:space="preserve">Accountability, </w:t>
+                            </w:r>
+                          </w:p>
+                          <w:p>
+                            <w:pPr>
+                              <w:pStyle w:val="ListParagraph"/>
+                              <w:numPr>
+                                <w:ilvl w:val="0"/>
+                                <w:numId w:val="2"/>
+                              </w:numPr>
+                              <w:spacing w:after="160" w:line="360" w:lineRule="auto"/>
+                              <w:rPr>
+                                <w:rFonts w:ascii="Times New Roman" w:hAnsi="Times New Roman" w:cs="Times New Roman"/>
+                                <w:b/>
+                                <w:bCs/>
+                                <w:sz w:val="24"/>
+                                <w:szCs w:val="24"/>
+                              </w:rPr>
+                            </w:pPr>
+                            <w:r>
+                              <w:rPr>
+                                <w:rFonts w:ascii="Times New Roman" w:hAnsi="Times New Roman" w:cs="Times New Roman"/>
+                                <w:sz w:val="24"/>
+                                <w:szCs w:val="24"/>
+                              </w:rPr>
+                              <w:t>Decision-Making Processes</w:t>
+                            </w:r>
+                          </w:p>
+                        </w:txbxContent>
+                      </wps:txbx>
+                      <wps:bodyPr rot="0" spcFirstLastPara="0" vertOverflow="overflow" horzOverflow="overflow" vert="horz" wrap="square" lIns="91440" tIns="45720" rIns="91440" bIns="45720" numCol="1" spcCol="0" rtlCol="0" fromWordArt="0" anchor="t" anchorCtr="0" forceAA="0" compatLnSpc="1">
+                        <a:prstTxWarp prst="textNoShape">
+                          <a:avLst/>
+                        </a:prstTxWarp>
+                        <a:noAutofit/>
+                      </wps:bodyPr>
+                    </wps:wsp>
+                  </a:graphicData>
+                </a:graphic>
+              </wp:anchor>
+            </w:drawing>
+          </mc:Choice>
+          <mc:Fallback>
+            <w:pict>
+              <v:shape w14:anchorId="16687CA5" id="Text Box 11" o:spid="_x0000_s1030" type="#_x0000_t202" style="position:absolute;left:0;text-align:left;margin-left:146.25pt;margin-top:183.75pt;width:162.75pt;height:123pt;z-index:251675648;visibility:visible;mso-wrap-style:square;mso-wrap-distance-left:9pt;mso-wrap-distance-top:0;mso-wrap-distance-right:9pt;mso-wrap-distance-bottom:0;mso-position-horizontal:absolute;mso-position-horizontal-relative:text;mso-position-vertical:absolute;mso-position-vertical-relative:text;v-text-anchor:top" o:gfxdata="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" fillcolor="white [3201]" strokeweight=".5pt">
+                <v:textbox>
+                  <w:txbxContent>
+                    <w:p>
+                      <w:pPr>
+                        <w:pStyle w:val="ListParagraph"/>
+                        <w:numPr>
+                          <w:ilvl w:val="0"/>
+                          <w:numId w:val="2"/>
+                        </w:numPr>
+                        <w:spacing w:after="160" w:line="360" w:lineRule="auto"/>
+                        <w:rPr>
+                          <w:rFonts w:ascii="Times New Roman" w:hAnsi="Times New Roman" w:cs="Times New Roman"/>
+                          <w:b/>
+                          <w:bCs/>
+                          <w:sz w:val="24"/>
+                          <w:szCs w:val="24"/>
+                        </w:rPr>
+                      </w:pPr>
+                      <w:r>
+                        <w:rPr>
+                          <w:rFonts w:ascii="Times New Roman" w:hAnsi="Times New Roman" w:cs="Times New Roman"/>
+                          <w:sz w:val="24"/>
+                          <w:szCs w:val="24"/>
+                        </w:rPr>
+                        <w:t xml:space="preserve">Transparency, </w:t>
+                      </w:r>
+                    </w:p>
+                    <w:p>
+                      <w:pPr>
+                        <w:pStyle w:val="ListParagraph"/>
+                        <w:numPr>
+                          <w:ilvl w:val="0"/>
+                          <w:numId w:val="2"/>
+                        </w:numPr>
+                        <w:spacing w:after="160" w:line="360" w:lineRule="auto"/>
+                        <w:rPr>
+                          <w:rFonts w:ascii="Times New Roman" w:hAnsi="Times New Roman" w:cs="Times New Roman"/>
+                          <w:b/>
+                          <w:bCs/>
+                          <w:sz w:val="24"/>
+                          <w:szCs w:val="24"/>
+                        </w:rPr>
+                      </w:pPr>
+                      <w:r>
+                        <w:rPr>
+                          <w:rFonts w:ascii="Times New Roman" w:hAnsi="Times New Roman" w:cs="Times New Roman"/>
+                          <w:sz w:val="24"/>
+                          <w:szCs w:val="24"/>
+                        </w:rPr>
+                        <w:t xml:space="preserve">Accountability, </w:t>
+                      </w:r>
+                    </w:p>
+                    <w:p>
+                      <w:pPr>
+                        <w:pStyle w:val="ListParagraph"/>
+                        <w:numPr>
+                          <w:ilvl w:val="0"/>
+                          <w:numId w:val="2"/>
+                        </w:numPr>
+                        <w:spacing w:after="160" w:line="360" w:lineRule="auto"/>
+                        <w:rPr>
+                          <w:rFonts w:ascii="Times New Roman" w:hAnsi="Times New Roman" w:cs="Times New Roman"/>
+                          <w:b/>
+                          <w:bCs/>
+                          <w:sz w:val="24"/>
+                          <w:szCs w:val="24"/>
+                        </w:rPr>
+                      </w:pPr>
+                      <w:r>
+                        <w:rPr>
+                          <w:rFonts w:ascii="Times New Roman" w:hAnsi="Times New Roman" w:cs="Times New Roman"/>
+                          <w:sz w:val="24"/>
+                          <w:szCs w:val="24"/>
+                        </w:rPr>
+                        <w:t>Decision-Making Processes</w:t>
+                      </w:r>
+                    </w:p>
+                  </w:txbxContent>
+                </v:textbox>
+              </v:shape>
+            </w:pict>
+          </mc:Fallback>
+        </mc:AlternateContent>
+      </w:r>
+      <w:r>
+        <w:rPr>
+          <w:rFonts w:ascii="Times New Roman" w:hAnsi="Times New Roman" w:cs="Times New Roman"/>
+          <w:noProof/>
+          <w:lang w:eastAsia="en-US"/>
+        </w:rPr>
+        <mc:AlternateContent>
+          <mc:Choice Requires="wps">
+            <w:drawing>
+              <wp:anchor distT="0" distB="0" distL="114300" distR="114300" simplePos="0" relativeHeight="251673600" behindDoc="0" locked="0" layoutInCell="1" allowOverlap="1" wp14:anchorId="27B648FC" wp14:editId="0BF7C254">
+                <wp:simplePos x="0" y="0"/>
+                <wp:positionH relativeFrom="column">
+                  <wp:posOffset>3524250</wp:posOffset>
+                </wp:positionH>
+                <wp:positionV relativeFrom="paragraph">
+                  <wp:posOffset>0</wp:posOffset>
+                </wp:positionV>
+                <wp:extent cx="2238375" cy="314325"/>
+                <wp:effectExtent l="0" t="0" r="28575" b="28575"/>
+                <wp:wrapNone/>
+                <wp:docPr id="7" name="Text Box 7"/>
+                <wp:cNvGraphicFramePr/>
+                <a:graphic xmlns:a="http://schemas.openxmlformats.org/drawingml/2006/main">
+                  <a:graphicData uri="http://schemas.microsoft.com/office/word/2010/wordprocessingShape">
+                    <wps:wsp>
+                      <wps:cNvSpPr txBox="1"/>
+                      <wps:spPr>
+                        <a:xfrm>
+                          <a:off x="0" y="0"/>
+                          <a:ext cx="2238375" cy="314325"/>
+                        </a:xfrm>
+                        <a:prstGeom prst="rect">
+                          <a:avLst/>
+                        </a:prstGeom>
+                        <a:solidFill>
+                          <a:schemeClr val="lt1"/>
+                        </a:solidFill>
+                        <a:ln w="6350">
+                          <a:solidFill>
+                            <a:prstClr val="black"/>
+                          </a:solidFill>
+                        </a:ln>
+                      </wps:spPr>
+                      <wps:txbx>
+                        <w:txbxContent>
+                          <w:p>
+                            <w:r>
+                              <w:rPr>
+                                <w:rFonts w:ascii="Times New Roman" w:hAnsi="Times New Roman" w:cs="Times New Roman"/>
+                                <w:b/>
+                                <w:bCs/>
+                                <w:sz w:val="24"/>
+                                <w:szCs w:val="24"/>
+                              </w:rPr>
+                              <w:t>D</w:t>
+                            </w:r>
+                            <w:r>
+                              <w:rPr>
+                                <w:rFonts w:ascii="Times New Roman" w:hAnsi="Times New Roman" w:cs="Times New Roman"/>
+                                <w:b/>
+                                <w:bCs/>
+                                <w:sz w:val="24"/>
+                                <w:szCs w:val="24"/>
+                              </w:rPr>
+                              <w:t>ependent Variables</w:t>
+                            </w:r>
+                          </w:p>
+                        </w:txbxContent>
+                      </wps:txbx>
+                      <wps:bodyPr rot="0" spcFirstLastPara="0" vertOverflow="overflow" horzOverflow="overflow" vert="horz" wrap="square" lIns="91440" tIns="45720" rIns="91440" bIns="45720" numCol="1" spcCol="0" rtlCol="0" fromWordArt="0" anchor="t" anchorCtr="0" forceAA="0" compatLnSpc="1">
+                        <a:prstTxWarp prst="textNoShape">
+                          <a:avLst/>
+                        </a:prstTxWarp>
+                        <a:noAutofit/>
+                      </wps:bodyPr>
+                    </wps:wsp>
+                  </a:graphicData>
+                </a:graphic>
+              </wp:anchor>
+            </w:drawing>
+          </mc:Choice>
+          <mc:Fallback>
+            <w:pict>
+              <v:shape w14:anchorId="27B648FC" id="Text Box 7" o:spid="_x0000_s1031" type="#_x0000_t202" style="position:absolute;left:0;text-align:left;margin-left:277.5pt;margin-top:0;width:176.25pt;height:24.75pt;z-index:251673600;visibility:visible;mso-wrap-style:square;mso-wrap-distance-left:9pt;mso-wrap-distance-top:0;mso-wrap-distance-right:9pt;mso-wrap-distance-bottom:0;mso-position-horizontal:absolute;mso-position-horizontal-relative:text;mso-position-vertical:absolute;mso-position-vertical-relative:text;v-text-anchor:top" o:gfxdata="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" fillcolor="white [3201]" strokeweight=".5pt">
+                <v:textbox>
+                  <w:txbxContent>
+                    <w:p>
+                      <w:r>
+                        <w:rPr>
+                          <w:rFonts w:ascii="Times New Roman" w:hAnsi="Times New Roman" w:cs="Times New Roman"/>
+                          <w:b/>
+                          <w:bCs/>
+                          <w:sz w:val="24"/>
+                          <w:szCs w:val="24"/>
+                        </w:rPr>
+                        <w:t>D</w:t>
+                      </w:r>
+                      <w:r>
+                        <w:rPr>
+                          <w:rFonts w:ascii="Times New Roman" w:hAnsi="Times New Roman" w:cs="Times New Roman"/>
+                          <w:b/>
+                          <w:bCs/>
+                          <w:sz w:val="24"/>
+                          <w:szCs w:val="24"/>
+                        </w:rPr>
+                        <w:t>ependent Variables</w:t>
+                      </w:r>
+                    </w:p>
+                  </w:txbxContent>
+                </v:textbox>
+              </v:shape>
+            </w:pict>
+          </mc:Fallback>
+        </mc:AlternateContent>
+      </w:r>
+      <w:r>
+        <w:rPr>
+          <w:rFonts w:ascii="Times New Roman" w:hAnsi="Times New Roman" w:cs="Times New Roman"/>
+          <w:noProof/>
+          <w:lang w:eastAsia="en-US"/>
+        </w:rPr>
+        <mc:AlternateContent>
+          <mc:Choice Requires="wps">
+            <w:drawing>
+              <wp:anchor distT="0" distB="0" distL="114300" distR="114300" simplePos="0" relativeHeight="251668480" behindDoc="0" locked="0" layoutInCell="1" allowOverlap="1" wp14:anchorId="4A6D7386" wp14:editId="1CA1BA83">
+                <wp:simplePos x="0" y="0"/>
+                <wp:positionH relativeFrom="margin">
+                  <wp:posOffset>3524250</wp:posOffset>
+                </wp:positionH>
+                <wp:positionV relativeFrom="paragraph">
+                  <wp:posOffset>238125</wp:posOffset>
+                </wp:positionV>
+                <wp:extent cx="2152650" cy="1524000"/>
+                <wp:effectExtent l="0" t="0" r="19050" b="19050"/>
+                <wp:wrapNone/>
+                <wp:docPr id="4" name="Rectangle 4"/>
+                <wp:cNvGraphicFramePr/>
+                <a:graphic xmlns:a="http://schemas.openxmlformats.org/drawingml/2006/main">
+                  <a:graphicData uri="http://schemas.microsoft.com/office/word/2010/wordprocessingShape">
+                    <wps:wsp>
+                      <wps:cNvSpPr/>
+                      <wps:spPr>
+                        <a:xfrm>
+                          <a:off x="0" y="0"/>
+                          <a:ext cx="2152650" cy="1524000"/>
+                        </a:xfrm>
+                        <a:prstGeom prst="rect">
+                          <a:avLst/>
+                        </a:prstGeom>
+                      </wps:spPr>
+                      <wps:style>
+                        <a:lnRef idx="2">
+                          <a:schemeClr val="dk1"/>
+                        </a:lnRef>
+                        <a:fillRef idx="1">
+                          <a:schemeClr val="lt1"/>
+                        </a:fillRef>
+                        <a:effectRef idx="0">
+                          <a:schemeClr val="dk1"/>
+                        </a:effectRef>
+                        <a:fontRef idx="minor">
+                          <a:schemeClr val="dk1"/>
+                        </a:fontRef>
+                      </wps:style>
+                      <wps:txbx>
+                        <w:txbxContent>
+                          <w:p>
+                            <w:pPr>
+                              <w:spacing w:line="360" w:lineRule="auto"/>
+                              <w:jc w:val="both"/>
+                              <w:rPr>
+                                <w:rFonts w:ascii="Times New Roman" w:hAnsi="Times New Roman" w:cs="Times New Roman"/>
+                                <w:b/>
+                                <w:bCs/>
+                                <w:sz w:val="22"/>
+                                <w:szCs w:val="22"/>
+                                <w:u w:val="single"/>
+                              </w:rPr>
+                            </w:pPr>
+                            <w:r>
+                              <w:rPr>
+                                <w:rFonts w:ascii="Times New Roman" w:hAnsi="Times New Roman" w:cs="Times New Roman"/>
+                                <w:b/>
+                                <w:bCs/>
+                                <w:sz w:val="22"/>
+                                <w:szCs w:val="22"/>
+                                <w:u w:val="single"/>
+                              </w:rPr>
+                              <w:t>PROFITABILITY</w:t>
+                            </w:r>
+                          </w:p>
+                          <w:p>
+                            <w:pPr>
+                              <w:pStyle w:val="ListParagraph"/>
+                              <w:numPr>
+                                <w:ilvl w:val="0"/>
+                                <w:numId w:val="3"/>
+                              </w:numPr>
+                              <w:spacing w:line="360" w:lineRule="auto"/>
+                              <w:jc w:val="both"/>
+                              <w:rPr>
+                                <w:rFonts w:ascii="Times New Roman" w:hAnsi="Times New Roman" w:cs="Times New Roman"/>
+                                <w:sz w:val="22"/>
+                                <w:szCs w:val="22"/>
+                              </w:rPr>
+                            </w:pPr>
+                            <w:r>
+                              <w:rPr>
+                                <w:rFonts w:ascii="Times New Roman" w:hAnsi="Times New Roman" w:cs="Times New Roman"/>
+                                <w:sz w:val="22"/>
+                                <w:szCs w:val="22"/>
+                              </w:rPr>
+                              <w:t>Customer satisfaction</w:t>
+                            </w:r>
+                          </w:p>
+                          <w:p>
+                            <w:pPr>
+                              <w:pStyle w:val="ListParagraph"/>
+                              <w:numPr>
+                                <w:ilvl w:val="0"/>
+                                <w:numId w:val="3"/>
+                              </w:numPr>
+                              <w:spacing w:line="360" w:lineRule="auto"/>
+                              <w:jc w:val="both"/>
+                              <w:rPr>
+                                <w:rFonts w:ascii="Times New Roman" w:hAnsi="Times New Roman" w:cs="Times New Roman"/>
+                                <w:sz w:val="22"/>
+                                <w:szCs w:val="22"/>
+                              </w:rPr>
+                            </w:pPr>
+                            <w:r>
+                              <w:rPr>
+                                <w:rFonts w:ascii="Times New Roman" w:hAnsi="Times New Roman" w:cs="Times New Roman"/>
+                                <w:sz w:val="22"/>
+                                <w:szCs w:val="22"/>
+                              </w:rPr>
+                              <w:t>Net Profit Margin</w:t>
+                            </w:r>
+                          </w:p>
+                          <w:p>
+                            <w:pPr>
+                              <w:pStyle w:val="ListParagraph"/>
+                              <w:numPr>
+                                <w:ilvl w:val="0"/>
+                                <w:numId w:val="3"/>
+                              </w:numPr>
+                              <w:spacing w:line="360" w:lineRule="auto"/>
+                              <w:jc w:val="both"/>
+                              <w:rPr>
+                                <w:rFonts w:ascii="Times New Roman" w:hAnsi="Times New Roman" w:cs="Times New Roman"/>
+                                <w:sz w:val="22"/>
+                                <w:szCs w:val="22"/>
+                              </w:rPr>
+                            </w:pPr>
+                            <w:r>
+                              <w:rPr>
+                                <w:rFonts w:ascii="Times New Roman" w:hAnsi="Times New Roman" w:cs="Times New Roman"/>
+                                <w:sz w:val="22"/>
+                                <w:szCs w:val="22"/>
+                              </w:rPr>
+                              <w:t>Product quality</w:t>
+                            </w:r>
+                          </w:p>
+                          <w:p>
+                            <w:pPr>
+                              <w:pStyle w:val="ListParagraph"/>
+                              <w:numPr>
+                                <w:ilvl w:val="0"/>
+                                <w:numId w:val="3"/>
+                              </w:numPr>
+                              <w:spacing w:line="360" w:lineRule="auto"/>
+                              <w:jc w:val="both"/>
+                              <w:rPr>
+                                <w:rFonts w:ascii="Times New Roman" w:hAnsi="Times New Roman" w:cs="Times New Roman"/>
+                                <w:sz w:val="22"/>
+                                <w:szCs w:val="22"/>
+                              </w:rPr>
+                            </w:pPr>
+                            <w:r>
+                              <w:rPr>
+                                <w:rFonts w:ascii="Times New Roman" w:hAnsi="Times New Roman" w:cs="Times New Roman"/>
+                                <w:sz w:val="22"/>
+                                <w:szCs w:val="22"/>
+                              </w:rPr>
+                              <w:t>Return on asset (ROA)</w:t>
+                            </w:r>
+                          </w:p>
+                        </w:txbxContent>
+                      </wps:txbx>
+                      <wps:bodyPr rot="0" spcFirstLastPara="0" vertOverflow="overflow" horzOverflow="overflow" vert="horz" wrap="square" lIns="91440" tIns="45720" rIns="91440" bIns="45720" numCol="1" spcCol="0" rtlCol="0" fromWordArt="0" anchor="ctr" anchorCtr="0" forceAA="0" compatLnSpc="1">
+                        <a:prstTxWarp prst="textNoShape">
+                          <a:avLst/>
+                        </a:prstTxWarp>
+                        <a:noAutofit/>
+                      </wps:bodyPr>
+                    </wps:wsp>
+                  </a:graphicData>
+                </a:graphic>
+                <wp14:sizeRelH relativeFrom="margin">
+                  <wp14:pctWidth>0</wp14:pctWidth>
+                </wp14:sizeRelH>
+                <wp14:sizeRelV relativeFrom="margin">
+                  <wp14:pctHeight>0</wp14:pctHeight>
+                </wp14:sizeRelV>
+              </wp:anchor>
+            </w:drawing>
+          </mc:Choice>
+          <mc:Fallback>
+            <w:pict>
+              <v:rect w14:anchorId="4A6D7386" id="Rectangle 4" o:spid="_x0000_s1032" style="position:absolute;left:0;text-align:left;margin-left:277.5pt;margin-top:18.75pt;width:169.5pt;height:120pt;z-index:251668480;visibility:visible;mso-wrap-style:square;mso-width-percent:0;mso-height-percent:0;mso-wrap-distance-left:9pt;mso-wrap-distance-top:0;mso-wrap-distance-right:9pt;mso-wrap-distance-bottom:0;mso-position-horizontal:absolute;mso-position-horizontal-relative:margin;mso-position-vertical:absolute;mso-position-vertical-relative:text;mso-width-percent:0;mso-height-percent:0;mso-width-relative:margin;mso-height-relative:margin;v-text-anchor:middle" o:gfxdata="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" fillcolor="white [3201]" strokecolor="black [3200]" strokeweight="1pt">
+                <v:textbox>
+                  <w:txbxContent>
+                    <w:p>
+                      <w:pPr>
+                        <w:spacing w:line="360" w:lineRule="auto"/>
+                        <w:jc w:val="both"/>
+                        <w:rPr>
+                          <w:rFonts w:ascii="Times New Roman" w:hAnsi="Times New Roman" w:cs="Times New Roman"/>
+                          <w:b/>
+                          <w:bCs/>
+                          <w:sz w:val="22"/>
+                          <w:szCs w:val="22"/>
+                          <w:u w:val="single"/>
+                        </w:rPr>
+                      </w:pPr>
+                      <w:r>
+                        <w:rPr>
+                          <w:rFonts w:ascii="Times New Roman" w:hAnsi="Times New Roman" w:cs="Times New Roman"/>
+                          <w:b/>
+                          <w:bCs/>
+                          <w:sz w:val="22"/>
+                          <w:szCs w:val="22"/>
+                          <w:u w:val="single"/>
+                        </w:rPr>
+                        <w:t>PROFITABILITY</w:t>
+                      </w:r>
+                    </w:p>
+                    <w:p>
+                      <w:pPr>
+                        <w:pStyle w:val="ListParagraph"/>
+                        <w:numPr>
+                          <w:ilvl w:val="0"/>
+                          <w:numId w:val="3"/>
+                        </w:numPr>
+                        <w:spacing w:line="360" w:lineRule="auto"/>
+                        <w:jc w:val="both"/>
+                        <w:rPr>
+                          <w:rFonts w:ascii="Times New Roman" w:hAnsi="Times New Roman" w:cs="Times New Roman"/>
+                          <w:sz w:val="22"/>
+                          <w:szCs w:val="22"/>
+                        </w:rPr>
+                      </w:pPr>
+                      <w:r>
+                        <w:rPr>
+                          <w:rFonts w:ascii="Times New Roman" w:hAnsi="Times New Roman" w:cs="Times New Roman"/>
+                          <w:sz w:val="22"/>
+                          <w:szCs w:val="22"/>
+                        </w:rPr>
+                        <w:t>Customer satisfaction</w:t>
+                      </w:r>
+                    </w:p>
+                    <w:p>
+                      <w:pPr>
+                        <w:pStyle w:val="ListParagraph"/>
+                        <w:numPr>
+                          <w:ilvl w:val="0"/>
+                          <w:numId w:val="3"/>
+                        </w:numPr>
+                        <w:spacing w:line="360" w:lineRule="auto"/>
+                        <w:jc w:val="both"/>
+                        <w:rPr>
+                          <w:rFonts w:ascii="Times New Roman" w:hAnsi="Times New Roman" w:cs="Times New Roman"/>
+                          <w:sz w:val="22"/>
+                          <w:szCs w:val="22"/>
+                        </w:rPr>
+                      </w:pPr>
+                      <w:r>
+                        <w:rPr>
+                          <w:rFonts w:ascii="Times New Roman" w:hAnsi="Times New Roman" w:cs="Times New Roman"/>
+                          <w:sz w:val="22"/>
+                          <w:szCs w:val="22"/>
+                        </w:rPr>
+                        <w:t>Net Profit Margin</w:t>
+                      </w:r>
+                    </w:p>
+                    <w:p>
+                      <w:pPr>
+                        <w:pStyle w:val="ListParagraph"/>
+                        <w:numPr>
+                          <w:ilvl w:val="0"/>
+                          <w:numId w:val="3"/>
+                        </w:numPr>
+                        <w:spacing w:line="360" w:lineRule="auto"/>
+                        <w:jc w:val="both"/>
+                        <w:rPr>
+                          <w:rFonts w:ascii="Times New Roman" w:hAnsi="Times New Roman" w:cs="Times New Roman"/>
+                          <w:sz w:val="22"/>
+                          <w:szCs w:val="22"/>
+                        </w:rPr>
+                      </w:pPr>
+                      <w:r>
+                        <w:rPr>
+                          <w:rFonts w:ascii="Times New Roman" w:hAnsi="Times New Roman" w:cs="Times New Roman"/>
+                          <w:sz w:val="22"/>
+                          <w:szCs w:val="22"/>
+                        </w:rPr>
+                        <w:t>Product quality</w:t>
+                      </w:r>
+                    </w:p>
+                    <w:p>
+                      <w:pPr>
+                        <w:pStyle w:val="ListParagraph"/>
+                        <w:numPr>
+                          <w:ilvl w:val="0"/>
+                          <w:numId w:val="3"/>
+                        </w:numPr>
+                        <w:spacing w:line="360" w:lineRule="auto"/>
+                        <w:jc w:val="both"/>
+                        <w:rPr>
+                          <w:rFonts w:ascii="Times New Roman" w:hAnsi="Times New Roman" w:cs="Times New Roman"/>
+                          <w:sz w:val="22"/>
+                          <w:szCs w:val="22"/>
+                        </w:rPr>
+                      </w:pPr>
+                      <w:r>
+                        <w:rPr>
+                          <w:rFonts w:ascii="Times New Roman" w:hAnsi="Times New Roman" w:cs="Times New Roman"/>
+                          <w:sz w:val="22"/>
+                          <w:szCs w:val="22"/>
+                        </w:rPr>
+                        <w:t>Return on asset (ROA)</w:t>
+                      </w:r>
+                    </w:p>
+                  </w:txbxContent>
+                </v:textbox>
+                <w10:wrap anchorx="margin"/>
+              </v:rect>
+            </w:pict>
+          </mc:Fallback>
+        </mc:AlternateContent>
+      </w:r>
+      <w:r>
+        <w:rPr>
+          <w:rFonts w:ascii="Times New Roman" w:hAnsi="Times New Roman" w:cs="Times New Roman"/>
+          <w:noProof/>
+          <w:lang w:eastAsia="en-US"/>
+        </w:rPr>
+        <mc:AlternateContent>
+          <mc:Choice Requires="wps">
+            <w:drawing>
+              <wp:anchor distT="0" distB="0" distL="114300" distR="114300" simplePos="0" relativeHeight="251674624" behindDoc="0" locked="0" layoutInCell="1" allowOverlap="1" wp14:anchorId="56CE744D" wp14:editId="1895BE29">
+                <wp:simplePos x="0" y="0"/>
+                <wp:positionH relativeFrom="column">
+                  <wp:posOffset>66675</wp:posOffset>
+                </wp:positionH>
+                <wp:positionV relativeFrom="paragraph">
+                  <wp:posOffset>342900</wp:posOffset>
+                </wp:positionV>
+                <wp:extent cx="2152650" cy="1543050"/>
+                <wp:effectExtent l="0" t="0" r="19050" b="19050"/>
+                <wp:wrapNone/>
+                <wp:docPr id="10" name="Text Box 10"/>
+                <wp:cNvGraphicFramePr/>
+                <a:graphic xmlns:a="http://schemas.openxmlformats.org/drawingml/2006/main">
+                  <a:graphicData uri="http://schemas.microsoft.com/office/word/2010/wordprocessingShape">
+                    <wps:wsp>
+                      <wps:cNvSpPr txBox="1"/>
+                      <wps:spPr>
+                        <a:xfrm>
+                          <a:off x="0" y="0"/>
+                          <a:ext cx="2152650" cy="1543050"/>
+                        </a:xfrm>
+                        <a:prstGeom prst="rect">
+                          <a:avLst/>
+                        </a:prstGeom>
+                        <a:solidFill>
+                          <a:schemeClr val="lt1"/>
+                        </a:solidFill>
+                        <a:ln w="6350">
+                          <a:solidFill>
+                            <a:prstClr val="black"/>
+                          </a:solidFill>
+                        </a:ln>
+                      </wps:spPr>
+                      <wps:txbx>
+                        <w:txbxContent>
+                          <w:p>
+                            <w:pPr>
+                              <w:spacing w:line="360" w:lineRule="auto"/>
+                              <w:jc w:val="both"/>
+                              <w:rPr>
+                                <w:rFonts w:ascii="Times New Roman" w:hAnsi="Times New Roman" w:cs="Times New Roman"/>
+                                <w:b/>
+                                <w:bCs/>
+                                <w:sz w:val="22"/>
+                                <w:szCs w:val="24"/>
+                                <w:u w:val="single"/>
+                              </w:rPr>
+                            </w:pPr>
+                            <w:r>
+                              <w:rPr>
+                                <w:rFonts w:ascii="Times New Roman" w:hAnsi="Times New Roman" w:cs="Times New Roman"/>
+                                <w:b/>
+                                <w:bCs/>
+                                <w:sz w:val="22"/>
+                                <w:szCs w:val="24"/>
+                                <w:u w:val="single"/>
+                              </w:rPr>
+                              <w:t xml:space="preserve">CORPORATE GOVERNANCE </w:t>
+                            </w:r>
+                          </w:p>
+                          <w:p>
+                            <w:pPr>
+                              <w:pStyle w:val="ListParagraph"/>
+                              <w:numPr>
+                                <w:ilvl w:val="0"/>
+                                <w:numId w:val="1"/>
+                              </w:numPr>
+                              <w:spacing w:after="160" w:line="360" w:lineRule="auto"/>
+                              <w:jc w:val="both"/>
+                              <w:rPr>
+                                <w:rFonts w:ascii="Times New Roman" w:hAnsi="Times New Roman" w:cs="Times New Roman"/>
+                                <w:b/>
+                                <w:bCs/>
+                                <w:sz w:val="22"/>
+                                <w:szCs w:val="24"/>
+                              </w:rPr>
+                            </w:pPr>
+                            <w:r>
+                              <w:rPr>
+                                <w:rFonts w:ascii="Times New Roman" w:hAnsi="Times New Roman" w:cs="Times New Roman"/>
+                                <w:sz w:val="22"/>
+                                <w:szCs w:val="24"/>
+                              </w:rPr>
+                              <w:t>Board Composition</w:t>
+                            </w:r>
+                          </w:p>
+                          <w:p>
+                            <w:pPr>
+                              <w:pStyle w:val="ListParagraph"/>
+                              <w:numPr>
+                                <w:ilvl w:val="0"/>
+                                <w:numId w:val="1"/>
+                              </w:numPr>
+                              <w:spacing w:after="160" w:line="360" w:lineRule="auto"/>
+                              <w:jc w:val="both"/>
+                              <w:rPr>
+                                <w:rFonts w:ascii="Times New Roman" w:hAnsi="Times New Roman" w:cs="Times New Roman"/>
+                                <w:b/>
+                                <w:bCs/>
+                                <w:sz w:val="22"/>
+                                <w:szCs w:val="24"/>
+                              </w:rPr>
+                            </w:pPr>
+                            <w:r>
+                              <w:rPr>
+                                <w:rFonts w:ascii="Times New Roman" w:hAnsi="Times New Roman" w:cs="Times New Roman"/>
+                                <w:sz w:val="22"/>
+                                <w:szCs w:val="24"/>
+                              </w:rPr>
+                              <w:t>Executive Compensation</w:t>
+                            </w:r>
+                          </w:p>
+                          <w:p>
+                            <w:pPr>
+                              <w:pStyle w:val="ListParagraph"/>
+                              <w:numPr>
+                                <w:ilvl w:val="0"/>
+                                <w:numId w:val="1"/>
+                              </w:numPr>
+                              <w:spacing w:after="160" w:line="360" w:lineRule="auto"/>
+                              <w:jc w:val="both"/>
+                              <w:rPr>
+                                <w:rFonts w:ascii="Times New Roman" w:hAnsi="Times New Roman" w:cs="Times New Roman"/>
+                                <w:b/>
+                                <w:bCs/>
+                                <w:sz w:val="22"/>
+                                <w:szCs w:val="24"/>
+                              </w:rPr>
+                            </w:pPr>
+                            <w:r>
+                              <w:rPr>
+                                <w:rFonts w:ascii="Times New Roman" w:hAnsi="Times New Roman" w:cs="Times New Roman"/>
+                                <w:sz w:val="22"/>
+                                <w:szCs w:val="24"/>
+                              </w:rPr>
+                              <w:t>Audit Practices</w:t>
+                            </w:r>
+                          </w:p>
+                          <w:p>
+                            <w:pPr>
+                              <w:pStyle w:val="ListParagraph"/>
+                              <w:numPr>
+                                <w:ilvl w:val="0"/>
+                                <w:numId w:val="1"/>
+                              </w:numPr>
+                              <w:spacing w:after="160" w:line="360" w:lineRule="auto"/>
+                              <w:jc w:val="both"/>
+                              <w:rPr>
+                                <w:rFonts w:ascii="Times New Roman" w:hAnsi="Times New Roman" w:cs="Times New Roman"/>
+                                <w:b/>
+                                <w:bCs/>
+                                <w:sz w:val="22"/>
+                                <w:szCs w:val="24"/>
+                              </w:rPr>
+                            </w:pPr>
+                            <w:r>
+                              <w:rPr>
+                                <w:rFonts w:ascii="Times New Roman" w:hAnsi="Times New Roman" w:cs="Times New Roman"/>
+                                <w:sz w:val="22"/>
+                                <w:szCs w:val="24"/>
+                              </w:rPr>
+                              <w:t>Risk management</w:t>
+                            </w:r>
+                          </w:p>
+                        </w:txbxContent>
+                      </wps:txbx>
+                      <wps:bodyPr rot="0" spcFirstLastPara="0" vertOverflow="overflow" horzOverflow="overflow" vert="horz" wrap="square" lIns="91440" tIns="45720" rIns="91440" bIns="45720" numCol="1" spcCol="0" rtlCol="0" fromWordArt="0" anchor="t" anchorCtr="0" forceAA="0" compatLnSpc="1">
+                        <a:prstTxWarp prst="textNoShape">
+                          <a:avLst/>
+                        </a:prstTxWarp>
+                        <a:noAutofit/>
+                      </wps:bodyPr>
+                    </wps:wsp>
+                  </a:graphicData>
+                </a:graphic>
+                <wp14:sizeRelH relativeFrom="margin">
+                  <wp14:pctWidth>0</wp14:pctWidth>
+                </wp14:sizeRelH>
+              </wp:anchor>
+            </w:drawing>
+          </mc:Choice>
+          <mc:Fallback>
+            <w:pict>
+              <v:shape w14:anchorId="56CE744D" id="Text Box 10" o:spid="_x0000_s1033" type="#_x0000_t202" style="position:absolute;left:0;text-align:left;margin-left:5.25pt;margin-top:27pt;width:169.5pt;height:121.5pt;z-index:251674624;visibility:visible;mso-wrap-style:square;mso-width-percent:0;mso-wrap-distance-left:9pt;mso-wrap-distance-top:0;mso-wrap-distance-right:9pt;mso-wrap-distance-bottom:0;mso-position-horizontal:absolute;mso-position-horizontal-relative:text;mso-position-vertical:absolute;mso-position-vertical-relative:text;mso-width-percent:0;mso-width-relative:margin;v-text-anchor:top" o:gfxdata="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" fillcolor="white [3201]" strokeweight=".5pt">
+                <v:textbox>
+                  <w:txbxContent>
+                    <w:p>
+                      <w:pPr>
+                        <w:spacing w:line="360" w:lineRule="auto"/>
+                        <w:jc w:val="both"/>
+                        <w:rPr>
+                          <w:rFonts w:ascii="Times New Roman" w:hAnsi="Times New Roman" w:cs="Times New Roman"/>
+                          <w:b/>
+                          <w:bCs/>
+                          <w:sz w:val="22"/>
+                          <w:szCs w:val="24"/>
+                          <w:u w:val="single"/>
+                        </w:rPr>
+                      </w:pPr>
+                      <w:r>
+                        <w:rPr>
+                          <w:rFonts w:ascii="Times New Roman" w:hAnsi="Times New Roman" w:cs="Times New Roman"/>
+                          <w:b/>
+                          <w:bCs/>
+                          <w:sz w:val="22"/>
+                          <w:szCs w:val="24"/>
+                          <w:u w:val="single"/>
+                        </w:rPr>
+                        <w:t xml:space="preserve">CORPORATE GOVERNANCE </w:t>
+                      </w:r>
+                    </w:p>
+                    <w:p>
+                      <w:pPr>
+                        <w:pStyle w:val="ListParagraph"/>
+                        <w:numPr>
+                          <w:ilvl w:val="0"/>
+                          <w:numId w:val="1"/>
+                        </w:numPr>
+                        <w:spacing w:after="160" w:line="360" w:lineRule="auto"/>
+                        <w:jc w:val="both"/>
+                        <w:rPr>
+                          <w:rFonts w:ascii="Times New Roman" w:hAnsi="Times New Roman" w:cs="Times New Roman"/>
+                          <w:b/>
+                          <w:bCs/>
+                          <w:sz w:val="22"/>
+                          <w:szCs w:val="24"/>
+                        </w:rPr>
+                      </w:pPr>
+                      <w:r>
+                        <w:rPr>
+                          <w:rFonts w:ascii="Times New Roman" w:hAnsi="Times New Roman" w:cs="Times New Roman"/>
+                          <w:sz w:val="22"/>
+                          <w:szCs w:val="24"/>
+                        </w:rPr>
+                        <w:t>Board Composition</w:t>
+                      </w:r>
+                    </w:p>
+                    <w:p>
+                      <w:pPr>
+                        <w:pStyle w:val="ListParagraph"/>
+                        <w:numPr>
+                          <w:ilvl w:val="0"/>
+                          <w:numId w:val="1"/>
+                        </w:numPr>
+                        <w:spacing w:after="160" w:line="360" w:lineRule="auto"/>
+                        <w:jc w:val="both"/>
+                        <w:rPr>
+                          <w:rFonts w:ascii="Times New Roman" w:hAnsi="Times New Roman" w:cs="Times New Roman"/>
+                          <w:b/>
+                          <w:bCs/>
+                          <w:sz w:val="22"/>
+                          <w:szCs w:val="24"/>
+                        </w:rPr>
+                      </w:pPr>
+                      <w:r>
+                        <w:rPr>
+                          <w:rFonts w:ascii="Times New Roman" w:hAnsi="Times New Roman" w:cs="Times New Roman"/>
+                          <w:sz w:val="22"/>
+                          <w:szCs w:val="24"/>
+                        </w:rPr>
+                        <w:t>Executive Compensation</w:t>
+                      </w:r>
+                    </w:p>
+                    <w:p>
+                      <w:pPr>
+                        <w:pStyle w:val="ListParagraph"/>
+                        <w:numPr>
+                          <w:ilvl w:val="0"/>
+                          <w:numId w:val="1"/>
+                        </w:numPr>
+                        <w:spacing w:after="160" w:line="360" w:lineRule="auto"/>
+                        <w:jc w:val="both"/>
+                        <w:rPr>
+                          <w:rFonts w:ascii="Times New Roman" w:hAnsi="Times New Roman" w:cs="Times New Roman"/>
+                          <w:b/>
+                          <w:bCs/>
+                          <w:sz w:val="22"/>
+                          <w:szCs w:val="24"/>
+                        </w:rPr>
+                      </w:pPr>
+                      <w:r>
+                        <w:rPr>
+                          <w:rFonts w:ascii="Times New Roman" w:hAnsi="Times New Roman" w:cs="Times New Roman"/>
+                          <w:sz w:val="22"/>
+                          <w:szCs w:val="24"/>
+                        </w:rPr>
+                        <w:t>Audit Practices</w:t>
+                      </w:r>
+                    </w:p>
+                    <w:p>
+                      <w:pPr>
+                        <w:pStyle w:val="ListParagraph"/>
+                        <w:numPr>
+                          <w:ilvl w:val="0"/>
+                          <w:numId w:val="1"/>
+                        </w:numPr>
+                        <w:spacing w:after="160" w:line="360" w:lineRule="auto"/>
+                        <w:jc w:val="both"/>
+                        <w:rPr>
+                          <w:rFonts w:ascii="Times New Roman" w:hAnsi="Times New Roman" w:cs="Times New Roman"/>
+                          <w:b/>
+                          <w:bCs/>
+                          <w:sz w:val="22"/>
+                          <w:szCs w:val="24"/>
+                        </w:rPr>
+                      </w:pPr>
+                      <w:r>
+                        <w:rPr>
+                          <w:rFonts w:ascii="Times New Roman" w:hAnsi="Times New Roman" w:cs="Times New Roman"/>
+                          <w:sz w:val="22"/>
+                          <w:szCs w:val="24"/>
+                        </w:rPr>
+                        <w:t>Risk management</w:t>
+                      </w:r>
+                    </w:p>
+                  </w:txbxContent>
+                </v:textbox>
+              </v:shape>
+            </w:pict>
+          </mc:Fallback>
+        </mc:AlternateContent>
+      </w:r>
+      <w:r>
+        <w:rPr>
+          <w:rFonts w:ascii="Times New Roman" w:hAnsi="Times New Roman" w:cs="Times New Roman"/>
+          <w:noProof/>
+          <w:lang w:eastAsia="en-US"/>
+        </w:rPr>
+        <mc:AlternateContent>
+          <mc:Choice Requires="wps">
+            <w:drawing>
+              <wp:anchor distT="0" distB="0" distL="114300" distR="114300" simplePos="0" relativeHeight="251670528" behindDoc="0" locked="0" layoutInCell="1" allowOverlap="1" wp14:anchorId="4E3B7148" wp14:editId="1E78C727">
+                <wp:simplePos x="0" y="0"/>
+                <wp:positionH relativeFrom="column">
+                  <wp:posOffset>1866900</wp:posOffset>
+                </wp:positionH>
+                <wp:positionV relativeFrom="paragraph">
+                  <wp:posOffset>2352675</wp:posOffset>
+                </wp:positionV>
+                <wp:extent cx="2047875" cy="1524000"/>
+                <wp:effectExtent l="0" t="0" r="28575" b="19050"/>
+                <wp:wrapNone/>
+                <wp:docPr id="5" name="Rectangle 5"/>
+                <wp:cNvGraphicFramePr/>
+                <a:graphic xmlns:a="http://schemas.openxmlformats.org/drawingml/2006/main">
+                  <a:graphicData uri="http://schemas.microsoft.com/office/word/2010/wordprocessingShape">
+                    <wps:wsp>
+                      <wps:cNvSpPr/>
+                      <wps:spPr>
+                        <a:xfrm>
+                          <a:off x="0" y="0"/>
+                          <a:ext cx="2047875" cy="1524000"/>
+                        </a:xfrm>
+                        <a:prstGeom prst="rect">
+                          <a:avLst/>
+                        </a:prstGeom>
+                      </wps:spPr>
+                      <wps:style>
+                        <a:lnRef idx="2">
+                          <a:schemeClr val="dk1"/>
+                        </a:lnRef>
+                        <a:fillRef idx="1">
+                          <a:schemeClr val="lt1"/>
+                        </a:fillRef>
+                        <a:effectRef idx="0">
+                          <a:schemeClr val="dk1"/>
+                        </a:effectRef>
+                        <a:fontRef idx="minor">
+                          <a:schemeClr val="dk1"/>
+                        </a:fontRef>
+                      </wps:style>
+                      <wps:bodyPr rot="0" spcFirstLastPara="0" vertOverflow="overflow" horzOverflow="overflow" vert="horz" wrap="square" lIns="91440" tIns="45720" rIns="91440" bIns="45720" numCol="1" spcCol="0" rtlCol="0" fromWordArt="0" anchor="ctr" anchorCtr="0" forceAA="0" compatLnSpc="1">
+                        <a:prstTxWarp prst="textNoShape">
+                          <a:avLst/>
+                        </a:prstTxWarp>
+                        <a:noAutofit/>
+                      </wps:bodyPr>
+                    </wps:wsp>
+                  </a:graphicData>
+                </a:graphic>
+                <wp14:sizeRelH relativeFrom="margin">
+                  <wp14:pctWidth>0</wp14:pctWidth>
+                </wp14:sizeRelH>
+                <wp14:sizeRelV relativeFrom="margin">
+                  <wp14:pctHeight>0</wp14:pctHeight>
+                </wp14:sizeRelV>
+              </wp:anchor>
+            </w:drawing>
+          </mc:Choice>
+          <mc:Fallback>
+            <w:pict>
+              <v:rect w14:anchorId="1B94BBD7" id="Rectangle 5" o:spid="_x0000_s1026" style="position:absolute;margin-left:147pt;margin-top:185.25pt;width:161.25pt;height:120pt;z-index:251670528;visibility:visible;mso-wrap-style:square;mso-width-percent:0;mso-height-percent:0;mso-wrap-distance-left:9pt;mso-wrap-distance-top:0;mso-wrap-distance-right:9pt;mso-wrap-distance-bottom:0;mso-position-horizontal:absolute;mso-position-horizontal-relative:text;mso-position-vertical:absolute;mso-position-vertical-relative:text;mso-width-percent:0;mso-height-percent:0;mso-width-relative:margin;mso-height-relative:margin;v-text-anchor:middle" o:gfxdata="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" fillcolor="white [3201]" strokecolor="black [3200]" strokeweight="1pt"/>
+            </w:pict>
+          </mc:Fallback>
+        </mc:AlternateContent>
+      </w:r>
+      <w:r>
+        <w:rPr>
+          <w:rFonts w:ascii="Times New Roman" w:hAnsi="Times New Roman" w:cs="Times New Roman"/>
+          <w:noProof/>
+          <w:lang w:eastAsia="en-US"/>
+        </w:rPr>
+        <mc:AlternateContent>
+          <mc:Choice Requires="wps">
+            <w:drawing>
+              <wp:anchor distT="0" distB="0" distL="114300" distR="114300" simplePos="0" relativeHeight="251666432" behindDoc="0" locked="0" layoutInCell="1" allowOverlap="1" wp14:anchorId="06D12229" wp14:editId="61847E4E">
+                <wp:simplePos x="0" y="0"/>
+                <wp:positionH relativeFrom="column">
+                  <wp:posOffset>171449</wp:posOffset>
+                </wp:positionH>
+                <wp:positionV relativeFrom="paragraph">
+                  <wp:posOffset>333375</wp:posOffset>
+                </wp:positionV>
+                <wp:extent cx="2047875" cy="1524000"/>
+                <wp:effectExtent l="0" t="0" r="28575" b="19050"/>
+                <wp:wrapNone/>
+                <wp:docPr id="3" name="Rectangle 3"/>
+                <wp:cNvGraphicFramePr/>
+                <a:graphic xmlns:a="http://schemas.openxmlformats.org/drawingml/2006/main">
+                  <a:graphicData uri="http://schemas.microsoft.com/office/word/2010/wordprocessingShape">
+                    <wps:wsp>
+                      <wps:cNvSpPr/>
+                      <wps:spPr>
+                        <a:xfrm>
+                          <a:off x="0" y="0"/>
+                          <a:ext cx="2047875" cy="1524000"/>
+                        </a:xfrm>
+                        <a:prstGeom prst="rect">
+                          <a:avLst/>
+                        </a:prstGeom>
+                      </wps:spPr>
+                      <wps:style>
+                        <a:lnRef idx="2">
+                          <a:schemeClr val="dk1"/>
+                        </a:lnRef>
+                        <a:fillRef idx="1">
+                          <a:schemeClr val="lt1"/>
+                        </a:fillRef>
+                        <a:effectRef idx="0">
+                          <a:schemeClr val="dk1"/>
+                        </a:effectRef>
+                        <a:fontRef idx="minor">
+                          <a:schemeClr val="dk1"/>
+                        </a:fontRef>
+                      </wps:style>
+                      <wps:bodyPr rot="0" spcFirstLastPara="0" vertOverflow="overflow" horzOverflow="overflow" vert="horz" wrap="square" lIns="91440" tIns="45720" rIns="91440" bIns="45720" numCol="1" spcCol="0" rtlCol="0" fromWordArt="0" anchor="ctr" anchorCtr="0" forceAA="0" compatLnSpc="1">
+                        <a:prstTxWarp prst="textNoShape">
+                          <a:avLst/>
+                        </a:prstTxWarp>
+                        <a:noAutofit/>
+                      </wps:bodyPr>
+                    </wps:wsp>
+                  </a:graphicData>
+                </a:graphic>
+                <wp14:sizeRelH relativeFrom="margin">
+                  <wp14:pctWidth>0</wp14:pctWidth>
+                </wp14:sizeRelH>
+                <wp14:sizeRelV relativeFrom="margin">
+                  <wp14:pctHeight>0</wp14:pctHeight>
+                </wp14:sizeRelV>
+              </wp:anchor>
+            </w:drawing>
+          </mc:Choice>
+          <mc:Fallback>
+            <w:pict>
+              <v:rect w14:anchorId="4152E640" id="Rectangle 3" o:spid="_x0000_s1026" style="position:absolute;margin-left:13.5pt;margin-top:26.25pt;width:161.25pt;height:120pt;z-index:251666432;visibility:visible;mso-wrap-style:square;mso-width-percent:0;mso-height-percent:0;mso-wrap-distance-left:9pt;mso-wrap-distance-top:0;mso-wrap-distance-right:9pt;mso-wrap-distance-bottom:0;mso-position-horizontal:absolute;mso-position-horizontal-relative:text;mso-position-vertical:absolute;mso-position-vertical-relative:text;mso-width-percent:0;mso-height-percent:0;mso-width-relative:margin;mso-height-relative:margin;v-text-anchor:middle" o:gfxdata="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" fillcolor="white [3201]" strokecolor="black [3200]" strokeweight="1pt"/>
+            </w:pict>
+          </mc:Fallback>
+        </mc:AlternateContent>
+      </w:r>
+      <w:r>
+        <w:rPr>
+          <w:rFonts w:ascii="Times New Roman" w:hAnsi="Times New Roman" w:cs="Times New Roman"/>
+          <w:noProof/>
+          <w:lang w:eastAsia="en-US"/>
+        </w:rPr>
+        <mc:AlternateContent>
+          <mc:Choice Requires="wps">
+            <w:drawing>
+              <wp:inline distT="0" distB="0" distL="0" distR="0" wp14:anchorId="6F6DBF19" wp14:editId="6EE7995F">
+                <wp:extent cx="5762625" cy="3943350"/>
+                <wp:effectExtent l="0" t="0" r="28575" b="19050"/>
+                <wp:docPr id="2" name="Rectangle 2"/>
+                <wp:cNvGraphicFramePr/>
+                <a:graphic xmlns:a="http://schemas.openxmlformats.org/drawingml/2006/main">
+                  <a:graphicData uri="http://schemas.microsoft.com/office/word/2010/wordprocessingShape">
+                    <wps:wsp>
+                      <wps:cNvSpPr/>
+                      <wps:spPr>
+                        <a:xfrm>
+                          <a:off x="0" y="0"/>
+                          <a:ext cx="5762625" cy="3943350"/>
+                        </a:xfrm>
+                        <a:prstGeom prst="rect">
+                          <a:avLst/>
+                        </a:prstGeom>
+                      </wps:spPr>
+                      <wps:style>
+                        <a:lnRef idx="2">
+                          <a:schemeClr val="dk1"/>
+                        </a:lnRef>
+                        <a:fillRef idx="1">
+                          <a:schemeClr val="lt1"/>
+                        </a:fillRef>
+                        <a:effectRef idx="0">
+                          <a:schemeClr val="dk1"/>
+                        </a:effectRef>
+                        <a:fontRef idx="minor">
+                          <a:schemeClr val="dk1"/>
+                        </a:fontRef>
+                      </wps:style>
+                      <wps:bodyPr rot="0" spcFirstLastPara="0" vertOverflow="overflow" horzOverflow="overflow" vert="horz" wrap="square" lIns="91440" tIns="45720" rIns="91440" bIns="45720" numCol="1" spcCol="0" rtlCol="0" fromWordArt="0" anchor="ctr" anchorCtr="0" forceAA="0" compatLnSpc="1">
+                        <a:prstTxWarp prst="textNoShape">
+                          <a:avLst/>
+                        </a:prstTxWarp>
+                        <a:noAutofit/>
+                      </wps:bodyPr>
+                    </wps:wsp>
+                  </a:graphicData>
+                </a:graphic>
+              </wp:inline>
+            </w:drawing>
+          </mc:Choice>
+          <mc:Fallback>
+            <w:pict>
+              <v:rect w14:anchorId="48BEF3B3" id="Rectangle 2" o:spid="_x0000_s1026" style="width:453.75pt;height:310.5pt;visibility:visible;mso-wrap-style:square;mso-left-percent:-10001;mso-top-percent:-10001;mso-position-horizontal:absolute;mso-position-horizontal-relative:char;mso-position-vertical:absolute;mso-position-vertical-relative:line;mso-left-percent:-10001;mso-top-percent:-10001;v-text-anchor:middle" o:gfxdata="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" fillcolor="white [3201]" strokecolor="black [3200]" strokeweight="1pt">
+                <w10:anchorlock/>
+              </v:rect>
+            </w:pict>
+          </mc:Fallback>
+        </mc:AlternateContent>
+      </w:r>
+    </w:p>
+    <w:p>
+      <w:pPr>
+        <w:pStyle w:val="Caption"/>
+        <w:rPr>
+          <w:rFonts w:ascii="Times New Roman" w:hAnsi="Times New Roman" w:cs="Times New Roman"/>
+          <w:color w:val="auto"/>
+          <w:sz w:val="24"/>
+          <w:szCs w:val="24"/>
+        </w:rPr>
+      </w:pPr>
+      <w:r>
+        <w:rPr>
+          <w:rFonts w:ascii="Times New Roman" w:hAnsi="Times New Roman" w:cs="Times New Roman"/>
+          <w:color w:val="auto"/>
+          <w:sz w:val="24"/>
+          <w:szCs w:val="24"/>
+        </w:rPr>
+        <w:t xml:space="preserve">Figure </w:t>
+      </w:r>
+      <w:r>
+        <w:rPr>
+          <w:rFonts w:ascii="Times New Roman" w:hAnsi="Times New Roman" w:cs="Times New Roman"/>
+          <w:color w:val="auto"/>
+          <w:sz w:val="24"/>
+          <w:szCs w:val="24"/>
+        </w:rPr>
+        <w:fldChar w:fldCharType="begin"/>
+      </w:r>
+      <w:r>
+        <w:rPr>
+          <w:rFonts w:ascii="Times New Roman" w:hAnsi="Times New Roman" w:cs="Times New Roman"/>
+          <w:color w:val="auto"/>
+          <w:sz w:val="24"/>
+          <w:szCs w:val="24"/>
+        </w:rPr>
+        <w:instrText xml:space="preserve"> SEQ Figure \* ARABIC </w:instrText>
+      </w:r>
+      <w:r>
+        <w:rPr>
+          <w:rFonts w:ascii="Times New Roman" w:hAnsi="Times New Roman" w:cs="Times New Roman"/>
+          <w:color w:val="auto"/>
+          <w:sz w:val="24"/>
+          <w:szCs w:val="24"/>
+        </w:rPr>
+        <w:fldChar w:fldCharType="separate"/>
+      </w:r>
+      <w:r>
+        <w:rPr>
+          <w:rFonts w:ascii="Times New Roman" w:hAnsi="Times New Roman" w:cs="Times New Roman"/>
+          <w:noProof/>
+          <w:color w:val="auto"/>
+          <w:sz w:val="24"/>
+          <w:szCs w:val="24"/>
+        </w:rPr>
+        <w:t>1</w:t>
+      </w:r>
+      <w:r>
+        <w:rPr>
+          <w:rFonts w:ascii="Times New Roman" w:hAnsi="Times New Roman" w:cs="Times New Roman"/>
+          <w:color w:val="auto"/>
+          <w:sz w:val="24"/>
+          <w:szCs w:val="24"/>
+        </w:rPr>
+        <w:fldChar w:fldCharType="end"/>
+      </w:r>
+      <w:r>
+        <w:rPr>
+          <w:rFonts w:ascii="Times New Roman" w:hAnsi="Times New Roman" w:cs="Times New Roman"/>
+          <w:color w:val="auto"/>
+          <w:sz w:val="24"/>
+          <w:szCs w:val="24"/>
+        </w:rPr>
+        <w:t>: Conceptual framework</w:t>
+      </w:r>
+    </w:p>
+    <w:bookmarkEnd w:id="26"/>
+    <w:bookmarkEnd w:id="27"/>
     <w:p>
       <w:pPr>
         <w:spacing w:line="360" w:lineRule="auto"/>
         <w:jc w:val="both"/>
         <w:rPr>
           <w:rFonts w:ascii="Times New Roman" w:hAnsi="Times New Roman" w:cs="Times New Roman"/>
-          <w:b/>
-          <w:bCs/>
-          <w:sz w:val="24"/>
-          <w:szCs w:val="24"/>
-        </w:rPr>
-      </w:pPr>
+          <w:sz w:val="24"/>
+          <w:szCs w:val="24"/>
+        </w:rPr>
+      </w:pPr>
+      <w:r>
+        <w:rPr>
+          <w:rFonts w:ascii="Times New Roman" w:hAnsi="Times New Roman" w:cs="Times New Roman"/>
+          <w:sz w:val="24"/>
+          <w:szCs w:val="24"/>
+        </w:rPr>
+        <w:t xml:space="preserve">This </w:t>
+      </w:r>
+      <w:r>
+        <w:rPr>
+          <w:rFonts w:ascii="Times New Roman" w:hAnsi="Times New Roman" w:cs="Times New Roman"/>
+          <w:sz w:val="24"/>
+          <w:szCs w:val="24"/>
+        </w:rPr>
+        <w:t>figure</w:t>
+      </w:r>
+      <w:r>
+        <w:rPr>
+          <w:rFonts w:ascii="Times New Roman" w:hAnsi="Times New Roman" w:cs="Times New Roman"/>
+          <w:sz w:val="24"/>
+          <w:szCs w:val="24"/>
+        </w:rPr>
+        <w:t xml:space="preserve"> summarizes the relationships being explored in the study. The independent variables (corporate governance practices) are expected to influence the dependent variables (profitability), with intermediate variables (transparency, accountability, decision-making) playing a role in this relationship.</w:t>
+      </w:r>
+    </w:p>
+    <w:p>
+      <w:pPr>
+        <w:pStyle w:val="Heading2"/>
+        <w:spacing w:before="240" w:after="240"/>
+      </w:pPr>
+      <w:bookmarkStart w:id="28" w:name="_Toc202527937"/>
+      <w:r>
+        <w:t>ORGANIZATION OF THE STUDY</w:t>
+      </w:r>
+      <w:bookmarkEnd w:id="28"/>
     </w:p>
     <w:p>
       <w:pPr>
@@ -11505,22 +12271,45 @@
         <w:jc w:val="both"/>
         <w:rPr>
           <w:rFonts w:ascii="Times New Roman" w:hAnsi="Times New Roman" w:cs="Times New Roman"/>
-          <w:b/>
-          <w:bCs/>
-          <w:sz w:val="24"/>
-          <w:szCs w:val="24"/>
-        </w:rPr>
-      </w:pPr>
-      <w:r>
-        <w:rPr>
-          <w:rFonts w:ascii="Times New Roman" w:hAnsi="Times New Roman" w:cs="Times New Roman"/>
-          <w:b/>
-          <w:bCs/>
-          <w:sz w:val="24"/>
-          <w:szCs w:val="24"/>
-        </w:rPr>
-        <w:t xml:space="preserve">                              </w:t>
-      </w:r>
+          <w:sz w:val="24"/>
+          <w:szCs w:val="24"/>
+        </w:rPr>
+      </w:pPr>
+      <w:r>
+        <w:rPr>
+          <w:rFonts w:ascii="Times New Roman" w:hAnsi="Times New Roman" w:cs="Times New Roman"/>
+          <w:sz w:val="24"/>
+          <w:szCs w:val="24"/>
+        </w:rPr>
+        <w:t>This research is organized into five chapters as follows: The first chapter refers to the general introduction, which includes background, problem statement, research objectives, research questions, hypothesis, justification of the study, significance of the study, conceptual Framework and Structure of the study. The second chapter consists on the literature review that related by others, researchers in relation to topic under the study. It is also giving the definition of key words in the topic among others. The third chapter concerns the research methodology that used while carrying the research. This methodology deals with the study, which includes sources of data, sampling technique, sample size, measures of variables, and technique analysis. It presents also ethical consideration. The fourth chapter includes results and discussion. The fifth chapter, concerns the conclusion and recommendations according to the study research question</w:t>
+      </w:r>
+      <w:r>
+        <w:rPr>
+          <w:rFonts w:ascii="Times New Roman" w:hAnsi="Times New Roman" w:cs="Times New Roman"/>
+          <w:sz w:val="24"/>
+          <w:szCs w:val="24"/>
+        </w:rPr>
+        <w:t>s</w:t>
+      </w:r>
+      <w:r>
+        <w:rPr>
+          <w:rFonts w:ascii="Times New Roman" w:hAnsi="Times New Roman" w:cs="Times New Roman"/>
+          <w:sz w:val="24"/>
+          <w:szCs w:val="24"/>
+        </w:rPr>
+        <w:t>.</w:t>
+      </w:r>
+    </w:p>
+    <w:p>
+      <w:pPr>
+        <w:pStyle w:val="Heading1"/>
+        <w:spacing w:after="240"/>
+      </w:pPr>
+      <w:bookmarkStart w:id="29" w:name="_Toc202527938"/>
+      <w:r>
+        <w:t>LITERATURE REVIEW</w:t>
+      </w:r>
+      <w:bookmarkEnd w:id="29"/>
     </w:p>
     <w:p>
       <w:pPr>
@@ -11528,12 +12317,29 @@
         <w:jc w:val="both"/>
         <w:rPr>
           <w:rFonts w:ascii="Times New Roman" w:hAnsi="Times New Roman" w:cs="Times New Roman"/>
-          <w:b/>
-          <w:bCs/>
-          <w:sz w:val="24"/>
-          <w:szCs w:val="24"/>
-        </w:rPr>
-      </w:pPr>
+          <w:sz w:val="24"/>
+          <w:szCs w:val="24"/>
+        </w:rPr>
+      </w:pPr>
+      <w:r>
+        <w:rPr>
+          <w:rFonts w:ascii="Times New Roman" w:hAnsi="Times New Roman" w:cs="Times New Roman"/>
+          <w:sz w:val="24"/>
+          <w:szCs w:val="24"/>
+        </w:rPr>
+        <w:t>This literature review explores existing research on the role of corporate governance in influencing the profitability of insurance companies. The review synthesizes theoretical frameworks, empirical studies, and methodologies used in examining the relationship between corporate governance and profitability in the insurance sector. By evaluating findings from various studies, this review sets the foundation for a deeper understanding of how corporate governance practices impact the financial performance of insurance companies, with an emphasis on the case study of Sonarwa.</w:t>
+      </w:r>
+    </w:p>
+    <w:p>
+      <w:pPr>
+        <w:pStyle w:val="Heading2"/>
+        <w:spacing w:before="240" w:after="240"/>
+      </w:pPr>
+      <w:bookmarkStart w:id="30" w:name="_Toc202527939"/>
+      <w:r>
+        <w:t>DEFINITION OF KEY CONCEPTS</w:t>
+      </w:r>
+      <w:bookmarkEnd w:id="30"/>
     </w:p>
     <w:p>
       <w:pPr>
@@ -11541,504 +12347,28 @@
         <w:jc w:val="both"/>
         <w:rPr>
           <w:rFonts w:ascii="Times New Roman" w:hAnsi="Times New Roman" w:cs="Times New Roman"/>
-          <w:b/>
-          <w:bCs/>
-          <w:sz w:val="24"/>
-          <w:szCs w:val="24"/>
-        </w:rPr>
-      </w:pPr>
-    </w:p>
-    <w:p>
-      <w:pPr>
-        <w:spacing w:line="360" w:lineRule="auto"/>
-        <w:jc w:val="both"/>
-        <w:rPr>
-          <w:rFonts w:ascii="Times New Roman" w:hAnsi="Times New Roman" w:cs="Times New Roman"/>
-          <w:b/>
-          <w:bCs/>
-          <w:sz w:val="24"/>
-          <w:szCs w:val="24"/>
-        </w:rPr>
-      </w:pPr>
-    </w:p>
-    <w:p>
-      <w:pPr>
-        <w:spacing w:line="360" w:lineRule="auto"/>
-        <w:jc w:val="both"/>
-        <w:rPr>
-          <w:rFonts w:ascii="Times New Roman" w:hAnsi="Times New Roman" w:cs="Times New Roman"/>
-          <w:b/>
-          <w:bCs/>
-          <w:sz w:val="24"/>
-          <w:szCs w:val="24"/>
-        </w:rPr>
-      </w:pPr>
-    </w:p>
-    <w:p>
-      <w:pPr>
-        <w:spacing w:line="360" w:lineRule="auto"/>
-        <w:jc w:val="both"/>
-        <w:rPr>
-          <w:rFonts w:ascii="Times New Roman" w:hAnsi="Times New Roman" w:cs="Times New Roman"/>
-          <w:b/>
-          <w:bCs/>
-          <w:sz w:val="24"/>
-          <w:szCs w:val="24"/>
-        </w:rPr>
-      </w:pPr>
-    </w:p>
-    <w:p>
-      <w:pPr>
-        <w:spacing w:line="360" w:lineRule="auto"/>
-        <w:jc w:val="both"/>
-        <w:rPr>
-          <w:rFonts w:ascii="Times New Roman" w:hAnsi="Times New Roman" w:cs="Times New Roman"/>
-          <w:b/>
-          <w:bCs/>
-          <w:sz w:val="24"/>
-          <w:szCs w:val="24"/>
-        </w:rPr>
-      </w:pPr>
-      <w:r>
-        <w:rPr>
-          <w:rFonts w:ascii="Times New Roman" w:hAnsi="Times New Roman" w:cs="Times New Roman"/>
-          <w:b/>
-          <w:bCs/>
-          <w:sz w:val="24"/>
-          <w:szCs w:val="24"/>
-        </w:rPr>
-        <w:t xml:space="preserve">                                </w:t>
-      </w:r>
-      <w:r>
-        <w:rPr>
-          <w:rFonts w:ascii="Times New Roman" w:hAnsi="Times New Roman" w:cs="Times New Roman"/>
-          <w:b/>
-          <w:bCs/>
-          <w:sz w:val="24"/>
-          <w:szCs w:val="24"/>
-        </w:rPr>
-        <w:t>Figure</w:t>
-      </w:r>
-      <w:r>
-        <w:rPr>
-          <w:rFonts w:ascii="Times New Roman" w:hAnsi="Times New Roman" w:cs="Times New Roman"/>
-          <w:b/>
-          <w:bCs/>
-          <w:sz w:val="24"/>
-          <w:szCs w:val="24"/>
-        </w:rPr>
-        <w:t xml:space="preserve">1: </w:t>
-      </w:r>
-      <w:r>
-        <w:rPr>
-          <w:rFonts w:ascii="Times New Roman" w:hAnsi="Times New Roman" w:cs="Times New Roman"/>
-          <w:sz w:val="24"/>
-          <w:szCs w:val="24"/>
-        </w:rPr>
-        <w:t>conceptual framework</w:t>
-      </w:r>
-    </w:p>
-    <w:p>
-      <w:pPr>
-        <w:spacing w:line="360" w:lineRule="auto"/>
-        <w:jc w:val="both"/>
-        <w:rPr>
-          <w:rFonts w:ascii="Times New Roman" w:hAnsi="Times New Roman" w:cs="Times New Roman"/>
-          <w:sz w:val="24"/>
-          <w:szCs w:val="24"/>
-        </w:rPr>
-      </w:pPr>
-    </w:p>
-    <w:p>
-      <w:pPr>
-        <w:spacing w:line="360" w:lineRule="auto"/>
-        <w:jc w:val="both"/>
-        <w:rPr>
-          <w:rFonts w:ascii="Times New Roman" w:hAnsi="Times New Roman" w:cs="Times New Roman"/>
-          <w:sz w:val="24"/>
-          <w:szCs w:val="24"/>
-        </w:rPr>
-      </w:pPr>
-      <w:r>
-        <w:rPr>
-          <w:rFonts w:ascii="Times New Roman" w:hAnsi="Times New Roman" w:cs="Times New Roman"/>
-          <w:sz w:val="24"/>
-          <w:szCs w:val="24"/>
-        </w:rPr>
-        <w:t>This table summarizes the relationships being explored in the study. The independent variables (corporate governance practices) are expected to influence the dependent variables (profitability), with intermediate variables (transparency, accountability, decision-making) playing a role in this relationship.</w:t>
-      </w:r>
-    </w:p>
-    <w:p>
-      <w:pPr>
-        <w:spacing w:line="360" w:lineRule="auto"/>
-        <w:jc w:val="both"/>
-        <w:rPr>
-          <w:rFonts w:ascii="Times New Roman" w:hAnsi="Times New Roman" w:cs="Times New Roman"/>
-          <w:b/>
-          <w:bCs/>
-          <w:sz w:val="24"/>
-          <w:szCs w:val="24"/>
-        </w:rPr>
-      </w:pPr>
-    </w:p>
-    <w:p>
-      <w:pPr>
-        <w:pStyle w:val="Heading1"/>
-        <w:numPr>
-          <w:ilvl w:val="1"/>
-          <w:numId w:val="6"/>
-        </w:numPr>
-        <w:spacing w:line="360" w:lineRule="auto"/>
-        <w:jc w:val="both"/>
-        <w:rPr>
-          <w:rFonts w:cs="Times New Roman"/>
-          <w:b w:val="0"/>
-          <w:bCs w:val="0"/>
-        </w:rPr>
-      </w:pPr>
-      <w:bookmarkStart w:id="31" w:name="_Toc202527937"/>
-      <w:r>
-        <w:rPr>
-          <w:rFonts w:cs="Times New Roman"/>
-        </w:rPr>
-        <w:t>Organization of the study</w:t>
+          <w:sz w:val="24"/>
+          <w:szCs w:val="24"/>
+        </w:rPr>
+      </w:pPr>
+      <w:r>
+        <w:rPr>
+          <w:rFonts w:ascii="Times New Roman" w:hAnsi="Times New Roman" w:cs="Times New Roman"/>
+          <w:sz w:val="24"/>
+          <w:szCs w:val="24"/>
+        </w:rPr>
+        <w:t>In this section, key concepts relevant to the study are defined. As highlighted in the introduction, the study explores the role of corporate governance in shaping the profitability of insurance companies. Several key concepts are central to understanding this dynamic.</w:t>
+      </w:r>
+    </w:p>
+    <w:p>
+      <w:pPr>
+        <w:pStyle w:val="Heading3"/>
+      </w:pPr>
+      <w:bookmarkStart w:id="31" w:name="_Toc202527940"/>
+      <w:r>
+        <w:t>CORPORATE</w:t>
       </w:r>
       <w:bookmarkEnd w:id="31"/>
-    </w:p>
-    <w:p>
-      <w:pPr>
-        <w:spacing w:line="360" w:lineRule="auto"/>
-        <w:jc w:val="both"/>
-        <w:rPr>
-          <w:rFonts w:ascii="Times New Roman" w:hAnsi="Times New Roman" w:cs="Times New Roman"/>
-          <w:sz w:val="24"/>
-          <w:szCs w:val="24"/>
-        </w:rPr>
-      </w:pPr>
-      <w:r>
-        <w:rPr>
-          <w:rFonts w:ascii="Times New Roman" w:hAnsi="Times New Roman" w:cs="Times New Roman"/>
-          <w:sz w:val="24"/>
-          <w:szCs w:val="24"/>
-        </w:rPr>
-        <w:t>This research is organized into five chapters as follows: The first chapter refers to the general introduction, which includes background, problem statement, research objectives, research questions, hypothesis, justification of the study, significance of the study, conceptual Framework and Structure of the study. The second chapter consists on the literature review that related by others, researchers in relation to topic under the study. It is also giving the definition of key words in the topic among others. The third chapter concerns the research methodology that used while carrying the research. This methodology deals with the study, which includes sources of data, sampling technique, sample size, measures of variables, and technique analysis. It presents also ethical consideration. The fourth chapter includes results and discussion. The fifth chapter, concerns the conclusion and recommendations according to the study research question</w:t>
-      </w:r>
-      <w:r>
-        <w:rPr>
-          <w:rFonts w:ascii="Times New Roman" w:hAnsi="Times New Roman" w:cs="Times New Roman"/>
-          <w:sz w:val="24"/>
-          <w:szCs w:val="24"/>
-        </w:rPr>
-        <w:t>s</w:t>
-      </w:r>
-      <w:r>
-        <w:rPr>
-          <w:rFonts w:ascii="Times New Roman" w:hAnsi="Times New Roman" w:cs="Times New Roman"/>
-          <w:sz w:val="24"/>
-          <w:szCs w:val="24"/>
-        </w:rPr>
-        <w:t>.</w:t>
-      </w:r>
-    </w:p>
-    <w:p>
-      <w:pPr>
-        <w:spacing w:line="360" w:lineRule="auto"/>
-        <w:jc w:val="both"/>
-        <w:rPr>
-          <w:rFonts w:ascii="Times New Roman" w:hAnsi="Times New Roman" w:cs="Times New Roman"/>
-          <w:b/>
-          <w:bCs/>
-          <w:sz w:val="24"/>
-          <w:szCs w:val="24"/>
-        </w:rPr>
-      </w:pPr>
-    </w:p>
-    <w:p>
-      <w:pPr>
-        <w:spacing w:line="360" w:lineRule="auto"/>
-        <w:jc w:val="both"/>
-        <w:rPr>
-          <w:rFonts w:ascii="Times New Roman" w:hAnsi="Times New Roman" w:cs="Times New Roman"/>
-          <w:b/>
-          <w:bCs/>
-          <w:sz w:val="24"/>
-          <w:szCs w:val="24"/>
-        </w:rPr>
-      </w:pPr>
-    </w:p>
-    <w:p>
-      <w:pPr>
-        <w:spacing w:after="160" w:line="360" w:lineRule="auto"/>
-        <w:ind w:left="360"/>
-        <w:jc w:val="both"/>
-        <w:rPr>
-          <w:rFonts w:ascii="Times New Roman" w:hAnsi="Times New Roman" w:cs="Times New Roman"/>
-          <w:sz w:val="24"/>
-          <w:szCs w:val="24"/>
-        </w:rPr>
-      </w:pPr>
-      <w:r>
-        <w:rPr>
-          <w:rFonts w:ascii="Times New Roman" w:hAnsi="Times New Roman" w:cs="Times New Roman"/>
-          <w:sz w:val="24"/>
-          <w:szCs w:val="24"/>
-        </w:rPr>
-        <w:t> </w:t>
-      </w:r>
-    </w:p>
-    <w:p>
-      <w:pPr>
-        <w:spacing w:after="160" w:line="360" w:lineRule="auto"/>
-        <w:ind w:left="360"/>
-        <w:jc w:val="both"/>
-        <w:rPr>
-          <w:rFonts w:ascii="Times New Roman" w:hAnsi="Times New Roman" w:cs="Times New Roman"/>
-          <w:b/>
-          <w:bCs/>
-          <w:sz w:val="24"/>
-          <w:szCs w:val="24"/>
-        </w:rPr>
-      </w:pPr>
-    </w:p>
-    <w:p>
-      <w:pPr>
-        <w:spacing w:after="160" w:line="360" w:lineRule="auto"/>
-        <w:jc w:val="both"/>
-        <w:rPr>
-          <w:rFonts w:ascii="Times New Roman" w:hAnsi="Times New Roman" w:cs="Times New Roman"/>
-          <w:b/>
-          <w:bCs/>
-          <w:sz w:val="24"/>
-          <w:szCs w:val="24"/>
-        </w:rPr>
-      </w:pPr>
-    </w:p>
-    <w:p>
-      <w:pPr>
-        <w:spacing w:after="160" w:line="360" w:lineRule="auto"/>
-        <w:jc w:val="both"/>
-        <w:rPr>
-          <w:rFonts w:ascii="Times New Roman" w:hAnsi="Times New Roman" w:cs="Times New Roman"/>
-          <w:b/>
-          <w:bCs/>
-          <w:sz w:val="24"/>
-          <w:szCs w:val="24"/>
-        </w:rPr>
-      </w:pPr>
-    </w:p>
-    <w:p>
-      <w:pPr>
-        <w:spacing w:after="160" w:line="360" w:lineRule="auto"/>
-        <w:jc w:val="both"/>
-        <w:rPr>
-          <w:rFonts w:ascii="Times New Roman" w:hAnsi="Times New Roman" w:cs="Times New Roman"/>
-          <w:b/>
-          <w:bCs/>
-          <w:sz w:val="24"/>
-          <w:szCs w:val="24"/>
-        </w:rPr>
-      </w:pPr>
-    </w:p>
-    <w:p>
-      <w:pPr>
-        <w:spacing w:after="160" w:line="360" w:lineRule="auto"/>
-        <w:jc w:val="both"/>
-        <w:rPr>
-          <w:rFonts w:ascii="Times New Roman" w:hAnsi="Times New Roman" w:cs="Times New Roman"/>
-          <w:b/>
-          <w:bCs/>
-          <w:sz w:val="24"/>
-          <w:szCs w:val="24"/>
-        </w:rPr>
-      </w:pPr>
-    </w:p>
-    <w:p>
-      <w:pPr>
-        <w:spacing w:after="160" w:line="360" w:lineRule="auto"/>
-        <w:jc w:val="both"/>
-        <w:rPr>
-          <w:rFonts w:ascii="Times New Roman" w:hAnsi="Times New Roman" w:cs="Times New Roman"/>
-          <w:b/>
-          <w:bCs/>
-          <w:sz w:val="24"/>
-          <w:szCs w:val="24"/>
-        </w:rPr>
-      </w:pPr>
-    </w:p>
-    <w:p>
-      <w:pPr>
-        <w:spacing w:after="160" w:line="360" w:lineRule="auto"/>
-        <w:jc w:val="both"/>
-        <w:rPr>
-          <w:rFonts w:ascii="Times New Roman" w:hAnsi="Times New Roman" w:cs="Times New Roman"/>
-          <w:b/>
-          <w:bCs/>
-          <w:sz w:val="24"/>
-          <w:szCs w:val="24"/>
-        </w:rPr>
-      </w:pPr>
-    </w:p>
-    <w:p>
-      <w:pPr>
-        <w:spacing w:after="160" w:line="360" w:lineRule="auto"/>
-        <w:jc w:val="both"/>
-        <w:rPr>
-          <w:rFonts w:ascii="Times New Roman" w:hAnsi="Times New Roman" w:cs="Times New Roman"/>
-          <w:b/>
-          <w:bCs/>
-          <w:sz w:val="24"/>
-          <w:szCs w:val="24"/>
-        </w:rPr>
-      </w:pPr>
-    </w:p>
-    <w:p>
-      <w:pPr>
-        <w:spacing w:after="160" w:line="360" w:lineRule="auto"/>
-        <w:jc w:val="both"/>
-        <w:rPr>
-          <w:rFonts w:ascii="Times New Roman" w:hAnsi="Times New Roman" w:cs="Times New Roman"/>
-          <w:b/>
-          <w:bCs/>
-          <w:sz w:val="24"/>
-          <w:szCs w:val="24"/>
-        </w:rPr>
-      </w:pPr>
-    </w:p>
-    <w:p>
-      <w:pPr>
-        <w:spacing w:after="160" w:line="360" w:lineRule="auto"/>
-        <w:jc w:val="both"/>
-        <w:rPr>
-          <w:rFonts w:ascii="Times New Roman" w:hAnsi="Times New Roman" w:cs="Times New Roman"/>
-          <w:b/>
-          <w:bCs/>
-          <w:sz w:val="24"/>
-          <w:szCs w:val="24"/>
-        </w:rPr>
-      </w:pPr>
-    </w:p>
-    <w:p>
-      <w:pPr>
-        <w:pStyle w:val="Heading1"/>
-        <w:spacing w:line="360" w:lineRule="auto"/>
-        <w:ind w:left="360"/>
-        <w:jc w:val="both"/>
-        <w:rPr>
-          <w:rFonts w:cs="Times New Roman"/>
-        </w:rPr>
-      </w:pPr>
-      <w:bookmarkStart w:id="32" w:name="_Toc202527938"/>
-      <w:r>
-        <w:rPr>
-          <w:rFonts w:cs="Times New Roman"/>
-        </w:rPr>
-        <w:t>CHAPTER 2</w:t>
-      </w:r>
-      <w:r>
-        <w:rPr>
-          <w:rFonts w:cs="Times New Roman"/>
-        </w:rPr>
-        <w:t>: LITERATURE REVIEW</w:t>
-      </w:r>
-      <w:bookmarkEnd w:id="32"/>
-    </w:p>
-    <w:p>
-      <w:pPr>
-        <w:spacing w:line="360" w:lineRule="auto"/>
-        <w:jc w:val="both"/>
-        <w:rPr>
-          <w:rFonts w:ascii="Times New Roman" w:hAnsi="Times New Roman" w:cs="Times New Roman"/>
-          <w:sz w:val="24"/>
-          <w:szCs w:val="24"/>
-        </w:rPr>
-      </w:pPr>
-      <w:r>
-        <w:rPr>
-          <w:rFonts w:ascii="Times New Roman" w:hAnsi="Times New Roman" w:cs="Times New Roman"/>
-          <w:sz w:val="24"/>
-          <w:szCs w:val="24"/>
-        </w:rPr>
-        <w:t>This literature review explores existing research on the role of corporate governance in influencing the profitability of insurance companies. The review synthesizes theoretical frameworks, empirical studies, and methodologies used in examining the relationship between corporate governance and profitability in the insurance sector. By evaluating findings from various studies, this review sets the foundation for a deeper understanding of how corporate governance practices impact the financial performance of insurance companies, with an emphasis on the case study of Sonarwa.</w:t>
-      </w:r>
-    </w:p>
-    <w:p>
-      <w:pPr>
-        <w:pStyle w:val="Heading1"/>
-        <w:spacing w:line="360" w:lineRule="auto"/>
-        <w:ind w:left="360"/>
-        <w:jc w:val="both"/>
-        <w:rPr>
-          <w:rFonts w:cs="Times New Roman"/>
-          <w:b w:val="0"/>
-          <w:bCs w:val="0"/>
-        </w:rPr>
-      </w:pPr>
-      <w:bookmarkStart w:id="33" w:name="_Toc202527939"/>
-      <w:r>
-        <w:rPr>
-          <w:rFonts w:cs="Times New Roman"/>
-        </w:rPr>
-        <w:t xml:space="preserve">2.1 </w:t>
-      </w:r>
-      <w:r>
-        <w:rPr>
-          <w:rFonts w:cs="Times New Roman"/>
-        </w:rPr>
-        <w:t>Definition of Key Concepts</w:t>
-      </w:r>
-      <w:bookmarkEnd w:id="33"/>
-    </w:p>
-    <w:p>
-      <w:pPr>
-        <w:spacing w:line="360" w:lineRule="auto"/>
-        <w:jc w:val="both"/>
-        <w:rPr>
-          <w:rFonts w:ascii="Times New Roman" w:hAnsi="Times New Roman" w:cs="Times New Roman"/>
-          <w:sz w:val="24"/>
-          <w:szCs w:val="24"/>
-        </w:rPr>
-      </w:pPr>
-      <w:r>
-        <w:rPr>
-          <w:rFonts w:ascii="Times New Roman" w:hAnsi="Times New Roman" w:cs="Times New Roman"/>
-          <w:sz w:val="24"/>
-          <w:szCs w:val="24"/>
-        </w:rPr>
-        <w:t>In this section, key concepts relevant to the study are defined. As highlighted in the introduction, the study explores the role of corporate governance in shaping the profitability of insurance companies. Several key concepts are central to understanding this dynamic.</w:t>
-      </w:r>
-    </w:p>
-    <w:p>
-      <w:pPr>
-        <w:pStyle w:val="Heading1"/>
-        <w:spacing w:line="360" w:lineRule="auto"/>
-        <w:ind w:left="360"/>
-        <w:jc w:val="both"/>
-        <w:rPr>
-          <w:rFonts w:cs="Times New Roman"/>
-          <w:b w:val="0"/>
-          <w:bCs w:val="0"/>
-        </w:rPr>
-      </w:pPr>
-      <w:bookmarkStart w:id="34" w:name="_Toc202527940"/>
-      <w:r>
-        <w:rPr>
-          <w:rFonts w:cs="Times New Roman"/>
-        </w:rPr>
-        <w:t xml:space="preserve">2.1.1 </w:t>
-      </w:r>
-      <w:r>
-        <w:rPr>
-          <w:rFonts w:cs="Times New Roman"/>
-        </w:rPr>
-        <w:t>C</w:t>
-      </w:r>
-      <w:r>
-        <w:rPr>
-          <w:rFonts w:cs="Times New Roman"/>
-        </w:rPr>
-        <w:t>orporate</w:t>
-      </w:r>
-      <w:bookmarkEnd w:id="34"/>
     </w:p>
     <w:p>
       <w:pPr>
@@ -12115,35 +12445,30 @@
     </w:p>
     <w:p>
       <w:pPr>
-        <w:pStyle w:val="Heading1"/>
-        <w:spacing w:line="360" w:lineRule="auto"/>
-        <w:jc w:val="both"/>
-        <w:rPr>
-          <w:rFonts w:cs="Times New Roman"/>
-          <w:b w:val="0"/>
-          <w:bCs w:val="0"/>
-        </w:rPr>
-      </w:pPr>
-      <w:bookmarkStart w:id="35" w:name="_Toc202527941"/>
-      <w:r>
-        <w:rPr>
-          <w:rFonts w:cs="Times New Roman"/>
-        </w:rPr>
-        <w:t>2.1.</w:t>
-      </w:r>
-      <w:r>
-        <w:rPr>
-          <w:rFonts w:cs="Times New Roman"/>
-        </w:rPr>
-        <w:t>2</w:t>
-      </w:r>
-      <w:r>
-        <w:rPr>
-          <w:rFonts w:cs="Times New Roman"/>
-        </w:rPr>
-        <w:t xml:space="preserve"> Corporate Governance</w:t>
-      </w:r>
-      <w:bookmarkEnd w:id="35"/>
+        <w:rPr>
+          <w:rFonts w:ascii="Times New Roman" w:hAnsi="Times New Roman" w:cs="Times New Roman"/>
+          <w:sz w:val="24"/>
+          <w:szCs w:val="24"/>
+        </w:rPr>
+      </w:pPr>
+      <w:r>
+        <w:rPr>
+          <w:rFonts w:ascii="Times New Roman" w:hAnsi="Times New Roman" w:cs="Times New Roman"/>
+          <w:sz w:val="24"/>
+          <w:szCs w:val="24"/>
+        </w:rPr>
+        <w:br w:type="page"/>
+      </w:r>
+    </w:p>
+    <w:p>
+      <w:pPr>
+        <w:pStyle w:val="Heading3"/>
+      </w:pPr>
+      <w:bookmarkStart w:id="32" w:name="_Toc202527941"/>
+      <w:r>
+        <w:t>CORPORATE GOVERNANCE</w:t>
+      </w:r>
+      <w:bookmarkEnd w:id="32"/>
     </w:p>
     <w:p>
       <w:pPr>
@@ -12228,91 +12553,14 @@
     </w:p>
     <w:p>
       <w:pPr>
-        <w:spacing w:line="360" w:lineRule="auto"/>
-        <w:jc w:val="both"/>
-        <w:rPr>
-          <w:rFonts w:ascii="Times New Roman" w:hAnsi="Times New Roman" w:cs="Times New Roman"/>
-          <w:b/>
-          <w:bCs/>
-          <w:sz w:val="24"/>
-          <w:szCs w:val="24"/>
-        </w:rPr>
-      </w:pPr>
-    </w:p>
-    <w:p>
-      <w:pPr>
-        <w:spacing w:line="360" w:lineRule="auto"/>
-        <w:jc w:val="both"/>
-        <w:rPr>
-          <w:rFonts w:ascii="Times New Roman" w:hAnsi="Times New Roman" w:cs="Times New Roman"/>
-          <w:b/>
-          <w:bCs/>
-          <w:sz w:val="24"/>
-          <w:szCs w:val="24"/>
-        </w:rPr>
-      </w:pPr>
-    </w:p>
-    <w:p>
-      <w:pPr>
-        <w:pStyle w:val="Heading1"/>
-        <w:spacing w:line="360" w:lineRule="auto"/>
-        <w:jc w:val="both"/>
-        <w:rPr>
-          <w:rFonts w:cs="Times New Roman"/>
-          <w:b w:val="0"/>
-          <w:bCs w:val="0"/>
-        </w:rPr>
-      </w:pPr>
-      <w:bookmarkStart w:id="36" w:name="_Toc202527942"/>
-      <w:r>
-        <w:rPr>
-          <w:rFonts w:cs="Times New Roman"/>
-        </w:rPr>
-        <w:t>2.2 Corporate</w:t>
-      </w:r>
-      <w:r>
-        <w:rPr>
-          <w:rFonts w:cs="Times New Roman"/>
-        </w:rPr>
-        <w:t xml:space="preserve"> </w:t>
-      </w:r>
-      <w:r>
-        <w:rPr>
-          <w:rFonts w:cs="Times New Roman"/>
-        </w:rPr>
-        <w:t>g</w:t>
-      </w:r>
-      <w:r>
-        <w:rPr>
-          <w:rFonts w:cs="Times New Roman"/>
-        </w:rPr>
-        <w:t xml:space="preserve">overnance </w:t>
-      </w:r>
-      <w:r>
-        <w:rPr>
-          <w:rFonts w:cs="Times New Roman"/>
-        </w:rPr>
-        <w:t>i</w:t>
-      </w:r>
-      <w:r>
-        <w:rPr>
-          <w:rFonts w:cs="Times New Roman"/>
-        </w:rPr>
-        <w:t xml:space="preserve">nsurance </w:t>
-      </w:r>
-      <w:r>
-        <w:rPr>
-          <w:rFonts w:cs="Times New Roman"/>
-        </w:rPr>
-        <w:t>c</w:t>
-      </w:r>
-      <w:r>
-        <w:rPr>
-          <w:rFonts w:cs="Times New Roman"/>
-        </w:rPr>
-        <w:t>ompanies</w:t>
-      </w:r>
-      <w:bookmarkEnd w:id="36"/>
+        <w:pStyle w:val="Heading2"/>
+        <w:spacing w:before="240" w:after="240"/>
+      </w:pPr>
+      <w:bookmarkStart w:id="33" w:name="_Toc202527942"/>
+      <w:r>
+        <w:t>CORPORATE GOVERNANCE INSURANCE COMPANIES</w:t>
+      </w:r>
+      <w:bookmarkEnd w:id="33"/>
     </w:p>
     <w:p>
       <w:pPr>
@@ -12511,54 +12759,435 @@
     </w:p>
     <w:p>
       <w:pPr>
+        <w:pStyle w:val="Heading3"/>
+      </w:pPr>
+      <w:bookmarkStart w:id="34" w:name="_Toc202527943"/>
+      <w:r>
+        <w:t>BOARD COMPOSITION</w:t>
+      </w:r>
+      <w:bookmarkEnd w:id="34"/>
+    </w:p>
+    <w:p>
+      <w:pPr>
         <w:spacing w:line="360" w:lineRule="auto"/>
         <w:jc w:val="both"/>
         <w:rPr>
           <w:rFonts w:ascii="Times New Roman" w:hAnsi="Times New Roman" w:cs="Times New Roman"/>
+          <w:sz w:val="24"/>
+          <w:szCs w:val="24"/>
+        </w:rPr>
+      </w:pPr>
+      <w:r>
+        <w:rPr>
+          <w:rFonts w:ascii="Times New Roman" w:hAnsi="Times New Roman" w:cs="Times New Roman"/>
+          <w:sz w:val="24"/>
+          <w:szCs w:val="24"/>
+        </w:rPr>
+        <w:t xml:space="preserve">Board composition refers to the structure of the board of directors, including the number and types of board members, such as executive directors, non-executive directors, and independent directors. Research suggests that an effective board composition, with a diverse mix of skills and experiences, leads to better decision-making and strategic oversight, which can enhance company profitability (Bennedsen </w:t>
+      </w:r>
+      <w:r>
+        <w:rPr>
+          <w:rFonts w:ascii="Times New Roman" w:hAnsi="Times New Roman" w:cs="Times New Roman"/>
+          <w:i/>
+          <w:iCs/>
+          <w:sz w:val="24"/>
+          <w:szCs w:val="24"/>
+        </w:rPr>
+        <w:t>et al</w:t>
+      </w:r>
+      <w:r>
+        <w:rPr>
+          <w:rFonts w:ascii="Times New Roman" w:hAnsi="Times New Roman" w:cs="Times New Roman"/>
+          <w:sz w:val="24"/>
+          <w:szCs w:val="24"/>
+        </w:rPr>
+        <w:t>., 2022).</w:t>
+      </w:r>
+    </w:p>
+    <w:p>
+      <w:pPr>
+        <w:pStyle w:val="Heading3"/>
+      </w:pPr>
+      <w:bookmarkStart w:id="35" w:name="_Toc202527944"/>
+      <w:r>
+        <w:t>EXECUTIVE COMPENSATION</w:t>
+      </w:r>
+      <w:bookmarkEnd w:id="35"/>
+    </w:p>
+    <w:p>
+      <w:pPr>
+        <w:spacing w:line="360" w:lineRule="auto"/>
+        <w:jc w:val="both"/>
+        <w:rPr>
+          <w:rFonts w:ascii="Times New Roman" w:hAnsi="Times New Roman" w:cs="Times New Roman"/>
+          <w:sz w:val="24"/>
+          <w:szCs w:val="24"/>
+        </w:rPr>
+      </w:pPr>
+      <w:r>
+        <w:rPr>
+          <w:rFonts w:ascii="Times New Roman" w:hAnsi="Times New Roman" w:cs="Times New Roman"/>
+          <w:sz w:val="24"/>
+          <w:szCs w:val="24"/>
+        </w:rPr>
+        <w:t xml:space="preserve">Executive compensation involves the financial and non-financial incentives provided to senior management. The structure of executive compensation packages, which may include base salary, bonuses, stock options, and performance-linked incentives, is believed to align the interests of executives with those of the company and its shareholders. The relationship between executive compensation and profitability has been a topic of extensive research, with studies indicating that well-structured compensation packages may drive higher performance and, in turn, increase profitability </w:t>
+      </w:r>
+      <w:r>
+        <w:rPr>
+          <w:rFonts w:ascii="Times New Roman" w:hAnsi="Times New Roman" w:cs="Times New Roman"/>
+          <w:noProof/>
+          <w:sz w:val="24"/>
+          <w:szCs w:val="24"/>
+        </w:rPr>
+        <w:t>(Finkelstein &amp; Hambrick, 2021)</w:t>
+      </w:r>
+      <w:r>
+        <w:rPr>
+          <w:rFonts w:ascii="Times New Roman" w:hAnsi="Times New Roman" w:cs="Times New Roman"/>
+          <w:sz w:val="24"/>
+          <w:szCs w:val="24"/>
+        </w:rPr>
+        <w:t>.</w:t>
+      </w:r>
+    </w:p>
+    <w:p>
+      <w:pPr>
+        <w:pStyle w:val="Heading3"/>
+      </w:pPr>
+      <w:bookmarkStart w:id="36" w:name="_Toc202527945"/>
+      <w:r>
+        <w:t>AUDIT PRACTICES</w:t>
+      </w:r>
+      <w:bookmarkEnd w:id="36"/>
+    </w:p>
+    <w:p>
+      <w:pPr>
+        <w:spacing w:line="360" w:lineRule="auto"/>
+        <w:jc w:val="both"/>
+        <w:rPr>
+          <w:rFonts w:ascii="Times New Roman" w:hAnsi="Times New Roman" w:cs="Times New Roman"/>
+          <w:sz w:val="24"/>
+          <w:szCs w:val="24"/>
+        </w:rPr>
+      </w:pPr>
+      <w:r>
+        <w:rPr>
+          <w:rFonts w:ascii="Times New Roman" w:hAnsi="Times New Roman" w:cs="Times New Roman"/>
+          <w:sz w:val="24"/>
+          <w:szCs w:val="24"/>
+        </w:rPr>
+        <w:t xml:space="preserve">Audit practices involve the processes and procedures through which an organization’s financial statements and operations are examined for accuracy and compliance with relevant standards. Strong internal and external audit mechanisms contribute to corporate governance by ensuring accountability and transparency. Auditing practices are essential in mitigating fraud, mismanagement, and inefficiencies, ultimately supporting a company's long-term profitability </w:t>
+      </w:r>
+      <w:r>
+        <w:rPr>
+          <w:rFonts w:ascii="Times New Roman" w:hAnsi="Times New Roman" w:cs="Times New Roman"/>
+          <w:noProof/>
+          <w:sz w:val="24"/>
+          <w:szCs w:val="24"/>
+        </w:rPr>
+        <w:t>(Pizanti &amp; Shenhav, 2022)</w:t>
+      </w:r>
+      <w:r>
+        <w:rPr>
+          <w:rFonts w:ascii="Times New Roman" w:hAnsi="Times New Roman" w:cs="Times New Roman"/>
+          <w:sz w:val="24"/>
+          <w:szCs w:val="24"/>
+        </w:rPr>
+        <w:t>.</w:t>
+      </w:r>
+    </w:p>
+    <w:p>
+      <w:pPr>
+        <w:pStyle w:val="Heading3"/>
+      </w:pPr>
+      <w:bookmarkStart w:id="37" w:name="_Toc202527946"/>
+      <w:r>
+        <w:t>PERFORMANCE IN THE INSURANCE INDUSTRY</w:t>
+      </w:r>
+      <w:commentRangeStart w:id="38"/>
+      <w:r>
+        <w:rPr>
+          <w:rFonts w:eastAsia="SimSun"/>
+        </w:rPr>
+        <w:commentReference w:id="39"/>
+      </w:r>
+      <w:commentRangeEnd w:id="38"/>
+      <w:r>
+        <w:rPr>
+          <w:rFonts w:eastAsia="SimSun"/>
+        </w:rPr>
+        <w:commentReference w:id="38"/>
+      </w:r>
+      <w:bookmarkEnd w:id="37"/>
+    </w:p>
+    <w:p>
+      <w:pPr>
+        <w:spacing w:line="360" w:lineRule="auto"/>
+        <w:jc w:val="both"/>
+        <w:rPr>
+          <w:rFonts w:ascii="Times New Roman" w:hAnsi="Times New Roman" w:cs="Times New Roman"/>
           <w:b/>
           <w:bCs/>
           <w:sz w:val="24"/>
           <w:szCs w:val="24"/>
         </w:rPr>
       </w:pPr>
-    </w:p>
-    <w:p>
-      <w:pPr>
-        <w:pStyle w:val="Heading1"/>
+      <w:r>
+        <w:rPr>
+          <w:rFonts w:ascii="Times New Roman" w:hAnsi="Times New Roman" w:cs="Times New Roman"/>
+          <w:sz w:val="24"/>
+          <w:szCs w:val="24"/>
+        </w:rPr>
+        <w:t xml:space="preserve">Profitability in the insurance industry is a measure of a company's ability to generate income and manage its expenses effectively. It is usually assessed through various financial metrics, such as </w:t>
+      </w:r>
+      <w:r>
+        <w:rPr>
+          <w:rFonts w:ascii="Times New Roman" w:hAnsi="Times New Roman" w:cs="Times New Roman"/>
+          <w:sz w:val="24"/>
+          <w:szCs w:val="24"/>
+        </w:rPr>
+        <w:t>return on asset</w:t>
+      </w:r>
+      <w:r>
+        <w:rPr>
+          <w:rFonts w:ascii="Times New Roman" w:hAnsi="Times New Roman" w:cs="Times New Roman"/>
+          <w:sz w:val="24"/>
+          <w:szCs w:val="24"/>
+        </w:rPr>
+        <w:t xml:space="preserve"> (ROA)</w:t>
+      </w:r>
+      <w:r>
+        <w:rPr>
+          <w:rFonts w:ascii="Times New Roman" w:hAnsi="Times New Roman" w:cs="Times New Roman"/>
+          <w:sz w:val="24"/>
+          <w:szCs w:val="24"/>
+        </w:rPr>
+        <w:t>,</w:t>
+      </w:r>
+      <w:r>
+        <w:rPr>
+          <w:rFonts w:ascii="Times New Roman" w:hAnsi="Times New Roman" w:cs="Times New Roman"/>
+          <w:sz w:val="24"/>
+          <w:szCs w:val="24"/>
+        </w:rPr>
+        <w:t xml:space="preserve"> </w:t>
+      </w:r>
+      <w:r>
+        <w:rPr>
+          <w:rFonts w:ascii="Times New Roman" w:hAnsi="Times New Roman" w:cs="Times New Roman"/>
+          <w:sz w:val="24"/>
+          <w:szCs w:val="24"/>
+        </w:rPr>
+        <w:t>Net Profit Margin</w:t>
+      </w:r>
+      <w:r>
+        <w:rPr>
+          <w:rFonts w:ascii="Times New Roman" w:hAnsi="Times New Roman" w:cs="Times New Roman"/>
+          <w:sz w:val="24"/>
+          <w:szCs w:val="24"/>
+        </w:rPr>
+        <w:t xml:space="preserve"> </w:t>
+      </w:r>
+      <w:r>
+        <w:rPr>
+          <w:rFonts w:ascii="Times New Roman" w:hAnsi="Times New Roman" w:cs="Times New Roman"/>
+          <w:sz w:val="24"/>
+          <w:szCs w:val="24"/>
+        </w:rPr>
+        <w:t xml:space="preserve">and </w:t>
+      </w:r>
+      <w:r>
+        <w:rPr>
+          <w:rFonts w:ascii="Times New Roman" w:hAnsi="Times New Roman" w:cs="Times New Roman"/>
+          <w:sz w:val="24"/>
+          <w:szCs w:val="24"/>
+        </w:rPr>
+        <w:t>non-financial performance such as customer certification and product quality</w:t>
+      </w:r>
+      <w:r>
+        <w:rPr>
+          <w:rFonts w:ascii="Times New Roman" w:hAnsi="Times New Roman" w:cs="Times New Roman"/>
+          <w:sz w:val="24"/>
+          <w:szCs w:val="24"/>
+        </w:rPr>
+        <w:t>.</w:t>
+      </w:r>
+      <w:r>
+        <w:rPr>
+          <w:rFonts w:ascii="Times New Roman" w:hAnsi="Times New Roman" w:cs="Times New Roman"/>
+          <w:sz w:val="24"/>
+          <w:szCs w:val="24"/>
+        </w:rPr>
+        <w:t xml:space="preserve"> These indicators reflect the efficiency of an insurance company in utilizing its resources to generate profits. Profitability is crucial for insurance companies as it affects their capacity to pay out claims, reinvest in business operations, and provide competitive returns to shareholders. A profitable insurance company is more likely to withstand market fluctuations and operational risks, ensuring its long-term sustainability and stability (Sullivan, 2021).</w:t>
+      </w:r>
+    </w:p>
+    <w:p>
+      <w:pPr>
+        <w:pStyle w:val="Heading2"/>
+      </w:pPr>
+      <w:r>
+        <w:t>PROFIT MARGIN</w:t>
+      </w:r>
+      <w:commentRangeStart w:id="40"/>
+      <w:r>
+        <w:rPr>
+          <w:rStyle w:val="CommentReference"/>
+          <w:rFonts w:eastAsia="SimSun"/>
+          <w:sz w:val="24"/>
+          <w:szCs w:val="24"/>
+        </w:rPr>
+        <w:commentReference w:id="41"/>
+      </w:r>
+      <w:commentRangeEnd w:id="40"/>
+      <w:r>
+        <w:rPr>
+          <w:rStyle w:val="CommentReference"/>
+          <w:rFonts w:eastAsia="SimSun"/>
+          <w:sz w:val="24"/>
+          <w:szCs w:val="24"/>
+        </w:rPr>
+        <w:commentReference w:id="40"/>
+      </w:r>
+    </w:p>
+    <w:p>
+      <w:pPr>
         <w:spacing w:line="360" w:lineRule="auto"/>
         <w:jc w:val="both"/>
         <w:rPr>
-          <w:rFonts w:cs="Times New Roman"/>
-          <w:b w:val="0"/>
-          <w:bCs w:val="0"/>
-        </w:rPr>
-      </w:pPr>
-      <w:bookmarkStart w:id="37" w:name="_Toc202527943"/>
-      <w:r>
-        <w:rPr>
-          <w:rFonts w:cs="Times New Roman"/>
-        </w:rPr>
-        <w:t>2.</w:t>
-      </w:r>
-      <w:r>
-        <w:rPr>
-          <w:rFonts w:cs="Times New Roman"/>
-        </w:rPr>
-        <w:t>2.1</w:t>
-      </w:r>
-      <w:r>
-        <w:rPr>
-          <w:rFonts w:cs="Times New Roman"/>
+          <w:rFonts w:ascii="Times New Roman" w:hAnsi="Times New Roman" w:cs="Times New Roman"/>
+          <w:sz w:val="24"/>
+          <w:szCs w:val="24"/>
+        </w:rPr>
+      </w:pPr>
+      <w:r>
+        <w:rPr>
+          <w:rFonts w:ascii="Times New Roman" w:hAnsi="Times New Roman" w:cs="Times New Roman"/>
+          <w:sz w:val="24"/>
+          <w:szCs w:val="24"/>
+        </w:rPr>
+        <w:t>Profit margin is a financial ratio that shows what percentage of revenue a company retains as profit after all expenses are deducted. It’s a key indicator of a company's profitability and efficiency in controlling costs</w:t>
+      </w:r>
+      <w:r>
+        <w:rPr>
+          <w:rFonts w:ascii="Times New Roman" w:hAnsi="Times New Roman" w:cs="Times New Roman"/>
+          <w:sz w:val="24"/>
+          <w:szCs w:val="24"/>
         </w:rPr>
         <w:t xml:space="preserve"> </w:t>
       </w:r>
       <w:r>
         <w:rPr>
-          <w:rFonts w:cs="Times New Roman"/>
-        </w:rPr>
-        <w:t>Board Composition</w:t>
-      </w:r>
-      <w:bookmarkEnd w:id="37"/>
+          <w:rFonts w:ascii="Times New Roman" w:hAnsi="Times New Roman" w:cs="Times New Roman"/>
+          <w:noProof/>
+          <w:sz w:val="24"/>
+          <w:szCs w:val="24"/>
+        </w:rPr>
+        <w:t>(Nariswari &amp; Nugraha</w:t>
+      </w:r>
+      <w:r>
+        <w:rPr>
+          <w:rFonts w:ascii="Times New Roman" w:hAnsi="Times New Roman" w:cs="Times New Roman"/>
+          <w:noProof/>
+          <w:sz w:val="24"/>
+          <w:szCs w:val="24"/>
+        </w:rPr>
+        <w:t xml:space="preserve"> </w:t>
+      </w:r>
+      <w:r>
+        <w:rPr>
+          <w:rFonts w:ascii="Times New Roman" w:hAnsi="Times New Roman" w:cs="Times New Roman"/>
+          <w:noProof/>
+          <w:sz w:val="24"/>
+          <w:szCs w:val="24"/>
+        </w:rPr>
+        <w:t>, 2020)</w:t>
+      </w:r>
+      <w:r>
+        <w:rPr>
+          <w:rFonts w:ascii="Times New Roman" w:hAnsi="Times New Roman" w:cs="Times New Roman"/>
+          <w:sz w:val="24"/>
+          <w:szCs w:val="24"/>
+        </w:rPr>
+        <w:t>.</w:t>
+      </w:r>
+    </w:p>
+    <w:p>
+      <w:pPr>
+        <w:pStyle w:val="Heading3"/>
+      </w:pPr>
+      <w:r>
+        <w:t>NET PROFIT MARGIN</w:t>
+      </w:r>
+    </w:p>
+    <w:p>
+      <w:pPr>
+        <w:spacing w:line="360" w:lineRule="auto"/>
+        <w:rPr>
+          <w:rFonts w:ascii="Times New Roman" w:hAnsi="Times New Roman" w:cs="Times New Roman"/>
+          <w:sz w:val="24"/>
+          <w:szCs w:val="24"/>
+        </w:rPr>
+      </w:pPr>
+      <w:r>
+        <w:rPr>
+          <w:rFonts w:ascii="Times New Roman" w:hAnsi="Times New Roman" w:cs="Times New Roman"/>
+          <w:sz w:val="24"/>
+          <w:szCs w:val="24"/>
+        </w:rPr>
+        <w:t xml:space="preserve">Net Profit Margin </w:t>
+      </w:r>
+      <w:r>
+        <w:rPr>
+          <w:rFonts w:ascii="Times New Roman" w:hAnsi="Times New Roman" w:cs="Times New Roman"/>
+          <w:sz w:val="24"/>
+          <w:szCs w:val="24"/>
+        </w:rPr>
+        <w:t>is the percentage of profits that you keep after expenses are paid</w:t>
+      </w:r>
+    </w:p>
+    <w:p>
+      <w:pPr>
+        <w:spacing w:line="360" w:lineRule="auto"/>
+        <w:rPr>
+          <w:rFonts w:ascii="Times New Roman" w:hAnsi="Times New Roman" w:cs="Times New Roman"/>
+          <w:b/>
+          <w:bCs/>
+          <w:sz w:val="24"/>
+          <w:szCs w:val="24"/>
+        </w:rPr>
+      </w:pPr>
+      <w:r>
+        <w:rPr>
+          <w:rFonts w:ascii="Times New Roman" w:hAnsi="Times New Roman" w:cs="Times New Roman"/>
+          <w:sz w:val="24"/>
+          <w:szCs w:val="24"/>
+        </w:rPr>
+        <w:t xml:space="preserve">                   </w:t>
+      </w:r>
+      <w:r>
+        <w:rPr>
+          <w:rFonts w:ascii="Times New Roman" w:hAnsi="Times New Roman" w:cs="Times New Roman"/>
+          <w:sz w:val="24"/>
+          <w:szCs w:val="24"/>
+        </w:rPr>
+        <w:t>Net Profit Margin=Net Income/Revenue×100</w:t>
+      </w:r>
+    </w:p>
+    <w:p>
+      <w:pPr>
+        <w:pStyle w:val="Heading3"/>
+        <w:rPr>
+          <w:rFonts w:eastAsiaTheme="minorEastAsia"/>
+        </w:rPr>
+      </w:pPr>
+      <w:bookmarkStart w:id="42" w:name="_Toc202527947"/>
+      <w:r>
+        <w:rPr>
+          <w:rFonts w:eastAsiaTheme="minorEastAsia"/>
+        </w:rPr>
+        <w:t>RETURN ON ASSETS (ROA)</w:t>
+      </w:r>
+      <w:bookmarkEnd w:id="42"/>
     </w:p>
     <w:p>
       <w:pPr>
@@ -12576,7 +13205,263 @@
           <w:sz w:val="24"/>
           <w:szCs w:val="24"/>
         </w:rPr>
-        <w:t xml:space="preserve">Board composition refers to the structure of the board of directors, including the number and types of board members, such as executive directors, non-executive directors, and independent directors. Research suggests that an effective board composition, with a diverse mix of skills and experiences, leads to better decision-making and strategic oversight, which can enhance company profitability (Bennedsen </w:t>
+        <w:t>Return on Assets (ROA) is a financial metric that shows how effectively a company uses its total assets to generate profit. It is calculated by dividing net income by total assets, providing insight into operational efficiency (Ross et al., 2016). A high ROA indicates that the company is making good use of its resources to earn income. It reflects strong financial health and effective management. In the insurance industry, it shows how well the firm turns its capital and investments into earnings.</w:t>
+      </w:r>
+    </w:p>
+    <w:p>
+      <w:pPr>
+        <w:spacing w:line="360" w:lineRule="auto"/>
+        <w:jc w:val="both"/>
+        <w:rPr>
+          <w:rFonts w:ascii="Times New Roman" w:hAnsi="Times New Roman" w:cs="Times New Roman"/>
+          <w:sz w:val="24"/>
+          <w:szCs w:val="24"/>
+        </w:rPr>
+      </w:pPr>
+      <w:r>
+        <w:rPr>
+          <w:rFonts w:ascii="Times New Roman" w:hAnsi="Times New Roman" w:cs="Times New Roman"/>
+          <w:sz w:val="24"/>
+          <w:szCs w:val="24"/>
+        </w:rPr>
+        <w:t xml:space="preserve">ROA=Total Assets / Net Income​ </w:t>
+      </w:r>
+    </w:p>
+    <w:p>
+      <w:pPr>
+        <w:pStyle w:val="Heading3"/>
+        <w:rPr>
+          <w:rStyle w:val="Heading3Char"/>
+          <w:rFonts w:eastAsiaTheme="minorEastAsia"/>
+          <w:b/>
+        </w:rPr>
+      </w:pPr>
+      <w:bookmarkStart w:id="43" w:name="_Toc202527948"/>
+      <w:r>
+        <w:rPr>
+          <w:rStyle w:val="Heading3Char"/>
+          <w:rFonts w:eastAsiaTheme="minorEastAsia"/>
+          <w:b/>
+        </w:rPr>
+        <w:t>CUSTOMER SATISFACTION</w:t>
+      </w:r>
+      <w:bookmarkEnd w:id="43"/>
+    </w:p>
+    <w:p>
+      <w:pPr>
+        <w:spacing w:line="360" w:lineRule="auto"/>
+        <w:jc w:val="both"/>
+      </w:pPr>
+      <w:r>
+        <w:rPr>
+          <w:rFonts w:ascii="Times New Roman" w:hAnsi="Times New Roman" w:cs="Times New Roman"/>
+          <w:sz w:val="24"/>
+          <w:szCs w:val="24"/>
+        </w:rPr>
+        <w:t>Customer satisfaction measures how well a company meets or exceeds customer expectations. In the insurance sector, it is largely determined by the efficiency of claim settlements, the quality of customer service, and the responsiveness to inquiries or issues (Kotler &amp; Keller, 2016). Satisfied customers are more likely to remain loyal and promote the brand through positive word-of-mouth. High satisfaction reduces Customer Turnover and enhances the insurer’s reputation. It is a key driver of long-term success in the competitive insurance market.</w:t>
+      </w:r>
+    </w:p>
+    <w:p>
+      <w:pPr>
+        <w:spacing w:line="360" w:lineRule="auto"/>
+        <w:jc w:val="both"/>
+        <w:rPr>
+          <w:rFonts w:ascii="Times New Roman" w:hAnsi="Times New Roman" w:cs="Times New Roman"/>
+          <w:sz w:val="24"/>
+          <w:szCs w:val="24"/>
+        </w:rPr>
+      </w:pPr>
+    </w:p>
+    <w:p>
+      <w:pPr>
+        <w:rPr>
+          <w:rFonts w:ascii="Times New Roman" w:hAnsi="Times New Roman" w:cs="Times New Roman"/>
+          <w:sz w:val="24"/>
+          <w:szCs w:val="24"/>
+        </w:rPr>
+      </w:pPr>
+      <w:r>
+        <w:rPr>
+          <w:rFonts w:ascii="Times New Roman" w:hAnsi="Times New Roman" w:cs="Times New Roman"/>
+          <w:sz w:val="24"/>
+          <w:szCs w:val="24"/>
+        </w:rPr>
+        <w:br w:type="page"/>
+      </w:r>
+    </w:p>
+    <w:p>
+      <w:pPr>
+        <w:pStyle w:val="Heading3"/>
+        <w:rPr>
+          <w:rStyle w:val="Heading1Char"/>
+          <w:rFonts w:cs="Times New Roman"/>
+          <w:b/>
+        </w:rPr>
+      </w:pPr>
+      <w:bookmarkStart w:id="44" w:name="_Toc202527949"/>
+      <w:r>
+        <w:rPr>
+          <w:rStyle w:val="Heading1Char"/>
+          <w:rFonts w:cs="Times New Roman"/>
+          <w:b/>
+        </w:rPr>
+        <w:t>PRODUCT QUALITY</w:t>
+      </w:r>
+      <w:bookmarkEnd w:id="44"/>
+    </w:p>
+    <w:p>
+      <w:pPr>
+        <w:spacing w:line="360" w:lineRule="auto"/>
+        <w:jc w:val="both"/>
+        <w:rPr>
+          <w:rStyle w:val="CommentReference"/>
+          <w:rFonts w:eastAsia="SimSun"/>
+          <w:b/>
+          <w:bCs/>
+        </w:rPr>
+      </w:pPr>
+      <w:r>
+        <w:rPr>
+          <w:rFonts w:ascii="Times New Roman" w:hAnsi="Times New Roman" w:cs="Times New Roman"/>
+          <w:sz w:val="24"/>
+          <w:szCs w:val="24"/>
+        </w:rPr>
+        <w:t xml:space="preserve">Product quality in insurance refers to how reliable, comprehensive, and clear an insurance policy is for customers. A high-quality insurance product offers adequate coverage, transparent terms, and consistent performance (Zeithaml et al., 2018). Customers value policies that protect them without hidden conditions or confusing language. Quality insurance products increase trust, encourage repeat business, and improve customer retention. </w:t>
+      </w:r>
+      <w:r>
+        <w:rPr>
+          <w:rFonts w:ascii="Times New Roman" w:hAnsi="Times New Roman" w:cs="Times New Roman"/>
+          <w:sz w:val="24"/>
+          <w:szCs w:val="24"/>
+        </w:rPr>
+        <w:t>S</w:t>
+      </w:r>
+      <w:r>
+        <w:rPr>
+          <w:rFonts w:ascii="Times New Roman" w:hAnsi="Times New Roman" w:cs="Times New Roman"/>
+          <w:sz w:val="24"/>
+          <w:szCs w:val="24"/>
+        </w:rPr>
+        <w:t>trong product quality gives insurers a competitive edge.</w:t>
+      </w:r>
+      <w:bookmarkStart w:id="45" w:name="_Toc202527954"/>
+    </w:p>
+    <w:p>
+      <w:pPr>
+        <w:pStyle w:val="Heading2"/>
+        <w:spacing w:before="240" w:after="240"/>
+      </w:pPr>
+      <w:r>
+        <w:t>EMPIRICAL REVIEW</w:t>
+      </w:r>
+      <w:bookmarkEnd w:id="45"/>
+    </w:p>
+    <w:p>
+      <w:pPr>
+        <w:spacing w:line="360" w:lineRule="auto"/>
+        <w:jc w:val="both"/>
+        <w:rPr>
+          <w:rFonts w:ascii="Times New Roman" w:hAnsi="Times New Roman" w:cs="Times New Roman"/>
+          <w:sz w:val="24"/>
+          <w:szCs w:val="24"/>
+        </w:rPr>
+      </w:pPr>
+      <w:r>
+        <w:rPr>
+          <w:rFonts w:ascii="Times New Roman" w:hAnsi="Times New Roman" w:cs="Times New Roman"/>
+          <w:sz w:val="24"/>
+          <w:szCs w:val="24"/>
+        </w:rPr>
+        <w:t>Corporate governance has been extensively studied in developed economies, including its impact on profitability in various sectors, including insurance. García-Sánchez and Martínez-Ferrero (2021) provided an investigation of the impact of corporate governance on European insurance firms' profitability. Using panel data for the years 2015-2020, the research confirmed board independence and gender diversity to have a positive impact on profitability. More specifically, companies that possessed a higher proportion of independent directors and more gender-diverse boards experienced higher return on assets (ROA)</w:t>
+      </w:r>
+      <w:r>
+        <w:rPr>
+          <w:rFonts w:ascii="Times New Roman" w:hAnsi="Times New Roman" w:cs="Times New Roman"/>
+          <w:sz w:val="24"/>
+          <w:szCs w:val="24"/>
+        </w:rPr>
+        <w:t xml:space="preserve">. </w:t>
+      </w:r>
+      <w:r>
+        <w:rPr>
+          <w:rFonts w:ascii="Times New Roman" w:hAnsi="Times New Roman" w:cs="Times New Roman"/>
+          <w:sz w:val="24"/>
+          <w:szCs w:val="24"/>
+        </w:rPr>
+        <w:t>This, the study attributed to enhanced decision-making, improved monitoring, as well as reduced agency costs. The study also found that excessive executive remuneration had a negative impact on profitability in that it often led to short-termism, as well as unethical behavior, on the part of executives.</w:t>
+      </w:r>
+    </w:p>
+    <w:p>
+      <w:pPr>
+        <w:spacing w:line="360" w:lineRule="auto"/>
+        <w:jc w:val="both"/>
+        <w:rPr>
+          <w:rFonts w:ascii="Times New Roman" w:hAnsi="Times New Roman" w:cs="Times New Roman"/>
+          <w:sz w:val="24"/>
+          <w:szCs w:val="24"/>
+        </w:rPr>
+      </w:pPr>
+      <w:r>
+        <w:rPr>
+          <w:rFonts w:ascii="Times New Roman" w:hAnsi="Times New Roman" w:cs="Times New Roman"/>
+          <w:sz w:val="24"/>
+          <w:szCs w:val="24"/>
+        </w:rPr>
+        <w:t>Similarly, Chen et al.'s (2021) study of U.S. insurance firms revealed that performance-based executive compensation and high-quality audit practices improved profitability metrics significantly. The study used a sample of 200 insurance companies for five years and found that firms with performance-based compensation schemes, such as stock options and bonuses, were associated with increased ROA</w:t>
+      </w:r>
+      <w:r>
+        <w:rPr>
+          <w:rFonts w:ascii="Times New Roman" w:hAnsi="Times New Roman" w:cs="Times New Roman"/>
+          <w:sz w:val="24"/>
+          <w:szCs w:val="24"/>
+        </w:rPr>
+        <w:t xml:space="preserve">. </w:t>
+      </w:r>
+      <w:r>
+        <w:rPr>
+          <w:rFonts w:ascii="Times New Roman" w:hAnsi="Times New Roman" w:cs="Times New Roman"/>
+          <w:sz w:val="24"/>
+          <w:szCs w:val="24"/>
+        </w:rPr>
+        <w:t>The study also highlighted the contribution of robust audit practices to enhance profitability. Institutions with robust internal and external audit functions were better able to manage risks, ensure compliance, and maintain financial transparency, which in turn enhanced investor confidence and profitability.</w:t>
+      </w:r>
+    </w:p>
+    <w:p>
+      <w:pPr>
+        <w:spacing w:line="360" w:lineRule="auto"/>
+        <w:jc w:val="both"/>
+        <w:rPr>
+          <w:rFonts w:ascii="Times New Roman" w:hAnsi="Times New Roman" w:cs="Times New Roman"/>
+          <w:sz w:val="24"/>
+          <w:szCs w:val="24"/>
+        </w:rPr>
+      </w:pPr>
+      <w:r>
+        <w:rPr>
+          <w:rFonts w:ascii="Times New Roman" w:hAnsi="Times New Roman" w:cs="Times New Roman"/>
+          <w:sz w:val="24"/>
+          <w:szCs w:val="24"/>
+        </w:rPr>
+        <w:t>Another cross-country study by Adams and Ferreira (2020) examined how board composition adds to enhanced profitability in various industries, including the insurance sector. The study determined that boards with a mix of technical expertise and industry experience were more likely to make strategic decisions that created profitability. The study also highlighted the value of board diversity, particularly gender and ethnic diversity, towards improving innovation and financial performance</w:t>
+      </w:r>
+    </w:p>
+    <w:p>
+      <w:pPr>
+        <w:spacing w:line="360" w:lineRule="auto"/>
+        <w:jc w:val="both"/>
+        <w:rPr>
+          <w:rFonts w:ascii="Times New Roman" w:hAnsi="Times New Roman" w:cs="Times New Roman"/>
+          <w:sz w:val="24"/>
+          <w:szCs w:val="24"/>
+        </w:rPr>
+      </w:pPr>
+      <w:r>
+        <w:rPr>
+          <w:rFonts w:ascii="Times New Roman" w:hAnsi="Times New Roman" w:cs="Times New Roman"/>
+          <w:sz w:val="24"/>
+          <w:szCs w:val="24"/>
+        </w:rPr>
+        <w:t xml:space="preserve">In Africa, corporate governance has emerged as a major driver in the performance of insurance companies. A recent investigation of Ghanaian insurance firms by Osei-Kyei </w:t>
       </w:r>
       <w:r>
         <w:rPr>
@@ -12594,7 +13479,7 @@
           <w:sz w:val="24"/>
           <w:szCs w:val="24"/>
         </w:rPr>
-        <w:t>., 2022).</w:t>
+        <w:t>. (2022) confirmed that board composition and audit practices significantly influenced profitability. The study used a sample of 50 insurance companies for a period of ten years and confirmed that firms with a higher number of independent directors and robust audit functions had greater profitability. The study recommended increasing the proportion of independent directors and strengthening internal audit functions to enhance financial performance. The authors were of the view that independent directors bring objectivity and expertise to the board, which strengthens decision-making and oversight. Similarly, good audit practices reduce the risk of fraud and ensure compliance with regulatory requirements, which enhances financial transparency and investor confidence.</w:t>
       </w:r>
     </w:p>
     <w:p>
@@ -12603,44 +13488,71 @@
         <w:jc w:val="both"/>
         <w:rPr>
           <w:rFonts w:ascii="Times New Roman" w:hAnsi="Times New Roman" w:cs="Times New Roman"/>
-          <w:b/>
-          <w:bCs/>
-          <w:sz w:val="24"/>
-          <w:szCs w:val="24"/>
-        </w:rPr>
-      </w:pPr>
-    </w:p>
-    <w:p>
-      <w:pPr>
-        <w:pStyle w:val="Heading1"/>
+          <w:sz w:val="24"/>
+          <w:szCs w:val="24"/>
+        </w:rPr>
+      </w:pPr>
+      <w:r>
+        <w:rPr>
+          <w:rFonts w:ascii="Times New Roman" w:hAnsi="Times New Roman" w:cs="Times New Roman"/>
+          <w:sz w:val="24"/>
+          <w:szCs w:val="24"/>
+        </w:rPr>
+        <w:t>In Kenya, Mwangi and Were (2023) examined the relationship between executive remuneration and profitability of insurance companies. The study used a sample of 30 insurance companies over five years and established that performance-based compensation improved profitability due to the alignment of managerial and shareholder interests. Specifically, firms that linked executive remuneration to long-term performance goals registered higher ROA</w:t>
+      </w:r>
+      <w:r>
+        <w:rPr>
+          <w:rFonts w:ascii="Times New Roman" w:hAnsi="Times New Roman" w:cs="Times New Roman"/>
+          <w:sz w:val="24"/>
+          <w:szCs w:val="24"/>
+        </w:rPr>
+        <w:t>.</w:t>
+      </w:r>
+      <w:r>
+        <w:rPr>
+          <w:rFonts w:ascii="Times New Roman" w:hAnsi="Times New Roman" w:cs="Times New Roman"/>
+          <w:sz w:val="24"/>
+          <w:szCs w:val="24"/>
+        </w:rPr>
+        <w:t xml:space="preserve"> The study also found that excessive pay, particularly in the form of massive bonuses, had a negative impact on profitability since it often led to short-term focus and unethical behavior. The researchers recommended that insurance companies adopt balanced compensation structures that reward long-term performance and align executives' interests with shareholders.</w:t>
+      </w:r>
+    </w:p>
+    <w:p>
+      <w:pPr>
         <w:spacing w:line="360" w:lineRule="auto"/>
         <w:jc w:val="both"/>
         <w:rPr>
-          <w:rFonts w:cs="Times New Roman"/>
-          <w:b w:val="0"/>
-          <w:bCs w:val="0"/>
-        </w:rPr>
-      </w:pPr>
-      <w:bookmarkStart w:id="38" w:name="_Toc202527944"/>
-      <w:r>
-        <w:rPr>
-          <w:rFonts w:cs="Times New Roman"/>
-        </w:rPr>
-        <w:t>2</w:t>
-      </w:r>
-      <w:r>
-        <w:rPr>
-          <w:rFonts w:cs="Times New Roman"/>
-        </w:rPr>
-        <w:t xml:space="preserve">.2.2 </w:t>
-      </w:r>
-      <w:r>
-        <w:rPr>
-          <w:rFonts w:cs="Times New Roman"/>
-        </w:rPr>
-        <w:t>Executive Compensation</w:t>
-      </w:r>
-      <w:bookmarkEnd w:id="38"/>
+          <w:rFonts w:ascii="Times New Roman" w:hAnsi="Times New Roman" w:cs="Times New Roman"/>
+          <w:sz w:val="24"/>
+          <w:szCs w:val="24"/>
+        </w:rPr>
+      </w:pPr>
+      <w:r>
+        <w:rPr>
+          <w:rFonts w:ascii="Times New Roman" w:hAnsi="Times New Roman" w:cs="Times New Roman"/>
+          <w:sz w:val="24"/>
+          <w:szCs w:val="24"/>
+        </w:rPr>
+        <w:t xml:space="preserve">Another African study, by Nkundabanyanga </w:t>
+      </w:r>
+      <w:r>
+        <w:rPr>
+          <w:rFonts w:ascii="Times New Roman" w:hAnsi="Times New Roman" w:cs="Times New Roman"/>
+          <w:i/>
+          <w:iCs/>
+          <w:sz w:val="24"/>
+          <w:szCs w:val="24"/>
+        </w:rPr>
+        <w:t>et al</w:t>
+      </w:r>
+      <w:r>
+        <w:rPr>
+          <w:rFonts w:ascii="Times New Roman" w:hAnsi="Times New Roman" w:cs="Times New Roman"/>
+          <w:sz w:val="24"/>
+          <w:szCs w:val="24"/>
+        </w:rPr>
+        <w:t>. (2023) on Rwandan financial institutions, highlighted the role of audit practices in enhancing profitability. The study confirmed that firms with effective internal and external audit functions had improved profitability due to improved risk management and adherence to regulatory requirements. The authors were of the view that effective audit practices reduce the risk of financial misstatements and fraud, resulting in enhanced financial transparency and investors' trust. The study also pointed out the contribution of regulatory reforms towards promoting corporate governance practices within the insurance sector.</w:t>
+      </w:r>
     </w:p>
     <w:p>
       <w:pPr>
@@ -12652,31 +13564,6 @@
           <w:szCs w:val="24"/>
         </w:rPr>
       </w:pPr>
-      <w:r>
-        <w:rPr>
-          <w:rFonts w:ascii="Times New Roman" w:hAnsi="Times New Roman" w:cs="Times New Roman"/>
-          <w:sz w:val="24"/>
-          <w:szCs w:val="24"/>
-        </w:rPr>
-        <w:t xml:space="preserve">Executive compensation involves the financial and non-financial incentives provided to senior management. The structure of executive compensation packages, which may include base salary, bonuses, stock options, and performance-linked incentives, is believed to align the interests of executives with those of the company and its shareholders. The relationship between executive compensation and profitability has been a topic of extensive research, with studies indicating that well-structured compensation packages may drive higher performance and, in turn, increase profitability </w:t>
-      </w:r>
-      <w:r>
-        <w:rPr>
-          <w:rFonts w:ascii="Times New Roman" w:hAnsi="Times New Roman" w:cs="Times New Roman"/>
-          <w:noProof/>
-          <w:sz w:val="24"/>
-          <w:szCs w:val="24"/>
-        </w:rPr>
-        <w:t>(Finkelstein &amp; Hambrick, 2021)</w:t>
-      </w:r>
-      <w:r>
-        <w:rPr>
-          <w:rFonts w:ascii="Times New Roman" w:hAnsi="Times New Roman" w:cs="Times New Roman"/>
-          <w:sz w:val="24"/>
-          <w:szCs w:val="24"/>
-        </w:rPr>
-        <w:t>.</w:t>
-      </w:r>
     </w:p>
     <w:p>
       <w:pPr>
@@ -12688,38 +13575,83 @@
           <w:szCs w:val="24"/>
         </w:rPr>
       </w:pPr>
-    </w:p>
-    <w:p>
-      <w:pPr>
-        <w:pStyle w:val="Heading1"/>
+      <w:r>
+        <w:rPr>
+          <w:rFonts w:ascii="Times New Roman" w:hAnsi="Times New Roman" w:cs="Times New Roman"/>
+          <w:sz w:val="24"/>
+          <w:szCs w:val="24"/>
+        </w:rPr>
+        <w:t>In Rwanda, the insurance sector has developed massively as a result of regulatory reforms and improved corporate governance practices. A study by Uwitonze (2023) of Rwandan insurance companies revealed that board composition and executive compensation significantly affected profitability. The study used a sample of 15 insurance companies over five years and found that firms with diverse and independent boards were more profitable. More specifically, companies with a higher proportion of independent directors and greater gender diversity in their boards were found to have higher ROA</w:t>
+      </w:r>
+      <w:r>
+        <w:rPr>
+          <w:rFonts w:ascii="Times New Roman" w:hAnsi="Times New Roman" w:cs="Times New Roman"/>
+          <w:sz w:val="24"/>
+          <w:szCs w:val="24"/>
+        </w:rPr>
+        <w:t xml:space="preserve">. </w:t>
+      </w:r>
+      <w:r>
+        <w:rPr>
+          <w:rFonts w:ascii="Times New Roman" w:hAnsi="Times New Roman" w:cs="Times New Roman"/>
+          <w:sz w:val="24"/>
+          <w:szCs w:val="24"/>
+        </w:rPr>
+        <w:t xml:space="preserve">The study also found that performance-based executive </w:t>
+      </w:r>
+      <w:r>
+        <w:rPr>
+          <w:rFonts w:ascii="Times New Roman" w:hAnsi="Times New Roman" w:cs="Times New Roman"/>
+          <w:sz w:val="24"/>
+          <w:szCs w:val="24"/>
+        </w:rPr>
+        <w:t>pays</w:t>
+      </w:r>
+      <w:r>
+        <w:rPr>
+          <w:rFonts w:ascii="Times New Roman" w:hAnsi="Times New Roman" w:cs="Times New Roman"/>
+          <w:sz w:val="24"/>
+          <w:szCs w:val="24"/>
+        </w:rPr>
+        <w:t xml:space="preserve"> improved profitability due to the alignment of managerial and shareholder interests. The authors recommended enhancing board diversity and tying executive remuneration to long-term performance goals to enhance financial performance.</w:t>
+      </w:r>
+    </w:p>
+    <w:p>
+      <w:pPr>
         <w:spacing w:line="360" w:lineRule="auto"/>
         <w:jc w:val="both"/>
         <w:rPr>
-          <w:rFonts w:cs="Times New Roman"/>
-          <w:b w:val="0"/>
-          <w:bCs w:val="0"/>
-        </w:rPr>
-      </w:pPr>
-      <w:bookmarkStart w:id="39" w:name="_Toc202527945"/>
-      <w:r>
-        <w:rPr>
-          <w:rFonts w:cs="Times New Roman"/>
-        </w:rPr>
-        <w:t>2.</w:t>
-      </w:r>
-      <w:r>
-        <w:rPr>
-          <w:rFonts w:cs="Times New Roman"/>
-        </w:rPr>
-        <w:t>2.3</w:t>
-      </w:r>
-      <w:r>
-        <w:rPr>
-          <w:rFonts w:cs="Times New Roman"/>
-        </w:rPr>
-        <w:t xml:space="preserve"> Audit Practices</w:t>
-      </w:r>
-      <w:bookmarkEnd w:id="39"/>
+          <w:rFonts w:ascii="Times New Roman" w:hAnsi="Times New Roman" w:cs="Times New Roman"/>
+          <w:sz w:val="24"/>
+          <w:szCs w:val="24"/>
+        </w:rPr>
+      </w:pPr>
+      <w:r>
+        <w:rPr>
+          <w:rFonts w:ascii="Times New Roman" w:hAnsi="Times New Roman" w:cs="Times New Roman"/>
+          <w:sz w:val="24"/>
+          <w:szCs w:val="24"/>
+        </w:rPr>
+        <w:t xml:space="preserve">A Rwandan financial institution study by Nkundabanyanga </w:t>
+      </w:r>
+      <w:r>
+        <w:rPr>
+          <w:rFonts w:ascii="Times New Roman" w:hAnsi="Times New Roman" w:cs="Times New Roman"/>
+          <w:i/>
+          <w:iCs/>
+          <w:sz w:val="24"/>
+          <w:szCs w:val="24"/>
+        </w:rPr>
+        <w:t>et al</w:t>
+      </w:r>
+      <w:r>
+        <w:rPr>
+          <w:rFonts w:ascii="Times New Roman" w:hAnsi="Times New Roman" w:cs="Times New Roman"/>
+          <w:sz w:val="24"/>
+          <w:szCs w:val="24"/>
+        </w:rPr>
+        <w:t>. (2023) highlighted the role of audit practices in enhancing profitability. The study established that firms with effective internal and external audit functions had greater profitability due to enhanced risk management and compliance. The authors argued that sound audit practices reduce the risk of financial misstatements and fraud, thus enhancing financial transparency and investors' trust. The paper also brought out the importance of regulatory reforms in improving corporate governance practices in the insurance sector.</w:t>
+      </w:r>
     </w:p>
     <w:p>
       <w:pPr>
@@ -12737,24 +13669,23 @@
           <w:sz w:val="24"/>
           <w:szCs w:val="24"/>
         </w:rPr>
-        <w:t xml:space="preserve">Audit practices involve the processes and procedures through which an organization’s financial statements and operations are examined for accuracy and compliance with relevant standards. Strong internal and external audit mechanisms contribute to corporate governance by ensuring accountability and transparency. Auditing practices are essential in mitigating fraud, mismanagement, and inefficiencies, ultimately supporting a company's long-term profitability </w:t>
-      </w:r>
-      <w:r>
-        <w:rPr>
-          <w:rFonts w:ascii="Times New Roman" w:hAnsi="Times New Roman" w:cs="Times New Roman"/>
-          <w:noProof/>
-          <w:sz w:val="24"/>
-          <w:szCs w:val="24"/>
-        </w:rPr>
-        <w:t>(Pizanti &amp; Shenhav, 2022)</w:t>
-      </w:r>
-      <w:r>
-        <w:rPr>
-          <w:rFonts w:ascii="Times New Roman" w:hAnsi="Times New Roman" w:cs="Times New Roman"/>
-          <w:sz w:val="24"/>
-          <w:szCs w:val="24"/>
-        </w:rPr>
-        <w:t>.</w:t>
+        <w:t xml:space="preserve">With reference to Sonarwa </w:t>
+      </w:r>
+      <w:r>
+        <w:rPr>
+          <w:rFonts w:ascii="Times New Roman" w:hAnsi="Times New Roman" w:cs="Times New Roman"/>
+          <w:sz w:val="24"/>
+          <w:szCs w:val="24"/>
+        </w:rPr>
+        <w:t>insurance company</w:t>
+      </w:r>
+      <w:r>
+        <w:rPr>
+          <w:rFonts w:ascii="Times New Roman" w:hAnsi="Times New Roman" w:cs="Times New Roman"/>
+          <w:sz w:val="24"/>
+          <w:szCs w:val="24"/>
+        </w:rPr>
+        <w:t>, these findings are extremely relevant. As one of the leading insurance companies in Rwanda, Sonarwa has implemented numerous corporate governance reforms like improving board diversity and performance-based executive compensation. However, there is limited empirical evidence regarding the impact of these reforms on profitability. The study aims to bridge this literature gap by examining the role played by board structure, executive compensation, and auditing practices in contributing to the profitability of Sonarwa.</w:t>
       </w:r>
     </w:p>
     <w:p>
@@ -12770,1428 +13701,65 @@
     </w:p>
     <w:p>
       <w:pPr>
-        <w:pStyle w:val="Heading1"/>
         <w:spacing w:line="360" w:lineRule="auto"/>
         <w:jc w:val="both"/>
         <w:rPr>
-          <w:rFonts w:cs="Times New Roman"/>
-          <w:b w:val="0"/>
-          <w:bCs w:val="0"/>
-        </w:rPr>
-      </w:pPr>
-      <w:r>
-        <w:rPr>
-          <w:rFonts w:cs="Times New Roman"/>
-        </w:rPr>
-        <w:t xml:space="preserve"> </w:t>
-      </w:r>
-      <w:bookmarkStart w:id="40" w:name="_Toc202527946"/>
-      <w:r>
-        <w:rPr>
-          <w:rFonts w:cs="Times New Roman"/>
-        </w:rPr>
-        <w:t>2.</w:t>
-      </w:r>
-      <w:r>
-        <w:rPr>
-          <w:rFonts w:cs="Times New Roman"/>
-        </w:rPr>
-        <w:t>3</w:t>
-      </w:r>
-      <w:r>
-        <w:rPr>
-          <w:rFonts w:cs="Times New Roman"/>
-        </w:rPr>
-        <w:t>.</w:t>
-      </w:r>
-      <w:r>
-        <w:rPr>
-          <w:rFonts w:cs="Times New Roman"/>
-        </w:rPr>
-        <w:t xml:space="preserve"> </w:t>
-      </w:r>
-      <w:r>
-        <w:rPr>
-          <w:rFonts w:cs="Times New Roman"/>
-        </w:rPr>
-        <w:t>Performance</w:t>
-      </w:r>
-      <w:r>
-        <w:rPr>
-          <w:rFonts w:cs="Times New Roman"/>
-        </w:rPr>
-        <w:t xml:space="preserve"> </w:t>
-      </w:r>
-      <w:r>
-        <w:rPr>
-          <w:rFonts w:cs="Times New Roman"/>
-        </w:rPr>
-        <w:t xml:space="preserve">in the Insurance </w:t>
-      </w:r>
-      <w:commentRangeStart w:id="41"/>
-      <w:commentRangeStart w:id="42"/>
-      <w:r>
-        <w:rPr>
-          <w:rFonts w:cs="Times New Roman"/>
-        </w:rPr>
-        <w:t>Industry</w:t>
-      </w:r>
-      <w:commentRangeEnd w:id="41"/>
-      <w:r>
-        <w:rPr>
-          <w:rStyle w:val="CommentReference"/>
-          <w:rFonts w:eastAsia="SimSun" w:cs="Times New Roman"/>
-          <w:sz w:val="24"/>
-          <w:szCs w:val="24"/>
-        </w:rPr>
-        <w:commentReference w:id="41"/>
-      </w:r>
-      <w:commentRangeEnd w:id="42"/>
-      <w:r>
-        <w:rPr>
-          <w:rStyle w:val="CommentReference"/>
-          <w:rFonts w:eastAsia="SimSun" w:cs="Times New Roman"/>
-          <w:sz w:val="24"/>
-          <w:szCs w:val="24"/>
-        </w:rPr>
-        <w:commentReference w:id="42"/>
-      </w:r>
-      <w:bookmarkEnd w:id="40"/>
-    </w:p>
-    <w:p>
-      <w:pPr>
-        <w:spacing w:line="360" w:lineRule="auto"/>
-        <w:jc w:val="both"/>
-        <w:rPr>
-          <w:rFonts w:ascii="Times New Roman" w:hAnsi="Times New Roman" w:cs="Times New Roman"/>
-          <w:b/>
-          <w:bCs/>
-          <w:sz w:val="24"/>
-          <w:szCs w:val="24"/>
-        </w:rPr>
-      </w:pPr>
-      <w:r>
-        <w:rPr>
-          <w:rFonts w:ascii="Times New Roman" w:hAnsi="Times New Roman" w:cs="Times New Roman"/>
-          <w:sz w:val="24"/>
-          <w:szCs w:val="24"/>
-        </w:rPr>
-        <w:t xml:space="preserve">Profitability in the insurance industry is a measure of a company's ability to generate income and manage its expenses effectively. It is usually assessed through various financial metrics, such as </w:t>
-      </w:r>
-      <w:r>
-        <w:rPr>
-          <w:rFonts w:ascii="Times New Roman" w:hAnsi="Times New Roman" w:cs="Times New Roman"/>
-          <w:sz w:val="24"/>
-          <w:szCs w:val="24"/>
-        </w:rPr>
-        <w:t>return on asset</w:t>
-      </w:r>
-      <w:r>
-        <w:rPr>
-          <w:rFonts w:ascii="Times New Roman" w:hAnsi="Times New Roman" w:cs="Times New Roman"/>
-          <w:sz w:val="24"/>
-          <w:szCs w:val="24"/>
-        </w:rPr>
-        <w:t xml:space="preserve"> (ROA)</w:t>
-      </w:r>
-      <w:r>
-        <w:rPr>
-          <w:rFonts w:ascii="Times New Roman" w:hAnsi="Times New Roman" w:cs="Times New Roman"/>
-          <w:sz w:val="24"/>
-          <w:szCs w:val="24"/>
-        </w:rPr>
-        <w:t>,</w:t>
-      </w:r>
-      <w:r>
-        <w:rPr>
-          <w:rFonts w:ascii="Times New Roman" w:hAnsi="Times New Roman" w:cs="Times New Roman"/>
-          <w:sz w:val="24"/>
-          <w:szCs w:val="24"/>
-        </w:rPr>
-        <w:t xml:space="preserve"> </w:t>
-      </w:r>
-      <w:r>
-        <w:rPr>
-          <w:rFonts w:ascii="Times New Roman" w:hAnsi="Times New Roman" w:cs="Times New Roman"/>
-          <w:sz w:val="24"/>
-          <w:szCs w:val="24"/>
-        </w:rPr>
-        <w:t>Net Profit Margin</w:t>
-      </w:r>
-      <w:r>
-        <w:rPr>
-          <w:rFonts w:ascii="Times New Roman" w:hAnsi="Times New Roman" w:cs="Times New Roman"/>
-          <w:sz w:val="24"/>
-          <w:szCs w:val="24"/>
-        </w:rPr>
-        <w:t xml:space="preserve"> </w:t>
-      </w:r>
-      <w:r>
-        <w:rPr>
-          <w:rFonts w:ascii="Times New Roman" w:hAnsi="Times New Roman" w:cs="Times New Roman"/>
-          <w:sz w:val="24"/>
-          <w:szCs w:val="24"/>
-        </w:rPr>
-        <w:t xml:space="preserve">and </w:t>
-      </w:r>
-      <w:r>
-        <w:rPr>
-          <w:rFonts w:ascii="Times New Roman" w:hAnsi="Times New Roman" w:cs="Times New Roman"/>
-          <w:sz w:val="24"/>
-          <w:szCs w:val="24"/>
-        </w:rPr>
-        <w:t>non-financial performance such as customer certification and product quality</w:t>
-      </w:r>
-      <w:r>
-        <w:rPr>
-          <w:rFonts w:ascii="Times New Roman" w:hAnsi="Times New Roman" w:cs="Times New Roman"/>
-          <w:sz w:val="24"/>
-          <w:szCs w:val="24"/>
-        </w:rPr>
-        <w:t>.</w:t>
-      </w:r>
-      <w:r>
-        <w:rPr>
-          <w:rFonts w:ascii="Times New Roman" w:hAnsi="Times New Roman" w:cs="Times New Roman"/>
-          <w:sz w:val="24"/>
-          <w:szCs w:val="24"/>
-        </w:rPr>
-        <w:t xml:space="preserve"> These indicators reflect the efficiency of an insurance company in utilizing its resources to generate profits. Profitability is crucial for insurance companies as it affects their capacity to pay out claims, reinvest in business operations, and provide competitive returns to shareholders. A profitable insurance company is more likely to withstand market fluctuations and operational risks, ensuring its long-term sustainability and stability (Sullivan, 2021).</w:t>
-      </w:r>
-    </w:p>
-    <w:p>
-      <w:pPr>
-        <w:spacing w:line="360" w:lineRule="auto"/>
-        <w:jc w:val="both"/>
-        <w:rPr>
-          <w:rFonts w:ascii="Times New Roman" w:hAnsi="Times New Roman" w:cs="Times New Roman"/>
-          <w:b/>
-          <w:bCs/>
-          <w:sz w:val="24"/>
-          <w:szCs w:val="24"/>
-        </w:rPr>
-      </w:pPr>
-      <w:r>
-        <w:rPr>
-          <w:rFonts w:ascii="Times New Roman" w:hAnsi="Times New Roman" w:cs="Times New Roman"/>
-          <w:b/>
-          <w:bCs/>
-          <w:sz w:val="24"/>
-          <w:szCs w:val="24"/>
-        </w:rPr>
-        <w:t xml:space="preserve">Profit </w:t>
-      </w:r>
-      <w:commentRangeStart w:id="43"/>
-      <w:commentRangeStart w:id="44"/>
-      <w:r>
-        <w:rPr>
-          <w:rFonts w:ascii="Times New Roman" w:hAnsi="Times New Roman" w:cs="Times New Roman"/>
-          <w:b/>
-          <w:bCs/>
-          <w:sz w:val="24"/>
-          <w:szCs w:val="24"/>
-        </w:rPr>
-        <w:t>Margin</w:t>
-      </w:r>
-      <w:commentRangeEnd w:id="43"/>
-      <w:r>
-        <w:rPr>
-          <w:rStyle w:val="CommentReference"/>
-          <w:rFonts w:ascii="Times New Roman" w:eastAsia="SimSun" w:hAnsi="Times New Roman" w:cs="Times New Roman"/>
-          <w:sz w:val="24"/>
-          <w:szCs w:val="24"/>
-        </w:rPr>
-        <w:commentReference w:id="43"/>
-      </w:r>
-      <w:commentRangeEnd w:id="44"/>
-      <w:r>
-        <w:rPr>
-          <w:rStyle w:val="CommentReference"/>
-          <w:rFonts w:ascii="Times New Roman" w:eastAsia="SimSun" w:hAnsi="Times New Roman" w:cs="Times New Roman"/>
-          <w:sz w:val="24"/>
-          <w:szCs w:val="24"/>
-        </w:rPr>
-        <w:commentReference w:id="44"/>
-      </w:r>
-    </w:p>
-    <w:p>
-      <w:pPr>
-        <w:spacing w:line="360" w:lineRule="auto"/>
-        <w:jc w:val="both"/>
-        <w:rPr>
-          <w:rFonts w:ascii="Times New Roman" w:hAnsi="Times New Roman" w:cs="Times New Roman"/>
-          <w:sz w:val="24"/>
-          <w:szCs w:val="24"/>
-        </w:rPr>
-      </w:pPr>
-      <w:r>
-        <w:rPr>
-          <w:rFonts w:ascii="Times New Roman" w:hAnsi="Times New Roman" w:cs="Times New Roman"/>
-          <w:sz w:val="24"/>
-          <w:szCs w:val="24"/>
-        </w:rPr>
-        <w:t>Profit margin is a financial ratio that shows what percentage of revenue a company retains as profit after all expenses are deducted. It’s a key indicator of a company's profitability and efficiency in controlling costs</w:t>
-      </w:r>
-      <w:r>
-        <w:rPr>
-          <w:rFonts w:ascii="Times New Roman" w:hAnsi="Times New Roman" w:cs="Times New Roman"/>
-          <w:sz w:val="24"/>
-          <w:szCs w:val="24"/>
-        </w:rPr>
-        <w:t xml:space="preserve"> </w:t>
-      </w:r>
-      <w:r>
-        <w:rPr>
-          <w:rFonts w:ascii="Times New Roman" w:hAnsi="Times New Roman" w:cs="Times New Roman"/>
-          <w:noProof/>
-          <w:sz w:val="24"/>
-          <w:szCs w:val="24"/>
-        </w:rPr>
-        <w:t>(Nariswari &amp; Nugraha</w:t>
-      </w:r>
-      <w:r>
-        <w:rPr>
-          <w:rFonts w:ascii="Times New Roman" w:hAnsi="Times New Roman" w:cs="Times New Roman"/>
-          <w:noProof/>
-          <w:sz w:val="24"/>
-          <w:szCs w:val="24"/>
-        </w:rPr>
-        <w:t xml:space="preserve"> </w:t>
-      </w:r>
-      <w:r>
-        <w:rPr>
-          <w:rFonts w:ascii="Times New Roman" w:hAnsi="Times New Roman" w:cs="Times New Roman"/>
-          <w:noProof/>
-          <w:sz w:val="24"/>
-          <w:szCs w:val="24"/>
-        </w:rPr>
-        <w:t>, 2020)</w:t>
-      </w:r>
-      <w:r>
-        <w:rPr>
-          <w:rFonts w:ascii="Times New Roman" w:hAnsi="Times New Roman" w:cs="Times New Roman"/>
-          <w:sz w:val="24"/>
-          <w:szCs w:val="24"/>
-        </w:rPr>
-        <w:t>.</w:t>
-      </w:r>
-    </w:p>
-    <w:p>
-      <w:pPr>
-        <w:spacing w:line="360" w:lineRule="auto"/>
-        <w:jc w:val="both"/>
-        <w:rPr>
-          <w:rFonts w:ascii="Times New Roman" w:hAnsi="Times New Roman" w:cs="Times New Roman"/>
-          <w:b/>
-          <w:bCs/>
-          <w:sz w:val="24"/>
-          <w:szCs w:val="24"/>
-        </w:rPr>
-      </w:pPr>
-    </w:p>
-    <w:p>
-      <w:pPr>
-        <w:spacing w:line="360" w:lineRule="auto"/>
-        <w:jc w:val="both"/>
-        <w:rPr>
-          <w:rFonts w:ascii="Times New Roman" w:hAnsi="Times New Roman" w:cs="Times New Roman"/>
-          <w:sz w:val="24"/>
-          <w:szCs w:val="24"/>
-        </w:rPr>
-      </w:pPr>
-      <w:r>
-        <w:rPr>
-          <w:rFonts w:ascii="Times New Roman" w:hAnsi="Times New Roman" w:cs="Times New Roman"/>
-          <w:sz w:val="24"/>
-          <w:szCs w:val="24"/>
-        </w:rPr>
-        <w:t xml:space="preserve">2.3.1 </w:t>
-      </w:r>
-      <w:r>
-        <w:rPr>
-          <w:rFonts w:ascii="Times New Roman" w:hAnsi="Times New Roman" w:cs="Times New Roman"/>
-          <w:sz w:val="24"/>
-          <w:szCs w:val="24"/>
-        </w:rPr>
-        <w:t xml:space="preserve">Net Profit Margin: </w:t>
-      </w:r>
-      <w:r>
-        <w:rPr>
-          <w:rFonts w:ascii="Times New Roman" w:hAnsi="Times New Roman" w:cs="Times New Roman"/>
-          <w:sz w:val="24"/>
-          <w:szCs w:val="24"/>
-        </w:rPr>
-        <w:t>is the percentage of profits that you keep after expenses are paid</w:t>
-      </w:r>
-    </w:p>
-    <w:p>
-      <w:pPr>
-        <w:spacing w:line="360" w:lineRule="auto"/>
-        <w:jc w:val="both"/>
-        <w:rPr>
-          <w:rFonts w:ascii="Times New Roman" w:hAnsi="Times New Roman" w:cs="Times New Roman"/>
-          <w:b/>
-          <w:bCs/>
-          <w:sz w:val="24"/>
-          <w:szCs w:val="24"/>
-        </w:rPr>
-      </w:pPr>
-      <w:r>
-        <w:rPr>
-          <w:rFonts w:ascii="Times New Roman" w:hAnsi="Times New Roman" w:cs="Times New Roman"/>
-          <w:sz w:val="24"/>
-          <w:szCs w:val="24"/>
-        </w:rPr>
-        <w:t xml:space="preserve">                   </w:t>
-      </w:r>
-      <w:r>
-        <w:rPr>
-          <w:rFonts w:ascii="Times New Roman" w:hAnsi="Times New Roman" w:cs="Times New Roman"/>
-          <w:sz w:val="24"/>
-          <w:szCs w:val="24"/>
-        </w:rPr>
-        <w:t>Net Profit Margin=Net Income/Revenue×100</w:t>
-      </w:r>
-    </w:p>
-    <w:p>
-      <w:pPr>
-        <w:spacing w:line="360" w:lineRule="auto"/>
-        <w:jc w:val="both"/>
-        <w:rPr>
-          <w:rFonts w:ascii="Times New Roman" w:hAnsi="Times New Roman" w:cs="Times New Roman"/>
-          <w:sz w:val="24"/>
-          <w:szCs w:val="24"/>
-        </w:rPr>
-      </w:pPr>
-      <w:bookmarkStart w:id="45" w:name="_Toc202527947"/>
-      <w:r>
-        <w:rPr>
-          <w:rStyle w:val="Heading1Char"/>
-          <w:rFonts w:ascii="Times New Roman" w:hAnsi="Times New Roman" w:cs="Times New Roman"/>
-          <w:color w:val="000000" w:themeColor="text1"/>
-        </w:rPr>
-        <w:t>2.3.2 Return on Assets (ROA)</w:t>
-      </w:r>
-      <w:bookmarkEnd w:id="45"/>
-      <w:r>
-        <w:rPr>
-          <w:rFonts w:ascii="Times New Roman" w:hAnsi="Times New Roman" w:cs="Times New Roman"/>
-          <w:sz w:val="24"/>
-          <w:szCs w:val="24"/>
-        </w:rPr>
-        <w:br/>
-        <w:t>Return on Assets (ROA) is a financial metric that shows how effectively a company uses its total assets to generate profit. It is calculated by dividing net income by total assets, providing insight into operational efficiency (Ross et al., 2016). A high ROA indicates that the company is making good use of its resources to earn income. It reflects strong financial health and effective management. In the insurance industry, it shows how well the firm turns its capital and investments into earnings.</w:t>
-      </w:r>
-    </w:p>
-    <w:p>
-      <w:pPr>
-        <w:spacing w:line="360" w:lineRule="auto"/>
-        <w:jc w:val="both"/>
-        <w:rPr>
-          <w:rFonts w:ascii="Times New Roman" w:hAnsi="Times New Roman" w:cs="Times New Roman"/>
-          <w:sz w:val="24"/>
-          <w:szCs w:val="24"/>
-        </w:rPr>
-      </w:pPr>
-      <w:r>
-        <w:rPr>
-          <w:rFonts w:ascii="Times New Roman" w:hAnsi="Times New Roman" w:cs="Times New Roman"/>
-          <w:sz w:val="24"/>
-          <w:szCs w:val="24"/>
-        </w:rPr>
-        <w:t xml:space="preserve">ROA=Total Assets / Net Income​ </w:t>
-      </w:r>
-    </w:p>
-    <w:p>
-      <w:pPr>
-        <w:spacing w:line="360" w:lineRule="auto"/>
-        <w:jc w:val="both"/>
-        <w:rPr>
-          <w:rFonts w:ascii="Times New Roman" w:hAnsi="Times New Roman" w:cs="Times New Roman"/>
-          <w:b/>
-          <w:bCs/>
-          <w:sz w:val="24"/>
-          <w:szCs w:val="24"/>
-        </w:rPr>
-      </w:pPr>
-    </w:p>
-    <w:p>
-      <w:pPr>
-        <w:spacing w:line="360" w:lineRule="auto"/>
-        <w:jc w:val="both"/>
-      </w:pPr>
-      <w:bookmarkStart w:id="46" w:name="_Toc202527948"/>
-      <w:r>
-        <w:rPr>
-          <w:rStyle w:val="Heading1Char"/>
-          <w:rFonts w:ascii="Times New Roman" w:hAnsi="Times New Roman" w:cs="Times New Roman"/>
-        </w:rPr>
-        <w:t>2.3</w:t>
-      </w:r>
-      <w:r>
-        <w:rPr>
-          <w:rStyle w:val="Heading1Char"/>
-          <w:rFonts w:ascii="Times New Roman" w:hAnsi="Times New Roman" w:cs="Times New Roman"/>
-        </w:rPr>
-        <w:t xml:space="preserve">.3 </w:t>
-      </w:r>
-      <w:r>
-        <w:rPr>
-          <w:rStyle w:val="Heading1Char"/>
-          <w:rFonts w:ascii="Times New Roman" w:hAnsi="Times New Roman" w:cs="Times New Roman"/>
-        </w:rPr>
-        <w:t>Customer Satisfaction</w:t>
+          <w:rFonts w:ascii="Times New Roman" w:hAnsi="Times New Roman" w:cs="Times New Roman"/>
+          <w:sz w:val="24"/>
+          <w:szCs w:val="24"/>
+        </w:rPr>
+      </w:pPr>
+      <w:r>
+        <w:rPr>
+          <w:rFonts w:ascii="Times New Roman" w:hAnsi="Times New Roman" w:cs="Times New Roman"/>
+          <w:sz w:val="24"/>
+          <w:szCs w:val="24"/>
+        </w:rPr>
+        <w:t>A study conducted by Ndizeye (2020) was targeting the So</w:t>
+      </w:r>
+      <w:r>
+        <w:rPr>
+          <w:rFonts w:ascii="Times New Roman" w:hAnsi="Times New Roman" w:cs="Times New Roman"/>
+          <w:sz w:val="24"/>
+          <w:szCs w:val="24"/>
+        </w:rPr>
+        <w:t>narwa</w:t>
+      </w:r>
+      <w:r>
+        <w:rPr>
+          <w:rFonts w:ascii="Times New Roman" w:hAnsi="Times New Roman" w:cs="Times New Roman"/>
+          <w:sz w:val="24"/>
+          <w:szCs w:val="24"/>
+        </w:rPr>
+        <w:t xml:space="preserve"> and focused on analyzing the degree to which corporate governance practices contributed </w:t>
+      </w:r>
+      <w:r>
+        <w:rPr>
+          <w:rFonts w:ascii="Times New Roman" w:hAnsi="Times New Roman" w:cs="Times New Roman"/>
+          <w:sz w:val="24"/>
+          <w:szCs w:val="24"/>
+        </w:rPr>
+        <w:t>its profitability.</w:t>
+      </w:r>
+      <w:r>
+        <w:rPr>
+          <w:rFonts w:ascii="Times New Roman" w:hAnsi="Times New Roman" w:cs="Times New Roman"/>
+          <w:sz w:val="24"/>
+          <w:szCs w:val="24"/>
+        </w:rPr>
+        <w:t xml:space="preserve"> The study revealed that good corporate governance at the branch level, particularly in areas of transparency, risk management, and compliance with regulatory structures, had largely led to improved profitability. Moreover, the study established that regular holding of board meetings, delegation of duties appropriately, and good internal controls helped mitigate risks and enhance financial performance at the branch.</w:t>
+      </w:r>
+    </w:p>
+    <w:p>
+      <w:pPr>
+        <w:pStyle w:val="Heading2"/>
+        <w:spacing w:before="240" w:after="240"/>
+      </w:pPr>
+      <w:bookmarkStart w:id="46" w:name="_Toc202527955"/>
+      <w:r>
+        <w:t>REAEARCH GAPS</w:t>
       </w:r>
       <w:bookmarkEnd w:id="46"/>
-      <w:r>
-        <w:rPr>
-          <w:rFonts w:ascii="Times New Roman" w:hAnsi="Times New Roman" w:cs="Times New Roman"/>
-          <w:sz w:val="24"/>
-          <w:szCs w:val="24"/>
-        </w:rPr>
-        <w:br/>
-        <w:t>Customer satisfaction measures how well a company meets or exceeds customer expectations. In the insurance sector, it is largely determined by the efficiency of claim settlements, the quality of customer service, and the responsiveness to inquiries or issues (Kotler &amp; Keller, 2016). Satisfied customers are more likely to remain loyal and promote the brand through positive word-of-mouth. High satisfaction reduces Customer Turnover and enhances the insurer’s reputation. It is a key driver of long-term success in the competitive insurance market.</w:t>
-      </w:r>
-    </w:p>
-    <w:p>
-      <w:pPr>
-        <w:spacing w:line="360" w:lineRule="auto"/>
-        <w:jc w:val="both"/>
-        <w:rPr>
-          <w:rFonts w:ascii="Times New Roman" w:hAnsi="Times New Roman" w:cs="Times New Roman"/>
-          <w:sz w:val="24"/>
-          <w:szCs w:val="24"/>
-        </w:rPr>
-      </w:pPr>
-    </w:p>
-    <w:p>
-      <w:pPr>
-        <w:spacing w:line="360" w:lineRule="auto"/>
-        <w:jc w:val="both"/>
-        <w:rPr>
-          <w:rFonts w:ascii="Times New Roman" w:hAnsi="Times New Roman" w:cs="Times New Roman"/>
-          <w:sz w:val="24"/>
-          <w:szCs w:val="24"/>
-        </w:rPr>
-      </w:pPr>
-      <w:bookmarkStart w:id="47" w:name="_Toc202527949"/>
-      <w:r>
-        <w:rPr>
-          <w:rStyle w:val="Heading1Char"/>
-          <w:rFonts w:ascii="Times New Roman" w:hAnsi="Times New Roman" w:cs="Times New Roman"/>
-        </w:rPr>
-        <w:t>2.</w:t>
-      </w:r>
-      <w:r>
-        <w:rPr>
-          <w:rStyle w:val="Heading1Char"/>
-          <w:rFonts w:ascii="Times New Roman" w:hAnsi="Times New Roman" w:cs="Times New Roman"/>
-        </w:rPr>
-        <w:t>3.4</w:t>
-      </w:r>
-      <w:r>
-        <w:rPr>
-          <w:rStyle w:val="Heading1Char"/>
-          <w:rFonts w:ascii="Times New Roman" w:hAnsi="Times New Roman" w:cs="Times New Roman"/>
-        </w:rPr>
-        <w:t xml:space="preserve"> Product Quality</w:t>
-      </w:r>
-      <w:bookmarkEnd w:id="47"/>
-      <w:r>
-        <w:rPr>
-          <w:rStyle w:val="Heading1Char"/>
-          <w:rFonts w:ascii="Times New Roman" w:hAnsi="Times New Roman" w:cs="Times New Roman"/>
-        </w:rPr>
-        <w:br/>
-      </w:r>
-      <w:r>
-        <w:rPr>
-          <w:rFonts w:ascii="Times New Roman" w:hAnsi="Times New Roman" w:cs="Times New Roman"/>
-          <w:sz w:val="24"/>
-          <w:szCs w:val="24"/>
-        </w:rPr>
-        <w:t xml:space="preserve">Product quality in insurance refers to how reliable, comprehensive, and clear an insurance policy is for customers. A high-quality insurance product offers adequate coverage, transparent terms, and consistent performance (Zeithaml et al., 2018). Customers value policies that protect them without hidden conditions or confusing language. Quality insurance products increase trust, encourage repeat business, and improve customer retention. </w:t>
-      </w:r>
-      <w:r>
-        <w:rPr>
-          <w:rFonts w:ascii="Times New Roman" w:hAnsi="Times New Roman" w:cs="Times New Roman"/>
-          <w:sz w:val="24"/>
-          <w:szCs w:val="24"/>
-        </w:rPr>
-        <w:t>S</w:t>
-      </w:r>
-      <w:r>
-        <w:rPr>
-          <w:rFonts w:ascii="Times New Roman" w:hAnsi="Times New Roman" w:cs="Times New Roman"/>
-          <w:sz w:val="24"/>
-          <w:szCs w:val="24"/>
-        </w:rPr>
-        <w:t>trong product quality gives insurers a competitive edge.</w:t>
-      </w:r>
-    </w:p>
-    <w:p>
-      <w:pPr>
-        <w:pStyle w:val="Heading1"/>
-        <w:spacing w:line="360" w:lineRule="auto"/>
-        <w:jc w:val="both"/>
-        <w:rPr>
-          <w:rFonts w:cs="Times New Roman"/>
-          <w:b w:val="0"/>
-          <w:bCs w:val="0"/>
-        </w:rPr>
-      </w:pPr>
-      <w:bookmarkStart w:id="48" w:name="_Toc202439197"/>
-      <w:bookmarkStart w:id="49" w:name="_Toc202439449"/>
-      <w:bookmarkStart w:id="50" w:name="_Toc202527950"/>
-      <w:commentRangeStart w:id="51"/>
-      <w:commentRangeEnd w:id="51"/>
-      <w:r>
-        <w:rPr>
-          <w:rStyle w:val="CommentReference"/>
-          <w:rFonts w:eastAsia="SimSun" w:cs="Times New Roman"/>
-          <w:sz w:val="24"/>
-          <w:szCs w:val="24"/>
-        </w:rPr>
-        <w:commentReference w:id="51"/>
-      </w:r>
-      <w:bookmarkStart w:id="52" w:name="_Toc536418439"/>
-      <w:bookmarkStart w:id="53" w:name="_Toc116844394"/>
-      <w:bookmarkStart w:id="54" w:name="_Toc135227223"/>
-      <w:bookmarkStart w:id="55" w:name="_Toc144972495"/>
-      <w:bookmarkStart w:id="56" w:name="_Toc173869963"/>
-      <w:bookmarkEnd w:id="48"/>
-      <w:bookmarkEnd w:id="49"/>
-      <w:r>
-        <w:rPr>
-          <w:rFonts w:cs="Times New Roman"/>
-        </w:rPr>
-        <w:t>2.</w:t>
-      </w:r>
-      <w:r>
-        <w:rPr>
-          <w:rFonts w:cs="Times New Roman"/>
-        </w:rPr>
-        <w:t>4</w:t>
-      </w:r>
-      <w:r>
-        <w:rPr>
-          <w:rFonts w:cs="Times New Roman"/>
-        </w:rPr>
-        <w:t>. Theoretical framework</w:t>
-      </w:r>
-      <w:bookmarkEnd w:id="50"/>
-      <w:bookmarkEnd w:id="52"/>
-      <w:bookmarkEnd w:id="53"/>
-      <w:bookmarkEnd w:id="54"/>
-      <w:bookmarkEnd w:id="55"/>
-      <w:bookmarkEnd w:id="56"/>
-    </w:p>
-    <w:p>
-      <w:pPr>
-        <w:spacing w:line="360" w:lineRule="auto"/>
-        <w:jc w:val="both"/>
-        <w:rPr>
-          <w:rFonts w:ascii="Times New Roman" w:hAnsi="Times New Roman" w:cs="Times New Roman"/>
-          <w:b/>
-          <w:bCs/>
-          <w:sz w:val="24"/>
-          <w:szCs w:val="24"/>
-        </w:rPr>
-      </w:pPr>
-      <w:r>
-        <w:rPr>
-          <w:rFonts w:ascii="Times New Roman" w:hAnsi="Times New Roman" w:cs="Times New Roman"/>
-          <w:sz w:val="24"/>
-          <w:szCs w:val="24"/>
-        </w:rPr>
-        <w:t xml:space="preserve">This section provides theories which support this study concerning the </w:t>
-      </w:r>
-      <w:r>
-        <w:rPr>
-          <w:rFonts w:ascii="Times New Roman" w:hAnsi="Times New Roman" w:cs="Times New Roman"/>
-          <w:sz w:val="24"/>
-          <w:szCs w:val="24"/>
-        </w:rPr>
-        <w:t>role of corporate governance to the profitability of insurance company</w:t>
-      </w:r>
-      <w:r>
-        <w:rPr>
-          <w:rFonts w:ascii="Times New Roman" w:hAnsi="Times New Roman" w:cs="Times New Roman"/>
-          <w:sz w:val="24"/>
-          <w:szCs w:val="24"/>
-        </w:rPr>
-        <w:t xml:space="preserve">. The section below provides theories in details. </w:t>
-      </w:r>
-    </w:p>
-    <w:p>
-      <w:pPr>
-        <w:pStyle w:val="Heading1"/>
-        <w:spacing w:line="360" w:lineRule="auto"/>
-        <w:jc w:val="both"/>
-        <w:rPr>
-          <w:rFonts w:cs="Times New Roman"/>
-          <w:b w:val="0"/>
-          <w:bCs w:val="0"/>
-        </w:rPr>
-      </w:pPr>
-      <w:r>
-        <w:rPr>
-          <w:rFonts w:cs="Times New Roman"/>
-        </w:rPr>
-        <w:t xml:space="preserve"> </w:t>
-      </w:r>
-      <w:bookmarkStart w:id="57" w:name="_Toc202527951"/>
-      <w:r>
-        <w:rPr>
-          <w:rFonts w:cs="Times New Roman"/>
-        </w:rPr>
-        <w:t>2.</w:t>
-      </w:r>
-      <w:r>
-        <w:rPr>
-          <w:rFonts w:cs="Times New Roman"/>
-        </w:rPr>
-        <w:t>4</w:t>
-      </w:r>
-      <w:r>
-        <w:rPr>
-          <w:rFonts w:cs="Times New Roman"/>
-        </w:rPr>
-        <w:t>.1 Agency Theory</w:t>
-      </w:r>
-      <w:bookmarkEnd w:id="57"/>
-    </w:p>
-    <w:p>
-      <w:pPr>
-        <w:spacing w:line="360" w:lineRule="auto"/>
-        <w:jc w:val="both"/>
-        <w:rPr>
-          <w:rFonts w:ascii="Times New Roman" w:hAnsi="Times New Roman" w:cs="Times New Roman"/>
-          <w:b/>
-          <w:bCs/>
-          <w:sz w:val="24"/>
-          <w:szCs w:val="24"/>
-        </w:rPr>
-      </w:pPr>
-      <w:r>
-        <w:rPr>
-          <w:rFonts w:ascii="Times New Roman" w:hAnsi="Times New Roman" w:cs="Times New Roman"/>
-          <w:sz w:val="24"/>
-          <w:szCs w:val="24"/>
-        </w:rPr>
-        <w:t xml:space="preserve"> Agency theory, developed by Jensen and Meckling (1976), explores the relationship between principals (owners or shareholders) and agents (managers) within a corporation. In an insurance company, the shareholders or policyholders are the principals, while the management is the agent responsible for decision-making. The theory suggests that there is often a conflict of interest between the two parties, as managers may act in their own best interests rather than in the interests of shareholders. This divergence in interests can lead to inefficiency and reduced profitability</w:t>
-      </w:r>
-      <w:r>
-        <w:rPr>
-          <w:rFonts w:ascii="Times New Roman" w:hAnsi="Times New Roman" w:cs="Times New Roman"/>
-          <w:noProof/>
-          <w:sz w:val="24"/>
-          <w:szCs w:val="24"/>
-        </w:rPr>
-        <w:t xml:space="preserve"> (Krause &amp; Lee, 2021)</w:t>
-      </w:r>
-      <w:r>
-        <w:rPr>
-          <w:rFonts w:ascii="Times New Roman" w:hAnsi="Times New Roman" w:cs="Times New Roman"/>
-          <w:sz w:val="24"/>
-          <w:szCs w:val="24"/>
-        </w:rPr>
-        <w:t>. Effective corporate governance mechanisms, such as a strong and independent board of directors, can help mitigate this agency problem by ensuring that management's actions align with shareholders' interests, ultimately leading to better financial performance.</w:t>
-      </w:r>
-    </w:p>
-    <w:p>
-      <w:pPr>
-        <w:pStyle w:val="Heading1"/>
-        <w:spacing w:line="360" w:lineRule="auto"/>
-        <w:jc w:val="both"/>
-        <w:rPr>
-          <w:rFonts w:cs="Times New Roman"/>
-        </w:rPr>
-      </w:pPr>
-      <w:bookmarkStart w:id="58" w:name="_Toc202527952"/>
-      <w:r>
-        <w:rPr>
-          <w:rFonts w:cs="Times New Roman"/>
-        </w:rPr>
-        <w:t>2.</w:t>
-      </w:r>
-      <w:r>
-        <w:rPr>
-          <w:rFonts w:cs="Times New Roman"/>
-        </w:rPr>
-        <w:t>4</w:t>
-      </w:r>
-      <w:r>
-        <w:rPr>
-          <w:rFonts w:cs="Times New Roman"/>
-        </w:rPr>
-        <w:t>.2 Stewardship Theory:</w:t>
-      </w:r>
-      <w:bookmarkEnd w:id="58"/>
-    </w:p>
-    <w:p>
-      <w:pPr>
-        <w:spacing w:line="360" w:lineRule="auto"/>
-        <w:jc w:val="both"/>
-        <w:rPr>
-          <w:rFonts w:ascii="Times New Roman" w:hAnsi="Times New Roman" w:cs="Times New Roman"/>
-          <w:sz w:val="24"/>
-          <w:szCs w:val="24"/>
-        </w:rPr>
-      </w:pPr>
-      <w:r>
-        <w:rPr>
-          <w:rFonts w:ascii="Times New Roman" w:hAnsi="Times New Roman" w:cs="Times New Roman"/>
-          <w:sz w:val="24"/>
-          <w:szCs w:val="24"/>
-        </w:rPr>
-        <w:t>In contrast to agency theory, stewardship theory posits that managers, when given proper incentives and autonomy, will act as stewards of the company, working to enhance shareholder value and achieve long-term goals (Davis</w:t>
-      </w:r>
-      <w:r>
-        <w:rPr>
-          <w:rFonts w:ascii="Times New Roman" w:hAnsi="Times New Roman" w:cs="Times New Roman"/>
-          <w:sz w:val="24"/>
-          <w:szCs w:val="24"/>
-        </w:rPr>
-        <w:t xml:space="preserve"> </w:t>
-      </w:r>
-      <w:r>
-        <w:rPr>
-          <w:rFonts w:ascii="Times New Roman" w:hAnsi="Times New Roman" w:cs="Times New Roman"/>
-          <w:i/>
-          <w:iCs/>
-          <w:sz w:val="24"/>
-          <w:szCs w:val="24"/>
-        </w:rPr>
-        <w:t>et al</w:t>
-      </w:r>
-      <w:r>
-        <w:rPr>
-          <w:rFonts w:ascii="Times New Roman" w:hAnsi="Times New Roman" w:cs="Times New Roman"/>
-          <w:sz w:val="24"/>
-          <w:szCs w:val="24"/>
-        </w:rPr>
-        <w:t xml:space="preserve">., </w:t>
-      </w:r>
-      <w:r>
-        <w:rPr>
-          <w:rFonts w:ascii="Times New Roman" w:hAnsi="Times New Roman" w:cs="Times New Roman"/>
-          <w:sz w:val="24"/>
-          <w:szCs w:val="24"/>
-        </w:rPr>
-        <w:t xml:space="preserve">2021). This theory suggests that managers are inherently motivated to act in the best interest of the company and its stakeholders. In the context of insurance companies, stewardship theory can be applied to governance practices that promote accountability, transparency, and long-term planning. By creating a governance structure that fosters trust and collaboration between management and shareholders, insurance companies can achieve higher profitability and sustainable growth </w:t>
-      </w:r>
-      <w:r>
-        <w:rPr>
-          <w:rFonts w:ascii="Times New Roman" w:hAnsi="Times New Roman" w:cs="Times New Roman"/>
-          <w:noProof/>
-          <w:sz w:val="24"/>
-          <w:szCs w:val="24"/>
-        </w:rPr>
-        <w:t>(O’Connor &amp; Keane, 2022)</w:t>
-      </w:r>
-      <w:r>
-        <w:rPr>
-          <w:rFonts w:ascii="Times New Roman" w:hAnsi="Times New Roman" w:cs="Times New Roman"/>
-          <w:sz w:val="24"/>
-          <w:szCs w:val="24"/>
-        </w:rPr>
-        <w:t>.</w:t>
-      </w:r>
-    </w:p>
-    <w:p>
-      <w:pPr>
-        <w:pStyle w:val="Heading1"/>
-        <w:spacing w:line="360" w:lineRule="auto"/>
-        <w:jc w:val="both"/>
-        <w:rPr>
-          <w:rFonts w:cs="Times New Roman"/>
-          <w:b w:val="0"/>
-          <w:bCs w:val="0"/>
-        </w:rPr>
-      </w:pPr>
-      <w:r>
-        <w:rPr>
-          <w:rFonts w:cs="Times New Roman"/>
-        </w:rPr>
-        <w:t xml:space="preserve"> </w:t>
-      </w:r>
-      <w:bookmarkStart w:id="59" w:name="_Toc202527953"/>
-      <w:r>
-        <w:rPr>
-          <w:rFonts w:cs="Times New Roman"/>
-        </w:rPr>
-        <w:t>2.</w:t>
-      </w:r>
-      <w:r>
-        <w:rPr>
-          <w:rFonts w:cs="Times New Roman"/>
-        </w:rPr>
-        <w:t>4</w:t>
-      </w:r>
-      <w:r>
-        <w:rPr>
-          <w:rFonts w:cs="Times New Roman"/>
-        </w:rPr>
-        <w:t>.3</w:t>
-      </w:r>
-      <w:r>
-        <w:rPr>
-          <w:rFonts w:cs="Times New Roman"/>
-        </w:rPr>
-        <w:t xml:space="preserve"> </w:t>
-      </w:r>
-      <w:r>
-        <w:rPr>
-          <w:rFonts w:cs="Times New Roman"/>
-        </w:rPr>
-        <w:t>Resource Dependency Theory:</w:t>
-      </w:r>
-      <w:bookmarkEnd w:id="59"/>
-    </w:p>
-    <w:p>
-      <w:pPr>
-        <w:spacing w:line="360" w:lineRule="auto"/>
-        <w:jc w:val="both"/>
-        <w:rPr>
-          <w:rFonts w:ascii="Times New Roman" w:hAnsi="Times New Roman" w:cs="Times New Roman"/>
-          <w:sz w:val="24"/>
-          <w:szCs w:val="24"/>
-        </w:rPr>
-      </w:pPr>
-      <w:r>
-        <w:rPr>
-          <w:rFonts w:ascii="Times New Roman" w:hAnsi="Times New Roman" w:cs="Times New Roman"/>
-          <w:sz w:val="24"/>
-          <w:szCs w:val="24"/>
-        </w:rPr>
-        <w:t>Resource Dependency Theory stresses the significance of external relationships and resources that organizations need to thrive. In the context of insurance companies like Sonarwa Insurance Company, corporate governance plays a crucial role in facilitating access to important external resources such as capital, regulatory support, information, and strategic networks. By including board members with strong external affiliations and forming partnerships with reinsurers and technology firms, Sonarwa enhances its service delivery, risk management, and industry positioning. These governance practices not only improve operational efficiency but also contribute to stronger financial performance and long-term competitiveness</w:t>
-      </w:r>
-    </w:p>
-    <w:p>
-      <w:pPr>
-        <w:spacing w:line="360" w:lineRule="auto"/>
-        <w:jc w:val="both"/>
-        <w:rPr>
-          <w:rFonts w:ascii="Times New Roman" w:hAnsi="Times New Roman" w:cs="Times New Roman"/>
-          <w:sz w:val="24"/>
-          <w:szCs w:val="24"/>
-        </w:rPr>
-      </w:pPr>
-      <w:r>
-        <w:rPr>
-          <w:rFonts w:ascii="Times New Roman" w:hAnsi="Times New Roman" w:cs="Times New Roman"/>
-          <w:noProof/>
-          <w:sz w:val="24"/>
-          <w:szCs w:val="24"/>
-        </w:rPr>
-        <w:t xml:space="preserve">(Johnson </w:t>
-      </w:r>
-      <w:r>
-        <w:rPr>
-          <w:rFonts w:ascii="Times New Roman" w:hAnsi="Times New Roman" w:cs="Times New Roman"/>
-          <w:i/>
-          <w:iCs/>
-          <w:noProof/>
-          <w:sz w:val="24"/>
-          <w:szCs w:val="24"/>
-        </w:rPr>
-        <w:t>et al</w:t>
-      </w:r>
-      <w:r>
-        <w:rPr>
-          <w:rFonts w:ascii="Times New Roman" w:hAnsi="Times New Roman" w:cs="Times New Roman"/>
-          <w:noProof/>
-          <w:sz w:val="24"/>
-          <w:szCs w:val="24"/>
-        </w:rPr>
-        <w:t>., 2021)</w:t>
-      </w:r>
-      <w:r>
-        <w:rPr>
-          <w:rFonts w:ascii="Times New Roman" w:hAnsi="Times New Roman" w:cs="Times New Roman"/>
-          <w:sz w:val="24"/>
-          <w:szCs w:val="24"/>
-        </w:rPr>
-        <w:t>.</w:t>
-      </w:r>
-    </w:p>
-    <w:p>
-      <w:pPr>
-        <w:pStyle w:val="Heading1"/>
-        <w:spacing w:line="360" w:lineRule="auto"/>
-        <w:jc w:val="both"/>
-        <w:rPr>
-          <w:rFonts w:cs="Times New Roman"/>
-          <w:b w:val="0"/>
-          <w:bCs w:val="0"/>
-        </w:rPr>
-      </w:pPr>
-      <w:bookmarkStart w:id="60" w:name="_Toc202527954"/>
-      <w:r>
-        <w:rPr>
-          <w:rFonts w:cs="Times New Roman"/>
-        </w:rPr>
-        <w:t>2.</w:t>
-      </w:r>
-      <w:r>
-        <w:rPr>
-          <w:rFonts w:cs="Times New Roman"/>
-        </w:rPr>
-        <w:t>5</w:t>
-      </w:r>
-      <w:r>
-        <w:rPr>
-          <w:rFonts w:cs="Times New Roman"/>
-        </w:rPr>
-        <w:t xml:space="preserve"> Empirical Review</w:t>
-      </w:r>
-      <w:bookmarkEnd w:id="60"/>
-    </w:p>
-    <w:p>
-      <w:pPr>
-        <w:spacing w:line="360" w:lineRule="auto"/>
-        <w:jc w:val="both"/>
-        <w:rPr>
-          <w:rFonts w:ascii="Times New Roman" w:hAnsi="Times New Roman" w:cs="Times New Roman"/>
-          <w:sz w:val="24"/>
-          <w:szCs w:val="24"/>
-        </w:rPr>
-      </w:pPr>
-      <w:r>
-        <w:rPr>
-          <w:rFonts w:ascii="Times New Roman" w:hAnsi="Times New Roman" w:cs="Times New Roman"/>
-          <w:sz w:val="24"/>
-          <w:szCs w:val="24"/>
-        </w:rPr>
-        <w:t>Corporate governance has been extensively studied in developed economies, including its impact on profitability in various sectors, including insurance. García-Sánchez and Martínez-Ferrero (2021) provided an investigation of the impact of corporate governance on European insurance firms' profitability. Using panel data for the years 2015-2020, the research confirmed board independence and gender diversity to have a positive impact on profitability. More specifically, companies that possessed a higher proportion of independent directors and more gender-diverse boards experienced higher return on assets (ROA)</w:t>
-      </w:r>
-      <w:r>
-        <w:rPr>
-          <w:rFonts w:ascii="Times New Roman" w:hAnsi="Times New Roman" w:cs="Times New Roman"/>
-          <w:sz w:val="24"/>
-          <w:szCs w:val="24"/>
-        </w:rPr>
-        <w:t xml:space="preserve">. </w:t>
-      </w:r>
-      <w:r>
-        <w:rPr>
-          <w:rFonts w:ascii="Times New Roman" w:hAnsi="Times New Roman" w:cs="Times New Roman"/>
-          <w:sz w:val="24"/>
-          <w:szCs w:val="24"/>
-        </w:rPr>
-        <w:t>This, the study attributed to enhanced decision-making, improved monitoring, as well as reduced agency costs. The study also found that excessive executive remuneration had a negative impact on profitability in that it often led to short-termism, as well as unethical behavior, on the part of executives.</w:t>
-      </w:r>
-    </w:p>
-    <w:p>
-      <w:pPr>
-        <w:spacing w:line="360" w:lineRule="auto"/>
-        <w:jc w:val="both"/>
-        <w:rPr>
-          <w:rFonts w:ascii="Times New Roman" w:hAnsi="Times New Roman" w:cs="Times New Roman"/>
-          <w:sz w:val="24"/>
-          <w:szCs w:val="24"/>
-        </w:rPr>
-      </w:pPr>
-      <w:r>
-        <w:rPr>
-          <w:rFonts w:ascii="Times New Roman" w:hAnsi="Times New Roman" w:cs="Times New Roman"/>
-          <w:sz w:val="24"/>
-          <w:szCs w:val="24"/>
-        </w:rPr>
-        <w:t>Similarly, Chen et al.'s (2021) study of U.S. insurance firms revealed that performance-based executive compensation and high-quality audit practices improved profitability metrics significantly. The study used a sample of 200 insurance companies for five years and found that firms with performance-based compensation schemes, such as stock options and bonuses, were associated with increased ROA</w:t>
-      </w:r>
-      <w:r>
-        <w:rPr>
-          <w:rFonts w:ascii="Times New Roman" w:hAnsi="Times New Roman" w:cs="Times New Roman"/>
-          <w:sz w:val="24"/>
-          <w:szCs w:val="24"/>
-        </w:rPr>
-        <w:t xml:space="preserve">. </w:t>
-      </w:r>
-      <w:r>
-        <w:rPr>
-          <w:rFonts w:ascii="Times New Roman" w:hAnsi="Times New Roman" w:cs="Times New Roman"/>
-          <w:sz w:val="24"/>
-          <w:szCs w:val="24"/>
-        </w:rPr>
-        <w:t>The study also highlighted the contribution of robust audit practices to enhance profitability. Institutions with robust internal and external audit functions were better able to manage risks, ensure compliance, and maintain financial transparency, which in turn enhanced investor confidence and profitability.</w:t>
-      </w:r>
-    </w:p>
-    <w:p>
-      <w:pPr>
-        <w:spacing w:line="360" w:lineRule="auto"/>
-        <w:jc w:val="both"/>
-        <w:rPr>
-          <w:rFonts w:ascii="Times New Roman" w:hAnsi="Times New Roman" w:cs="Times New Roman"/>
-          <w:sz w:val="24"/>
-          <w:szCs w:val="24"/>
-        </w:rPr>
-      </w:pPr>
-      <w:r>
-        <w:rPr>
-          <w:rFonts w:ascii="Times New Roman" w:hAnsi="Times New Roman" w:cs="Times New Roman"/>
-          <w:sz w:val="24"/>
-          <w:szCs w:val="24"/>
-        </w:rPr>
-        <w:t>Another cross-country study by Adams and Ferreira (2020) examined how board composition adds to enhanced profitability in various industries, including the insurance sector. The study determined that boards with a mix of technical expertise and industry experience were more likely to make strategic decisions that created profitability. The study also highlighted the value of board diversity, particularly gender and ethnic diversity, towards improving innovation and financial performance</w:t>
-      </w:r>
-    </w:p>
-    <w:p>
-      <w:pPr>
-        <w:spacing w:line="360" w:lineRule="auto"/>
-        <w:jc w:val="both"/>
-        <w:rPr>
-          <w:rFonts w:ascii="Times New Roman" w:hAnsi="Times New Roman" w:cs="Times New Roman"/>
-          <w:sz w:val="24"/>
-          <w:szCs w:val="24"/>
-        </w:rPr>
-      </w:pPr>
-      <w:r>
-        <w:rPr>
-          <w:rFonts w:ascii="Times New Roman" w:hAnsi="Times New Roman" w:cs="Times New Roman"/>
-          <w:sz w:val="24"/>
-          <w:szCs w:val="24"/>
-        </w:rPr>
-        <w:t xml:space="preserve">In Africa, corporate governance has emerged as a major driver in the performance of insurance companies. A recent investigation of Ghanaian insurance firms by Osei-Kyei </w:t>
-      </w:r>
-      <w:r>
-        <w:rPr>
-          <w:rFonts w:ascii="Times New Roman" w:hAnsi="Times New Roman" w:cs="Times New Roman"/>
-          <w:i/>
-          <w:iCs/>
-          <w:sz w:val="24"/>
-          <w:szCs w:val="24"/>
-        </w:rPr>
-        <w:t>et al</w:t>
-      </w:r>
-      <w:r>
-        <w:rPr>
-          <w:rFonts w:ascii="Times New Roman" w:hAnsi="Times New Roman" w:cs="Times New Roman"/>
-          <w:sz w:val="24"/>
-          <w:szCs w:val="24"/>
-        </w:rPr>
-        <w:t>. (2022) confirmed that board composition and audit practices significantly influenced profitability. The study used a sample of 50 insurance companies for a period of ten years and confirmed that firms with a higher number of independent directors and robust audit functions had greater profitability. The study recommended increasing the proportion of independent directors and strengthening internal audit functions to enhance financial performance. The authors were of the view that independent directors bring objectivity and expertise to the board, which strengthens decision-making and oversight. Similarly, good audit practices reduce the risk of fraud and ensure compliance with regulatory requirements, which enhances financial transparency and investor confidence.</w:t>
-      </w:r>
-    </w:p>
-    <w:p>
-      <w:pPr>
-        <w:spacing w:line="360" w:lineRule="auto"/>
-        <w:jc w:val="both"/>
-        <w:rPr>
-          <w:rFonts w:ascii="Times New Roman" w:hAnsi="Times New Roman" w:cs="Times New Roman"/>
-          <w:sz w:val="24"/>
-          <w:szCs w:val="24"/>
-        </w:rPr>
-      </w:pPr>
-      <w:r>
-        <w:rPr>
-          <w:rFonts w:ascii="Times New Roman" w:hAnsi="Times New Roman" w:cs="Times New Roman"/>
-          <w:sz w:val="24"/>
-          <w:szCs w:val="24"/>
-        </w:rPr>
-        <w:t>In Kenya, Mwangi and Were (2023) examined the relationship between executive remuneration and profitability of insurance companies. The study used a sample of 30 insurance companies over five years and established that performance-based compensation improved profitability due to the alignment of managerial and shareholder interests. Specifically, firms that linked executive remuneration to long-term performance goals registered higher ROA</w:t>
-      </w:r>
-      <w:r>
-        <w:rPr>
-          <w:rFonts w:ascii="Times New Roman" w:hAnsi="Times New Roman" w:cs="Times New Roman"/>
-          <w:sz w:val="24"/>
-          <w:szCs w:val="24"/>
-        </w:rPr>
-        <w:t>.</w:t>
-      </w:r>
-      <w:r>
-        <w:rPr>
-          <w:rFonts w:ascii="Times New Roman" w:hAnsi="Times New Roman" w:cs="Times New Roman"/>
-          <w:sz w:val="24"/>
-          <w:szCs w:val="24"/>
-        </w:rPr>
-        <w:t xml:space="preserve"> The study also found that excessive pay, particularly in the form of massive bonuses, had a negative impact on profitability since it often led to short-term focus and unethical behavior. The researchers recommended that insurance companies adopt balanced compensation structures that reward long-term performance and align executives' interests with shareholders.</w:t>
-      </w:r>
-    </w:p>
-    <w:p>
-      <w:pPr>
-        <w:spacing w:line="360" w:lineRule="auto"/>
-        <w:jc w:val="both"/>
-        <w:rPr>
-          <w:rFonts w:ascii="Times New Roman" w:hAnsi="Times New Roman" w:cs="Times New Roman"/>
-          <w:sz w:val="24"/>
-          <w:szCs w:val="24"/>
-        </w:rPr>
-      </w:pPr>
-      <w:r>
-        <w:rPr>
-          <w:rFonts w:ascii="Times New Roman" w:hAnsi="Times New Roman" w:cs="Times New Roman"/>
-          <w:sz w:val="24"/>
-          <w:szCs w:val="24"/>
-        </w:rPr>
-        <w:t xml:space="preserve">Another African study, by Nkundabanyanga </w:t>
-      </w:r>
-      <w:r>
-        <w:rPr>
-          <w:rFonts w:ascii="Times New Roman" w:hAnsi="Times New Roman" w:cs="Times New Roman"/>
-          <w:i/>
-          <w:iCs/>
-          <w:sz w:val="24"/>
-          <w:szCs w:val="24"/>
-        </w:rPr>
-        <w:t>et al</w:t>
-      </w:r>
-      <w:r>
-        <w:rPr>
-          <w:rFonts w:ascii="Times New Roman" w:hAnsi="Times New Roman" w:cs="Times New Roman"/>
-          <w:sz w:val="24"/>
-          <w:szCs w:val="24"/>
-        </w:rPr>
-        <w:t>. (2023) on Rwandan financial institutions, highlighted the role of audit practices in enhancing profitability. The study confirmed that firms with effective internal and external audit functions had improved profitability due to improved risk management and adherence to regulatory requirements. The authors were of the view that effective audit practices reduce the risk of financial misstatements and fraud, resulting in enhanced financial transparency and investors' trust. The study also pointed out the contribution of regulatory reforms towards promoting corporate governance practices within the insurance sector.</w:t>
-      </w:r>
-    </w:p>
-    <w:p>
-      <w:pPr>
-        <w:spacing w:line="360" w:lineRule="auto"/>
-        <w:jc w:val="both"/>
-        <w:rPr>
-          <w:rFonts w:ascii="Times New Roman" w:hAnsi="Times New Roman" w:cs="Times New Roman"/>
-          <w:sz w:val="24"/>
-          <w:szCs w:val="24"/>
-        </w:rPr>
-      </w:pPr>
-    </w:p>
-    <w:p>
-      <w:pPr>
-        <w:spacing w:line="360" w:lineRule="auto"/>
-        <w:jc w:val="both"/>
-        <w:rPr>
-          <w:rFonts w:ascii="Times New Roman" w:hAnsi="Times New Roman" w:cs="Times New Roman"/>
-          <w:sz w:val="24"/>
-          <w:szCs w:val="24"/>
-        </w:rPr>
-      </w:pPr>
-      <w:r>
-        <w:rPr>
-          <w:rFonts w:ascii="Times New Roman" w:hAnsi="Times New Roman" w:cs="Times New Roman"/>
-          <w:sz w:val="24"/>
-          <w:szCs w:val="24"/>
-        </w:rPr>
-        <w:t>In Rwanda, the insurance sector has developed massively as a result of regulatory reforms and improved corporate governance practices. A study by Uwitonze (2023) of Rwandan insurance companies revealed that board composition and executive compensation significantly affected profitability. The study used a sample of 15 insurance companies over five years and found that firms with diverse and independent boards were more profitable. More specifically, companies with a higher proportion of independent directors and greater gender diversity in their boards were found to have higher ROA</w:t>
-      </w:r>
-      <w:r>
-        <w:rPr>
-          <w:rFonts w:ascii="Times New Roman" w:hAnsi="Times New Roman" w:cs="Times New Roman"/>
-          <w:sz w:val="24"/>
-          <w:szCs w:val="24"/>
-        </w:rPr>
-        <w:t xml:space="preserve">. </w:t>
-      </w:r>
-      <w:r>
-        <w:rPr>
-          <w:rFonts w:ascii="Times New Roman" w:hAnsi="Times New Roman" w:cs="Times New Roman"/>
-          <w:sz w:val="24"/>
-          <w:szCs w:val="24"/>
-        </w:rPr>
-        <w:t xml:space="preserve">The study also found that performance-based executive </w:t>
-      </w:r>
-      <w:r>
-        <w:rPr>
-          <w:rFonts w:ascii="Times New Roman" w:hAnsi="Times New Roman" w:cs="Times New Roman"/>
-          <w:sz w:val="24"/>
-          <w:szCs w:val="24"/>
-        </w:rPr>
-        <w:t>pays</w:t>
-      </w:r>
-      <w:r>
-        <w:rPr>
-          <w:rFonts w:ascii="Times New Roman" w:hAnsi="Times New Roman" w:cs="Times New Roman"/>
-          <w:sz w:val="24"/>
-          <w:szCs w:val="24"/>
-        </w:rPr>
-        <w:t xml:space="preserve"> improved profitability due to the alignment of managerial and shareholder interests. The authors recommended enhancing board diversity and tying executive remuneration to long-term performance goals to enhance financial performance.</w:t>
-      </w:r>
-    </w:p>
-    <w:p>
-      <w:pPr>
-        <w:spacing w:line="360" w:lineRule="auto"/>
-        <w:jc w:val="both"/>
-        <w:rPr>
-          <w:rFonts w:ascii="Times New Roman" w:hAnsi="Times New Roman" w:cs="Times New Roman"/>
-          <w:sz w:val="24"/>
-          <w:szCs w:val="24"/>
-        </w:rPr>
-      </w:pPr>
-      <w:r>
-        <w:rPr>
-          <w:rFonts w:ascii="Times New Roman" w:hAnsi="Times New Roman" w:cs="Times New Roman"/>
-          <w:sz w:val="24"/>
-          <w:szCs w:val="24"/>
-        </w:rPr>
-        <w:t xml:space="preserve">A Rwandan financial institution study by Nkundabanyanga </w:t>
-      </w:r>
-      <w:r>
-        <w:rPr>
-          <w:rFonts w:ascii="Times New Roman" w:hAnsi="Times New Roman" w:cs="Times New Roman"/>
-          <w:i/>
-          <w:iCs/>
-          <w:sz w:val="24"/>
-          <w:szCs w:val="24"/>
-        </w:rPr>
-        <w:t>et al</w:t>
-      </w:r>
-      <w:r>
-        <w:rPr>
-          <w:rFonts w:ascii="Times New Roman" w:hAnsi="Times New Roman" w:cs="Times New Roman"/>
-          <w:sz w:val="24"/>
-          <w:szCs w:val="24"/>
-        </w:rPr>
-        <w:t>. (2023) highlighted the role of audit practices in enhancing profitability. The study established that firms with effective internal and external audit functions had greater profitability due to enhanced risk management and compliance. The authors argued that sound audit practices reduce the risk of financial misstatements and fraud, thus enhancing financial transparency and investors' trust. The paper also brought out the importance of regulatory reforms in improving corporate governance practices in the insurance sector.</w:t>
-      </w:r>
-    </w:p>
-    <w:p>
-      <w:pPr>
-        <w:spacing w:line="360" w:lineRule="auto"/>
-        <w:jc w:val="both"/>
-        <w:rPr>
-          <w:rFonts w:ascii="Times New Roman" w:hAnsi="Times New Roman" w:cs="Times New Roman"/>
-          <w:sz w:val="24"/>
-          <w:szCs w:val="24"/>
-        </w:rPr>
-      </w:pPr>
-      <w:r>
-        <w:rPr>
-          <w:rFonts w:ascii="Times New Roman" w:hAnsi="Times New Roman" w:cs="Times New Roman"/>
-          <w:sz w:val="24"/>
-          <w:szCs w:val="24"/>
-        </w:rPr>
-        <w:t xml:space="preserve">With reference to Sonarwa </w:t>
-      </w:r>
-      <w:r>
-        <w:rPr>
-          <w:rFonts w:ascii="Times New Roman" w:hAnsi="Times New Roman" w:cs="Times New Roman"/>
-          <w:sz w:val="24"/>
-          <w:szCs w:val="24"/>
-        </w:rPr>
-        <w:t>insurance company</w:t>
-      </w:r>
-      <w:r>
-        <w:rPr>
-          <w:rFonts w:ascii="Times New Roman" w:hAnsi="Times New Roman" w:cs="Times New Roman"/>
-          <w:sz w:val="24"/>
-          <w:szCs w:val="24"/>
-        </w:rPr>
-        <w:t>, these findings are extremely relevant. As one of the leading insurance companies in Rwanda, Sonarwa has implemented numerous corporate governance reforms like improving board diversity and performance-based executive compensation. However, there is limited empirical evidence regarding the impact of these reforms on profitability. The study aims to bridge this literature gap by examining the role played by board structure, executive compensation, and auditing practices in contributing to the profitability of Sonarwa.</w:t>
-      </w:r>
-    </w:p>
-    <w:p>
-      <w:pPr>
-        <w:spacing w:line="360" w:lineRule="auto"/>
-        <w:jc w:val="both"/>
-        <w:rPr>
-          <w:rFonts w:ascii="Times New Roman" w:hAnsi="Times New Roman" w:cs="Times New Roman"/>
-          <w:sz w:val="24"/>
-          <w:szCs w:val="24"/>
-        </w:rPr>
-      </w:pPr>
-    </w:p>
-    <w:p>
-      <w:pPr>
-        <w:spacing w:line="360" w:lineRule="auto"/>
-        <w:jc w:val="both"/>
-        <w:rPr>
-          <w:rFonts w:ascii="Times New Roman" w:hAnsi="Times New Roman" w:cs="Times New Roman"/>
-          <w:sz w:val="24"/>
-          <w:szCs w:val="24"/>
-        </w:rPr>
-      </w:pPr>
-      <w:r>
-        <w:rPr>
-          <w:rFonts w:ascii="Times New Roman" w:hAnsi="Times New Roman" w:cs="Times New Roman"/>
-          <w:sz w:val="24"/>
-          <w:szCs w:val="24"/>
-        </w:rPr>
-        <w:t>A study conducted by Ndizeye (2020) was targeting the So</w:t>
-      </w:r>
-      <w:r>
-        <w:rPr>
-          <w:rFonts w:ascii="Times New Roman" w:hAnsi="Times New Roman" w:cs="Times New Roman"/>
-          <w:sz w:val="24"/>
-          <w:szCs w:val="24"/>
-        </w:rPr>
-        <w:t>narwa</w:t>
-      </w:r>
-      <w:r>
-        <w:rPr>
-          <w:rFonts w:ascii="Times New Roman" w:hAnsi="Times New Roman" w:cs="Times New Roman"/>
-          <w:sz w:val="24"/>
-          <w:szCs w:val="24"/>
-        </w:rPr>
-        <w:t xml:space="preserve"> and focused on analyzing the degree to which corporate governance practices contributed </w:t>
-      </w:r>
-      <w:r>
-        <w:rPr>
-          <w:rFonts w:ascii="Times New Roman" w:hAnsi="Times New Roman" w:cs="Times New Roman"/>
-          <w:sz w:val="24"/>
-          <w:szCs w:val="24"/>
-        </w:rPr>
-        <w:t>its profitability.</w:t>
-      </w:r>
-      <w:r>
-        <w:rPr>
-          <w:rFonts w:ascii="Times New Roman" w:hAnsi="Times New Roman" w:cs="Times New Roman"/>
-          <w:sz w:val="24"/>
-          <w:szCs w:val="24"/>
-        </w:rPr>
-        <w:t xml:space="preserve"> The study revealed that good corporate governance at the branch level, particularly in areas of transparency, risk management, and compliance with regulatory structures, had largely led to improved profitability. Moreover, the study established that regular holding of board meetings, delegation of duties appropriately, and good internal controls helped mitigate risks and enhance financial performance at the branch.</w:t>
-      </w:r>
-    </w:p>
-    <w:p>
-      <w:pPr>
-        <w:spacing w:line="360" w:lineRule="auto"/>
-        <w:jc w:val="both"/>
-        <w:rPr>
-          <w:rFonts w:ascii="Times New Roman" w:hAnsi="Times New Roman" w:cs="Times New Roman"/>
-          <w:b/>
-          <w:bCs/>
-          <w:sz w:val="24"/>
-          <w:szCs w:val="24"/>
-        </w:rPr>
-      </w:pPr>
-    </w:p>
-    <w:p>
-      <w:pPr>
-        <w:pStyle w:val="Heading1"/>
-        <w:spacing w:line="360" w:lineRule="auto"/>
-        <w:jc w:val="both"/>
-        <w:rPr>
-          <w:rFonts w:cs="Times New Roman"/>
-          <w:b w:val="0"/>
-          <w:bCs w:val="0"/>
-        </w:rPr>
-      </w:pPr>
-      <w:bookmarkStart w:id="61" w:name="_Toc202527955"/>
-      <w:r>
-        <w:rPr>
-          <w:rFonts w:cs="Times New Roman"/>
-        </w:rPr>
-        <w:t>2.</w:t>
-      </w:r>
-      <w:r>
-        <w:rPr>
-          <w:rFonts w:cs="Times New Roman"/>
-        </w:rPr>
-        <w:t>6</w:t>
-      </w:r>
-      <w:r>
-        <w:rPr>
-          <w:rFonts w:cs="Times New Roman"/>
-        </w:rPr>
-        <w:t xml:space="preserve"> </w:t>
-      </w:r>
-      <w:r>
-        <w:rPr>
-          <w:rFonts w:cs="Times New Roman"/>
-        </w:rPr>
-        <w:t>REAEARCH GAPS</w:t>
-      </w:r>
-      <w:bookmarkEnd w:id="61"/>
     </w:p>
     <w:p>
       <w:pPr>
@@ -14354,99 +13922,11 @@
     </w:p>
     <w:p>
       <w:pPr>
-        <w:spacing w:line="360" w:lineRule="auto"/>
-        <w:jc w:val="both"/>
-        <w:rPr>
-          <w:rFonts w:ascii="Times New Roman" w:hAnsi="Times New Roman" w:cs="Times New Roman"/>
-          <w:sz w:val="24"/>
-          <w:szCs w:val="24"/>
-        </w:rPr>
-      </w:pPr>
-    </w:p>
-    <w:p>
-      <w:pPr>
-        <w:spacing w:line="360" w:lineRule="auto"/>
-        <w:jc w:val="both"/>
-        <w:rPr>
-          <w:rFonts w:ascii="Times New Roman" w:hAnsi="Times New Roman" w:cs="Times New Roman"/>
-          <w:b/>
-          <w:bCs/>
-          <w:sz w:val="24"/>
-          <w:szCs w:val="24"/>
-        </w:rPr>
-      </w:pPr>
-    </w:p>
-    <w:p>
-      <w:pPr>
         <w:pStyle w:val="Heading1"/>
-        <w:spacing w:line="360" w:lineRule="auto"/>
-        <w:jc w:val="both"/>
-        <w:rPr>
-          <w:rFonts w:cs="Times New Roman"/>
-        </w:rPr>
-      </w:pPr>
-      <w:r>
-        <w:rPr>
-          <w:rFonts w:cs="Times New Roman"/>
-        </w:rPr>
-        <w:t xml:space="preserve">                      </w:t>
-      </w:r>
-      <w:bookmarkStart w:id="62" w:name="_Toc202527956"/>
-      <w:r>
-        <w:rPr>
-          <w:rFonts w:cs="Times New Roman"/>
-        </w:rPr>
-        <w:t>CHAPTER 3</w:t>
-      </w:r>
-      <w:r>
-        <w:rPr>
-          <w:rFonts w:cs="Times New Roman"/>
-        </w:rPr>
-        <w:t>:</w:t>
-      </w:r>
-      <w:r>
-        <w:rPr>
-          <w:rFonts w:cs="Times New Roman"/>
-        </w:rPr>
-        <w:t xml:space="preserve"> RESEARCH METHODOLOGY</w:t>
-      </w:r>
-      <w:bookmarkEnd w:id="62"/>
-    </w:p>
-    <w:p>
-      <w:pPr>
-        <w:spacing w:line="360" w:lineRule="auto"/>
-        <w:jc w:val="both"/>
-        <w:rPr>
-          <w:rFonts w:ascii="Times New Roman" w:hAnsi="Times New Roman" w:cs="Times New Roman"/>
-          <w:sz w:val="24"/>
-          <w:szCs w:val="24"/>
-        </w:rPr>
-      </w:pPr>
-      <w:r>
-        <w:rPr>
-          <w:rFonts w:ascii="Times New Roman" w:hAnsi="Times New Roman" w:cs="Times New Roman"/>
-          <w:sz w:val="24"/>
-          <w:szCs w:val="24"/>
-        </w:rPr>
-        <w:t>This chapter outlines the methodology employed in the study, including the research design, study area, population, sample size, sampling procedure, research instruments, reliability and validity, data collection procedures, and data analysis methods.</w:t>
-      </w:r>
-    </w:p>
-    <w:p>
-      <w:pPr>
-        <w:spacing w:line="360" w:lineRule="auto"/>
-        <w:jc w:val="both"/>
-        <w:rPr>
-          <w:rFonts w:ascii="Times New Roman" w:hAnsi="Times New Roman" w:cs="Times New Roman"/>
-          <w:b/>
-          <w:bCs/>
-          <w:sz w:val="24"/>
-          <w:szCs w:val="24"/>
-        </w:rPr>
-      </w:pPr>
-    </w:p>
-    <w:p>
-      <w:pPr>
-        <w:pStyle w:val="Heading1"/>
+        <w:numPr>
+          <w:ilvl w:val="0"/>
+          <w:numId w:val="0"/>
+        </w:numPr>
         <w:spacing w:line="360" w:lineRule="auto"/>
         <w:jc w:val="both"/>
         <w:rPr>
@@ -14455,14 +13935,35 @@
           <w:bCs w:val="0"/>
         </w:rPr>
       </w:pPr>
-      <w:bookmarkStart w:id="63" w:name="_Toc202527957"/>
+      <w:bookmarkStart w:id="47" w:name="_Toc202527956"/>
+    </w:p>
+    <w:p>
+      <w:pPr>
+        <w:rPr>
+          <w:rFonts w:ascii="Times New Roman" w:hAnsi="Times New Roman" w:cs="Times New Roman"/>
+          <w:sz w:val="24"/>
+          <w:szCs w:val="24"/>
+        </w:rPr>
+      </w:pPr>
       <w:r>
         <w:rPr>
           <w:rFonts w:cs="Times New Roman"/>
-        </w:rPr>
-        <w:t>3.1 Study Area</w:t>
-      </w:r>
-      <w:bookmarkEnd w:id="63"/>
+          <w:b/>
+          <w:bCs/>
+        </w:rPr>
+        <w:br w:type="page"/>
+      </w:r>
+    </w:p>
+    <w:p>
+      <w:pPr>
+        <w:pStyle w:val="Heading1"/>
+        <w:spacing w:after="240"/>
+        <w:jc w:val="both"/>
+      </w:pPr>
+      <w:r>
+        <w:t>RESEARCH METHODOLOGY</w:t>
+      </w:r>
+      <w:bookmarkEnd w:id="47"/>
     </w:p>
     <w:p>
       <w:pPr>
@@ -14480,40 +13981,19 @@
           <w:sz w:val="24"/>
           <w:szCs w:val="24"/>
         </w:rPr>
-        <w:t xml:space="preserve">The study was conducted at SONARWA </w:t>
-      </w:r>
-      <w:r>
-        <w:rPr>
-          <w:rFonts w:ascii="Times New Roman" w:hAnsi="Times New Roman" w:cs="Times New Roman"/>
-          <w:sz w:val="24"/>
-          <w:szCs w:val="24"/>
-        </w:rPr>
-        <w:t>insurance company</w:t>
-      </w:r>
-      <w:r>
-        <w:rPr>
-          <w:rFonts w:ascii="Times New Roman" w:hAnsi="Times New Roman" w:cs="Times New Roman"/>
-          <w:sz w:val="24"/>
-          <w:szCs w:val="24"/>
-        </w:rPr>
-        <w:t xml:space="preserve">, a leading insurance company in Rwanda. SONARWA (Société Nationale d’Assurances du Rwanda) is one of the largest insurance providers in the country, offering a wide range of insurance products, including life, health, and general insurance. The </w:t>
-      </w:r>
-      <w:r>
-        <w:rPr>
-          <w:rFonts w:ascii="Times New Roman" w:hAnsi="Times New Roman" w:cs="Times New Roman"/>
-          <w:sz w:val="24"/>
-          <w:szCs w:val="24"/>
-        </w:rPr>
-        <w:t>SONARWA</w:t>
-      </w:r>
-      <w:r>
-        <w:rPr>
-          <w:rFonts w:ascii="Times New Roman" w:hAnsi="Times New Roman" w:cs="Times New Roman"/>
-          <w:sz w:val="24"/>
-          <w:szCs w:val="24"/>
-        </w:rPr>
-        <w:t xml:space="preserve"> was selected as a case study due to its strategic location and significant contribution to the company’s overall profitability.</w:t>
-      </w:r>
+        <w:t>This chapter outlines the methodology employed in the study, including the research design, study area, population, sample size, sampling procedure, research instruments, reliability and validity, data collection procedures, and data analysis methods.</w:t>
+      </w:r>
+    </w:p>
+    <w:p>
+      <w:pPr>
+        <w:pStyle w:val="Heading2"/>
+        <w:spacing w:before="240" w:after="240"/>
+      </w:pPr>
+      <w:bookmarkStart w:id="48" w:name="_Toc202527957"/>
+      <w:r>
+        <w:t>STUDY AREA</w:t>
+      </w:r>
+      <w:bookmarkEnd w:id="48"/>
     </w:p>
     <w:p>
       <w:pPr>
@@ -14521,32 +14001,121 @@
         <w:jc w:val="both"/>
         <w:rPr>
           <w:rFonts w:ascii="Times New Roman" w:hAnsi="Times New Roman" w:cs="Times New Roman"/>
-          <w:b/>
-          <w:bCs/>
-          <w:sz w:val="24"/>
-          <w:szCs w:val="24"/>
-        </w:rPr>
-      </w:pPr>
-    </w:p>
-    <w:p>
-      <w:pPr>
-        <w:pStyle w:val="Heading1"/>
+          <w:sz w:val="24"/>
+          <w:szCs w:val="24"/>
+        </w:rPr>
+      </w:pPr>
+      <w:r>
+        <w:rPr>
+          <w:rFonts w:ascii="Times New Roman" w:hAnsi="Times New Roman" w:cs="Times New Roman"/>
+          <w:sz w:val="24"/>
+          <w:szCs w:val="24"/>
+        </w:rPr>
+        <w:t xml:space="preserve">The study was conducted at SONARWA </w:t>
+      </w:r>
+      <w:r>
+        <w:rPr>
+          <w:rFonts w:ascii="Times New Roman" w:hAnsi="Times New Roman" w:cs="Times New Roman"/>
+          <w:sz w:val="24"/>
+          <w:szCs w:val="24"/>
+        </w:rPr>
+        <w:t>insurance company</w:t>
+      </w:r>
+      <w:r>
+        <w:rPr>
+          <w:rFonts w:ascii="Times New Roman" w:hAnsi="Times New Roman" w:cs="Times New Roman"/>
+          <w:sz w:val="24"/>
+          <w:szCs w:val="24"/>
+        </w:rPr>
+        <w:t xml:space="preserve">, a leading insurance company in Rwanda. SONARWA (Société Nationale d’Assurances du Rwanda) is one of the largest insurance providers in the country, offering a wide range of insurance products, including life, health, and general insurance. The </w:t>
+      </w:r>
+      <w:r>
+        <w:rPr>
+          <w:rFonts w:ascii="Times New Roman" w:hAnsi="Times New Roman" w:cs="Times New Roman"/>
+          <w:sz w:val="24"/>
+          <w:szCs w:val="24"/>
+        </w:rPr>
+        <w:t>SONARWA</w:t>
+      </w:r>
+      <w:r>
+        <w:rPr>
+          <w:rFonts w:ascii="Times New Roman" w:hAnsi="Times New Roman" w:cs="Times New Roman"/>
+          <w:sz w:val="24"/>
+          <w:szCs w:val="24"/>
+        </w:rPr>
+        <w:t xml:space="preserve"> was selected as a case study due to its strategic location and significant contribution to the company’s overall profitability.</w:t>
+      </w:r>
+    </w:p>
+    <w:p>
+      <w:pPr>
+        <w:pStyle w:val="Heading3"/>
+      </w:pPr>
+      <w:bookmarkStart w:id="49" w:name="_Toc202527958"/>
+      <w:r>
+        <w:t>HISTORICAL BACKGROUND OF SONARWA</w:t>
+      </w:r>
+      <w:bookmarkEnd w:id="49"/>
+    </w:p>
+    <w:p>
+      <w:pPr>
         <w:spacing w:line="360" w:lineRule="auto"/>
         <w:jc w:val="both"/>
         <w:rPr>
-          <w:rFonts w:cs="Times New Roman"/>
-          <w:b w:val="0"/>
-          <w:bCs w:val="0"/>
-        </w:rPr>
-      </w:pPr>
-      <w:bookmarkStart w:id="64" w:name="_Toc202527958"/>
-      <w:r>
-        <w:rPr>
-          <w:rFonts w:cs="Times New Roman"/>
-        </w:rPr>
-        <w:t>3.1.1 Historical Background of SONARWA</w:t>
-      </w:r>
-      <w:bookmarkEnd w:id="64"/>
+          <w:rFonts w:ascii="Times New Roman" w:hAnsi="Times New Roman" w:cs="Times New Roman"/>
+          <w:sz w:val="24"/>
+          <w:szCs w:val="24"/>
+        </w:rPr>
+      </w:pPr>
+      <w:r>
+        <w:rPr>
+          <w:rFonts w:ascii="Times New Roman" w:hAnsi="Times New Roman" w:cs="Times New Roman"/>
+          <w:sz w:val="24"/>
+          <w:szCs w:val="24"/>
+        </w:rPr>
+        <w:t xml:space="preserve">SONARWA was established in 1975 as a state-owned enterprise and has since grown to become a key player in Rwanda’s insurance sector. The company was privatized in 2010, with the government retaining a minority stake. SONARWA’s mission is to provide innovative and reliable insurance solutions to individuals and businesses, contributing to Rwanda’s economic development. The </w:t>
+      </w:r>
+      <w:r>
+        <w:rPr>
+          <w:rFonts w:ascii="Times New Roman" w:hAnsi="Times New Roman" w:cs="Times New Roman"/>
+          <w:sz w:val="24"/>
+          <w:szCs w:val="24"/>
+        </w:rPr>
+        <w:t>SONARWA insurance company</w:t>
+      </w:r>
+      <w:r>
+        <w:rPr>
+          <w:rFonts w:ascii="Times New Roman" w:hAnsi="Times New Roman" w:cs="Times New Roman"/>
+          <w:sz w:val="24"/>
+          <w:szCs w:val="24"/>
+        </w:rPr>
+        <w:t xml:space="preserve">, located in </w:t>
+      </w:r>
+      <w:r>
+        <w:rPr>
+          <w:rFonts w:ascii="Times New Roman" w:hAnsi="Times New Roman" w:cs="Times New Roman"/>
+          <w:sz w:val="24"/>
+          <w:szCs w:val="24"/>
+        </w:rPr>
+        <w:t>Kigali city</w:t>
+      </w:r>
+      <w:r>
+        <w:rPr>
+          <w:rFonts w:ascii="Times New Roman" w:hAnsi="Times New Roman" w:cs="Times New Roman"/>
+          <w:sz w:val="24"/>
+          <w:szCs w:val="24"/>
+        </w:rPr>
+        <w:t>, serves a diverse clientele, including individuals, small businesses, and large enterprises.</w:t>
+      </w:r>
+    </w:p>
+    <w:p>
+      <w:pPr>
+        <w:pStyle w:val="Heading3"/>
+      </w:pPr>
+      <w:bookmarkStart w:id="50" w:name="_Toc202527959"/>
+      <w:r>
+        <w:t>SONARWA’s Vision</w:t>
+      </w:r>
+      <w:bookmarkEnd w:id="50"/>
     </w:p>
     <w:p>
       <w:pPr>
@@ -14564,40 +14133,21 @@
           <w:sz w:val="24"/>
           <w:szCs w:val="24"/>
         </w:rPr>
-        <w:t xml:space="preserve">SONARWA was established in 1975 as a state-owned enterprise and has since grown to become a key player in Rwanda’s insurance sector. The company was privatized in 2010, with the government retaining a minority stake. SONARWA’s mission is to provide innovative and reliable insurance solutions to individuals and businesses, contributing to Rwanda’s economic development. The </w:t>
-      </w:r>
-      <w:r>
-        <w:rPr>
-          <w:rFonts w:ascii="Times New Roman" w:hAnsi="Times New Roman" w:cs="Times New Roman"/>
-          <w:sz w:val="24"/>
-          <w:szCs w:val="24"/>
-        </w:rPr>
-        <w:t>SONARWA insurance company</w:t>
-      </w:r>
-      <w:r>
-        <w:rPr>
-          <w:rFonts w:ascii="Times New Roman" w:hAnsi="Times New Roman" w:cs="Times New Roman"/>
-          <w:sz w:val="24"/>
-          <w:szCs w:val="24"/>
-        </w:rPr>
-        <w:t xml:space="preserve">, located in </w:t>
-      </w:r>
-      <w:r>
-        <w:rPr>
-          <w:rFonts w:ascii="Times New Roman" w:hAnsi="Times New Roman" w:cs="Times New Roman"/>
-          <w:sz w:val="24"/>
-          <w:szCs w:val="24"/>
-        </w:rPr>
-        <w:t>Kigali city</w:t>
-      </w:r>
-      <w:r>
-        <w:rPr>
-          <w:rFonts w:ascii="Times New Roman" w:hAnsi="Times New Roman" w:cs="Times New Roman"/>
-          <w:sz w:val="24"/>
-          <w:szCs w:val="24"/>
-        </w:rPr>
-        <w:t>, serves a diverse clientele, including individuals, small businesses, and large enterprises.</w:t>
-      </w:r>
+        <w:t>To be the leading insurance provider in Rwanda, delivering exceptional value to customers and stakeholders.</w:t>
+      </w:r>
+    </w:p>
+    <w:p>
+      <w:pPr>
+        <w:pStyle w:val="Heading3"/>
+      </w:pPr>
+      <w:bookmarkStart w:id="51" w:name="_Toc202527960"/>
+      <w:r>
+        <w:t xml:space="preserve">SONARWA’S </w:t>
+      </w:r>
+      <w:r>
+        <w:t>Mission</w:t>
+      </w:r>
+      <w:bookmarkEnd w:id="51"/>
     </w:p>
     <w:p>
       <w:pPr>
@@ -14605,159 +14155,37 @@
         <w:jc w:val="both"/>
         <w:rPr>
           <w:rFonts w:ascii="Times New Roman" w:hAnsi="Times New Roman" w:cs="Times New Roman"/>
-          <w:b/>
-          <w:bCs/>
-          <w:sz w:val="24"/>
-          <w:szCs w:val="24"/>
-        </w:rPr>
-      </w:pPr>
-    </w:p>
-    <w:p>
-      <w:pPr>
-        <w:pStyle w:val="Heading1"/>
+          <w:sz w:val="24"/>
+          <w:szCs w:val="24"/>
+        </w:rPr>
+      </w:pPr>
+      <w:r>
+        <w:rPr>
+          <w:rFonts w:ascii="Times New Roman" w:hAnsi="Times New Roman" w:cs="Times New Roman"/>
+          <w:sz w:val="24"/>
+          <w:szCs w:val="24"/>
+        </w:rPr>
+        <w:t>To provide innovative and reliable insurance solutions that enhance the financial security and well-being of our clients.</w:t>
+      </w:r>
+    </w:p>
+    <w:p>
+      <w:pPr>
+        <w:pStyle w:val="Heading3"/>
+      </w:pPr>
+      <w:bookmarkStart w:id="52" w:name="_Toc202527961"/>
+      <w:r>
+        <w:t xml:space="preserve">SONARWA’S </w:t>
+      </w:r>
+      <w:r>
+        <w:t>Core Values</w:t>
+      </w:r>
+      <w:bookmarkEnd w:id="52"/>
+    </w:p>
+    <w:p>
+      <w:pPr>
         <w:spacing w:line="360" w:lineRule="auto"/>
         <w:jc w:val="both"/>
         <w:rPr>
-          <w:rFonts w:cs="Times New Roman"/>
-          <w:b w:val="0"/>
-          <w:bCs w:val="0"/>
-        </w:rPr>
-      </w:pPr>
-      <w:r>
-        <w:rPr>
-          <w:rFonts w:cs="Times New Roman"/>
-        </w:rPr>
-        <w:t xml:space="preserve"> </w:t>
-      </w:r>
-      <w:bookmarkStart w:id="65" w:name="_Toc202527959"/>
-      <w:r>
-        <w:rPr>
-          <w:rFonts w:cs="Times New Roman"/>
-        </w:rPr>
-        <w:t>3.1.2 SONARWA’s Vision</w:t>
-      </w:r>
-      <w:bookmarkEnd w:id="65"/>
-    </w:p>
-    <w:p>
-      <w:pPr>
-        <w:spacing w:line="360" w:lineRule="auto"/>
-        <w:jc w:val="both"/>
-        <w:rPr>
-          <w:rFonts w:ascii="Times New Roman" w:hAnsi="Times New Roman" w:cs="Times New Roman"/>
-          <w:sz w:val="24"/>
-          <w:szCs w:val="24"/>
-        </w:rPr>
-      </w:pPr>
-      <w:r>
-        <w:rPr>
-          <w:rFonts w:ascii="Times New Roman" w:hAnsi="Times New Roman" w:cs="Times New Roman"/>
-          <w:sz w:val="24"/>
-          <w:szCs w:val="24"/>
-        </w:rPr>
-        <w:t xml:space="preserve"> To be the leading insurance provider in Rwanda, delivering exceptional value to customers and stakeholders.</w:t>
-      </w:r>
-    </w:p>
-    <w:p>
-      <w:pPr>
-        <w:spacing w:line="360" w:lineRule="auto"/>
-        <w:jc w:val="both"/>
-        <w:rPr>
-          <w:rFonts w:ascii="Times New Roman" w:hAnsi="Times New Roman" w:cs="Times New Roman"/>
-          <w:sz w:val="24"/>
-          <w:szCs w:val="24"/>
-        </w:rPr>
-      </w:pPr>
-    </w:p>
-    <w:p>
-      <w:pPr>
-        <w:pStyle w:val="Heading1"/>
-        <w:spacing w:line="360" w:lineRule="auto"/>
-        <w:jc w:val="both"/>
-        <w:rPr>
-          <w:rFonts w:cs="Times New Roman"/>
-        </w:rPr>
-      </w:pPr>
-      <w:bookmarkStart w:id="66" w:name="_Toc202527960"/>
-      <w:r>
-        <w:rPr>
-          <w:rFonts w:cs="Times New Roman"/>
-        </w:rPr>
-        <w:t>3.1.</w:t>
-      </w:r>
-      <w:r>
-        <w:rPr>
-          <w:rFonts w:cs="Times New Roman"/>
-        </w:rPr>
-        <w:t xml:space="preserve">3 </w:t>
-      </w:r>
-      <w:r>
-        <w:rPr>
-          <w:rFonts w:cs="Times New Roman"/>
-        </w:rPr>
-        <w:t xml:space="preserve">SONARWA’S </w:t>
-      </w:r>
-      <w:r>
-        <w:rPr>
-          <w:rFonts w:cs="Times New Roman"/>
-        </w:rPr>
-        <w:t>Mission</w:t>
-      </w:r>
-      <w:bookmarkEnd w:id="66"/>
-    </w:p>
-    <w:p>
-      <w:pPr>
-        <w:spacing w:line="360" w:lineRule="auto"/>
-        <w:jc w:val="both"/>
-        <w:rPr>
-          <w:rFonts w:ascii="Times New Roman" w:hAnsi="Times New Roman" w:cs="Times New Roman"/>
-          <w:sz w:val="24"/>
-          <w:szCs w:val="24"/>
-        </w:rPr>
-      </w:pPr>
-      <w:r>
-        <w:rPr>
-          <w:rFonts w:ascii="Times New Roman" w:hAnsi="Times New Roman" w:cs="Times New Roman"/>
-          <w:sz w:val="24"/>
-          <w:szCs w:val="24"/>
-        </w:rPr>
-        <w:t>To provide innovative and reliable insurance solutions that enhance the financial security and well-being of our clients.</w:t>
-      </w:r>
-    </w:p>
-    <w:p>
-      <w:pPr>
-        <w:pStyle w:val="Heading1"/>
-        <w:spacing w:line="360" w:lineRule="auto"/>
-        <w:jc w:val="both"/>
-        <w:rPr>
-          <w:rFonts w:cs="Times New Roman"/>
-        </w:rPr>
-      </w:pPr>
-      <w:bookmarkStart w:id="67" w:name="_Toc202527961"/>
-      <w:r>
-        <w:rPr>
-          <w:rFonts w:cs="Times New Roman"/>
-        </w:rPr>
-        <w:t xml:space="preserve">3.1.4 </w:t>
-      </w:r>
-      <w:r>
-        <w:rPr>
-          <w:rFonts w:cs="Times New Roman"/>
-        </w:rPr>
-        <w:t xml:space="preserve">SONARWA’S </w:t>
-      </w:r>
-      <w:r>
-        <w:rPr>
-          <w:rFonts w:cs="Times New Roman"/>
-        </w:rPr>
-        <w:t>Core Values</w:t>
-      </w:r>
-      <w:bookmarkEnd w:id="67"/>
-    </w:p>
-    <w:p>
-      <w:pPr>
-        <w:spacing w:line="360" w:lineRule="auto"/>
-        <w:jc w:val="both"/>
-        <w:rPr>
           <w:rFonts w:ascii="Times New Roman" w:hAnsi="Times New Roman" w:cs="Times New Roman"/>
           <w:sz w:val="24"/>
           <w:szCs w:val="24"/>
@@ -14774,35 +14202,31 @@
     </w:p>
     <w:p>
       <w:pPr>
-        <w:pStyle w:val="ListParagraph"/>
-        <w:spacing w:line="360" w:lineRule="auto"/>
-        <w:jc w:val="both"/>
-        <w:rPr>
-          <w:rFonts w:ascii="Times New Roman" w:hAnsi="Times New Roman" w:cs="Times New Roman"/>
-          <w:sz w:val="24"/>
-          <w:szCs w:val="24"/>
-        </w:rPr>
-      </w:pPr>
-    </w:p>
-    <w:p>
-      <w:pPr>
-        <w:pStyle w:val="Heading1"/>
-        <w:spacing w:line="360" w:lineRule="auto"/>
-        <w:jc w:val="both"/>
-        <w:rPr>
-          <w:rFonts w:cs="Times New Roman"/>
-          <w:b w:val="0"/>
-          <w:bCs w:val="0"/>
-        </w:rPr>
-      </w:pPr>
-      <w:bookmarkStart w:id="68" w:name="_Toc202527962"/>
-      <w:r>
-        <w:rPr>
-          <w:rFonts w:cs="Times New Roman"/>
-        </w:rPr>
-        <w:t>3.2 Research Design</w:t>
-      </w:r>
-      <w:bookmarkEnd w:id="68"/>
+        <w:rPr>
+          <w:rFonts w:ascii="Times New Roman" w:hAnsi="Times New Roman" w:cs="Times New Roman"/>
+          <w:sz w:val="24"/>
+          <w:szCs w:val="24"/>
+        </w:rPr>
+      </w:pPr>
+      <w:r>
+        <w:rPr>
+          <w:rFonts w:ascii="Times New Roman" w:hAnsi="Times New Roman" w:cs="Times New Roman"/>
+          <w:sz w:val="24"/>
+          <w:szCs w:val="24"/>
+        </w:rPr>
+        <w:br w:type="page"/>
+      </w:r>
+    </w:p>
+    <w:p>
+      <w:pPr>
+        <w:pStyle w:val="Heading2"/>
+        <w:spacing w:before="240" w:after="240"/>
+      </w:pPr>
+      <w:bookmarkStart w:id="53" w:name="_Toc202527962"/>
+      <w:r>
+        <w:t>RESEARCH DESIGN</w:t>
+      </w:r>
+      <w:bookmarkEnd w:id="53"/>
     </w:p>
     <w:p>
       <w:pPr>
@@ -14922,6 +14346,17 @@
     </w:p>
     <w:p>
       <w:pPr>
+        <w:pStyle w:val="Heading2"/>
+        <w:spacing w:before="240" w:after="240"/>
+      </w:pPr>
+      <w:bookmarkStart w:id="54" w:name="_Toc202527963"/>
+      <w:r>
+        <w:t>SOURCE OF DATA</w:t>
+      </w:r>
+      <w:bookmarkEnd w:id="54"/>
+    </w:p>
+    <w:p>
+      <w:pPr>
         <w:spacing w:line="360" w:lineRule="auto"/>
         <w:jc w:val="both"/>
         <w:rPr>
@@ -14930,26 +14365,53 @@
           <w:szCs w:val="24"/>
         </w:rPr>
       </w:pPr>
-    </w:p>
-    <w:p>
-      <w:pPr>
-        <w:pStyle w:val="Heading1"/>
+      <w:r>
+        <w:rPr>
+          <w:rFonts w:ascii="Times New Roman" w:hAnsi="Times New Roman" w:cs="Times New Roman"/>
+          <w:sz w:val="24"/>
+          <w:szCs w:val="24"/>
+        </w:rPr>
+        <w:t>The study will rely on primary and secondary data from various sources to ensure a thorough investigation.</w:t>
+      </w:r>
+    </w:p>
+    <w:p>
+      <w:pPr>
+        <w:pStyle w:val="Heading3"/>
+      </w:pPr>
+      <w:bookmarkStart w:id="55" w:name="_Toc202527964"/>
+      <w:r>
+        <w:t>PRIMARY DATA</w:t>
+      </w:r>
+      <w:bookmarkEnd w:id="55"/>
+    </w:p>
+    <w:p>
+      <w:pPr>
         <w:spacing w:line="360" w:lineRule="auto"/>
         <w:jc w:val="both"/>
         <w:rPr>
-          <w:rFonts w:cs="Times New Roman"/>
-          <w:b w:val="0"/>
-          <w:bCs w:val="0"/>
-        </w:rPr>
-      </w:pPr>
-      <w:bookmarkStart w:id="69" w:name="_Toc202527963"/>
-      <w:r>
-        <w:rPr>
-          <w:rFonts w:cs="Times New Roman"/>
-        </w:rPr>
-        <w:t>3.3 Source of Data</w:t>
-      </w:r>
-      <w:bookmarkEnd w:id="69"/>
+          <w:rFonts w:ascii="Times New Roman" w:hAnsi="Times New Roman" w:cs="Times New Roman"/>
+          <w:sz w:val="24"/>
+          <w:szCs w:val="24"/>
+        </w:rPr>
+      </w:pPr>
+      <w:r>
+        <w:rPr>
+          <w:rFonts w:ascii="Times New Roman" w:hAnsi="Times New Roman" w:cs="Times New Roman"/>
+          <w:sz w:val="24"/>
+          <w:szCs w:val="24"/>
+        </w:rPr>
+        <w:t>Primary data will be obtained directly from respondents at SONARWA. The data will be collected through self-administered questionnaires and interviews with key personnel, including managers, financial officers, and employees familiar with corporate governance practices and profitability.</w:t>
+      </w:r>
+    </w:p>
+    <w:p>
+      <w:pPr>
+        <w:pStyle w:val="Heading3"/>
+      </w:pPr>
+      <w:bookmarkStart w:id="56" w:name="_Toc202527965"/>
+      <w:r>
+        <w:t>SECONDARY DATA</w:t>
+      </w:r>
+      <w:bookmarkEnd w:id="56"/>
     </w:p>
     <w:p>
       <w:pPr>
@@ -14967,7 +14429,16 @@
           <w:sz w:val="24"/>
           <w:szCs w:val="24"/>
         </w:rPr>
-        <w:t>The study will rely on primary and secondary data from various sources to ensure a thorough investigation.</w:t>
+        <w:t>Secondary data will be gathered from reports, books, journals, company records, financial statements, and policy documents related to corporate governance and profitability in the insurance sector. Online sources and government regulations on corporate governance in Rwanda will also be reviewed.</w:t>
+      </w:r>
+    </w:p>
+    <w:p>
+      <w:pPr>
+        <w:pStyle w:val="Heading2"/>
+        <w:spacing w:before="240" w:after="240"/>
+      </w:pPr>
+      <w:r>
+        <w:t>TECHNIQUE OF DATA COLLECTION</w:t>
       </w:r>
     </w:p>
     <w:p>
@@ -14976,143 +14447,6 @@
         <w:jc w:val="both"/>
         <w:rPr>
           <w:rFonts w:ascii="Times New Roman" w:hAnsi="Times New Roman" w:cs="Times New Roman"/>
-          <w:b/>
-          <w:bCs/>
-          <w:sz w:val="24"/>
-          <w:szCs w:val="24"/>
-        </w:rPr>
-      </w:pPr>
-    </w:p>
-    <w:p>
-      <w:pPr>
-        <w:pStyle w:val="Heading1"/>
-        <w:spacing w:line="360" w:lineRule="auto"/>
-        <w:jc w:val="both"/>
-        <w:rPr>
-          <w:rFonts w:cs="Times New Roman"/>
-          <w:b w:val="0"/>
-          <w:bCs w:val="0"/>
-        </w:rPr>
-      </w:pPr>
-      <w:bookmarkStart w:id="70" w:name="_Toc202527964"/>
-      <w:r>
-        <w:rPr>
-          <w:rFonts w:cs="Times New Roman"/>
-        </w:rPr>
-        <w:t>3.3.1 Primary Data</w:t>
-      </w:r>
-      <w:bookmarkEnd w:id="70"/>
-    </w:p>
-    <w:p>
-      <w:pPr>
-        <w:spacing w:line="360" w:lineRule="auto"/>
-        <w:jc w:val="both"/>
-        <w:rPr>
-          <w:rFonts w:ascii="Times New Roman" w:hAnsi="Times New Roman" w:cs="Times New Roman"/>
-          <w:sz w:val="24"/>
-          <w:szCs w:val="24"/>
-        </w:rPr>
-      </w:pPr>
-      <w:r>
-        <w:rPr>
-          <w:rFonts w:ascii="Times New Roman" w:hAnsi="Times New Roman" w:cs="Times New Roman"/>
-          <w:sz w:val="24"/>
-          <w:szCs w:val="24"/>
-        </w:rPr>
-        <w:t>Primary data will be obtained directly from respondents at SONARWA. The data will be collected through self-administered questionnaires and interviews with key personnel, including managers, financial officers, and employees familiar with corporate governance practices and profitability.</w:t>
-      </w:r>
-    </w:p>
-    <w:p>
-      <w:pPr>
-        <w:spacing w:line="360" w:lineRule="auto"/>
-        <w:jc w:val="both"/>
-        <w:rPr>
-          <w:rFonts w:ascii="Times New Roman" w:hAnsi="Times New Roman" w:cs="Times New Roman"/>
-          <w:sz w:val="24"/>
-          <w:szCs w:val="24"/>
-        </w:rPr>
-      </w:pPr>
-    </w:p>
-    <w:p>
-      <w:pPr>
-        <w:pStyle w:val="Heading1"/>
-        <w:spacing w:line="360" w:lineRule="auto"/>
-        <w:jc w:val="both"/>
-        <w:rPr>
-          <w:rFonts w:cs="Times New Roman"/>
-          <w:b w:val="0"/>
-          <w:bCs w:val="0"/>
-        </w:rPr>
-      </w:pPr>
-      <w:bookmarkStart w:id="71" w:name="_Toc202527965"/>
-      <w:r>
-        <w:rPr>
-          <w:rFonts w:cs="Times New Roman"/>
-        </w:rPr>
-        <w:t>3.3.2 Secondary Data</w:t>
-      </w:r>
-      <w:bookmarkEnd w:id="71"/>
-    </w:p>
-    <w:p>
-      <w:pPr>
-        <w:spacing w:line="360" w:lineRule="auto"/>
-        <w:jc w:val="both"/>
-        <w:rPr>
-          <w:rFonts w:ascii="Times New Roman" w:hAnsi="Times New Roman" w:cs="Times New Roman"/>
-          <w:sz w:val="24"/>
-          <w:szCs w:val="24"/>
-        </w:rPr>
-      </w:pPr>
-      <w:r>
-        <w:rPr>
-          <w:rFonts w:ascii="Times New Roman" w:hAnsi="Times New Roman" w:cs="Times New Roman"/>
-          <w:sz w:val="24"/>
-          <w:szCs w:val="24"/>
-        </w:rPr>
-        <w:t>Secondary data will be gathered from reports, books, journals, company records, financial statements, and policy documents related to corporate governance and profitability in the insurance sector. Online sources and government regulations on corporate governance in Rwanda will also be reviewed.</w:t>
-      </w:r>
-    </w:p>
-    <w:p>
-      <w:pPr>
-        <w:spacing w:line="360" w:lineRule="auto"/>
-        <w:jc w:val="both"/>
-        <w:rPr>
-          <w:rFonts w:ascii="Times New Roman" w:hAnsi="Times New Roman" w:cs="Times New Roman"/>
-          <w:b/>
-          <w:bCs/>
-          <w:sz w:val="24"/>
-          <w:szCs w:val="24"/>
-        </w:rPr>
-      </w:pPr>
-    </w:p>
-    <w:p>
-      <w:pPr>
-        <w:pStyle w:val="Heading1"/>
-        <w:spacing w:line="360" w:lineRule="auto"/>
-        <w:jc w:val="both"/>
-        <w:rPr>
-          <w:rFonts w:cs="Times New Roman"/>
-          <w:b w:val="0"/>
-          <w:bCs w:val="0"/>
-        </w:rPr>
-      </w:pPr>
-      <w:bookmarkStart w:id="72" w:name="_Toc202527966"/>
-      <w:r>
-        <w:rPr>
-          <w:rFonts w:cs="Times New Roman"/>
-        </w:rPr>
-        <w:t>3.4 Technique of Data Collection</w:t>
-      </w:r>
-      <w:bookmarkEnd w:id="72"/>
-    </w:p>
-    <w:p>
-      <w:pPr>
-        <w:spacing w:line="360" w:lineRule="auto"/>
-        <w:jc w:val="both"/>
-        <w:rPr>
-          <w:rFonts w:ascii="Times New Roman" w:hAnsi="Times New Roman" w:cs="Times New Roman"/>
-          <w:b/>
-          <w:bCs/>
           <w:sz w:val="24"/>
           <w:szCs w:val="24"/>
         </w:rPr>
@@ -15128,44 +14462,38 @@
     </w:p>
     <w:p>
       <w:pPr>
-        <w:spacing w:line="360" w:lineRule="auto"/>
-        <w:jc w:val="both"/>
-        <w:rPr>
-          <w:rFonts w:ascii="Times New Roman" w:hAnsi="Times New Roman" w:cs="Times New Roman"/>
-          <w:b/>
-          <w:bCs/>
-          <w:sz w:val="24"/>
-          <w:szCs w:val="24"/>
-        </w:rPr>
-      </w:pPr>
-      <w:bookmarkStart w:id="73" w:name="_Toc474617553"/>
-      <w:bookmarkStart w:id="74" w:name="_Toc460194102"/>
-      <w:bookmarkStart w:id="75" w:name="_Toc530875921"/>
-      <w:bookmarkStart w:id="76" w:name="_Toc30559467"/>
-    </w:p>
-    <w:p>
-      <w:pPr>
-        <w:pStyle w:val="Heading1"/>
-        <w:spacing w:line="360" w:lineRule="auto"/>
-        <w:jc w:val="both"/>
-        <w:rPr>
-          <w:rFonts w:cs="Times New Roman"/>
-          <w:b w:val="0"/>
-          <w:bCs w:val="0"/>
-        </w:rPr>
-      </w:pPr>
-      <w:bookmarkStart w:id="77" w:name="_Toc202527967"/>
-      <w:r>
-        <w:rPr>
-          <w:rFonts w:cs="Times New Roman"/>
-        </w:rPr>
-        <w:t>3.4.1. Questionnaires</w:t>
-      </w:r>
-      <w:bookmarkEnd w:id="73"/>
-      <w:bookmarkEnd w:id="74"/>
-      <w:bookmarkEnd w:id="75"/>
-      <w:bookmarkEnd w:id="76"/>
-      <w:bookmarkEnd w:id="77"/>
+        <w:rPr>
+          <w:rFonts w:ascii="Times New Roman" w:hAnsi="Times New Roman" w:cs="Times New Roman"/>
+          <w:sz w:val="24"/>
+          <w:szCs w:val="24"/>
+        </w:rPr>
+      </w:pPr>
+      <w:r>
+        <w:rPr>
+          <w:rFonts w:ascii="Times New Roman" w:hAnsi="Times New Roman" w:cs="Times New Roman"/>
+          <w:sz w:val="24"/>
+          <w:szCs w:val="24"/>
+        </w:rPr>
+        <w:br w:type="page"/>
+      </w:r>
+    </w:p>
+    <w:p>
+      <w:pPr>
+        <w:pStyle w:val="Heading3"/>
+      </w:pPr>
+      <w:bookmarkStart w:id="57" w:name="_Toc474617553"/>
+      <w:bookmarkStart w:id="58" w:name="_Toc460194102"/>
+      <w:bookmarkStart w:id="59" w:name="_Toc530875921"/>
+      <w:bookmarkStart w:id="60" w:name="_Toc30559467"/>
+      <w:bookmarkStart w:id="61" w:name="_Toc202527967"/>
+      <w:r>
+        <w:t>QUESTIONNAIRES</w:t>
+      </w:r>
+      <w:bookmarkEnd w:id="57"/>
+      <w:bookmarkEnd w:id="58"/>
+      <w:bookmarkEnd w:id="59"/>
+      <w:bookmarkEnd w:id="60"/>
+      <w:bookmarkEnd w:id="61"/>
     </w:p>
     <w:p>
       <w:pPr>
@@ -15258,7 +14586,7 @@
     </w:p>
     <w:p>
       <w:pPr>
-        <w:spacing w:line="360" w:lineRule="auto"/>
+        <w:spacing w:before="240" w:line="360" w:lineRule="auto"/>
         <w:jc w:val="both"/>
         <w:rPr>
           <w:rFonts w:ascii="Times New Roman" w:hAnsi="Times New Roman" w:cs="Times New Roman"/>
@@ -15266,17 +14594,6 @@
           <w:szCs w:val="24"/>
         </w:rPr>
       </w:pPr>
-    </w:p>
-    <w:p>
-      <w:pPr>
-        <w:spacing w:line="360" w:lineRule="auto"/>
-        <w:jc w:val="both"/>
-        <w:rPr>
-          <w:rFonts w:ascii="Times New Roman" w:hAnsi="Times New Roman" w:cs="Times New Roman"/>
-          <w:sz w:val="24"/>
-          <w:szCs w:val="24"/>
-        </w:rPr>
-      </w:pPr>
       <w:r>
         <w:rPr>
           <w:rFonts w:ascii="Times New Roman" w:hAnsi="Times New Roman" w:cs="Times New Roman"/>
@@ -15320,46 +14637,23 @@
     </w:p>
     <w:p>
       <w:pPr>
-        <w:spacing w:line="360" w:lineRule="auto"/>
-        <w:jc w:val="both"/>
-        <w:rPr>
-          <w:rFonts w:ascii="Times New Roman" w:hAnsi="Times New Roman" w:cs="Times New Roman"/>
-          <w:b/>
-          <w:bCs/>
-          <w:sz w:val="24"/>
-          <w:szCs w:val="24"/>
-        </w:rPr>
-      </w:pPr>
-      <w:bookmarkStart w:id="78" w:name="_Toc530875922"/>
-      <w:bookmarkStart w:id="79" w:name="_Toc30559468"/>
-      <w:bookmarkStart w:id="80" w:name="_Toc460194104"/>
-      <w:bookmarkStart w:id="81" w:name="_Toc474617554"/>
-      <w:bookmarkStart w:id="82" w:name="_Toc430419438"/>
-    </w:p>
-    <w:p>
-      <w:pPr>
-        <w:pStyle w:val="Heading1"/>
-        <w:spacing w:line="360" w:lineRule="auto"/>
-        <w:jc w:val="both"/>
-        <w:rPr>
-          <w:rFonts w:cs="Times New Roman"/>
-          <w:b w:val="0"/>
-          <w:bCs w:val="0"/>
-        </w:rPr>
-      </w:pPr>
-      <w:bookmarkStart w:id="83" w:name="_Toc202527968"/>
-      <w:r>
-        <w:rPr>
-          <w:rFonts w:cs="Times New Roman"/>
-        </w:rPr>
-        <w:t>3.4.2 Documentary review</w:t>
-      </w:r>
-      <w:bookmarkEnd w:id="78"/>
-      <w:bookmarkEnd w:id="79"/>
-      <w:bookmarkEnd w:id="80"/>
-      <w:bookmarkEnd w:id="81"/>
-      <w:bookmarkEnd w:id="82"/>
-      <w:bookmarkEnd w:id="83"/>
+        <w:pStyle w:val="Heading3"/>
+      </w:pPr>
+      <w:bookmarkStart w:id="62" w:name="_Toc530875922"/>
+      <w:bookmarkStart w:id="63" w:name="_Toc30559468"/>
+      <w:bookmarkStart w:id="64" w:name="_Toc460194104"/>
+      <w:bookmarkStart w:id="65" w:name="_Toc474617554"/>
+      <w:bookmarkStart w:id="66" w:name="_Toc430419438"/>
+      <w:bookmarkStart w:id="67" w:name="_Toc202527968"/>
+      <w:r>
+        <w:t>DOCUMENTARY REVIEW</w:t>
+      </w:r>
+      <w:bookmarkEnd w:id="62"/>
+      <w:bookmarkEnd w:id="63"/>
+      <w:bookmarkEnd w:id="64"/>
+      <w:bookmarkEnd w:id="65"/>
+      <w:bookmarkEnd w:id="66"/>
+      <w:bookmarkEnd w:id="67"/>
     </w:p>
     <w:p>
       <w:pPr>
@@ -15456,6 +14750,252 @@
         <w:jc w:val="both"/>
         <w:rPr>
           <w:rFonts w:ascii="Times New Roman" w:hAnsi="Times New Roman" w:cs="Times New Roman"/>
+          <w:sz w:val="24"/>
+          <w:szCs w:val="24"/>
+        </w:rPr>
+      </w:pPr>
+      <w:r>
+        <w:rPr>
+          <w:rFonts w:ascii="Times New Roman" w:hAnsi="Times New Roman" w:cs="Times New Roman"/>
+          <w:sz w:val="24"/>
+          <w:szCs w:val="24"/>
+        </w:rPr>
+        <w:t xml:space="preserve"> In this study, documentation was used to collect data from various sources, ensuring a thorough analysis of the research problem.</w:t>
+      </w:r>
+    </w:p>
+    <w:p>
+      <w:pPr>
+        <w:rPr>
+          <w:rFonts w:ascii="Times New Roman" w:hAnsi="Times New Roman" w:cs="Times New Roman"/>
+          <w:sz w:val="24"/>
+          <w:szCs w:val="24"/>
+        </w:rPr>
+      </w:pPr>
+      <w:r>
+        <w:rPr>
+          <w:rFonts w:ascii="Times New Roman" w:hAnsi="Times New Roman" w:cs="Times New Roman"/>
+          <w:sz w:val="24"/>
+          <w:szCs w:val="24"/>
+        </w:rPr>
+        <w:br w:type="page"/>
+      </w:r>
+    </w:p>
+    <w:p>
+      <w:pPr>
+        <w:pStyle w:val="Heading2"/>
+        <w:spacing w:before="240" w:after="240"/>
+      </w:pPr>
+      <w:bookmarkStart w:id="68" w:name="_Toc202527969"/>
+      <w:r>
+        <w:t>STUDY POPULATION</w:t>
+      </w:r>
+      <w:commentRangeStart w:id="69"/>
+      <w:r>
+        <w:rPr>
+          <w:rStyle w:val="CommentReference"/>
+          <w:rFonts w:eastAsia="SimSun"/>
+          <w:sz w:val="24"/>
+          <w:szCs w:val="24"/>
+        </w:rPr>
+        <w:commentReference w:id="70"/>
+      </w:r>
+      <w:commentRangeEnd w:id="69"/>
+      <w:r>
+        <w:rPr>
+          <w:rStyle w:val="CommentReference"/>
+          <w:rFonts w:eastAsia="SimSun"/>
+          <w:sz w:val="24"/>
+          <w:szCs w:val="24"/>
+        </w:rPr>
+        <w:commentReference w:id="69"/>
+      </w:r>
+      <w:bookmarkEnd w:id="68"/>
+    </w:p>
+    <w:p>
+      <w:pPr>
+        <w:spacing w:line="360" w:lineRule="auto"/>
+        <w:jc w:val="both"/>
+        <w:rPr>
+          <w:rFonts w:ascii="Times New Roman" w:hAnsi="Times New Roman" w:cs="Times New Roman"/>
+          <w:sz w:val="24"/>
+          <w:szCs w:val="24"/>
+        </w:rPr>
+      </w:pPr>
+      <w:r>
+        <w:rPr>
+          <w:rFonts w:ascii="Times New Roman" w:hAnsi="Times New Roman" w:cs="Times New Roman"/>
+          <w:sz w:val="24"/>
+          <w:szCs w:val="24"/>
+        </w:rPr>
+        <w:t>Kothari (1990)</w:t>
+      </w:r>
+      <w:r>
+        <w:rPr>
+          <w:rFonts w:ascii="Times New Roman" w:hAnsi="Times New Roman" w:cs="Times New Roman"/>
+          <w:sz w:val="24"/>
+          <w:szCs w:val="24"/>
+        </w:rPr>
+        <w:t xml:space="preserve"> </w:t>
+      </w:r>
+      <w:r>
+        <w:rPr>
+          <w:rFonts w:ascii="Times New Roman" w:hAnsi="Times New Roman" w:cs="Times New Roman"/>
+          <w:sz w:val="24"/>
+          <w:szCs w:val="24"/>
+        </w:rPr>
+        <w:t xml:space="preserve">defines a population as a universal group over which research is conducted. </w:t>
+      </w:r>
+      <w:r>
+        <w:rPr>
+          <w:rFonts w:ascii="Times New Roman" w:hAnsi="Times New Roman" w:cs="Times New Roman"/>
+          <w:sz w:val="24"/>
+          <w:szCs w:val="24"/>
+        </w:rPr>
+        <w:t xml:space="preserve">The population </w:t>
+      </w:r>
+      <w:r>
+        <w:rPr>
+          <w:rFonts w:ascii="Times New Roman" w:hAnsi="Times New Roman" w:cs="Times New Roman"/>
+          <w:sz w:val="24"/>
+          <w:szCs w:val="24"/>
+        </w:rPr>
+        <w:t>of the study consist of four (5) insurance c</w:t>
+      </w:r>
+      <w:r>
+        <w:rPr>
+          <w:rFonts w:ascii="Times New Roman" w:hAnsi="Times New Roman" w:cs="Times New Roman"/>
+          <w:sz w:val="24"/>
+          <w:szCs w:val="24"/>
+        </w:rPr>
+        <w:t xml:space="preserve">ompanies that operate in Rwanda. </w:t>
+      </w:r>
+      <w:r>
+        <w:rPr>
+          <w:rFonts w:ascii="Times New Roman" w:hAnsi="Times New Roman" w:cs="Times New Roman"/>
+          <w:sz w:val="24"/>
+          <w:szCs w:val="24"/>
+        </w:rPr>
+        <w:t xml:space="preserve">These are Radiant insurance, BK insurance, Sanlam insurance, prime insurance and sonarwa. </w:t>
+      </w:r>
+      <w:r>
+        <w:rPr>
+          <w:rFonts w:ascii="Times New Roman" w:hAnsi="Times New Roman" w:cs="Times New Roman"/>
+          <w:sz w:val="24"/>
+          <w:szCs w:val="24"/>
+        </w:rPr>
+        <w:t>The target population for this study consists of employees at SONARW</w:t>
+      </w:r>
+      <w:r>
+        <w:rPr>
+          <w:rFonts w:ascii="Times New Roman" w:hAnsi="Times New Roman" w:cs="Times New Roman"/>
+          <w:sz w:val="24"/>
+          <w:szCs w:val="24"/>
+        </w:rPr>
+        <w:t>A</w:t>
+      </w:r>
+      <w:r>
+        <w:rPr>
+          <w:rFonts w:ascii="Times New Roman" w:hAnsi="Times New Roman" w:cs="Times New Roman"/>
+          <w:sz w:val="24"/>
+          <w:szCs w:val="24"/>
+        </w:rPr>
+        <w:t>, including senior management, financial officers, auditors, and general staff involved in governance and financial operations.</w:t>
+      </w:r>
+      <w:r>
+        <w:rPr>
+          <w:rFonts w:ascii="Times New Roman" w:hAnsi="Times New Roman" w:cs="Times New Roman"/>
+          <w:sz w:val="24"/>
+          <w:szCs w:val="24"/>
+        </w:rPr>
+        <w:t xml:space="preserve"> The population in this study is 100 employees of </w:t>
+      </w:r>
+      <w:r>
+        <w:rPr>
+          <w:rFonts w:ascii="Times New Roman" w:hAnsi="Times New Roman" w:cs="Times New Roman"/>
+          <w:sz w:val="24"/>
+          <w:szCs w:val="24"/>
+          <w:lang w:val="en-GB"/>
+        </w:rPr>
+        <w:t xml:space="preserve">SONARWA </w:t>
+      </w:r>
+      <w:r>
+        <w:rPr>
+          <w:rFonts w:ascii="Times New Roman" w:hAnsi="Times New Roman" w:cs="Times New Roman"/>
+          <w:sz w:val="24"/>
+          <w:szCs w:val="24"/>
+        </w:rPr>
+        <w:t>insurance company</w:t>
+      </w:r>
+      <w:r>
+        <w:rPr>
+          <w:rFonts w:ascii="Times New Roman" w:hAnsi="Times New Roman" w:cs="Times New Roman"/>
+          <w:sz w:val="24"/>
+          <w:szCs w:val="24"/>
+          <w:lang w:val="en-GB"/>
+        </w:rPr>
+        <w:t>, the</w:t>
+      </w:r>
+      <w:r>
+        <w:rPr>
+          <w:rFonts w:ascii="Times New Roman" w:hAnsi="Times New Roman" w:cs="Times New Roman"/>
+          <w:sz w:val="24"/>
+          <w:szCs w:val="24"/>
+          <w:lang w:val="en-GB"/>
+        </w:rPr>
+        <w:t xml:space="preserve"> sample size </w:t>
+      </w:r>
+      <w:r>
+        <w:rPr>
+          <w:rFonts w:ascii="Times New Roman" w:hAnsi="Times New Roman" w:cs="Times New Roman"/>
+          <w:sz w:val="24"/>
+          <w:szCs w:val="24"/>
+          <w:lang w:val="en-GB"/>
+        </w:rPr>
+        <w:t xml:space="preserve">is </w:t>
+      </w:r>
+      <w:r>
+        <w:rPr>
+          <w:rFonts w:ascii="Times New Roman" w:hAnsi="Times New Roman" w:cs="Times New Roman"/>
+          <w:sz w:val="24"/>
+          <w:szCs w:val="24"/>
+          <w:lang w:val="en-GB"/>
+        </w:rPr>
+        <w:t>50</w:t>
+      </w:r>
+      <w:r>
+        <w:rPr>
+          <w:rFonts w:ascii="Times New Roman" w:hAnsi="Times New Roman" w:cs="Times New Roman"/>
+          <w:sz w:val="24"/>
+          <w:szCs w:val="24"/>
+          <w:lang w:val="en-GB"/>
+        </w:rPr>
+        <w:t xml:space="preserve"> employees</w:t>
+      </w:r>
+      <w:r>
+        <w:rPr>
+          <w:rFonts w:ascii="Times New Roman" w:hAnsi="Times New Roman" w:cs="Times New Roman"/>
+          <w:sz w:val="24"/>
+          <w:szCs w:val="24"/>
+        </w:rPr>
+        <w:t>.</w:t>
+      </w:r>
+      <w:bookmarkStart w:id="71" w:name="_Toc202527970"/>
+    </w:p>
+    <w:p>
+      <w:pPr>
+        <w:pStyle w:val="Heading3"/>
+      </w:pPr>
+      <w:r>
+        <w:t>SAMPLING TECHNIQUES</w:t>
+      </w:r>
+      <w:bookmarkEnd w:id="71"/>
+    </w:p>
+    <w:p>
+      <w:pPr>
+        <w:spacing w:line="360" w:lineRule="auto"/>
+        <w:jc w:val="both"/>
+        <w:rPr>
+          <w:rFonts w:ascii="Times New Roman" w:hAnsi="Times New Roman" w:cs="Times New Roman"/>
           <w:b/>
           <w:bCs/>
           <w:sz w:val="24"/>
@@ -15468,8 +15008,34 @@
           <w:sz w:val="24"/>
           <w:szCs w:val="24"/>
         </w:rPr>
-        <w:t xml:space="preserve"> In this study, documentation was used to collect data from various sources, ensuring a thorough analysis of the research problem.</w:t>
-      </w:r>
+        <w:t xml:space="preserve">Purposive sampling will be </w:t>
+      </w:r>
+      <w:r>
+        <w:rPr>
+          <w:rFonts w:ascii="Times New Roman" w:hAnsi="Times New Roman" w:cs="Times New Roman"/>
+          <w:sz w:val="24"/>
+          <w:szCs w:val="24"/>
+        </w:rPr>
+        <w:t>used</w:t>
+      </w:r>
+      <w:r>
+        <w:rPr>
+          <w:rFonts w:ascii="Times New Roman" w:hAnsi="Times New Roman" w:cs="Times New Roman"/>
+          <w:sz w:val="24"/>
+          <w:szCs w:val="24"/>
+        </w:rPr>
+        <w:t xml:space="preserve"> for this study because the target population is specific, and the goal is to select respondents who can provide in-depth, relevant, and reliable information directly related to the study objectives. According to Geertz (2021), when the target population is large, selecting a sample is essential for meaningful data collection, and it is not always practical or necessary to include the entire population. Purposive sampling allows for the selection of respondents based on specific criteria such as their experience, knowledge, or involvement in the subject matter that make them well-positioned to provide first-hand insights. This technique ensures that the respondents are highly relevant to the research and are capable of offering valuable perspectives that align with the study’s aims. As Audrey (2018) notes, purposive sampling is particularly effective when the researcher needs detailed information from a specific subset of individuals who meet particular conditions, making them the most appropriate participants for the study.</w:t>
+      </w:r>
+    </w:p>
+    <w:p>
+      <w:pPr>
+        <w:pStyle w:val="Heading3"/>
+      </w:pPr>
+      <w:bookmarkStart w:id="72" w:name="_Toc202527971"/>
+      <w:r>
+        <w:t>SAMPLE SIZE</w:t>
+      </w:r>
+      <w:bookmarkEnd w:id="72"/>
     </w:p>
     <w:p>
       <w:pPr>
@@ -15477,450 +15043,90 @@
         <w:jc w:val="both"/>
         <w:rPr>
           <w:rFonts w:ascii="Times New Roman" w:hAnsi="Times New Roman" w:cs="Times New Roman"/>
+          <w:sz w:val="24"/>
+          <w:szCs w:val="24"/>
+        </w:rPr>
+      </w:pPr>
+      <w:r>
+        <w:rPr>
+          <w:rFonts w:ascii="Times New Roman" w:hAnsi="Times New Roman" w:cs="Times New Roman"/>
+          <w:sz w:val="24"/>
+          <w:szCs w:val="24"/>
+        </w:rPr>
+        <w:t xml:space="preserve">A sample size of </w:t>
+      </w:r>
+      <w:r>
+        <w:rPr>
+          <w:rFonts w:ascii="Times New Roman" w:hAnsi="Times New Roman" w:cs="Times New Roman"/>
+          <w:sz w:val="24"/>
+          <w:szCs w:val="24"/>
+        </w:rPr>
+        <w:t>50</w:t>
+      </w:r>
+      <w:r>
+        <w:rPr>
+          <w:rFonts w:ascii="Times New Roman" w:hAnsi="Times New Roman" w:cs="Times New Roman"/>
+          <w:sz w:val="24"/>
+          <w:szCs w:val="24"/>
+        </w:rPr>
+        <w:t xml:space="preserve"> respondents will be selected using </w:t>
+      </w:r>
+      <w:r>
+        <w:rPr>
+          <w:rFonts w:ascii="Times New Roman" w:hAnsi="Times New Roman" w:cs="Times New Roman"/>
+          <w:sz w:val="24"/>
+          <w:szCs w:val="24"/>
+        </w:rPr>
+        <w:t>purposive sampling</w:t>
+      </w:r>
+      <w:r>
+        <w:rPr>
+          <w:rFonts w:ascii="Times New Roman" w:hAnsi="Times New Roman" w:cs="Times New Roman"/>
+          <w:sz w:val="24"/>
+          <w:szCs w:val="24"/>
+        </w:rPr>
+        <w:t xml:space="preserve"> to ensure a representative group from the population. This sample size is deemed adequate to gather reliable data for the study, considering the total population size. Employees from various departments will be included in the sample to provide diverse perspectives on corporate governance practices and their impact on profitability.</w:t>
+      </w:r>
+      <w:bookmarkStart w:id="73" w:name="_Toc202527972"/>
+    </w:p>
+    <w:p>
+      <w:pPr>
+        <w:rPr>
+          <w:rFonts w:ascii="Times New Roman" w:hAnsi="Times New Roman" w:cs="Times New Roman"/>
+          <w:sz w:val="24"/>
+          <w:szCs w:val="24"/>
+        </w:rPr>
+      </w:pPr>
+      <w:r>
+        <w:rPr>
+          <w:rFonts w:ascii="Times New Roman" w:hAnsi="Times New Roman" w:cs="Times New Roman"/>
+          <w:sz w:val="24"/>
+          <w:szCs w:val="24"/>
+        </w:rPr>
+        <w:br w:type="page"/>
+      </w:r>
+    </w:p>
+    <w:p>
+      <w:pPr>
+        <w:pStyle w:val="Heading2"/>
+      </w:pPr>
+      <w:r>
+        <w:t>DATA PROCESSING AND ANALYSIS</w:t>
+      </w:r>
+      <w:bookmarkEnd w:id="73"/>
+    </w:p>
+    <w:p>
+      <w:pPr>
+        <w:spacing w:line="360" w:lineRule="auto"/>
+        <w:jc w:val="both"/>
+        <w:rPr>
+          <w:rFonts w:ascii="Times New Roman" w:hAnsi="Times New Roman" w:cs="Times New Roman"/>
           <w:b/>
           <w:bCs/>
           <w:sz w:val="24"/>
           <w:szCs w:val="24"/>
         </w:rPr>
       </w:pPr>
-    </w:p>
-    <w:p>
-      <w:pPr>
-        <w:pStyle w:val="Heading1"/>
-        <w:spacing w:line="360" w:lineRule="auto"/>
-        <w:jc w:val="both"/>
-        <w:rPr>
-          <w:rFonts w:cs="Times New Roman"/>
-          <w:b w:val="0"/>
-          <w:bCs w:val="0"/>
-        </w:rPr>
-      </w:pPr>
-      <w:bookmarkStart w:id="84" w:name="_Toc202527969"/>
-      <w:r>
-        <w:rPr>
-          <w:rFonts w:cs="Times New Roman"/>
-        </w:rPr>
-        <w:t>3.</w:t>
-      </w:r>
-      <w:r>
-        <w:rPr>
-          <w:rFonts w:cs="Times New Roman"/>
-        </w:rPr>
-        <w:t>5</w:t>
-      </w:r>
-      <w:r>
-        <w:rPr>
-          <w:rFonts w:cs="Times New Roman"/>
-        </w:rPr>
-        <w:t xml:space="preserve"> Study </w:t>
-      </w:r>
-      <w:commentRangeStart w:id="85"/>
-      <w:commentRangeStart w:id="86"/>
-      <w:r>
-        <w:rPr>
-          <w:rFonts w:cs="Times New Roman"/>
-        </w:rPr>
-        <w:t>Population</w:t>
-      </w:r>
-      <w:commentRangeEnd w:id="85"/>
-      <w:r>
-        <w:rPr>
-          <w:rStyle w:val="CommentReference"/>
-          <w:rFonts w:eastAsia="SimSun" w:cs="Times New Roman"/>
-          <w:sz w:val="24"/>
-          <w:szCs w:val="24"/>
-        </w:rPr>
-        <w:commentReference w:id="85"/>
-      </w:r>
-      <w:commentRangeEnd w:id="86"/>
-      <w:r>
-        <w:rPr>
-          <w:rStyle w:val="CommentReference"/>
-          <w:rFonts w:eastAsia="SimSun" w:cs="Times New Roman"/>
-          <w:sz w:val="24"/>
-          <w:szCs w:val="24"/>
-        </w:rPr>
-        <w:commentReference w:id="86"/>
-      </w:r>
-      <w:bookmarkEnd w:id="84"/>
-    </w:p>
-    <w:p>
-      <w:pPr>
-        <w:spacing w:line="360" w:lineRule="auto"/>
-        <w:jc w:val="both"/>
-        <w:rPr>
-          <w:rFonts w:ascii="Times New Roman" w:hAnsi="Times New Roman" w:cs="Times New Roman"/>
-          <w:sz w:val="24"/>
-          <w:szCs w:val="24"/>
-        </w:rPr>
-      </w:pPr>
-      <w:r>
-        <w:rPr>
-          <w:rFonts w:ascii="Times New Roman" w:hAnsi="Times New Roman" w:cs="Times New Roman"/>
-          <w:sz w:val="24"/>
-          <w:szCs w:val="24"/>
-        </w:rPr>
-        <w:t>Kothari (1990)</w:t>
-      </w:r>
-      <w:r>
-        <w:rPr>
-          <w:rFonts w:ascii="Times New Roman" w:hAnsi="Times New Roman" w:cs="Times New Roman"/>
-          <w:sz w:val="24"/>
-          <w:szCs w:val="24"/>
-        </w:rPr>
-        <w:t xml:space="preserve"> </w:t>
-      </w:r>
-      <w:r>
-        <w:rPr>
-          <w:rFonts w:ascii="Times New Roman" w:hAnsi="Times New Roman" w:cs="Times New Roman"/>
-          <w:sz w:val="24"/>
-          <w:szCs w:val="24"/>
-        </w:rPr>
-        <w:t xml:space="preserve">defines a population as a universal group over which research is conducted. </w:t>
-      </w:r>
-      <w:r>
-        <w:rPr>
-          <w:rFonts w:ascii="Times New Roman" w:hAnsi="Times New Roman" w:cs="Times New Roman"/>
-          <w:sz w:val="24"/>
-          <w:szCs w:val="24"/>
-        </w:rPr>
-        <w:t xml:space="preserve">The population </w:t>
-      </w:r>
-      <w:r>
-        <w:rPr>
-          <w:rFonts w:ascii="Times New Roman" w:hAnsi="Times New Roman" w:cs="Times New Roman"/>
-          <w:sz w:val="24"/>
-          <w:szCs w:val="24"/>
-        </w:rPr>
-        <w:t xml:space="preserve">of the study consist of four (5) insurance companies that operate in Rwanda These are Radiant insurance, BK insurance, Sanlam insurance, prime insurance and sonarwa. </w:t>
-      </w:r>
-      <w:r>
-        <w:rPr>
-          <w:rFonts w:ascii="Times New Roman" w:hAnsi="Times New Roman" w:cs="Times New Roman"/>
-          <w:sz w:val="24"/>
-          <w:szCs w:val="24"/>
-        </w:rPr>
-        <w:t>The target population for this study consists of employees at SONARW</w:t>
-      </w:r>
-      <w:r>
-        <w:rPr>
-          <w:rFonts w:ascii="Times New Roman" w:hAnsi="Times New Roman" w:cs="Times New Roman"/>
-          <w:sz w:val="24"/>
-          <w:szCs w:val="24"/>
-        </w:rPr>
-        <w:t>A</w:t>
-      </w:r>
-      <w:r>
-        <w:rPr>
-          <w:rFonts w:ascii="Times New Roman" w:hAnsi="Times New Roman" w:cs="Times New Roman"/>
-          <w:sz w:val="24"/>
-          <w:szCs w:val="24"/>
-        </w:rPr>
-        <w:t>, including senior management, financial officers, auditors, and general staff involved in governance and financial operations.</w:t>
-      </w:r>
-      <w:r>
-        <w:rPr>
-          <w:rFonts w:ascii="Times New Roman" w:hAnsi="Times New Roman" w:cs="Times New Roman"/>
-          <w:sz w:val="24"/>
-          <w:szCs w:val="24"/>
-        </w:rPr>
-        <w:t xml:space="preserve"> The population in this study is 100 employees of </w:t>
-      </w:r>
-      <w:r>
-        <w:rPr>
-          <w:rFonts w:ascii="Times New Roman" w:hAnsi="Times New Roman" w:cs="Times New Roman"/>
-          <w:sz w:val="24"/>
-          <w:szCs w:val="24"/>
-          <w:lang w:val="en-GB"/>
-        </w:rPr>
-        <w:t xml:space="preserve">SONARWA </w:t>
-      </w:r>
-      <w:r>
-        <w:rPr>
-          <w:rFonts w:ascii="Times New Roman" w:hAnsi="Times New Roman" w:cs="Times New Roman"/>
-          <w:sz w:val="24"/>
-          <w:szCs w:val="24"/>
-        </w:rPr>
-        <w:t>insurance company</w:t>
-      </w:r>
-      <w:r>
-        <w:rPr>
-          <w:rFonts w:ascii="Times New Roman" w:hAnsi="Times New Roman" w:cs="Times New Roman"/>
-          <w:sz w:val="24"/>
-          <w:szCs w:val="24"/>
-          <w:lang w:val="en-GB"/>
-        </w:rPr>
-        <w:t>, the</w:t>
-      </w:r>
-      <w:r>
-        <w:rPr>
-          <w:rFonts w:ascii="Times New Roman" w:hAnsi="Times New Roman" w:cs="Times New Roman"/>
-          <w:sz w:val="24"/>
-          <w:szCs w:val="24"/>
-          <w:lang w:val="en-GB"/>
-        </w:rPr>
-        <w:t xml:space="preserve"> sample size </w:t>
-      </w:r>
-      <w:r>
-        <w:rPr>
-          <w:rFonts w:ascii="Times New Roman" w:hAnsi="Times New Roman" w:cs="Times New Roman"/>
-          <w:sz w:val="24"/>
-          <w:szCs w:val="24"/>
-          <w:lang w:val="en-GB"/>
-        </w:rPr>
-        <w:t xml:space="preserve">is </w:t>
-      </w:r>
-      <w:r>
-        <w:rPr>
-          <w:rFonts w:ascii="Times New Roman" w:hAnsi="Times New Roman" w:cs="Times New Roman"/>
-          <w:sz w:val="24"/>
-          <w:szCs w:val="24"/>
-          <w:lang w:val="en-GB"/>
-        </w:rPr>
-        <w:t>50</w:t>
-      </w:r>
-      <w:r>
-        <w:rPr>
-          <w:rFonts w:ascii="Times New Roman" w:hAnsi="Times New Roman" w:cs="Times New Roman"/>
-          <w:sz w:val="24"/>
-          <w:szCs w:val="24"/>
-          <w:lang w:val="en-GB"/>
-        </w:rPr>
-        <w:t xml:space="preserve"> employees</w:t>
-      </w:r>
-      <w:r>
-        <w:rPr>
-          <w:rFonts w:ascii="Times New Roman" w:hAnsi="Times New Roman" w:cs="Times New Roman"/>
-          <w:sz w:val="24"/>
-          <w:szCs w:val="24"/>
-        </w:rPr>
-        <w:t>.</w:t>
-      </w:r>
-    </w:p>
-    <w:p>
-      <w:pPr>
-        <w:pStyle w:val="Heading1"/>
-        <w:spacing w:line="360" w:lineRule="auto"/>
-        <w:jc w:val="both"/>
-        <w:rPr>
-          <w:rFonts w:cs="Times New Roman"/>
-        </w:rPr>
-      </w:pPr>
-      <w:bookmarkStart w:id="87" w:name="_Toc202527970"/>
-    </w:p>
-    <w:p>
-      <w:pPr>
-        <w:pStyle w:val="Heading1"/>
-        <w:spacing w:line="360" w:lineRule="auto"/>
-        <w:jc w:val="both"/>
-        <w:rPr>
-          <w:rFonts w:cs="Times New Roman"/>
-          <w:b w:val="0"/>
-          <w:bCs w:val="0"/>
-        </w:rPr>
-      </w:pPr>
-      <w:r>
-        <w:rPr>
-          <w:rFonts w:cs="Times New Roman"/>
-        </w:rPr>
-        <w:t>3.</w:t>
-      </w:r>
-      <w:r>
-        <w:rPr>
-          <w:rFonts w:cs="Times New Roman"/>
-        </w:rPr>
-        <w:t>5.1</w:t>
-      </w:r>
-      <w:r>
-        <w:rPr>
-          <w:rFonts w:cs="Times New Roman"/>
-        </w:rPr>
-        <w:t xml:space="preserve"> Sampling Techniques</w:t>
-      </w:r>
-      <w:bookmarkEnd w:id="87"/>
-    </w:p>
-    <w:p>
-      <w:pPr>
-        <w:spacing w:line="360" w:lineRule="auto"/>
-        <w:jc w:val="both"/>
-        <w:rPr>
-          <w:rFonts w:ascii="Times New Roman" w:hAnsi="Times New Roman" w:cs="Times New Roman"/>
-          <w:b/>
-          <w:bCs/>
-          <w:sz w:val="24"/>
-          <w:szCs w:val="24"/>
-        </w:rPr>
-      </w:pPr>
-      <w:r>
-        <w:rPr>
-          <w:rFonts w:ascii="Times New Roman" w:hAnsi="Times New Roman" w:cs="Times New Roman"/>
-          <w:sz w:val="24"/>
-          <w:szCs w:val="24"/>
-        </w:rPr>
-        <w:t xml:space="preserve">Purposive sampling will be </w:t>
-      </w:r>
-      <w:r>
-        <w:rPr>
-          <w:rFonts w:ascii="Times New Roman" w:hAnsi="Times New Roman" w:cs="Times New Roman"/>
-          <w:sz w:val="24"/>
-          <w:szCs w:val="24"/>
-        </w:rPr>
-        <w:t>used</w:t>
-      </w:r>
-      <w:r>
-        <w:rPr>
-          <w:rFonts w:ascii="Times New Roman" w:hAnsi="Times New Roman" w:cs="Times New Roman"/>
-          <w:sz w:val="24"/>
-          <w:szCs w:val="24"/>
-        </w:rPr>
-        <w:t xml:space="preserve"> for this study because the target population is specific, and the goal is to select respondents who can provide in-depth, relevant, and reliable information directly related to the study objectives. According to Geertz (2021), when the target population is large, selecting a sample is essential for meaningful data collection, and it is not always practical or necessary to include the entire population. Purposive sampling allows for the selection of respondents based on specific criteria such as their experience, knowledge, or involvement in the subject matter that make them well-positioned to provide first-hand insights. This technique ensures that the respondents are highly relevant to the research and are capable of offering valuable perspectives that align with the study’s aims. As Audrey (2018) notes, purposive sampling is particularly effective when the researcher needs detailed information from a specific subset of individuals who meet particular conditions, making them the most appropriate participants for the study.</w:t>
-      </w:r>
-    </w:p>
-    <w:p>
-      <w:pPr>
-        <w:pStyle w:val="Heading1"/>
-        <w:spacing w:line="360" w:lineRule="auto"/>
-        <w:jc w:val="both"/>
-        <w:rPr>
-          <w:rFonts w:cs="Times New Roman"/>
-        </w:rPr>
-      </w:pPr>
-      <w:bookmarkStart w:id="88" w:name="_Toc202527971"/>
-      <w:r>
-        <w:rPr>
-          <w:rFonts w:cs="Times New Roman"/>
-        </w:rPr>
-        <w:t>3.</w:t>
-      </w:r>
-      <w:r>
-        <w:rPr>
-          <w:rFonts w:cs="Times New Roman"/>
-        </w:rPr>
-        <w:t>5.</w:t>
-      </w:r>
-      <w:r>
-        <w:rPr>
-          <w:rFonts w:cs="Times New Roman"/>
-        </w:rPr>
-        <w:t>2</w:t>
-      </w:r>
-      <w:r>
-        <w:rPr>
-          <w:rFonts w:cs="Times New Roman"/>
-        </w:rPr>
-        <w:t xml:space="preserve"> </w:t>
-      </w:r>
-      <w:r>
-        <w:rPr>
-          <w:rFonts w:cs="Times New Roman"/>
-        </w:rPr>
-        <w:t>Sample Size</w:t>
-      </w:r>
-      <w:bookmarkEnd w:id="88"/>
-    </w:p>
-    <w:p>
-      <w:pPr>
-        <w:spacing w:line="360" w:lineRule="auto"/>
-        <w:jc w:val="both"/>
-        <w:rPr>
-          <w:rFonts w:ascii="Times New Roman" w:hAnsi="Times New Roman" w:cs="Times New Roman"/>
-          <w:b/>
-          <w:bCs/>
-          <w:sz w:val="24"/>
-          <w:szCs w:val="24"/>
-        </w:rPr>
-      </w:pPr>
-      <w:r>
-        <w:rPr>
-          <w:rFonts w:ascii="Times New Roman" w:hAnsi="Times New Roman" w:cs="Times New Roman"/>
-          <w:sz w:val="24"/>
-          <w:szCs w:val="24"/>
-        </w:rPr>
-        <w:t xml:space="preserve">A sample size of </w:t>
-      </w:r>
-      <w:r>
-        <w:rPr>
-          <w:rFonts w:ascii="Times New Roman" w:hAnsi="Times New Roman" w:cs="Times New Roman"/>
-          <w:sz w:val="24"/>
-          <w:szCs w:val="24"/>
-        </w:rPr>
-        <w:t>50</w:t>
-      </w:r>
-      <w:r>
-        <w:rPr>
-          <w:rFonts w:ascii="Times New Roman" w:hAnsi="Times New Roman" w:cs="Times New Roman"/>
-          <w:sz w:val="24"/>
-          <w:szCs w:val="24"/>
-        </w:rPr>
-        <w:t xml:space="preserve"> respondents will be selected using </w:t>
-      </w:r>
-      <w:r>
-        <w:rPr>
-          <w:rFonts w:ascii="Times New Roman" w:hAnsi="Times New Roman" w:cs="Times New Roman"/>
-          <w:sz w:val="24"/>
-          <w:szCs w:val="24"/>
-        </w:rPr>
-        <w:t>purposive sampling</w:t>
-      </w:r>
-      <w:r>
-        <w:rPr>
-          <w:rFonts w:ascii="Times New Roman" w:hAnsi="Times New Roman" w:cs="Times New Roman"/>
-          <w:sz w:val="24"/>
-          <w:szCs w:val="24"/>
-        </w:rPr>
-        <w:t xml:space="preserve"> to ensure a representative group from the population. This sample size is deemed adequate to gather reliable data for the study, considering the total population size. Employees from various departments will be included in the sample to provide diverse perspectives on corporate governance practices and their impact on profitability.</w:t>
-      </w:r>
-    </w:p>
-    <w:p>
-      <w:pPr>
-        <w:pStyle w:val="Heading1"/>
-        <w:spacing w:line="360" w:lineRule="auto"/>
-        <w:jc w:val="both"/>
-        <w:rPr>
-          <w:rFonts w:cs="Times New Roman"/>
-          <w:b w:val="0"/>
-          <w:bCs w:val="0"/>
-        </w:rPr>
-      </w:pPr>
-      <w:bookmarkStart w:id="89" w:name="_Toc202527972"/>
-      <w:r>
-        <w:rPr>
-          <w:rFonts w:cs="Times New Roman"/>
-          <w:b w:val="0"/>
-          <w:bCs w:val="0"/>
-        </w:rPr>
-        <w:t>3.</w:t>
-      </w:r>
-      <w:r>
-        <w:rPr>
-          <w:rFonts w:cs="Times New Roman"/>
-          <w:b w:val="0"/>
-          <w:bCs w:val="0"/>
-        </w:rPr>
-        <w:t>6</w:t>
-      </w:r>
-      <w:r>
-        <w:rPr>
-          <w:rFonts w:cs="Times New Roman"/>
-          <w:b w:val="0"/>
-          <w:bCs w:val="0"/>
-        </w:rPr>
-        <w:t xml:space="preserve"> Data Processing and Analysis</w:t>
-      </w:r>
-      <w:bookmarkEnd w:id="89"/>
-    </w:p>
-    <w:p>
-      <w:pPr>
-        <w:spacing w:line="360" w:lineRule="auto"/>
-        <w:jc w:val="both"/>
-        <w:rPr>
-          <w:rFonts w:ascii="Times New Roman" w:hAnsi="Times New Roman" w:cs="Times New Roman"/>
-          <w:b/>
-          <w:bCs/>
-          <w:sz w:val="24"/>
-          <w:szCs w:val="24"/>
-        </w:rPr>
-      </w:pPr>
       <w:r>
         <w:rPr>
           <w:rFonts w:ascii="Times New Roman" w:hAnsi="Times New Roman" w:cs="Times New Roman"/>
@@ -15932,35 +15138,13 @@
     </w:p>
     <w:p>
       <w:pPr>
-        <w:pStyle w:val="Heading1"/>
-        <w:spacing w:line="360" w:lineRule="auto"/>
-        <w:jc w:val="both"/>
-        <w:rPr>
-          <w:rFonts w:cs="Times New Roman"/>
-          <w:b w:val="0"/>
-          <w:bCs w:val="0"/>
-        </w:rPr>
-      </w:pPr>
-      <w:bookmarkStart w:id="90" w:name="_Toc202527973"/>
-      <w:r>
-        <w:rPr>
-          <w:rFonts w:cs="Times New Roman"/>
-        </w:rPr>
-        <w:t>3.</w:t>
-      </w:r>
-      <w:r>
-        <w:rPr>
-          <w:rFonts w:cs="Times New Roman"/>
-        </w:rPr>
-        <w:t>6</w:t>
-      </w:r>
-      <w:r>
-        <w:rPr>
-          <w:rFonts w:cs="Times New Roman"/>
-        </w:rPr>
-        <w:t>.1 Data Processing</w:t>
-      </w:r>
-      <w:bookmarkEnd w:id="90"/>
+        <w:pStyle w:val="Heading3"/>
+      </w:pPr>
+      <w:bookmarkStart w:id="74" w:name="_Toc202527973"/>
+      <w:r>
+        <w:t>DATA PROCESSING</w:t>
+      </w:r>
+      <w:bookmarkEnd w:id="74"/>
     </w:p>
     <w:p>
       <w:pPr>
@@ -16068,72 +15252,60 @@
           <w:sz w:val="24"/>
           <w:szCs w:val="24"/>
         </w:rPr>
-        <w:t>The data processing began with editing, coding and finally ended with tabulation. Not all data can be presented in their entity. The variables will be present are those most central to the goals of this study; generally, more variables include specifically in the research questions.</w:t>
-      </w:r>
-    </w:p>
+        <w:t>The data processing began with editing, coding and finally ended with tabulation. Not all data can be presented in their entity. The variables will be present are those most central to the goals of this study; generally, more variables include specific</w:t>
+      </w:r>
+      <w:bookmarkStart w:id="75" w:name="_Toc30559472"/>
+      <w:bookmarkStart w:id="76" w:name="_Toc496365274"/>
+      <w:bookmarkStart w:id="77" w:name="_Toc530875926"/>
+      <w:bookmarkStart w:id="78" w:name="_Toc202527974"/>
+      <w:r>
+        <w:rPr>
+          <w:rFonts w:ascii="Times New Roman" w:hAnsi="Times New Roman" w:cs="Times New Roman"/>
+          <w:sz w:val="24"/>
+          <w:szCs w:val="24"/>
+        </w:rPr>
+        <w:t>ally in the research questions.</w:t>
+      </w:r>
+    </w:p>
+    <w:p>
+      <w:pPr>
+        <w:pStyle w:val="Heading4"/>
+        <w:spacing w:after="240"/>
+      </w:pPr>
+      <w:bookmarkStart w:id="79" w:name="_GoBack"/>
+      <w:r>
+        <w:t>EDITING</w:t>
+      </w:r>
+      <w:bookmarkEnd w:id="75"/>
+      <w:bookmarkEnd w:id="76"/>
+      <w:bookmarkEnd w:id="77"/>
+      <w:bookmarkEnd w:id="78"/>
+    </w:p>
+    <w:bookmarkEnd w:id="79"/>
     <w:p>
       <w:pPr>
         <w:spacing w:line="360" w:lineRule="auto"/>
         <w:jc w:val="both"/>
         <w:rPr>
           <w:rFonts w:ascii="Times New Roman" w:hAnsi="Times New Roman" w:cs="Times New Roman"/>
-          <w:b/>
-          <w:bCs/>
-          <w:sz w:val="24"/>
-          <w:szCs w:val="24"/>
-        </w:rPr>
-      </w:pPr>
-      <w:bookmarkStart w:id="91" w:name="_Toc30559472"/>
-      <w:bookmarkStart w:id="92" w:name="_Toc496365274"/>
-      <w:bookmarkStart w:id="93" w:name="_Toc530875926"/>
-    </w:p>
-    <w:p>
-      <w:pPr>
-        <w:pStyle w:val="Heading1"/>
+          <w:sz w:val="24"/>
+          <w:szCs w:val="24"/>
+        </w:rPr>
+      </w:pPr>
+      <w:r>
+        <w:rPr>
+          <w:rFonts w:ascii="Times New Roman" w:hAnsi="Times New Roman" w:cs="Times New Roman"/>
+          <w:sz w:val="24"/>
+          <w:szCs w:val="24"/>
+        </w:rPr>
+        <w:t>Bowling (2022) defined editing as a process of going through the questionnaire to ensure that the skip pattern followed and required questions are filled out.  In this research study, the same process was followed in bide to detect and to eliminate errors in questionnaires that were filled</w:t>
+      </w:r>
+    </w:p>
+    <w:p>
+      <w:pPr>
         <w:spacing w:line="360" w:lineRule="auto"/>
         <w:jc w:val="both"/>
         <w:rPr>
-          <w:rFonts w:cs="Times New Roman"/>
-          <w:b w:val="0"/>
-          <w:bCs w:val="0"/>
-        </w:rPr>
-      </w:pPr>
-      <w:bookmarkStart w:id="94" w:name="_Toc202527974"/>
-      <w:r>
-        <w:rPr>
-          <w:rFonts w:cs="Times New Roman"/>
-        </w:rPr>
-        <w:t>3.6.1.1 Editing</w:t>
-      </w:r>
-      <w:bookmarkEnd w:id="91"/>
-      <w:bookmarkEnd w:id="92"/>
-      <w:bookmarkEnd w:id="93"/>
-      <w:bookmarkEnd w:id="94"/>
-    </w:p>
-    <w:p>
-      <w:pPr>
-        <w:spacing w:line="360" w:lineRule="auto"/>
-        <w:jc w:val="both"/>
-        <w:rPr>
-          <w:rFonts w:ascii="Times New Roman" w:hAnsi="Times New Roman" w:cs="Times New Roman"/>
-          <w:sz w:val="24"/>
-          <w:szCs w:val="24"/>
-        </w:rPr>
-      </w:pPr>
-      <w:r>
-        <w:rPr>
-          <w:rFonts w:ascii="Times New Roman" w:hAnsi="Times New Roman" w:cs="Times New Roman"/>
-          <w:sz w:val="24"/>
-          <w:szCs w:val="24"/>
-        </w:rPr>
-        <w:t>Bowling (2022) defined editing as a process of going through the questionnaire to ensure that the skip pattern followed and required questions are filled out.  In this research study, the same process was followed in bide to detect and to eliminate errors in questionnaires that were filled</w:t>
-      </w:r>
-    </w:p>
-    <w:p>
-      <w:pPr>
-        <w:spacing w:line="360" w:lineRule="auto"/>
-        <w:jc w:val="both"/>
-        <w:rPr>
           <w:rFonts w:ascii="Times New Roman" w:hAnsi="Times New Roman" w:cs="Times New Roman"/>
           <w:sz w:val="24"/>
           <w:szCs w:val="24"/>
@@ -16147,61 +15319,22 @@
         </w:rPr>
         <w:t>out. The information gathered will edit and questions that contained errors will reject in order to get sufficient results.</w:t>
       </w:r>
-      <w:bookmarkStart w:id="95" w:name="_Toc243810142"/>
-      <w:bookmarkStart w:id="96" w:name="_Toc398883052"/>
-      <w:bookmarkStart w:id="97" w:name="_Toc30559473"/>
-      <w:bookmarkStart w:id="98" w:name="_Toc530875927"/>
-      <w:bookmarkStart w:id="99" w:name="_Toc496365275"/>
-    </w:p>
-    <w:p>
-      <w:pPr>
-        <w:spacing w:line="360" w:lineRule="auto"/>
-        <w:jc w:val="both"/>
-        <w:rPr>
-          <w:rFonts w:ascii="Times New Roman" w:hAnsi="Times New Roman" w:cs="Times New Roman"/>
-          <w:sz w:val="24"/>
-          <w:szCs w:val="24"/>
-        </w:rPr>
-      </w:pPr>
-    </w:p>
-    <w:p>
-      <w:pPr>
-        <w:spacing w:line="360" w:lineRule="auto"/>
-        <w:jc w:val="both"/>
-        <w:rPr>
-          <w:rFonts w:ascii="Times New Roman" w:hAnsi="Times New Roman" w:cs="Times New Roman"/>
-          <w:b/>
-          <w:bCs/>
-          <w:sz w:val="24"/>
-          <w:szCs w:val="24"/>
-        </w:rPr>
-      </w:pPr>
-      <w:r>
-        <w:rPr>
-          <w:rFonts w:ascii="Times New Roman" w:hAnsi="Times New Roman" w:cs="Times New Roman"/>
-          <w:b/>
-          <w:bCs/>
-          <w:sz w:val="24"/>
-          <w:szCs w:val="24"/>
-        </w:rPr>
-        <w:t>3.6.1.2</w:t>
-      </w:r>
-      <w:bookmarkEnd w:id="95"/>
-      <w:bookmarkEnd w:id="96"/>
-      <w:r>
-        <w:rPr>
-          <w:rFonts w:ascii="Times New Roman" w:hAnsi="Times New Roman" w:cs="Times New Roman"/>
-          <w:b/>
-          <w:bCs/>
-          <w:sz w:val="24"/>
-          <w:szCs w:val="24"/>
-        </w:rPr>
-        <w:t xml:space="preserve"> Coding</w:t>
-      </w:r>
-      <w:bookmarkEnd w:id="97"/>
-      <w:bookmarkEnd w:id="98"/>
-      <w:bookmarkEnd w:id="99"/>
-    </w:p>
+      <w:bookmarkStart w:id="80" w:name="_Toc30559473"/>
+      <w:bookmarkStart w:id="81" w:name="_Toc530875927"/>
+      <w:bookmarkStart w:id="82" w:name="_Toc496365275"/>
+    </w:p>
+    <w:p>
+      <w:pPr>
+        <w:pStyle w:val="Heading4"/>
+      </w:pPr>
+      <w:r>
+        <w:t>Coding</w:t>
+      </w:r>
+      <w:bookmarkEnd w:id="80"/>
+      <w:bookmarkEnd w:id="81"/>
+      <w:bookmarkEnd w:id="82"/>
+    </w:p>
+    <w:p/>
     <w:p>
       <w:pPr>
         <w:spacing w:line="360" w:lineRule="auto"/>
@@ -16295,18 +15428,19 @@
           <w:szCs w:val="24"/>
         </w:rPr>
       </w:pPr>
-      <w:bookmarkStart w:id="100" w:name="_Toc398883053"/>
-      <w:bookmarkStart w:id="101" w:name="_Toc334096153"/>
-      <w:bookmarkStart w:id="102" w:name="_Toc396062684"/>
-      <w:bookmarkStart w:id="103" w:name="_Toc366829448"/>
-      <w:bookmarkStart w:id="104" w:name="_Toc530875928"/>
-      <w:bookmarkStart w:id="105" w:name="_Toc30559474"/>
-      <w:bookmarkStart w:id="106" w:name="_Toc496365276"/>
+      <w:bookmarkStart w:id="83" w:name="_Toc398883053"/>
+      <w:bookmarkStart w:id="84" w:name="_Toc334096153"/>
+      <w:bookmarkStart w:id="85" w:name="_Toc396062684"/>
+      <w:bookmarkStart w:id="86" w:name="_Toc366829448"/>
+      <w:bookmarkStart w:id="87" w:name="_Toc530875928"/>
+      <w:bookmarkStart w:id="88" w:name="_Toc30559474"/>
+      <w:bookmarkStart w:id="89" w:name="_Toc496365276"/>
     </w:p>
     <w:p>
       <w:pPr>
         <w:pStyle w:val="Heading1"/>
         <w:spacing w:line="360" w:lineRule="auto"/>
+        <w:ind w:left="0"/>
         <w:jc w:val="both"/>
         <w:rPr>
           <w:rFonts w:cs="Times New Roman"/>
@@ -16314,27 +15448,27 @@
           <w:bCs w:val="0"/>
         </w:rPr>
       </w:pPr>
-      <w:bookmarkStart w:id="107" w:name="_Toc202527975"/>
+      <w:bookmarkStart w:id="90" w:name="_Toc202527975"/>
       <w:r>
         <w:rPr>
           <w:rFonts w:cs="Times New Roman"/>
         </w:rPr>
         <w:t>3.6.1.3</w:t>
       </w:r>
-      <w:bookmarkEnd w:id="100"/>
-      <w:bookmarkEnd w:id="101"/>
-      <w:bookmarkEnd w:id="102"/>
-      <w:bookmarkEnd w:id="103"/>
+      <w:bookmarkEnd w:id="83"/>
+      <w:bookmarkEnd w:id="84"/>
+      <w:bookmarkEnd w:id="85"/>
+      <w:bookmarkEnd w:id="86"/>
       <w:r>
         <w:rPr>
           <w:rFonts w:cs="Times New Roman"/>
         </w:rPr>
         <w:t xml:space="preserve"> Tabulation</w:t>
       </w:r>
-      <w:bookmarkEnd w:id="104"/>
-      <w:bookmarkEnd w:id="105"/>
-      <w:bookmarkEnd w:id="106"/>
-      <w:bookmarkEnd w:id="107"/>
+      <w:bookmarkEnd w:id="87"/>
+      <w:bookmarkEnd w:id="88"/>
+      <w:bookmarkEnd w:id="89"/>
+      <w:bookmarkEnd w:id="90"/>
     </w:p>
     <w:p>
       <w:pPr>
@@ -16346,16 +15480,16 @@
           <w:szCs w:val="24"/>
         </w:rPr>
       </w:pPr>
-      <w:bookmarkStart w:id="108" w:name="_Toc356802078"/>
-      <w:bookmarkStart w:id="109" w:name="_Toc496365272"/>
-      <w:bookmarkStart w:id="110" w:name="_Toc358545536"/>
-      <w:bookmarkStart w:id="111" w:name="_Toc398883050"/>
-      <w:bookmarkStart w:id="112" w:name="_Toc396062678"/>
-      <w:bookmarkStart w:id="113" w:name="_Toc305611046"/>
-      <w:bookmarkStart w:id="114" w:name="_Toc329155829"/>
-      <w:bookmarkStart w:id="115" w:name="_Toc333839949"/>
-      <w:bookmarkStart w:id="116" w:name="_Toc30559475"/>
-      <w:bookmarkStart w:id="117" w:name="_Toc530875929"/>
+      <w:bookmarkStart w:id="91" w:name="_Toc356802078"/>
+      <w:bookmarkStart w:id="92" w:name="_Toc496365272"/>
+      <w:bookmarkStart w:id="93" w:name="_Toc358545536"/>
+      <w:bookmarkStart w:id="94" w:name="_Toc398883050"/>
+      <w:bookmarkStart w:id="95" w:name="_Toc396062678"/>
+      <w:bookmarkStart w:id="96" w:name="_Toc305611046"/>
+      <w:bookmarkStart w:id="97" w:name="_Toc329155829"/>
+      <w:bookmarkStart w:id="98" w:name="_Toc333839949"/>
+      <w:bookmarkStart w:id="99" w:name="_Toc30559475"/>
+      <w:bookmarkStart w:id="100" w:name="_Toc530875929"/>
       <w:r>
         <w:rPr>
           <w:rFonts w:ascii="Times New Roman" w:hAnsi="Times New Roman" w:cs="Times New Roman"/>
@@ -16431,6 +15565,7 @@
       <w:pPr>
         <w:pStyle w:val="Heading1"/>
         <w:spacing w:line="360" w:lineRule="auto"/>
+        <w:ind w:left="0"/>
         <w:jc w:val="both"/>
         <w:rPr>
           <w:rFonts w:cs="Times New Roman"/>
@@ -16438,30 +15573,30 @@
           <w:bCs w:val="0"/>
         </w:rPr>
       </w:pPr>
-      <w:bookmarkStart w:id="118" w:name="_Toc202527976"/>
+      <w:bookmarkStart w:id="101" w:name="_Toc202527976"/>
       <w:r>
         <w:rPr>
           <w:rFonts w:cs="Times New Roman"/>
         </w:rPr>
         <w:t>3.7 Data analysis</w:t>
       </w:r>
-      <w:bookmarkEnd w:id="108"/>
-      <w:bookmarkEnd w:id="109"/>
-      <w:bookmarkEnd w:id="110"/>
-      <w:bookmarkEnd w:id="111"/>
-      <w:bookmarkEnd w:id="112"/>
-      <w:bookmarkEnd w:id="113"/>
-      <w:bookmarkEnd w:id="114"/>
-      <w:bookmarkEnd w:id="115"/>
+      <w:bookmarkEnd w:id="91"/>
+      <w:bookmarkEnd w:id="92"/>
+      <w:bookmarkEnd w:id="93"/>
+      <w:bookmarkEnd w:id="94"/>
+      <w:bookmarkEnd w:id="95"/>
+      <w:bookmarkEnd w:id="96"/>
+      <w:bookmarkEnd w:id="97"/>
+      <w:bookmarkEnd w:id="98"/>
       <w:r>
         <w:rPr>
           <w:rFonts w:cs="Times New Roman"/>
         </w:rPr>
         <w:t xml:space="preserve"> method</w:t>
       </w:r>
-      <w:bookmarkEnd w:id="116"/>
-      <w:bookmarkEnd w:id="117"/>
-      <w:bookmarkEnd w:id="118"/>
+      <w:bookmarkEnd w:id="99"/>
+      <w:bookmarkEnd w:id="100"/>
+      <w:bookmarkEnd w:id="101"/>
     </w:p>
     <w:p>
       <w:pPr>
@@ -16475,11 +15610,11 @@
           <w:szCs w:val="24"/>
         </w:rPr>
       </w:pPr>
-      <w:bookmarkStart w:id="119" w:name="_Toc378084140"/>
-      <w:bookmarkStart w:id="120" w:name="_Toc465766616"/>
-      <w:bookmarkStart w:id="121" w:name="_Toc476840057"/>
-      <w:bookmarkStart w:id="122" w:name="_Toc530875930"/>
-      <w:bookmarkStart w:id="123" w:name="_Toc30559476"/>
+      <w:bookmarkStart w:id="102" w:name="_Toc378084140"/>
+      <w:bookmarkStart w:id="103" w:name="_Toc465766616"/>
+      <w:bookmarkStart w:id="104" w:name="_Toc476840057"/>
+      <w:bookmarkStart w:id="105" w:name="_Toc530875930"/>
+      <w:bookmarkStart w:id="106" w:name="_Toc30559476"/>
       <w:r>
         <w:rPr>
           <w:rFonts w:ascii="Times New Roman" w:hAnsi="Times New Roman" w:cs="Times New Roman"/>
@@ -16585,25 +15720,25 @@
           <w:bCs w:val="0"/>
         </w:rPr>
       </w:pPr>
-      <w:bookmarkStart w:id="124" w:name="_Toc202527977"/>
+      <w:bookmarkStart w:id="107" w:name="_Toc202527977"/>
       <w:r>
         <w:rPr>
           <w:rFonts w:cs="Times New Roman"/>
         </w:rPr>
         <w:t>3.7.1 Analytical</w:t>
       </w:r>
-      <w:bookmarkEnd w:id="119"/>
-      <w:bookmarkEnd w:id="120"/>
-      <w:bookmarkEnd w:id="121"/>
+      <w:bookmarkEnd w:id="102"/>
+      <w:bookmarkEnd w:id="103"/>
+      <w:bookmarkEnd w:id="104"/>
       <w:r>
         <w:rPr>
           <w:rFonts w:cs="Times New Roman"/>
         </w:rPr>
         <w:t xml:space="preserve"> method</w:t>
       </w:r>
-      <w:bookmarkEnd w:id="122"/>
-      <w:bookmarkEnd w:id="123"/>
-      <w:bookmarkEnd w:id="124"/>
+      <w:bookmarkEnd w:id="105"/>
+      <w:bookmarkEnd w:id="106"/>
+      <w:bookmarkEnd w:id="107"/>
     </w:p>
     <w:p>
       <w:pPr>
@@ -16708,14 +15843,14 @@
           <w:bCs w:val="0"/>
         </w:rPr>
       </w:pPr>
-      <w:bookmarkStart w:id="125" w:name="_Toc202527978"/>
+      <w:bookmarkStart w:id="108" w:name="_Toc202527978"/>
       <w:r>
         <w:rPr>
           <w:rFonts w:cs="Times New Roman"/>
         </w:rPr>
         <w:t>3.7.2 Synthetic method</w:t>
       </w:r>
-      <w:bookmarkEnd w:id="125"/>
+      <w:bookmarkEnd w:id="108"/>
     </w:p>
     <w:p>
       <w:pPr>
@@ -16727,13 +15862,13 @@
           <w:szCs w:val="24"/>
         </w:rPr>
       </w:pPr>
-      <w:bookmarkStart w:id="126" w:name="_Toc498091788"/>
-      <w:bookmarkStart w:id="127" w:name="_Toc30559478"/>
-      <w:bookmarkStart w:id="128" w:name="_Toc530875932"/>
-      <w:bookmarkStart w:id="129" w:name="_Toc474967372"/>
-      <w:bookmarkStart w:id="130" w:name="_Toc474966687"/>
-      <w:bookmarkStart w:id="131" w:name="_Toc476840059"/>
-      <w:bookmarkStart w:id="132" w:name="_Toc475020645"/>
+      <w:bookmarkStart w:id="109" w:name="_Toc498091788"/>
+      <w:bookmarkStart w:id="110" w:name="_Toc30559478"/>
+      <w:bookmarkStart w:id="111" w:name="_Toc530875932"/>
+      <w:bookmarkStart w:id="112" w:name="_Toc474967372"/>
+      <w:bookmarkStart w:id="113" w:name="_Toc474966687"/>
+      <w:bookmarkStart w:id="114" w:name="_Toc476840059"/>
+      <w:bookmarkStart w:id="115" w:name="_Toc475020645"/>
       <w:r>
         <w:rPr>
           <w:rFonts w:ascii="Times New Roman" w:hAnsi="Times New Roman" w:cs="Times New Roman"/>
@@ -16827,17 +15962,17 @@
           <w:bCs w:val="0"/>
         </w:rPr>
       </w:pPr>
-      <w:bookmarkStart w:id="133" w:name="_Toc202527979"/>
+      <w:bookmarkStart w:id="116" w:name="_Toc202527979"/>
       <w:r>
         <w:rPr>
           <w:rFonts w:cs="Times New Roman"/>
         </w:rPr>
         <w:t>3.7.3 Qualitative methods</w:t>
       </w:r>
-      <w:bookmarkEnd w:id="126"/>
-      <w:bookmarkEnd w:id="127"/>
-      <w:bookmarkEnd w:id="128"/>
-      <w:bookmarkEnd w:id="133"/>
+      <w:bookmarkEnd w:id="109"/>
+      <w:bookmarkEnd w:id="110"/>
+      <w:bookmarkEnd w:id="111"/>
+      <w:bookmarkEnd w:id="116"/>
     </w:p>
     <w:p>
       <w:pPr>
@@ -16849,8 +15984,8 @@
           <w:szCs w:val="24"/>
         </w:rPr>
       </w:pPr>
-      <w:bookmarkStart w:id="134" w:name="_Toc530875933"/>
-      <w:bookmarkStart w:id="135" w:name="_Toc30559479"/>
+      <w:bookmarkStart w:id="117" w:name="_Toc530875933"/>
+      <w:bookmarkStart w:id="118" w:name="_Toc30559479"/>
       <w:r>
         <w:rPr>
           <w:rFonts w:ascii="Times New Roman" w:hAnsi="Times New Roman" w:cs="Times New Roman"/>
@@ -16933,26 +16068,26 @@
           <w:bCs w:val="0"/>
         </w:rPr>
       </w:pPr>
-      <w:bookmarkStart w:id="136" w:name="_Toc202527980"/>
+      <w:bookmarkStart w:id="119" w:name="_Toc202527980"/>
       <w:r>
         <w:rPr>
           <w:rFonts w:cs="Times New Roman"/>
         </w:rPr>
         <w:t xml:space="preserve">3.7.4 </w:t>
       </w:r>
-      <w:bookmarkEnd w:id="129"/>
-      <w:bookmarkEnd w:id="130"/>
-      <w:bookmarkEnd w:id="131"/>
-      <w:bookmarkEnd w:id="132"/>
+      <w:bookmarkEnd w:id="112"/>
+      <w:bookmarkEnd w:id="113"/>
+      <w:bookmarkEnd w:id="114"/>
+      <w:bookmarkEnd w:id="115"/>
       <w:r>
         <w:rPr>
           <w:rFonts w:cs="Times New Roman"/>
         </w:rPr>
         <w:t>Quantitative method</w:t>
       </w:r>
-      <w:bookmarkEnd w:id="134"/>
-      <w:bookmarkEnd w:id="135"/>
-      <w:bookmarkEnd w:id="136"/>
+      <w:bookmarkEnd w:id="117"/>
+      <w:bookmarkEnd w:id="118"/>
+      <w:bookmarkEnd w:id="119"/>
     </w:p>
     <w:p>
       <w:pPr>
@@ -17671,7 +16806,7 @@
           <w:rFonts w:cs="Times New Roman"/>
         </w:rPr>
       </w:pPr>
-      <w:bookmarkStart w:id="137" w:name="_Toc202527981"/>
+      <w:bookmarkStart w:id="120" w:name="_Toc202527981"/>
       <w:r>
         <w:rPr>
           <w:rFonts w:cs="Times New Roman"/>
@@ -17700,7 +16835,7 @@
         </w:rPr>
         <w:t>Reliability and Validity</w:t>
       </w:r>
-      <w:bookmarkEnd w:id="137"/>
+      <w:bookmarkEnd w:id="120"/>
     </w:p>
     <w:p>
       <w:pPr>
@@ -17744,7 +16879,7 @@
           <w:rFonts w:cs="Times New Roman"/>
         </w:rPr>
       </w:pPr>
-      <w:bookmarkStart w:id="138" w:name="_Toc202527982"/>
+      <w:bookmarkStart w:id="121" w:name="_Toc202527982"/>
       <w:r>
         <w:rPr>
           <w:rFonts w:cs="Times New Roman"/>
@@ -17772,7 +16907,7 @@
         </w:rPr>
         <w:t>Ethical Considerations</w:t>
       </w:r>
-      <w:bookmarkEnd w:id="138"/>
+      <w:bookmarkEnd w:id="121"/>
     </w:p>
     <w:p>
       <w:pPr>
@@ -18124,7 +17259,7 @@
         </w:rPr>
         <w:t xml:space="preserve">                                  </w:t>
       </w:r>
-      <w:bookmarkStart w:id="139" w:name="_Toc202527983"/>
+      <w:bookmarkStart w:id="122" w:name="_Toc202527983"/>
       <w:r>
         <w:rPr>
           <w:rFonts w:cs="Times New Roman"/>
@@ -18139,7 +17274,7 @@
         </w:rPr>
         <w:t>. RESULT AND DISCUSSIONS</w:t>
       </w:r>
-      <w:bookmarkEnd w:id="139"/>
+      <w:bookmarkEnd w:id="122"/>
     </w:p>
     <w:p>
       <w:pPr>
@@ -18211,18 +17346,18 @@
           <w:bCs w:val="0"/>
         </w:rPr>
       </w:pPr>
-      <w:bookmarkStart w:id="140" w:name="_Toc57972105"/>
-      <w:bookmarkStart w:id="141" w:name="_Toc27611"/>
-      <w:bookmarkStart w:id="142" w:name="_Toc202527984"/>
+      <w:bookmarkStart w:id="123" w:name="_Toc57972105"/>
+      <w:bookmarkStart w:id="124" w:name="_Toc27611"/>
+      <w:bookmarkStart w:id="125" w:name="_Toc202527984"/>
       <w:r>
         <w:rPr>
           <w:rFonts w:cs="Times New Roman"/>
         </w:rPr>
         <w:t>4.1. Identification of respondents</w:t>
       </w:r>
-      <w:bookmarkEnd w:id="140"/>
-      <w:bookmarkEnd w:id="141"/>
-      <w:bookmarkEnd w:id="142"/>
+      <w:bookmarkEnd w:id="123"/>
+      <w:bookmarkEnd w:id="124"/>
+      <w:bookmarkEnd w:id="125"/>
     </w:p>
     <w:p>
       <w:pPr>
@@ -18276,7 +17411,7 @@
           <w:b w:val="0"/>
         </w:rPr>
       </w:pPr>
-      <w:bookmarkStart w:id="143" w:name="_Toc202527985"/>
+      <w:bookmarkStart w:id="126" w:name="_Toc202527985"/>
       <w:r>
         <w:rPr>
           <w:rFonts w:cs="Times New Roman"/>
@@ -18297,7 +17432,7 @@
         </w:rPr>
         <w:t xml:space="preserve"> Gender of the Respondents</w:t>
       </w:r>
-      <w:bookmarkEnd w:id="143"/>
+      <w:bookmarkEnd w:id="126"/>
     </w:p>
     <w:p>
       <w:pPr>
@@ -18341,7 +17476,7 @@
           <w:szCs w:val="24"/>
         </w:rPr>
       </w:pPr>
-      <w:bookmarkStart w:id="144" w:name="_Toc202527040"/>
+      <w:bookmarkStart w:id="127" w:name="_Toc202527040"/>
       <w:r>
         <w:rPr>
           <w:rFonts w:ascii="Times New Roman" w:hAnsi="Times New Roman" w:cs="Times New Roman"/>
@@ -18406,7 +17541,7 @@
         </w:rPr>
         <w:t>: The gender of the respondents</w:t>
       </w:r>
-      <w:bookmarkEnd w:id="144"/>
+      <w:bookmarkEnd w:id="127"/>
     </w:p>
     <w:tbl>
       <w:tblPr>
@@ -19244,14 +18379,14 @@
         </w:rPr>
         <w:t xml:space="preserve">   </w:t>
       </w:r>
-      <w:bookmarkStart w:id="145" w:name="_Toc202527986"/>
+      <w:bookmarkStart w:id="128" w:name="_Toc202527986"/>
       <w:r>
         <w:rPr>
           <w:rFonts w:cs="Times New Roman"/>
         </w:rPr>
         <w:t>4.1.2 The age of the respondents</w:t>
       </w:r>
-      <w:bookmarkEnd w:id="145"/>
+      <w:bookmarkEnd w:id="128"/>
     </w:p>
     <w:p>
       <w:pPr>
@@ -19292,7 +18427,7 @@
           <w:szCs w:val="24"/>
         </w:rPr>
       </w:pPr>
-      <w:bookmarkStart w:id="146" w:name="_Toc202527041"/>
+      <w:bookmarkStart w:id="129" w:name="_Toc202527041"/>
       <w:r>
         <w:rPr>
           <w:rFonts w:ascii="Times New Roman" w:hAnsi="Times New Roman" w:cs="Times New Roman"/>
@@ -19357,7 +18492,7 @@
         </w:rPr>
         <w:t>: The age of the respondents</w:t>
       </w:r>
-      <w:bookmarkEnd w:id="146"/>
+      <w:bookmarkEnd w:id="129"/>
     </w:p>
     <w:tbl>
       <w:tblPr>
@@ -21043,7 +20178,7 @@
           <w:lang w:eastAsia="en-US"/>
         </w:rPr>
       </w:pPr>
-      <w:bookmarkStart w:id="147" w:name="_Toc202527987"/>
+      <w:bookmarkStart w:id="130" w:name="_Toc202527987"/>
       <w:r>
         <w:rPr>
           <w:rFonts w:cs="Times New Roman"/>
@@ -21064,7 +20199,7 @@
         </w:rPr>
         <w:t>CURRENT POSITION OF RESPONDENT</w:t>
       </w:r>
-      <w:bookmarkEnd w:id="147"/>
+      <w:bookmarkEnd w:id="130"/>
     </w:p>
     <w:p>
       <w:pPr>
@@ -21106,7 +20241,7 @@
           <w:szCs w:val="24"/>
         </w:rPr>
       </w:pPr>
-      <w:bookmarkStart w:id="148" w:name="_Toc202527042"/>
+      <w:bookmarkStart w:id="131" w:name="_Toc202527042"/>
       <w:r>
         <w:rPr>
           <w:rFonts w:ascii="Times New Roman" w:hAnsi="Times New Roman" w:cs="Times New Roman"/>
@@ -21171,7 +20306,7 @@
         </w:rPr>
         <w:t>: Position of Respondents</w:t>
       </w:r>
-      <w:bookmarkEnd w:id="148"/>
+      <w:bookmarkEnd w:id="131"/>
     </w:p>
     <w:tbl>
       <w:tblPr>
@@ -22363,14 +21498,14 @@
                 <w:bCs w:val="0"/>
               </w:rPr>
             </w:pPr>
-            <w:bookmarkStart w:id="149" w:name="_Toc202527988"/>
+            <w:bookmarkStart w:id="132" w:name="_Toc202527988"/>
             <w:r>
               <w:rPr>
                 <w:rFonts w:cs="Times New Roman"/>
               </w:rPr>
               <w:t>4.1.4 Respondent’s years of experience</w:t>
             </w:r>
-            <w:bookmarkEnd w:id="149"/>
+            <w:bookmarkEnd w:id="132"/>
           </w:p>
           <w:p>
             <w:pPr>
@@ -22416,7 +21551,7 @@
                 <w:szCs w:val="24"/>
               </w:rPr>
             </w:pPr>
-            <w:bookmarkStart w:id="150" w:name="_Toc202527043"/>
+            <w:bookmarkStart w:id="133" w:name="_Toc202527043"/>
             <w:r>
               <w:rPr>
                 <w:rFonts w:ascii="Times New Roman" w:hAnsi="Times New Roman" w:cs="Times New Roman"/>
@@ -22481,7 +21616,7 @@
               </w:rPr>
               <w:t xml:space="preserve"> : Years of experience</w:t>
             </w:r>
-            <w:bookmarkEnd w:id="150"/>
+            <w:bookmarkEnd w:id="133"/>
           </w:p>
         </w:tc>
       </w:tr>
@@ -23597,7 +22732,7 @@
           <w:bCs w:val="0"/>
         </w:rPr>
       </w:pPr>
-      <w:bookmarkStart w:id="151" w:name="_Toc202527989"/>
+      <w:bookmarkStart w:id="134" w:name="_Toc202527989"/>
       <w:r>
         <w:rPr>
           <w:rFonts w:cs="Times New Roman"/>
@@ -23610,7 +22745,7 @@
         </w:rPr>
         <w:t>respondents</w:t>
       </w:r>
-      <w:bookmarkEnd w:id="151"/>
+      <w:bookmarkEnd w:id="134"/>
     </w:p>
     <w:p>
       <w:pPr>
@@ -23641,7 +22776,7 @@
           <w:szCs w:val="24"/>
         </w:rPr>
       </w:pPr>
-      <w:bookmarkStart w:id="152" w:name="_Toc202527044"/>
+      <w:bookmarkStart w:id="135" w:name="_Toc202527044"/>
       <w:r>
         <w:rPr>
           <w:rFonts w:ascii="Times New Roman" w:hAnsi="Times New Roman" w:cs="Times New Roman"/>
@@ -23706,7 +22841,7 @@
         </w:rPr>
         <w:t xml:space="preserve"> :  Education level of respondents</w:t>
       </w:r>
-      <w:bookmarkEnd w:id="152"/>
+      <w:bookmarkEnd w:id="135"/>
     </w:p>
     <w:tbl>
       <w:tblPr>
@@ -25027,14 +24162,14 @@
           <w:rFonts w:cs="Times New Roman"/>
         </w:rPr>
       </w:pPr>
-      <w:bookmarkStart w:id="153" w:name="_Toc202527990"/>
+      <w:bookmarkStart w:id="136" w:name="_Toc202527990"/>
       <w:r>
         <w:rPr>
           <w:rFonts w:cs="Times New Roman"/>
         </w:rPr>
         <w:t>4.2. Corporate Governance Practices at SONARWA</w:t>
       </w:r>
-      <w:bookmarkEnd w:id="153"/>
+      <w:bookmarkEnd w:id="136"/>
     </w:p>
     <w:p>
       <w:pPr>
@@ -25066,14 +24201,14 @@
           <w:bCs w:val="0"/>
         </w:rPr>
       </w:pPr>
-      <w:bookmarkStart w:id="154" w:name="_Toc202527991"/>
+      <w:bookmarkStart w:id="137" w:name="_Toc202527991"/>
       <w:r>
         <w:rPr>
           <w:rFonts w:cs="Times New Roman"/>
         </w:rPr>
         <w:t>4.2.1. Existence of Corporate Governance Framework</w:t>
       </w:r>
-      <w:bookmarkEnd w:id="154"/>
+      <w:bookmarkEnd w:id="137"/>
     </w:p>
     <w:p>
       <w:pPr>
@@ -25161,7 +24296,7 @@
                 <w:szCs w:val="24"/>
               </w:rPr>
             </w:pPr>
-            <w:bookmarkStart w:id="155" w:name="_Toc202527045"/>
+            <w:bookmarkStart w:id="138" w:name="_Toc202527045"/>
             <w:r>
               <w:rPr>
                 <w:rFonts w:ascii="Times New Roman" w:hAnsi="Times New Roman" w:cs="Times New Roman"/>
@@ -25237,7 +24372,7 @@
               </w:rPr>
               <w:t>Respondents’ views on whether SONARWA insurance company have a clearly defined corporate governance?</w:t>
             </w:r>
-            <w:bookmarkEnd w:id="155"/>
+            <w:bookmarkEnd w:id="138"/>
           </w:p>
         </w:tc>
       </w:tr>
@@ -26185,14 +25320,14 @@
           <w:bCs w:val="0"/>
         </w:rPr>
       </w:pPr>
-      <w:bookmarkStart w:id="156" w:name="_Toc202527992"/>
+      <w:bookmarkStart w:id="139" w:name="_Toc202527992"/>
       <w:r>
         <w:rPr>
           <w:rFonts w:cs="Times New Roman"/>
         </w:rPr>
         <w:t>4.2.2. Corporate Governance Practices Applied</w:t>
       </w:r>
-      <w:bookmarkEnd w:id="156"/>
+      <w:bookmarkEnd w:id="139"/>
     </w:p>
     <w:p>
       <w:pPr>
@@ -26223,7 +25358,7 @@
           <w:szCs w:val="24"/>
         </w:rPr>
       </w:pPr>
-      <w:bookmarkStart w:id="157" w:name="_Toc202527046"/>
+      <w:bookmarkStart w:id="140" w:name="_Toc202527046"/>
       <w:r>
         <w:rPr>
           <w:rFonts w:ascii="Times New Roman" w:hAnsi="Times New Roman" w:cs="Times New Roman"/>
@@ -26299,7 +25434,7 @@
         </w:rPr>
         <w:t xml:space="preserve"> Which corporate governance practices are applied at SONARWA?</w:t>
       </w:r>
-      <w:bookmarkEnd w:id="157"/>
+      <w:bookmarkEnd w:id="140"/>
     </w:p>
     <w:tbl>
       <w:tblPr>
@@ -27561,14 +26696,14 @@
                 <w:rFonts w:cs="Times New Roman"/>
               </w:rPr>
             </w:pPr>
-            <w:bookmarkStart w:id="158" w:name="_Toc202527993"/>
+            <w:bookmarkStart w:id="141" w:name="_Toc202527993"/>
             <w:r>
               <w:rPr>
                 <w:rFonts w:cs="Times New Roman"/>
               </w:rPr>
               <w:t>4.2.3. Corporate Governance Mechanisms</w:t>
             </w:r>
-            <w:bookmarkEnd w:id="158"/>
+            <w:bookmarkEnd w:id="141"/>
           </w:p>
           <w:p>
             <w:pPr>
@@ -27614,7 +26749,7 @@
                 <w:szCs w:val="24"/>
               </w:rPr>
             </w:pPr>
-            <w:bookmarkStart w:id="159" w:name="_Toc202527047"/>
+            <w:bookmarkStart w:id="142" w:name="_Toc202527047"/>
             <w:r>
               <w:rPr>
                 <w:rFonts w:ascii="Times New Roman" w:hAnsi="Times New Roman" w:cs="Times New Roman"/>
@@ -27690,7 +26825,7 @@
               </w:rPr>
               <w:t>What are the main corporate governance mechanisms used at SONARWA company</w:t>
             </w:r>
-            <w:bookmarkEnd w:id="159"/>
+            <w:bookmarkEnd w:id="142"/>
           </w:p>
         </w:tc>
       </w:tr>
@@ -28820,14 +27955,14 @@
           <w:bCs w:val="0"/>
         </w:rPr>
       </w:pPr>
-      <w:bookmarkStart w:id="160" w:name="_Toc202527994"/>
+      <w:bookmarkStart w:id="143" w:name="_Toc202527994"/>
       <w:r>
         <w:rPr>
           <w:rFonts w:cs="Times New Roman"/>
         </w:rPr>
         <w:t>4.2.4: Board Performance Evaluation Frequency</w:t>
       </w:r>
-      <w:bookmarkEnd w:id="160"/>
+      <w:bookmarkEnd w:id="143"/>
     </w:p>
     <w:p>
       <w:pPr>
@@ -28920,7 +28055,7 @@
                 <w:szCs w:val="24"/>
               </w:rPr>
             </w:pPr>
-            <w:bookmarkStart w:id="161" w:name="_Toc202527048"/>
+            <w:bookmarkStart w:id="144" w:name="_Toc202527048"/>
             <w:r>
               <w:rPr>
                 <w:rFonts w:ascii="Times New Roman" w:hAnsi="Times New Roman" w:cs="Times New Roman"/>
@@ -28996,7 +28131,7 @@
               </w:rPr>
               <w:t>How frequently does the board of directors evaluate company performance?</w:t>
             </w:r>
-            <w:bookmarkEnd w:id="161"/>
+            <w:bookmarkEnd w:id="144"/>
           </w:p>
         </w:tc>
       </w:tr>
@@ -30144,14 +29279,14 @@
           <w:rFonts w:cs="Times New Roman"/>
         </w:rPr>
       </w:pPr>
-      <w:bookmarkStart w:id="162" w:name="_Toc202527995"/>
+      <w:bookmarkStart w:id="145" w:name="_Toc202527995"/>
       <w:r>
         <w:rPr>
           <w:rFonts w:cs="Times New Roman"/>
         </w:rPr>
         <w:t>4.3. Effect of Corporate Governance on Profitability</w:t>
       </w:r>
-      <w:bookmarkEnd w:id="162"/>
+      <w:bookmarkEnd w:id="145"/>
     </w:p>
     <w:p>
       <w:pPr>
@@ -30181,14 +29316,14 @@
           <w:rFonts w:cs="Times New Roman"/>
         </w:rPr>
       </w:pPr>
-      <w:bookmarkStart w:id="163" w:name="_Toc202527996"/>
+      <w:bookmarkStart w:id="146" w:name="_Toc202527996"/>
       <w:r>
         <w:rPr>
           <w:rFonts w:cs="Times New Roman"/>
         </w:rPr>
         <w:t>4.3.1. Impact of Corporate Governance on Transparency and Profitability</w:t>
       </w:r>
-      <w:bookmarkEnd w:id="163"/>
+      <w:bookmarkEnd w:id="146"/>
     </w:p>
     <w:p>
       <w:pPr>
@@ -30250,7 +29385,7 @@
           <w:szCs w:val="24"/>
         </w:rPr>
       </w:pPr>
-      <w:bookmarkStart w:id="164" w:name="_Toc202527049"/>
+      <w:bookmarkStart w:id="147" w:name="_Toc202527049"/>
       <w:r>
         <w:rPr>
           <w:rFonts w:ascii="Times New Roman" w:hAnsi="Times New Roman" w:cs="Times New Roman"/>
@@ -30335,7 +29470,7 @@
         </w:rPr>
         <w:t>Perceived Impact of Corporate Governance on Profitability</w:t>
       </w:r>
-      <w:bookmarkEnd w:id="164"/>
+      <w:bookmarkEnd w:id="147"/>
     </w:p>
     <w:tbl>
       <w:tblPr>
@@ -33779,14 +32914,14 @@
           <w:rFonts w:cs="Times New Roman"/>
         </w:rPr>
       </w:pPr>
-      <w:bookmarkStart w:id="165" w:name="_Toc202527997"/>
+      <w:bookmarkStart w:id="148" w:name="_Toc202527997"/>
       <w:r>
         <w:rPr>
           <w:rFonts w:cs="Times New Roman"/>
         </w:rPr>
         <w:t>4.3.2. Profitability Indicators Used</w:t>
       </w:r>
-      <w:bookmarkEnd w:id="165"/>
+      <w:bookmarkEnd w:id="148"/>
     </w:p>
     <w:p>
       <w:pPr>
@@ -36001,14 +35136,14 @@
               <w:rFonts w:cs="Times New Roman"/>
             </w:rPr>
           </w:pPr>
-          <w:bookmarkStart w:id="166" w:name="_Toc202527998"/>
+          <w:bookmarkStart w:id="149" w:name="_Toc202527998"/>
           <w:r>
             <w:rPr>
               <w:rFonts w:cs="Times New Roman"/>
             </w:rPr>
             <w:t>References</w:t>
           </w:r>
-          <w:bookmarkEnd w:id="166"/>
+          <w:bookmarkEnd w:id="149"/>
         </w:p>
         <w:sdt>
           <w:sdtPr>
@@ -37998,7 +37133,7 @@
       </w:r>
     </w:p>
   </w:comment>
-  <w:comment w:id="29" w:author="NF Xavier" w:date="2025-06-24T19:10:00Z" w:initials="NX">
+  <w:comment w:id="39" w:author="NF Xavier" w:date="2025-06-24T19:09:00Z" w:initials="NX">
     <w:p>
       <w:pPr>
         <w:pStyle w:val="CommentText"/>
@@ -38010,11 +37145,11 @@
         <w:annotationRef/>
       </w:r>
       <w:r>
-        <w:t xml:space="preserve">Add some non-financial performance indicators </w:t>
+        <w:t xml:space="preserve">Add also other non-financial performance indicators </w:t>
       </w:r>
     </w:p>
   </w:comment>
-  <w:comment w:id="30" w:author="Diane" w:date="2025-06-25T18:41:00Z" w:initials="D">
+  <w:comment w:id="38" w:author="Diane" w:date="2025-06-25T18:43:00Z" w:initials="D">
     <w:p>
       <w:pPr>
         <w:pStyle w:val="CommentText"/>
@@ -38042,11 +37177,11 @@
         <w:annotationRef/>
       </w:r>
       <w:r>
-        <w:t xml:space="preserve">Add also other non-financial performance indicators </w:t>
+        <w:t>Choose one common formula</w:t>
       </w:r>
     </w:p>
   </w:comment>
-  <w:comment w:id="42" w:author="Diane" w:date="2025-06-25T18:43:00Z" w:initials="D">
+  <w:comment w:id="40" w:author="Diane" w:date="2025-06-25T18:43:00Z" w:initials="D">
     <w:p>
       <w:pPr>
         <w:pStyle w:val="CommentText"/>
@@ -38062,7 +37197,7 @@
       </w:r>
     </w:p>
   </w:comment>
-  <w:comment w:id="43" w:author="NF Xavier" w:date="2025-06-24T19:09:00Z" w:initials="NX">
+  <w:comment w:id="70" w:author="NF Xavier" w:date="2025-06-24T19:16:00Z" w:initials="NX">
     <w:p>
       <w:pPr>
         <w:pStyle w:val="CommentText"/>
@@ -38074,59 +37209,11 @@
         <w:annotationRef/>
       </w:r>
       <w:r>
-        <w:t>Choose one common formula</w:t>
+        <w:t xml:space="preserve">Conduct this research in more than one company. Preferably 4 companies </w:t>
       </w:r>
     </w:p>
   </w:comment>
-  <w:comment w:id="44" w:author="Diane" w:date="2025-06-25T18:43:00Z" w:initials="D">
-    <w:p>
-      <w:pPr>
-        <w:pStyle w:val="CommentText"/>
-      </w:pPr>
-      <w:r>
-        <w:rPr>
-          <w:rStyle w:val="CommentReference"/>
-        </w:rPr>
-        <w:annotationRef/>
-      </w:r>
-      <w:r>
-        <w:t>revised</w:t>
-      </w:r>
-    </w:p>
-  </w:comment>
-  <w:comment w:id="51" w:author="NF Xavier" w:date="2025-06-24T19:09:00Z" w:initials="NX">
-    <w:p>
-      <w:pPr>
-        <w:pStyle w:val="CommentText"/>
-      </w:pPr>
-      <w:r>
-        <w:rPr>
-          <w:rStyle w:val="CommentReference"/>
-        </w:rPr>
-        <w:annotationRef/>
-      </w:r>
-      <w:r>
-        <w:t>These are contributing nothing to your topic. Reove</w:t>
-      </w:r>
-    </w:p>
-  </w:comment>
-  <w:comment w:id="85" w:author="NF Xavier" w:date="2025-06-24T19:16:00Z" w:initials="NX">
-    <w:p>
-      <w:pPr>
-        <w:pStyle w:val="CommentText"/>
-      </w:pPr>
-      <w:r>
-        <w:rPr>
-          <w:rStyle w:val="CommentReference"/>
-        </w:rPr>
-        <w:annotationRef/>
-      </w:r>
-      <w:r>
-        <w:t xml:space="preserve">Conduct this research in more than one company. Preferably 4 companies </w:t>
-      </w:r>
-    </w:p>
-  </w:comment>
-  <w:comment w:id="86" w:author="Diane" w:date="2025-06-25T18:44:00Z" w:initials="D">
+  <w:comment w:id="69" w:author="Diane" w:date="2025-06-25T18:44:00Z" w:initials="D">
     <w:p>
       <w:pPr>
         <w:pStyle w:val="CommentText"/>
@@ -38150,13 +37237,10 @@
   <w15:commentEx w15:paraId="195DD64C" w15:done="0"/>
   <w15:commentEx w15:paraId="4B5FC8BE" w15:done="0"/>
   <w15:commentEx w15:paraId="0DCE0FD5" w15:paraIdParent="4B5FC8BE" w15:done="0"/>
-  <w15:commentEx w15:paraId="0B4C222A" w15:done="0"/>
-  <w15:commentEx w15:paraId="02C75883" w15:paraIdParent="0B4C222A" w15:done="0"/>
   <w15:commentEx w15:paraId="59ACD7B1" w15:done="0"/>
   <w15:commentEx w15:paraId="398BE769" w15:paraIdParent="59ACD7B1" w15:done="0"/>
   <w15:commentEx w15:paraId="75B7A1DC" w15:done="0"/>
   <w15:commentEx w15:paraId="01D12C1C" w15:paraIdParent="75B7A1DC" w15:done="0"/>
-  <w15:commentEx w15:paraId="5410819D" w15:done="0"/>
   <w15:commentEx w15:paraId="4539E661" w15:done="0"/>
   <w15:commentEx w15:paraId="4BF0D58B" w15:paraIdParent="4539E661" w15:done="0"/>
 </w15:commentsEx>
@@ -38175,7 +37259,7 @@
 
 <file path=word/footer1.xml><?xml version="1.0" encoding="utf-8"?>
 <w:ftr xmlns:wpc="http://schemas.microsoft.com/office/word/2010/wordprocessingCanvas" xmlns:cx="http://schemas.microsoft.com/office/drawing/2014/chartex" xmlns:mc="http://schemas.openxmlformats.org/markup-compatibility/2006" xmlns:o="urn:schemas-microsoft-com:office:office" xmlns:r="http://schemas.openxmlformats.org/officeDocument/2006/relationships" xmlns:m="http://schemas.openxmlformats.org/officeDocument/2006/math" xmlns:v="urn:schemas-microsoft-com:vml" xmlns:wp14="http://schemas.microsoft.com/office/word/2010/wordprocessingDrawing" xmlns:wp="http://schemas.openxmlformats.org/drawingml/2006/wordprocessingDrawing" xmlns:w10="urn:schemas-microsoft-com:office:word" xmlns:w="http://schemas.openxmlformats.org/wordprocessingml/2006/main" xmlns:w14="http://schemas.microsoft.com/office/word/2010/wordml" xmlns:w15="http://schemas.microsoft.com/office/word/2012/wordml" xmlns:w16se="http://schemas.microsoft.com/office/word/2015/wordml/symex" xmlns:wpg="http://schemas.microsoft.com/office/word/2010/wordprocessingGroup" xmlns:wpi="http://schemas.microsoft.com/office/word/2010/wordprocessingInk" xmlns:wne="http://schemas.microsoft.com/office/word/2006/wordml" xmlns:wps="http://schemas.microsoft.com/office/word/2010/wordprocessingShape" mc:Ignorable="w14 w15 w16se wp14">
-  <w:customXmlInsRangeStart w:id="167" w:author="Diane" w:date="2025-07-01T18:35:00Z"/>
+  <w:customXmlInsRangeStart w:id="150" w:author="Diane" w:date="2025-07-01T18:35:00Z"/>
   <w:sdt>
     <w:sdtPr>
       <w:id w:val="474879953"/>
@@ -38190,16 +37274,16 @@
       </w:rPr>
     </w:sdtEndPr>
     <w:sdtContent>
-      <w:customXmlInsRangeEnd w:id="167"/>
+      <w:customXmlInsRangeEnd w:id="150"/>
       <w:p>
         <w:pPr>
           <w:pStyle w:val="Footer"/>
           <w:jc w:val="center"/>
           <w:rPr>
-            <w:ins w:id="168" w:author="Diane" w:date="2025-07-01T18:35:00Z"/>
+            <w:ins w:id="151" w:author="Diane" w:date="2025-07-01T18:35:00Z"/>
           </w:rPr>
         </w:pPr>
-        <w:ins w:id="169" w:author="Diane" w:date="2025-07-01T18:35:00Z">
+        <w:ins w:id="152" w:author="Diane" w:date="2025-07-01T18:35:00Z">
           <w:r>
             <w:fldChar w:fldCharType="begin"/>
           </w:r>
@@ -38216,7 +37300,7 @@
           </w:rPr>
           <w:t>1</w:t>
         </w:r>
-        <w:ins w:id="170" w:author="Diane" w:date="2025-07-01T18:35:00Z">
+        <w:ins w:id="153" w:author="Diane" w:date="2025-07-01T18:35:00Z">
           <w:r>
             <w:rPr>
               <w:noProof/>
@@ -38225,10 +37309,10 @@
           </w:r>
         </w:ins>
       </w:p>
-      <w:customXmlInsRangeStart w:id="171" w:author="Diane" w:date="2025-07-01T18:35:00Z"/>
+      <w:customXmlInsRangeStart w:id="154" w:author="Diane" w:date="2025-07-01T18:35:00Z"/>
     </w:sdtContent>
   </w:sdt>
-  <w:customXmlInsRangeEnd w:id="171"/>
+  <w:customXmlInsRangeEnd w:id="154"/>
   <w:p>
     <w:pPr>
       <w:pStyle w:val="Footer"/>
@@ -38366,7 +37450,7 @@
   <w:abstractNum w:abstractNumId="1" w15:restartNumberingAfterBreak="0">
     <w:nsid w:val="0EEE6D3F"/>
     <w:multiLevelType w:val="multilevel"/>
-    <w:tmpl w:val="4E5687AA"/>
+    <w:tmpl w:val="5E7C43CE"/>
     <w:lvl w:ilvl="0">
       <w:start w:val="1"/>
       <w:numFmt w:val="decimal"/>
@@ -39363,11 +38447,12 @@
     <w:link w:val="Heading1Char"/>
     <w:uiPriority w:val="9"/>
     <w:qFormat/>
-    <w:rsid w:val="004D1D04"/>
+    <w:rsid w:val="00D30230"/>
     <w:pPr>
       <w:numPr>
         <w:numId w:val="7"/>
       </w:numPr>
+      <w:ind w:left="1620"/>
       <w:outlineLvl w:val="0"/>
     </w:pPr>
     <w:rPr>
@@ -39411,6 +38496,7 @@
     <w:link w:val="Heading3Char"/>
     <w:uiPriority w:val="9"/>
     <w:qFormat/>
+    <w:rsid w:val="00FF04B9"/>
     <w:pPr>
       <w:numPr>
         <w:ilvl w:val="2"/>
@@ -39423,7 +38509,7 @@
       <w:rFonts w:ascii="Times New Roman" w:eastAsia="Times New Roman" w:hAnsi="Times New Roman" w:cs="Times New Roman"/>
       <w:b/>
       <w:bCs/>
-      <w:sz w:val="27"/>
+      <w:sz w:val="24"/>
       <w:szCs w:val="27"/>
     </w:rPr>
   </w:style>
@@ -39432,10 +38518,9 @@
     <w:basedOn w:val="Normal"/>
     <w:next w:val="Normal"/>
     <w:link w:val="Heading4Char"/>
-    <w:semiHidden/>
     <w:unhideWhenUsed/>
     <w:qFormat/>
-    <w:rsid w:val="004A426B"/>
+    <w:rsid w:val="00FF04B9"/>
     <w:pPr>
       <w:keepNext/>
       <w:keepLines/>
@@ -39447,10 +38532,10 @@
       <w:outlineLvl w:val="3"/>
     </w:pPr>
     <w:rPr>
-      <w:rFonts w:asciiTheme="majorHAnsi" w:eastAsiaTheme="majorEastAsia" w:hAnsiTheme="majorHAnsi" w:cstheme="majorBidi"/>
-      <w:i/>
+      <w:rFonts w:ascii="Times New Roman" w:eastAsiaTheme="majorEastAsia" w:hAnsi="Times New Roman" w:cstheme="majorBidi"/>
+      <w:b/>
       <w:iCs/>
-      <w:color w:val="2E74B5" w:themeColor="accent1" w:themeShade="BF"/>
+      <w:sz w:val="24"/>
     </w:rPr>
   </w:style>
   <w:style w:type="paragraph" w:styleId="Heading5">
@@ -39844,6 +38929,7 @@
       <w:keepNext/>
       <w:keepLines/>
       <w:spacing w:before="240" w:line="259" w:lineRule="auto"/>
+      <w:ind w:left="0"/>
       <w:outlineLvl w:val="9"/>
     </w:pPr>
     <w:rPr>
@@ -39917,7 +39003,7 @@
     <w:basedOn w:val="DefaultParagraphFont"/>
     <w:link w:val="Heading1"/>
     <w:uiPriority w:val="9"/>
-    <w:rsid w:val="004D1D04"/>
+    <w:rsid w:val="00D30230"/>
     <w:rPr>
       <w:rFonts w:eastAsiaTheme="minorEastAsia" w:cstheme="minorBidi"/>
       <w:b/>
@@ -39939,13 +39025,12 @@
     <w:name w:val="Heading 4 Char"/>
     <w:basedOn w:val="DefaultParagraphFont"/>
     <w:link w:val="Heading4"/>
-    <w:semiHidden/>
-    <w:rsid w:val="004A426B"/>
+    <w:rsid w:val="00FF04B9"/>
     <w:rPr>
-      <w:rFonts w:asciiTheme="majorHAnsi" w:eastAsiaTheme="majorEastAsia" w:hAnsiTheme="majorHAnsi" w:cstheme="majorBidi"/>
-      <w:i/>
+      <w:rFonts w:eastAsiaTheme="majorEastAsia" w:cstheme="majorBidi"/>
+      <w:b/>
       <w:iCs/>
-      <w:color w:val="2E74B5" w:themeColor="accent1" w:themeShade="BF"/>
+      <w:sz w:val="24"/>
       <w:lang w:eastAsia="zh-CN"/>
     </w:rPr>
   </w:style>
@@ -39954,12 +39039,12 @@
     <w:basedOn w:val="DefaultParagraphFont"/>
     <w:link w:val="Heading3"/>
     <w:uiPriority w:val="9"/>
-    <w:rsid w:val="00640DD5"/>
+    <w:rsid w:val="00FF04B9"/>
     <w:rPr>
       <w:rFonts w:eastAsia="Times New Roman"/>
       <w:b/>
       <w:bCs/>
-      <w:sz w:val="27"/>
+      <w:sz w:val="24"/>
       <w:szCs w:val="27"/>
       <w:lang w:eastAsia="zh-CN"/>
     </w:rPr>
@@ -41162,7 +40247,7 @@
 </file>
 
 <file path=customXml/itemProps2.xml><?xml version="1.0" encoding="utf-8"?>
-<ds:datastoreItem xmlns:ds="http://schemas.openxmlformats.org/officeDocument/2006/customXml" ds:itemID="{77754778-FD97-4F59-8A2F-6741AB87CC10}">
+<ds:datastoreItem xmlns:ds="http://schemas.openxmlformats.org/officeDocument/2006/customXml" ds:itemID="{F51F7710-EC3A-42D3-B845-BFD1CCD21610}">
   <ds:schemaRefs>
     <ds:schemaRef ds:uri="http://schemas.openxmlformats.org/officeDocument/2006/bibliography"/>
   </ds:schemaRefs>

--- a/ID.docx
+++ b/ID.docx
@@ -1959,7 +1959,7 @@
           </mc:Choice>
           <mc:Fallback>
             <w:pict>
-              <v:shapetype w14:anchorId="55AF86F8" id="_x0000_t32" coordsize="21600,21600" o:spt="32" o:oned="t" path="m,l21600,21600e" filled="f">
+              <v:shapetype w14:anchorId="02829FEB" id="_x0000_t32" coordsize="21600,21600" o:spt="32" o:oned="t" path="m,l21600,21600e" filled="f">
                 <v:path arrowok="t" fillok="f" o:connecttype="none"/>
                 <o:lock v:ext="edit" shapetype="t"/>
               </v:shapetype>
@@ -10826,7 +10826,7 @@
           </mc:Choice>
           <mc:Fallback>
             <w:pict>
-              <v:shapetype w14:anchorId="3626238B" id="_x0000_t68" coordsize="21600,21600" o:spt="68" adj="5400,5400" path="m0@0l@1@0@1,21600@2,21600@2@0,21600@0,10800,xe">
+              <v:shapetype w14:anchorId="3581B82A" id="_x0000_t68" coordsize="21600,21600" o:spt="68" adj="5400,5400" path="m0@0l@1@0@1,21600@2,21600@2@0,21600@0,10800,xe">
                 <v:stroke joinstyle="miter"/>
                 <v:formulas>
                   <v:f eqn="val #0"/>
@@ -10916,7 +10916,7 @@
           </mc:Choice>
           <mc:Fallback>
             <w:pict>
-              <v:shapetype w14:anchorId="21BDE3CE" id="_x0000_t13" coordsize="21600,21600" o:spt="13" adj="16200,5400" path="m@0,l@0@1,0@1,0@2@0@2@0,21600,21600,10800xe">
+              <v:shapetype w14:anchorId="0B0C0C56" id="_x0000_t13" coordsize="21600,21600" o:spt="13" adj="16200,5400" path="m@0,l@0@1,0@1,0@2@0@2@0,21600,21600,10800xe">
                 <v:stroke joinstyle="miter"/>
                 <v:formulas>
                   <v:f eqn="val #0"/>
@@ -12000,7 +12000,7 @@
           </mc:Choice>
           <mc:Fallback>
             <w:pict>
-              <v:rect w14:anchorId="561A7E16" id="Rectangle 5" o:spid="_x0000_s1026" style="position:absolute;margin-left:147pt;margin-top:185.25pt;width:161.25pt;height:120pt;z-index:251670528;visibility:visible;mso-wrap-style:square;mso-width-percent:0;mso-height-percent:0;mso-wrap-distance-left:9pt;mso-wrap-distance-top:0;mso-wrap-distance-right:9pt;mso-wrap-distance-bottom:0;mso-position-horizontal:absolute;mso-position-horizontal-relative:text;mso-position-vertical:absolute;mso-position-vertical-relative:text;mso-width-percent:0;mso-height-percent:0;mso-width-relative:margin;mso-height-relative:margin;v-text-anchor:middle" o:gfxdata="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" fillcolor="white [3201]" strokecolor="black [3200]" strokeweight="1pt"/>
+              <v:rect w14:anchorId="072B20C9" id="Rectangle 5" o:spid="_x0000_s1026" style="position:absolute;margin-left:147pt;margin-top:185.25pt;width:161.25pt;height:120pt;z-index:251670528;visibility:visible;mso-wrap-style:square;mso-width-percent:0;mso-height-percent:0;mso-wrap-distance-left:9pt;mso-wrap-distance-top:0;mso-wrap-distance-right:9pt;mso-wrap-distance-bottom:0;mso-position-horizontal:absolute;mso-position-horizontal-relative:text;mso-position-vertical:absolute;mso-position-vertical-relative:text;mso-width-percent:0;mso-height-percent:0;mso-width-relative:margin;mso-height-relative:margin;v-text-anchor:middle" o:gfxdata="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" fillcolor="white [3201]" strokecolor="black [3200]" strokeweight="1pt"/>
             </w:pict>
           </mc:Fallback>
         </mc:AlternateContent>
@@ -12074,7 +12074,7 @@
           </mc:Choice>
           <mc:Fallback>
             <w:pict>
-              <v:rect w14:anchorId="60478C42" id="Rectangle 3" o:spid="_x0000_s1026" style="position:absolute;margin-left:13.5pt;margin-top:26.25pt;width:161.25pt;height:120pt;z-index:251666432;visibility:visible;mso-wrap-style:square;mso-width-percent:0;mso-height-percent:0;mso-wrap-distance-left:9pt;mso-wrap-distance-top:0;mso-wrap-distance-right:9pt;mso-wrap-distance-bottom:0;mso-position-horizontal:absolute;mso-position-horizontal-relative:text;mso-position-vertical:absolute;mso-position-vertical-relative:text;mso-width-percent:0;mso-height-percent:0;mso-width-relative:margin;mso-height-relative:margin;v-text-anchor:middle" o:gfxdata="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" fillcolor="white [3201]" strokecolor="black [3200]" strokeweight="1pt"/>
+              <v:rect w14:anchorId="5D5A6A3F" id="Rectangle 3" o:spid="_x0000_s1026" style="position:absolute;margin-left:13.5pt;margin-top:26.25pt;width:161.25pt;height:120pt;z-index:251666432;visibility:visible;mso-wrap-style:square;mso-width-percent:0;mso-height-percent:0;mso-wrap-distance-left:9pt;mso-wrap-distance-top:0;mso-wrap-distance-right:9pt;mso-wrap-distance-bottom:0;mso-position-horizontal:absolute;mso-position-horizontal-relative:text;mso-position-vertical:absolute;mso-position-vertical-relative:text;mso-width-percent:0;mso-height-percent:0;mso-width-relative:margin;mso-height-relative:margin;v-text-anchor:middle" o:gfxdata="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" fillcolor="white [3201]" strokecolor="black [3200]" strokeweight="1pt"/>
             </w:pict>
           </mc:Fallback>
         </mc:AlternateContent>
@@ -12134,7 +12134,7 @@
           </mc:Choice>
           <mc:Fallback>
             <w:pict>
-              <v:rect w14:anchorId="3701DF76" id="Rectangle 2" o:spid="_x0000_s1026" style="width:453.75pt;height:310.5pt;visibility:visible;mso-wrap-style:square;mso-left-percent:-10001;mso-top-percent:-10001;mso-position-horizontal:absolute;mso-position-horizontal-relative:char;mso-position-vertical:absolute;mso-position-vertical-relative:line;mso-left-percent:-10001;mso-top-percent:-10001;v-text-anchor:middle" o:gfxdata="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" fillcolor="white [3201]" strokecolor="black [3200]" strokeweight="1pt">
+              <v:rect w14:anchorId="4D5A3F8E" id="Rectangle 2" o:spid="_x0000_s1026" style="width:453.75pt;height:310.5pt;visibility:visible;mso-wrap-style:square;mso-left-percent:-10001;mso-top-percent:-10001;mso-position-horizontal:absolute;mso-position-horizontal-relative:char;mso-position-vertical:absolute;mso-position-vertical-relative:line;mso-left-percent:-10001;mso-top-percent:-10001;v-text-anchor:middle" o:gfxdata="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" fillcolor="white [3201]" strokecolor="black [3200]" strokeweight="1pt">
                 <w10:anchorlock/>
               </v:rect>
             </w:pict>
@@ -12738,6 +12738,23 @@
     </w:p>
     <w:p>
       <w:pPr>
+        <w:rPr>
+          <w:rFonts w:ascii="Times New Roman" w:hAnsi="Times New Roman" w:cs="Times New Roman"/>
+          <w:sz w:val="24"/>
+          <w:szCs w:val="24"/>
+        </w:rPr>
+      </w:pPr>
+      <w:r>
+        <w:rPr>
+          <w:rFonts w:ascii="Times New Roman" w:hAnsi="Times New Roman" w:cs="Times New Roman"/>
+          <w:sz w:val="24"/>
+          <w:szCs w:val="24"/>
+        </w:rPr>
+        <w:br w:type="page"/>
+      </w:r>
+    </w:p>
+    <w:p>
+      <w:pPr>
         <w:spacing w:line="360" w:lineRule="auto"/>
         <w:jc w:val="both"/>
         <w:rPr>
@@ -12852,6 +12869,23 @@
     </w:p>
     <w:p>
       <w:pPr>
+        <w:rPr>
+          <w:rFonts w:ascii="Times New Roman" w:hAnsi="Times New Roman" w:cs="Times New Roman"/>
+          <w:sz w:val="24"/>
+          <w:szCs w:val="24"/>
+        </w:rPr>
+      </w:pPr>
+      <w:r>
+        <w:rPr>
+          <w:rFonts w:ascii="Times New Roman" w:hAnsi="Times New Roman" w:cs="Times New Roman"/>
+          <w:sz w:val="24"/>
+          <w:szCs w:val="24"/>
+        </w:rPr>
+        <w:br w:type="page"/>
+      </w:r>
+    </w:p>
+    <w:p>
+      <w:pPr>
         <w:pStyle w:val="Heading3"/>
       </w:pPr>
       <w:bookmarkStart w:id="36" w:name="_Toc202527945"/>
@@ -13259,34 +13293,6 @@
           <w:szCs w:val="24"/>
         </w:rPr>
         <w:t>Customer satisfaction measures how well a company meets or exceeds customer expectations. In the insurance sector, it is largely determined by the efficiency of claim settlements, the quality of customer service, and the responsiveness to inquiries or issues (Kotler &amp; Keller, 2016). Satisfied customers are more likely to remain loyal and promote the brand through positive word-of-mouth. High satisfaction reduces Customer Turnover and enhances the insurer’s reputation. It is a key driver of long-term success in the competitive insurance market.</w:t>
-      </w:r>
-    </w:p>
-    <w:p>
-      <w:pPr>
-        <w:spacing w:line="360" w:lineRule="auto"/>
-        <w:jc w:val="both"/>
-        <w:rPr>
-          <w:rFonts w:ascii="Times New Roman" w:hAnsi="Times New Roman" w:cs="Times New Roman"/>
-          <w:sz w:val="24"/>
-          <w:szCs w:val="24"/>
-        </w:rPr>
-      </w:pPr>
-    </w:p>
-    <w:p>
-      <w:pPr>
-        <w:rPr>
-          <w:rFonts w:ascii="Times New Roman" w:hAnsi="Times New Roman" w:cs="Times New Roman"/>
-          <w:sz w:val="24"/>
-          <w:szCs w:val="24"/>
-        </w:rPr>
-      </w:pPr>
-      <w:r>
-        <w:rPr>
-          <w:rFonts w:ascii="Times New Roman" w:hAnsi="Times New Roman" w:cs="Times New Roman"/>
-          <w:sz w:val="24"/>
-          <w:szCs w:val="24"/>
-        </w:rPr>
-        <w:br w:type="page"/>
       </w:r>
     </w:p>
     <w:p>
@@ -16658,17 +16664,7 @@
           <w:szCs w:val="24"/>
           <w:lang w:val="en-GB"/>
         </w:rPr>
-        <w:t xml:space="preserve">egression model </w:t>
-      </w:r>
-      <w:r>
-        <w:rPr>
-          <w:rFonts w:ascii="Times New Roman" w:hAnsi="Times New Roman" w:cs="Times New Roman"/>
-          <w:color w:val="auto"/>
-          <w:sz w:val="24"/>
-          <w:szCs w:val="24"/>
-          <w:lang w:val="en-GB"/>
-        </w:rPr>
-        <w:t>equation</w:t>
+        <w:t>egression model equation</w:t>
       </w:r>
     </w:p>
     <w:p>
@@ -26226,23 +26222,33 @@
           <w:sz w:val="24"/>
           <w:szCs w:val="24"/>
         </w:rPr>
-        <w:t xml:space="preserve"> is risk management policies, identified by 38% of respondents, indicating a strong focus on identifying and mitigating potential business risks. Audit practices follow with 28%, suggesting the company's commitment to financial accountability and transparency. Board composition is recognized by 22%, reflecting attention to the structure and diversity of leadership. Only 12% of respondents identified executive compensation as a key governance practice, which may imply limited </w:t>
-      </w:r>
-      <w:r>
-        <w:rPr>
-          <w:rFonts w:ascii="Times New Roman" w:hAnsi="Times New Roman" w:cs="Times New Roman"/>
-          <w:sz w:val="24"/>
-          <w:szCs w:val="24"/>
-        </w:rPr>
-        <w:t xml:space="preserve"> </w:t>
-      </w:r>
-      <w:r>
-        <w:rPr>
-          <w:rFonts w:ascii="Times New Roman" w:hAnsi="Times New Roman" w:cs="Times New Roman"/>
-          <w:sz w:val="24"/>
-          <w:szCs w:val="24"/>
-        </w:rPr>
-        <w:t xml:space="preserve">transparency or focus in this area. The cumulative percentage confirms that each practice builds on the previous, culminating in a full spectrum of governance measures. Overall, the data suggests SONARWA emphasizes risk and audit oversight more than compensation or board structure. This may point to strengths in operational risk control but potential gaps in leadership diversity or incentive </w:t>
+        <w:t xml:space="preserve"> is risk management policies, identified by 38% of respondents, indicating a strong focus on identifying and mitigating potential business risks. Audit practices follow with 28%, suggesting the company's commitment to financial accountability and transparency. Board composition is recognized by 22%, reflecting attention to the structure and diversity of leadership. Only 12% of respondents identified executive compensation as a key governance practice, which may imply </w:t>
+      </w:r>
+      <w:bookmarkStart w:id="129" w:name="_GoBack"/>
+      <w:bookmarkEnd w:id="129"/>
+      <w:r>
+        <w:rPr>
+          <w:rFonts w:ascii="Times New Roman" w:hAnsi="Times New Roman" w:cs="Times New Roman"/>
+          <w:sz w:val="24"/>
+          <w:szCs w:val="24"/>
+        </w:rPr>
+        <w:t xml:space="preserve">limited </w:t>
+      </w:r>
+      <w:r>
+        <w:rPr>
+          <w:rFonts w:ascii="Times New Roman" w:hAnsi="Times New Roman" w:cs="Times New Roman"/>
+          <w:sz w:val="24"/>
+          <w:szCs w:val="24"/>
+        </w:rPr>
+        <w:t>transparency</w:t>
+      </w:r>
+      <w:r>
+        <w:rPr>
+          <w:rFonts w:ascii="Times New Roman" w:hAnsi="Times New Roman" w:cs="Times New Roman"/>
+          <w:sz w:val="24"/>
+          <w:szCs w:val="24"/>
+        </w:rPr>
+        <w:t xml:space="preserve"> or focus in this area. The cumulative percentage confirms that each practice builds on the previous, culminating in a full spectrum of governance measures. Overall, the data suggests SONARWA emphasizes risk and audit oversight more than compensation or board structure. This may point to strengths in operational risk control but potential gaps in leadership diversity or incentive </w:t>
       </w:r>
       <w:r>
         <w:rPr>
@@ -26257,11 +26263,11 @@
       <w:pPr>
         <w:pStyle w:val="Heading3"/>
       </w:pPr>
-      <w:bookmarkStart w:id="129" w:name="_Toc202527993"/>
+      <w:bookmarkStart w:id="130" w:name="_Toc202527993"/>
       <w:r>
         <w:t>CORPORATE GOVERNANCE MECHANISMS</w:t>
       </w:r>
-      <w:bookmarkEnd w:id="129"/>
+      <w:bookmarkEnd w:id="130"/>
     </w:p>
     <w:p>
       <w:pPr>
@@ -27537,11 +27543,11 @@
       <w:pPr>
         <w:pStyle w:val="Heading3"/>
       </w:pPr>
-      <w:bookmarkStart w:id="130" w:name="_Toc202527994"/>
+      <w:bookmarkStart w:id="131" w:name="_Toc202527994"/>
       <w:r>
         <w:t>BOARD PERFORMANCE EVALUATION FREQUENCY</w:t>
       </w:r>
-      <w:bookmarkEnd w:id="130"/>
+      <w:bookmarkEnd w:id="131"/>
     </w:p>
     <w:p>
       <w:pPr>
@@ -27691,7 +27697,7 @@
             <w:tcBorders>
               <w:top w:val="single" w:sz="16" w:space="0" w:color="000000"/>
               <w:left w:val="single" w:sz="16" w:space="0" w:color="000000"/>
-              <w:bottom w:val="single" w:sz="16" w:space="0" w:color="000000"/>
+              <w:bottom w:val="single" w:sz="18" w:space="0" w:color="000000"/>
               <w:right w:val="nil"/>
             </w:tcBorders>
             <w:shd w:val="clear" w:color="auto" w:fill="FFFFFF"/>
@@ -27716,7 +27722,7 @@
             <w:tcBorders>
               <w:top w:val="single" w:sz="16" w:space="0" w:color="000000"/>
               <w:left w:val="single" w:sz="16" w:space="0" w:color="000000"/>
-              <w:bottom w:val="single" w:sz="16" w:space="0" w:color="000000"/>
+              <w:bottom w:val="single" w:sz="18" w:space="0" w:color="000000"/>
             </w:tcBorders>
             <w:shd w:val="clear" w:color="auto" w:fill="FFFFFF"/>
           </w:tcPr>
@@ -27749,7 +27755,7 @@
             <w:tcW w:w="709" w:type="pct"/>
             <w:tcBorders>
               <w:top w:val="single" w:sz="16" w:space="0" w:color="000000"/>
-              <w:bottom w:val="single" w:sz="16" w:space="0" w:color="000000"/>
+              <w:bottom w:val="single" w:sz="18" w:space="0" w:color="000000"/>
             </w:tcBorders>
             <w:shd w:val="clear" w:color="auto" w:fill="FFFFFF"/>
           </w:tcPr>
@@ -27782,7 +27788,7 @@
             <w:tcW w:w="968" w:type="pct"/>
             <w:tcBorders>
               <w:top w:val="single" w:sz="16" w:space="0" w:color="000000"/>
-              <w:bottom w:val="single" w:sz="16" w:space="0" w:color="000000"/>
+              <w:bottom w:val="single" w:sz="18" w:space="0" w:color="000000"/>
             </w:tcBorders>
             <w:shd w:val="clear" w:color="auto" w:fill="FFFFFF"/>
           </w:tcPr>
@@ -27815,7 +27821,7 @@
             <w:tcW w:w="1033" w:type="pct"/>
             <w:tcBorders>
               <w:top w:val="single" w:sz="16" w:space="0" w:color="000000"/>
-              <w:bottom w:val="single" w:sz="16" w:space="0" w:color="000000"/>
+              <w:bottom w:val="single" w:sz="18" w:space="0" w:color="000000"/>
               <w:right w:val="single" w:sz="16" w:space="0" w:color="000000"/>
             </w:tcBorders>
             <w:shd w:val="clear" w:color="auto" w:fill="FFFFFF"/>
@@ -27854,10 +27860,10 @@
             <w:tcW w:w="515" w:type="pct"/>
             <w:vMerge w:val="restart"/>
             <w:tcBorders>
-              <w:top w:val="single" w:sz="16" w:space="0" w:color="000000"/>
-              <w:left w:val="single" w:sz="16" w:space="0" w:color="000000"/>
-              <w:bottom w:val="single" w:sz="16" w:space="0" w:color="000000"/>
-              <w:right w:val="nil"/>
+              <w:top w:val="single" w:sz="18" w:space="0" w:color="000000"/>
+              <w:left w:val="single" w:sz="18" w:space="0" w:color="000000"/>
+              <w:bottom w:val="single" w:sz="4" w:space="0" w:color="auto"/>
+              <w:right w:val="single" w:sz="4" w:space="0" w:color="auto"/>
             </w:tcBorders>
             <w:shd w:val="clear" w:color="auto" w:fill="FFFFFF"/>
             <w:vAlign w:val="center"/>
@@ -27886,10 +27892,10 @@
           <w:tcPr>
             <w:tcW w:w="968" w:type="pct"/>
             <w:tcBorders>
-              <w:top w:val="single" w:sz="16" w:space="0" w:color="000000"/>
-              <w:left w:val="nil"/>
-              <w:bottom w:val="nil"/>
-              <w:right w:val="single" w:sz="16" w:space="0" w:color="000000"/>
+              <w:top w:val="single" w:sz="18" w:space="0" w:color="000000"/>
+              <w:left w:val="single" w:sz="4" w:space="0" w:color="auto"/>
+              <w:bottom w:val="single" w:sz="4" w:space="0" w:color="auto"/>
+              <w:right w:val="single" w:sz="4" w:space="0" w:color="auto"/>
             </w:tcBorders>
             <w:shd w:val="clear" w:color="auto" w:fill="FFFFFF"/>
             <w:vAlign w:val="center"/>
@@ -27910,17 +27916,7 @@
                 <w:sz w:val="24"/>
                 <w:szCs w:val="24"/>
               </w:rPr>
-              <w:t>QUAR</w:t>
-            </w:r>
-            <w:bookmarkStart w:id="131" w:name="_GoBack"/>
-            <w:bookmarkEnd w:id="131"/>
-            <w:r>
-              <w:rPr>
-                <w:rFonts w:ascii="Times New Roman" w:hAnsi="Times New Roman" w:cs="Times New Roman"/>
-                <w:sz w:val="24"/>
-                <w:szCs w:val="24"/>
-              </w:rPr>
-              <w:t>TERLY</w:t>
+              <w:t>QUARTERLY</w:t>
             </w:r>
           </w:p>
         </w:tc>
@@ -27928,9 +27924,10 @@
           <w:tcPr>
             <w:tcW w:w="806" w:type="pct"/>
             <w:tcBorders>
-              <w:top w:val="single" w:sz="16" w:space="0" w:color="000000"/>
-              <w:left w:val="single" w:sz="16" w:space="0" w:color="000000"/>
-              <w:bottom w:val="nil"/>
+              <w:top w:val="single" w:sz="18" w:space="0" w:color="000000"/>
+              <w:left w:val="single" w:sz="4" w:space="0" w:color="auto"/>
+              <w:bottom w:val="single" w:sz="4" w:space="0" w:color="auto"/>
+              <w:right w:val="single" w:sz="4" w:space="0" w:color="auto"/>
             </w:tcBorders>
             <w:shd w:val="clear" w:color="auto" w:fill="FFFFFF"/>
             <w:vAlign w:val="center"/>
@@ -27959,8 +27956,10 @@
           <w:tcPr>
             <w:tcW w:w="709" w:type="pct"/>
             <w:tcBorders>
-              <w:top w:val="single" w:sz="16" w:space="0" w:color="000000"/>
-              <w:bottom w:val="nil"/>
+              <w:top w:val="single" w:sz="18" w:space="0" w:color="000000"/>
+              <w:left w:val="single" w:sz="4" w:space="0" w:color="auto"/>
+              <w:bottom w:val="single" w:sz="4" w:space="0" w:color="auto"/>
+              <w:right w:val="single" w:sz="4" w:space="0" w:color="auto"/>
             </w:tcBorders>
             <w:shd w:val="clear" w:color="auto" w:fill="FFFFFF"/>
             <w:vAlign w:val="center"/>
@@ -27989,8 +27988,10 @@
           <w:tcPr>
             <w:tcW w:w="968" w:type="pct"/>
             <w:tcBorders>
-              <w:top w:val="single" w:sz="16" w:space="0" w:color="000000"/>
-              <w:bottom w:val="nil"/>
+              <w:top w:val="single" w:sz="18" w:space="0" w:color="000000"/>
+              <w:left w:val="single" w:sz="4" w:space="0" w:color="auto"/>
+              <w:bottom w:val="single" w:sz="4" w:space="0" w:color="auto"/>
+              <w:right w:val="single" w:sz="4" w:space="0" w:color="auto"/>
             </w:tcBorders>
             <w:shd w:val="clear" w:color="auto" w:fill="FFFFFF"/>
             <w:vAlign w:val="center"/>
@@ -28019,9 +28020,10 @@
           <w:tcPr>
             <w:tcW w:w="1033" w:type="pct"/>
             <w:tcBorders>
-              <w:top w:val="single" w:sz="16" w:space="0" w:color="000000"/>
-              <w:bottom w:val="nil"/>
-              <w:right w:val="single" w:sz="16" w:space="0" w:color="000000"/>
+              <w:top w:val="single" w:sz="18" w:space="0" w:color="000000"/>
+              <w:left w:val="single" w:sz="4" w:space="0" w:color="auto"/>
+              <w:bottom w:val="single" w:sz="4" w:space="0" w:color="auto"/>
+              <w:right w:val="single" w:sz="18" w:space="0" w:color="000000"/>
             </w:tcBorders>
             <w:shd w:val="clear" w:color="auto" w:fill="FFFFFF"/>
             <w:vAlign w:val="center"/>
@@ -28056,10 +28058,10 @@
             <w:tcW w:w="515" w:type="pct"/>
             <w:vMerge/>
             <w:tcBorders>
-              <w:top w:val="single" w:sz="16" w:space="0" w:color="000000"/>
-              <w:left w:val="single" w:sz="16" w:space="0" w:color="000000"/>
-              <w:bottom w:val="single" w:sz="16" w:space="0" w:color="000000"/>
-              <w:right w:val="nil"/>
+              <w:top w:val="single" w:sz="4" w:space="0" w:color="auto"/>
+              <w:left w:val="single" w:sz="18" w:space="0" w:color="000000"/>
+              <w:bottom w:val="single" w:sz="4" w:space="0" w:color="auto"/>
+              <w:right w:val="single" w:sz="4" w:space="0" w:color="auto"/>
             </w:tcBorders>
             <w:shd w:val="clear" w:color="auto" w:fill="FFFFFF"/>
             <w:vAlign w:val="center"/>
@@ -28082,10 +28084,10 @@
           <w:tcPr>
             <w:tcW w:w="968" w:type="pct"/>
             <w:tcBorders>
-              <w:top w:val="nil"/>
-              <w:left w:val="nil"/>
-              <w:bottom w:val="nil"/>
-              <w:right w:val="single" w:sz="16" w:space="0" w:color="000000"/>
+              <w:top w:val="single" w:sz="4" w:space="0" w:color="auto"/>
+              <w:left w:val="single" w:sz="4" w:space="0" w:color="auto"/>
+              <w:bottom w:val="single" w:sz="4" w:space="0" w:color="auto"/>
+              <w:right w:val="single" w:sz="4" w:space="0" w:color="auto"/>
             </w:tcBorders>
             <w:shd w:val="clear" w:color="auto" w:fill="FFFFFF"/>
             <w:vAlign w:val="center"/>
@@ -28114,9 +28116,10 @@
           <w:tcPr>
             <w:tcW w:w="806" w:type="pct"/>
             <w:tcBorders>
-              <w:top w:val="nil"/>
-              <w:left w:val="single" w:sz="16" w:space="0" w:color="000000"/>
-              <w:bottom w:val="nil"/>
+              <w:top w:val="single" w:sz="4" w:space="0" w:color="auto"/>
+              <w:left w:val="single" w:sz="4" w:space="0" w:color="auto"/>
+              <w:bottom w:val="single" w:sz="4" w:space="0" w:color="auto"/>
+              <w:right w:val="single" w:sz="4" w:space="0" w:color="auto"/>
             </w:tcBorders>
             <w:shd w:val="clear" w:color="auto" w:fill="FFFFFF"/>
             <w:vAlign w:val="center"/>
@@ -28145,8 +28148,10 @@
           <w:tcPr>
             <w:tcW w:w="709" w:type="pct"/>
             <w:tcBorders>
-              <w:top w:val="nil"/>
-              <w:bottom w:val="nil"/>
+              <w:top w:val="single" w:sz="4" w:space="0" w:color="auto"/>
+              <w:left w:val="single" w:sz="4" w:space="0" w:color="auto"/>
+              <w:bottom w:val="single" w:sz="4" w:space="0" w:color="auto"/>
+              <w:right w:val="single" w:sz="4" w:space="0" w:color="auto"/>
             </w:tcBorders>
             <w:shd w:val="clear" w:color="auto" w:fill="FFFFFF"/>
             <w:vAlign w:val="center"/>
@@ -28175,8 +28180,10 @@
           <w:tcPr>
             <w:tcW w:w="968" w:type="pct"/>
             <w:tcBorders>
-              <w:top w:val="nil"/>
-              <w:bottom w:val="nil"/>
+              <w:top w:val="single" w:sz="4" w:space="0" w:color="auto"/>
+              <w:left w:val="single" w:sz="4" w:space="0" w:color="auto"/>
+              <w:bottom w:val="single" w:sz="4" w:space="0" w:color="auto"/>
+              <w:right w:val="single" w:sz="4" w:space="0" w:color="auto"/>
             </w:tcBorders>
             <w:shd w:val="clear" w:color="auto" w:fill="FFFFFF"/>
             <w:vAlign w:val="center"/>
@@ -28205,9 +28212,10 @@
           <w:tcPr>
             <w:tcW w:w="1033" w:type="pct"/>
             <w:tcBorders>
-              <w:top w:val="nil"/>
-              <w:bottom w:val="nil"/>
-              <w:right w:val="single" w:sz="16" w:space="0" w:color="000000"/>
+              <w:top w:val="single" w:sz="4" w:space="0" w:color="auto"/>
+              <w:left w:val="single" w:sz="4" w:space="0" w:color="auto"/>
+              <w:bottom w:val="single" w:sz="4" w:space="0" w:color="auto"/>
+              <w:right w:val="single" w:sz="18" w:space="0" w:color="000000"/>
             </w:tcBorders>
             <w:shd w:val="clear" w:color="auto" w:fill="FFFFFF"/>
             <w:vAlign w:val="center"/>
@@ -28242,10 +28250,10 @@
             <w:tcW w:w="515" w:type="pct"/>
             <w:vMerge/>
             <w:tcBorders>
-              <w:top w:val="single" w:sz="16" w:space="0" w:color="000000"/>
-              <w:left w:val="single" w:sz="16" w:space="0" w:color="000000"/>
-              <w:bottom w:val="single" w:sz="16" w:space="0" w:color="000000"/>
-              <w:right w:val="nil"/>
+              <w:top w:val="single" w:sz="4" w:space="0" w:color="auto"/>
+              <w:left w:val="single" w:sz="18" w:space="0" w:color="000000"/>
+              <w:bottom w:val="single" w:sz="4" w:space="0" w:color="auto"/>
+              <w:right w:val="single" w:sz="4" w:space="0" w:color="auto"/>
             </w:tcBorders>
             <w:shd w:val="clear" w:color="auto" w:fill="FFFFFF"/>
             <w:vAlign w:val="center"/>
@@ -28268,10 +28276,10 @@
           <w:tcPr>
             <w:tcW w:w="968" w:type="pct"/>
             <w:tcBorders>
-              <w:top w:val="nil"/>
-              <w:left w:val="nil"/>
-              <w:bottom w:val="nil"/>
-              <w:right w:val="single" w:sz="16" w:space="0" w:color="000000"/>
+              <w:top w:val="single" w:sz="4" w:space="0" w:color="auto"/>
+              <w:left w:val="single" w:sz="4" w:space="0" w:color="auto"/>
+              <w:bottom w:val="single" w:sz="4" w:space="0" w:color="auto"/>
+              <w:right w:val="single" w:sz="4" w:space="0" w:color="auto"/>
             </w:tcBorders>
             <w:shd w:val="clear" w:color="auto" w:fill="FFFFFF"/>
             <w:vAlign w:val="center"/>
@@ -28300,9 +28308,10 @@
           <w:tcPr>
             <w:tcW w:w="806" w:type="pct"/>
             <w:tcBorders>
-              <w:top w:val="nil"/>
-              <w:left w:val="single" w:sz="16" w:space="0" w:color="000000"/>
-              <w:bottom w:val="nil"/>
+              <w:top w:val="single" w:sz="4" w:space="0" w:color="auto"/>
+              <w:left w:val="single" w:sz="4" w:space="0" w:color="auto"/>
+              <w:bottom w:val="single" w:sz="4" w:space="0" w:color="auto"/>
+              <w:right w:val="single" w:sz="4" w:space="0" w:color="auto"/>
             </w:tcBorders>
             <w:shd w:val="clear" w:color="auto" w:fill="FFFFFF"/>
             <w:vAlign w:val="center"/>
@@ -28331,8 +28340,10 @@
           <w:tcPr>
             <w:tcW w:w="709" w:type="pct"/>
             <w:tcBorders>
-              <w:top w:val="nil"/>
-              <w:bottom w:val="nil"/>
+              <w:top w:val="single" w:sz="4" w:space="0" w:color="auto"/>
+              <w:left w:val="single" w:sz="4" w:space="0" w:color="auto"/>
+              <w:bottom w:val="single" w:sz="4" w:space="0" w:color="auto"/>
+              <w:right w:val="single" w:sz="4" w:space="0" w:color="auto"/>
             </w:tcBorders>
             <w:shd w:val="clear" w:color="auto" w:fill="FFFFFF"/>
             <w:vAlign w:val="center"/>
@@ -28361,8 +28372,10 @@
           <w:tcPr>
             <w:tcW w:w="968" w:type="pct"/>
             <w:tcBorders>
-              <w:top w:val="nil"/>
-              <w:bottom w:val="nil"/>
+              <w:top w:val="single" w:sz="4" w:space="0" w:color="auto"/>
+              <w:left w:val="single" w:sz="4" w:space="0" w:color="auto"/>
+              <w:bottom w:val="single" w:sz="4" w:space="0" w:color="auto"/>
+              <w:right w:val="single" w:sz="4" w:space="0" w:color="auto"/>
             </w:tcBorders>
             <w:shd w:val="clear" w:color="auto" w:fill="FFFFFF"/>
             <w:vAlign w:val="center"/>
@@ -28391,9 +28404,10 @@
           <w:tcPr>
             <w:tcW w:w="1033" w:type="pct"/>
             <w:tcBorders>
-              <w:top w:val="nil"/>
-              <w:bottom w:val="nil"/>
-              <w:right w:val="single" w:sz="16" w:space="0" w:color="000000"/>
+              <w:top w:val="single" w:sz="4" w:space="0" w:color="auto"/>
+              <w:left w:val="single" w:sz="4" w:space="0" w:color="auto"/>
+              <w:bottom w:val="single" w:sz="4" w:space="0" w:color="auto"/>
+              <w:right w:val="single" w:sz="18" w:space="0" w:color="000000"/>
             </w:tcBorders>
             <w:shd w:val="clear" w:color="auto" w:fill="FFFFFF"/>
             <w:vAlign w:val="center"/>
@@ -28428,10 +28442,10 @@
             <w:tcW w:w="515" w:type="pct"/>
             <w:vMerge/>
             <w:tcBorders>
-              <w:top w:val="single" w:sz="16" w:space="0" w:color="000000"/>
-              <w:left w:val="single" w:sz="16" w:space="0" w:color="000000"/>
-              <w:bottom w:val="single" w:sz="16" w:space="0" w:color="000000"/>
-              <w:right w:val="nil"/>
+              <w:top w:val="single" w:sz="4" w:space="0" w:color="auto"/>
+              <w:left w:val="single" w:sz="18" w:space="0" w:color="000000"/>
+              <w:bottom w:val="single" w:sz="4" w:space="0" w:color="auto"/>
+              <w:right w:val="single" w:sz="4" w:space="0" w:color="auto"/>
             </w:tcBorders>
             <w:shd w:val="clear" w:color="auto" w:fill="FFFFFF"/>
             <w:vAlign w:val="center"/>
@@ -28454,10 +28468,10 @@
           <w:tcPr>
             <w:tcW w:w="968" w:type="pct"/>
             <w:tcBorders>
-              <w:top w:val="nil"/>
-              <w:left w:val="nil"/>
-              <w:bottom w:val="nil"/>
-              <w:right w:val="single" w:sz="16" w:space="0" w:color="000000"/>
+              <w:top w:val="single" w:sz="4" w:space="0" w:color="auto"/>
+              <w:left w:val="single" w:sz="4" w:space="0" w:color="auto"/>
+              <w:bottom w:val="single" w:sz="4" w:space="0" w:color="auto"/>
+              <w:right w:val="single" w:sz="4" w:space="0" w:color="auto"/>
             </w:tcBorders>
             <w:shd w:val="clear" w:color="auto" w:fill="FFFFFF"/>
             <w:vAlign w:val="center"/>
@@ -28486,9 +28500,10 @@
           <w:tcPr>
             <w:tcW w:w="806" w:type="pct"/>
             <w:tcBorders>
-              <w:top w:val="nil"/>
-              <w:left w:val="single" w:sz="16" w:space="0" w:color="000000"/>
-              <w:bottom w:val="nil"/>
+              <w:top w:val="single" w:sz="4" w:space="0" w:color="auto"/>
+              <w:left w:val="single" w:sz="4" w:space="0" w:color="auto"/>
+              <w:bottom w:val="single" w:sz="4" w:space="0" w:color="auto"/>
+              <w:right w:val="single" w:sz="4" w:space="0" w:color="auto"/>
             </w:tcBorders>
             <w:shd w:val="clear" w:color="auto" w:fill="FFFFFF"/>
             <w:vAlign w:val="center"/>
@@ -28517,8 +28532,10 @@
           <w:tcPr>
             <w:tcW w:w="709" w:type="pct"/>
             <w:tcBorders>
-              <w:top w:val="nil"/>
-              <w:bottom w:val="nil"/>
+              <w:top w:val="single" w:sz="4" w:space="0" w:color="auto"/>
+              <w:left w:val="single" w:sz="4" w:space="0" w:color="auto"/>
+              <w:bottom w:val="single" w:sz="4" w:space="0" w:color="auto"/>
+              <w:right w:val="single" w:sz="4" w:space="0" w:color="auto"/>
             </w:tcBorders>
             <w:shd w:val="clear" w:color="auto" w:fill="FFFFFF"/>
             <w:vAlign w:val="center"/>
@@ -28547,8 +28564,10 @@
           <w:tcPr>
             <w:tcW w:w="968" w:type="pct"/>
             <w:tcBorders>
-              <w:top w:val="nil"/>
-              <w:bottom w:val="nil"/>
+              <w:top w:val="single" w:sz="4" w:space="0" w:color="auto"/>
+              <w:left w:val="single" w:sz="4" w:space="0" w:color="auto"/>
+              <w:bottom w:val="single" w:sz="4" w:space="0" w:color="auto"/>
+              <w:right w:val="single" w:sz="4" w:space="0" w:color="auto"/>
             </w:tcBorders>
             <w:shd w:val="clear" w:color="auto" w:fill="FFFFFF"/>
             <w:vAlign w:val="center"/>
@@ -28577,9 +28596,10 @@
           <w:tcPr>
             <w:tcW w:w="1033" w:type="pct"/>
             <w:tcBorders>
-              <w:top w:val="nil"/>
-              <w:bottom w:val="nil"/>
-              <w:right w:val="single" w:sz="16" w:space="0" w:color="000000"/>
+              <w:top w:val="single" w:sz="4" w:space="0" w:color="auto"/>
+              <w:left w:val="single" w:sz="4" w:space="0" w:color="auto"/>
+              <w:bottom w:val="single" w:sz="4" w:space="0" w:color="auto"/>
+              <w:right w:val="single" w:sz="18" w:space="0" w:color="000000"/>
             </w:tcBorders>
             <w:shd w:val="clear" w:color="auto" w:fill="FFFFFF"/>
             <w:vAlign w:val="center"/>
@@ -28614,10 +28634,10 @@
             <w:tcW w:w="515" w:type="pct"/>
             <w:vMerge/>
             <w:tcBorders>
-              <w:top w:val="single" w:sz="16" w:space="0" w:color="000000"/>
-              <w:left w:val="single" w:sz="16" w:space="0" w:color="000000"/>
-              <w:bottom w:val="single" w:sz="16" w:space="0" w:color="000000"/>
-              <w:right w:val="nil"/>
+              <w:top w:val="single" w:sz="4" w:space="0" w:color="auto"/>
+              <w:left w:val="single" w:sz="18" w:space="0" w:color="000000"/>
+              <w:bottom w:val="single" w:sz="18" w:space="0" w:color="000000"/>
+              <w:right w:val="single" w:sz="4" w:space="0" w:color="auto"/>
             </w:tcBorders>
             <w:shd w:val="clear" w:color="auto" w:fill="FFFFFF"/>
             <w:vAlign w:val="center"/>
@@ -28640,10 +28660,10 @@
           <w:tcPr>
             <w:tcW w:w="968" w:type="pct"/>
             <w:tcBorders>
-              <w:top w:val="nil"/>
-              <w:left w:val="nil"/>
-              <w:bottom w:val="single" w:sz="16" w:space="0" w:color="000000"/>
-              <w:right w:val="single" w:sz="16" w:space="0" w:color="000000"/>
+              <w:top w:val="single" w:sz="4" w:space="0" w:color="auto"/>
+              <w:left w:val="single" w:sz="4" w:space="0" w:color="auto"/>
+              <w:bottom w:val="single" w:sz="18" w:space="0" w:color="000000"/>
+              <w:right w:val="single" w:sz="4" w:space="0" w:color="auto"/>
             </w:tcBorders>
             <w:shd w:val="clear" w:color="auto" w:fill="FFFFFF"/>
             <w:vAlign w:val="center"/>
@@ -28672,9 +28692,10 @@
           <w:tcPr>
             <w:tcW w:w="806" w:type="pct"/>
             <w:tcBorders>
-              <w:top w:val="nil"/>
-              <w:left w:val="single" w:sz="16" w:space="0" w:color="000000"/>
-              <w:bottom w:val="single" w:sz="16" w:space="0" w:color="000000"/>
+              <w:top w:val="single" w:sz="4" w:space="0" w:color="auto"/>
+              <w:left w:val="single" w:sz="4" w:space="0" w:color="auto"/>
+              <w:bottom w:val="single" w:sz="18" w:space="0" w:color="000000"/>
+              <w:right w:val="single" w:sz="4" w:space="0" w:color="auto"/>
             </w:tcBorders>
             <w:shd w:val="clear" w:color="auto" w:fill="FFFFFF"/>
             <w:vAlign w:val="center"/>
@@ -28703,8 +28724,10 @@
           <w:tcPr>
             <w:tcW w:w="709" w:type="pct"/>
             <w:tcBorders>
-              <w:top w:val="nil"/>
-              <w:bottom w:val="single" w:sz="16" w:space="0" w:color="000000"/>
+              <w:top w:val="single" w:sz="4" w:space="0" w:color="auto"/>
+              <w:left w:val="single" w:sz="4" w:space="0" w:color="auto"/>
+              <w:bottom w:val="single" w:sz="18" w:space="0" w:color="000000"/>
+              <w:right w:val="single" w:sz="4" w:space="0" w:color="auto"/>
             </w:tcBorders>
             <w:shd w:val="clear" w:color="auto" w:fill="FFFFFF"/>
             <w:vAlign w:val="center"/>
@@ -28733,8 +28756,10 @@
           <w:tcPr>
             <w:tcW w:w="968" w:type="pct"/>
             <w:tcBorders>
-              <w:top w:val="nil"/>
-              <w:bottom w:val="single" w:sz="16" w:space="0" w:color="000000"/>
+              <w:top w:val="single" w:sz="4" w:space="0" w:color="auto"/>
+              <w:left w:val="single" w:sz="4" w:space="0" w:color="auto"/>
+              <w:bottom w:val="single" w:sz="18" w:space="0" w:color="000000"/>
+              <w:right w:val="single" w:sz="4" w:space="0" w:color="auto"/>
             </w:tcBorders>
             <w:shd w:val="clear" w:color="auto" w:fill="FFFFFF"/>
             <w:vAlign w:val="center"/>
@@ -28763,9 +28788,10 @@
           <w:tcPr>
             <w:tcW w:w="1033" w:type="pct"/>
             <w:tcBorders>
-              <w:top w:val="nil"/>
-              <w:bottom w:val="single" w:sz="16" w:space="0" w:color="000000"/>
-              <w:right w:val="single" w:sz="16" w:space="0" w:color="000000"/>
+              <w:top w:val="single" w:sz="4" w:space="0" w:color="auto"/>
+              <w:left w:val="single" w:sz="4" w:space="0" w:color="auto"/>
+              <w:bottom w:val="single" w:sz="18" w:space="0" w:color="000000"/>
+              <w:right w:val="single" w:sz="18" w:space="0" w:color="000000"/>
             </w:tcBorders>
             <w:shd w:val="clear" w:color="auto" w:fill="FFFFFF"/>
           </w:tcPr>
@@ -28785,61 +28811,38 @@
     </w:tbl>
     <w:p>
       <w:pPr>
-        <w:spacing w:after="160" w:line="360" w:lineRule="auto"/>
+        <w:spacing w:before="240" w:after="160" w:line="360" w:lineRule="auto"/>
         <w:jc w:val="both"/>
         <w:rPr>
           <w:rFonts w:ascii="Times New Roman" w:hAnsi="Times New Roman" w:cs="Times New Roman"/>
-          <w:b/>
-          <w:bCs/>
-          <w:sz w:val="24"/>
-          <w:szCs w:val="24"/>
-        </w:rPr>
-      </w:pPr>
+          <w:sz w:val="24"/>
+          <w:szCs w:val="24"/>
+        </w:rPr>
+      </w:pPr>
+      <w:r>
+        <w:rPr>
+          <w:rFonts w:ascii="Times New Roman" w:hAnsi="Times New Roman" w:cs="Times New Roman"/>
+          <w:sz w:val="24"/>
+          <w:szCs w:val="24"/>
+        </w:rPr>
+        <w:t>The data in Table 9 indicates that 50% of respondents believe the board of directors evaluates company performance annually, making it the most common frequency. Quarterly evaluations are reported by 24%, showing some commitment to more frequent oversight. Interestingly, 24% of respondents are not sure, which may point to a lack of communication or transparency about board activities. Only 2% say the board never evaluates performance. Overall, while annual reviews are the norm</w:t>
+      </w:r>
+      <w:r>
+        <w:rPr>
+          <w:rFonts w:ascii="Times New Roman" w:hAnsi="Times New Roman" w:cs="Times New Roman"/>
+          <w:sz w:val="24"/>
+          <w:szCs w:val="24"/>
+        </w:rPr>
+        <w:t>.</w:t>
+      </w:r>
+      <w:bookmarkStart w:id="132" w:name="_Toc202527995"/>
     </w:p>
     <w:p>
       <w:pPr>
-        <w:spacing w:after="160" w:line="360" w:lineRule="auto"/>
-        <w:jc w:val="both"/>
-        <w:rPr>
-          <w:rFonts w:ascii="Times New Roman" w:hAnsi="Times New Roman" w:cs="Times New Roman"/>
-          <w:b/>
-          <w:bCs/>
-          <w:sz w:val="24"/>
-          <w:szCs w:val="24"/>
-        </w:rPr>
-      </w:pPr>
-      <w:r>
-        <w:rPr>
-          <w:rFonts w:ascii="Times New Roman" w:hAnsi="Times New Roman" w:cs="Times New Roman"/>
-          <w:sz w:val="24"/>
-          <w:szCs w:val="24"/>
-        </w:rPr>
-        <w:t>The data in Table 9 indicates that 50% of respondents believe the board of directors evaluates company performance annually, making it the most common frequency. Quarterly evaluations are reported by 24%, showing some commitment to more frequent oversight. Interestingly, 24% of respondents are not sure, which may point to a lack of communication or transparency about board activities. Only 2% say the board never evaluates performance. Overall, while annual reviews are the norm</w:t>
-      </w:r>
-      <w:r>
-        <w:rPr>
-          <w:rFonts w:ascii="Times New Roman" w:hAnsi="Times New Roman" w:cs="Times New Roman"/>
-          <w:sz w:val="24"/>
-          <w:szCs w:val="24"/>
-        </w:rPr>
-        <w:t>.</w:t>
-      </w:r>
-    </w:p>
-    <w:p>
-      <w:pPr>
-        <w:pStyle w:val="Heading1"/>
-        <w:spacing w:line="360" w:lineRule="auto"/>
-        <w:jc w:val="both"/>
-        <w:rPr>
-          <w:rFonts w:cs="Times New Roman"/>
-        </w:rPr>
-      </w:pPr>
-      <w:bookmarkStart w:id="132" w:name="_Toc202527995"/>
-      <w:r>
-        <w:rPr>
-          <w:rFonts w:cs="Times New Roman"/>
-        </w:rPr>
-        <w:t>4.3. Effect of Corporate Governance on Profitability</w:t>
+        <w:pStyle w:val="Heading2"/>
+      </w:pPr>
+      <w:r>
+        <w:t>Effect of Corporate Governance on Profitability</w:t>
       </w:r>
       <w:bookmarkEnd w:id="132"/>
     </w:p>
@@ -28859,24 +28862,44 @@
           <w:sz w:val="24"/>
           <w:szCs w:val="24"/>
         </w:rPr>
-        <w:t>This section examines respondents' perceptions of how corporate governance impacts profitability.</w:t>
+        <w:t>This section examines respondents' perceptions of how corporate go</w:t>
+      </w:r>
+      <w:bookmarkStart w:id="133" w:name="_Toc202527996"/>
+      <w:r>
+        <w:rPr>
+          <w:rFonts w:ascii="Times New Roman" w:hAnsi="Times New Roman" w:cs="Times New Roman"/>
+          <w:sz w:val="24"/>
+          <w:szCs w:val="24"/>
+        </w:rPr>
+        <w:t>vernance impacts profitability.</w:t>
       </w:r>
     </w:p>
     <w:p>
       <w:pPr>
-        <w:pStyle w:val="Heading1"/>
-        <w:spacing w:line="360" w:lineRule="auto"/>
-        <w:jc w:val="both"/>
-        <w:rPr>
-          <w:rFonts w:cs="Times New Roman"/>
-        </w:rPr>
-      </w:pPr>
-      <w:bookmarkStart w:id="133" w:name="_Toc202527996"/>
-      <w:r>
-        <w:rPr>
-          <w:rFonts w:cs="Times New Roman"/>
-        </w:rPr>
-        <w:t>4.3.1. Impact of Corporate Governance on Transparency and Profitability</w:t>
+        <w:rPr>
+          <w:rFonts w:ascii="Times New Roman" w:hAnsi="Times New Roman" w:cs="Times New Roman"/>
+          <w:sz w:val="24"/>
+          <w:szCs w:val="24"/>
+        </w:rPr>
+      </w:pPr>
+      <w:r>
+        <w:rPr>
+          <w:rFonts w:ascii="Times New Roman" w:hAnsi="Times New Roman" w:cs="Times New Roman"/>
+          <w:sz w:val="24"/>
+          <w:szCs w:val="24"/>
+        </w:rPr>
+        <w:br w:type="page"/>
+      </w:r>
+    </w:p>
+    <w:p>
+      <w:pPr>
+        <w:pStyle w:val="Heading3"/>
+        <w:rPr>
+          <w:szCs w:val="24"/>
+        </w:rPr>
+      </w:pPr>
+      <w:r>
+        <w:t>Impact of Corporate Governance on Transparency and Profitability</w:t>
       </w:r>
       <w:bookmarkEnd w:id="133"/>
     </w:p>
@@ -28915,122 +28938,9 @@
         <w:t>.</w:t>
       </w:r>
     </w:p>
-    <w:p>
-      <w:pPr>
-        <w:spacing w:after="160" w:line="360" w:lineRule="auto"/>
-        <w:jc w:val="both"/>
-        <w:rPr>
-          <w:rFonts w:ascii="Times New Roman" w:hAnsi="Times New Roman" w:cs="Times New Roman"/>
-          <w:b/>
-          <w:bCs/>
-          <w:sz w:val="24"/>
-          <w:szCs w:val="24"/>
-        </w:rPr>
-      </w:pPr>
-    </w:p>
-    <w:p>
-      <w:pPr>
-        <w:pStyle w:val="Caption"/>
-        <w:keepNext/>
-        <w:jc w:val="both"/>
-        <w:rPr>
-          <w:rFonts w:ascii="Times New Roman" w:hAnsi="Times New Roman" w:cs="Times New Roman"/>
-          <w:color w:val="auto"/>
-          <w:sz w:val="24"/>
-          <w:szCs w:val="24"/>
-        </w:rPr>
-      </w:pPr>
-      <w:bookmarkStart w:id="134" w:name="_Toc202527049"/>
-      <w:r>
-        <w:rPr>
-          <w:rFonts w:ascii="Times New Roman" w:hAnsi="Times New Roman" w:cs="Times New Roman"/>
-          <w:color w:val="auto"/>
-          <w:sz w:val="24"/>
-          <w:szCs w:val="24"/>
-        </w:rPr>
-        <w:t xml:space="preserve">Table </w:t>
-      </w:r>
-      <w:r>
-        <w:rPr>
-          <w:rFonts w:ascii="Times New Roman" w:hAnsi="Times New Roman" w:cs="Times New Roman"/>
-          <w:color w:val="auto"/>
-          <w:sz w:val="24"/>
-          <w:szCs w:val="24"/>
-        </w:rPr>
-        <w:fldChar w:fldCharType="begin"/>
-      </w:r>
-      <w:r>
-        <w:rPr>
-          <w:rFonts w:ascii="Times New Roman" w:hAnsi="Times New Roman" w:cs="Times New Roman"/>
-          <w:color w:val="auto"/>
-          <w:sz w:val="24"/>
-          <w:szCs w:val="24"/>
-        </w:rPr>
-        <w:instrText xml:space="preserve"> SEQ Table \* ARABIC </w:instrText>
-      </w:r>
-      <w:r>
-        <w:rPr>
-          <w:rFonts w:ascii="Times New Roman" w:hAnsi="Times New Roman" w:cs="Times New Roman"/>
-          <w:color w:val="auto"/>
-          <w:sz w:val="24"/>
-          <w:szCs w:val="24"/>
-        </w:rPr>
-        <w:fldChar w:fldCharType="separate"/>
-      </w:r>
-      <w:r>
-        <w:rPr>
-          <w:rFonts w:ascii="Times New Roman" w:hAnsi="Times New Roman" w:cs="Times New Roman"/>
-          <w:noProof/>
-          <w:color w:val="auto"/>
-          <w:sz w:val="24"/>
-          <w:szCs w:val="24"/>
-        </w:rPr>
-        <w:t>10</w:t>
-      </w:r>
-      <w:r>
-        <w:rPr>
-          <w:rFonts w:ascii="Times New Roman" w:hAnsi="Times New Roman" w:cs="Times New Roman"/>
-          <w:color w:val="auto"/>
-          <w:sz w:val="24"/>
-          <w:szCs w:val="24"/>
-        </w:rPr>
-        <w:fldChar w:fldCharType="end"/>
-      </w:r>
-      <w:r>
-        <w:rPr>
-          <w:rFonts w:ascii="Times New Roman" w:hAnsi="Times New Roman" w:cs="Times New Roman"/>
-          <w:color w:val="auto"/>
-          <w:sz w:val="24"/>
-          <w:szCs w:val="24"/>
-        </w:rPr>
-        <w:t>:</w:t>
-      </w:r>
-      <w:r>
-        <w:rPr>
-          <w:rFonts w:ascii="Times New Roman" w:hAnsi="Times New Roman" w:cs="Times New Roman"/>
-          <w:color w:val="auto"/>
-          <w:sz w:val="24"/>
-          <w:szCs w:val="24"/>
-        </w:rPr>
-        <w:t xml:space="preserve"> </w:t>
-      </w:r>
-      <w:r>
-        <w:rPr>
-          <w:rFonts w:ascii="Times New Roman" w:hAnsi="Times New Roman" w:cs="Times New Roman"/>
-          <w:b w:val="0"/>
-          <w:bCs w:val="0"/>
-          <w:color w:val="auto"/>
-          <w:sz w:val="24"/>
-          <w:szCs w:val="24"/>
-        </w:rPr>
-        <w:t>Perceived Impact of Corporate Governance on Profitability</w:t>
-      </w:r>
-      <w:bookmarkEnd w:id="134"/>
-    </w:p>
     <w:tbl>
       <w:tblPr>
-        <w:tblW w:w="7380" w:type="dxa"/>
-        <w:tblInd w:w="-380" w:type="dxa"/>
+        <w:tblW w:w="5000" w:type="pct"/>
         <w:tblBorders>
           <w:top w:val="single" w:sz="8" w:space="0" w:color="000000"/>
           <w:left w:val="single" w:sz="8" w:space="0" w:color="000000"/>
@@ -29039,7 +28949,6 @@
           <w:insideH w:val="single" w:sz="8" w:space="0" w:color="000000"/>
           <w:insideV w:val="single" w:sz="8" w:space="0" w:color="000000"/>
         </w:tblBorders>
-        <w:tblLayout w:type="fixed"/>
         <w:tblCellMar>
           <w:left w:w="0" w:type="dxa"/>
           <w:right w:w="0" w:type="dxa"/>
@@ -29047,10 +28956,10 @@
         <w:tblLook w:val="0000" w:firstRow="0" w:lastRow="0" w:firstColumn="0" w:lastColumn="0" w:noHBand="0" w:noVBand="0"/>
       </w:tblPr>
       <w:tblGrid>
-        <w:gridCol w:w="2808"/>
-        <w:gridCol w:w="2322"/>
-        <w:gridCol w:w="900"/>
-        <w:gridCol w:w="1350"/>
+        <w:gridCol w:w="3418"/>
+        <w:gridCol w:w="2829"/>
+        <w:gridCol w:w="1096"/>
+        <w:gridCol w:w="1643"/>
       </w:tblGrid>
       <w:tr>
         <w:trPr>
@@ -29058,12 +28967,12 @@
         </w:trPr>
         <w:tc>
           <w:tcPr>
-            <w:tcW w:w="5130" w:type="dxa"/>
+            <w:tcW w:w="3476" w:type="pct"/>
             <w:gridSpan w:val="2"/>
             <w:tcBorders>
               <w:top w:val="single" w:sz="16" w:space="0" w:color="000000"/>
               <w:left w:val="single" w:sz="16" w:space="0" w:color="000000"/>
-              <w:bottom w:val="single" w:sz="16" w:space="0" w:color="000000"/>
+              <w:bottom w:val="single" w:sz="18" w:space="0" w:color="000000"/>
               <w:right w:val="nil"/>
             </w:tcBorders>
             <w:shd w:val="clear" w:color="auto" w:fill="FFFFFF"/>
@@ -29090,11 +28999,11 @@
         </w:tc>
         <w:tc>
           <w:tcPr>
-            <w:tcW w:w="900" w:type="dxa"/>
+            <w:tcW w:w="610" w:type="pct"/>
             <w:tcBorders>
               <w:top w:val="single" w:sz="16" w:space="0" w:color="000000"/>
               <w:left w:val="single" w:sz="16" w:space="0" w:color="000000"/>
-              <w:bottom w:val="single" w:sz="16" w:space="0" w:color="000000"/>
+              <w:bottom w:val="single" w:sz="18" w:space="0" w:color="000000"/>
             </w:tcBorders>
             <w:shd w:val="clear" w:color="auto" w:fill="FFFFFF"/>
           </w:tcPr>
@@ -29120,10 +29029,10 @@
         </w:tc>
         <w:tc>
           <w:tcPr>
-            <w:tcW w:w="1350" w:type="dxa"/>
+            <w:tcW w:w="915" w:type="pct"/>
             <w:tcBorders>
               <w:top w:val="single" w:sz="16" w:space="0" w:color="000000"/>
-              <w:bottom w:val="single" w:sz="16" w:space="0" w:color="000000"/>
+              <w:bottom w:val="single" w:sz="18" w:space="0" w:color="000000"/>
               <w:right w:val="single" w:sz="16" w:space="0" w:color="000000"/>
             </w:tcBorders>
             <w:shd w:val="clear" w:color="auto" w:fill="FFFFFF"/>
@@ -29155,12 +29064,12 @@
         </w:trPr>
         <w:tc>
           <w:tcPr>
-            <w:tcW w:w="2808" w:type="dxa"/>
+            <w:tcW w:w="1902" w:type="pct"/>
             <w:vMerge w:val="restart"/>
             <w:tcBorders>
-              <w:top w:val="single" w:sz="16" w:space="0" w:color="000000"/>
-              <w:left w:val="single" w:sz="16" w:space="0" w:color="000000"/>
-              <w:bottom w:val="nil"/>
+              <w:top w:val="single" w:sz="18" w:space="0" w:color="000000"/>
+              <w:left w:val="single" w:sz="18" w:space="0" w:color="000000"/>
+              <w:bottom w:val="single" w:sz="4" w:space="0" w:color="auto"/>
               <w:right w:val="single" w:sz="4" w:space="0" w:color="auto"/>
             </w:tcBorders>
             <w:shd w:val="clear" w:color="auto" w:fill="FFFFFF"/>
@@ -29188,12 +29097,12 @@
         </w:tc>
         <w:tc>
           <w:tcPr>
-            <w:tcW w:w="2322" w:type="dxa"/>
+            <w:tcW w:w="1573" w:type="pct"/>
             <w:tcBorders>
-              <w:top w:val="single" w:sz="16" w:space="0" w:color="000000"/>
+              <w:top w:val="single" w:sz="18" w:space="0" w:color="000000"/>
               <w:left w:val="single" w:sz="4" w:space="0" w:color="auto"/>
-              <w:bottom w:val="nil"/>
-              <w:right w:val="single" w:sz="16" w:space="0" w:color="000000"/>
+              <w:bottom w:val="single" w:sz="4" w:space="0" w:color="auto"/>
+              <w:right w:val="single" w:sz="4" w:space="0" w:color="auto"/>
             </w:tcBorders>
             <w:shd w:val="clear" w:color="auto" w:fill="FFFFFF"/>
             <w:vAlign w:val="center"/>
@@ -29220,11 +29129,12 @@
         </w:tc>
         <w:tc>
           <w:tcPr>
-            <w:tcW w:w="900" w:type="dxa"/>
+            <w:tcW w:w="610" w:type="pct"/>
             <w:tcBorders>
-              <w:top w:val="single" w:sz="16" w:space="0" w:color="000000"/>
-              <w:left w:val="single" w:sz="16" w:space="0" w:color="000000"/>
-              <w:bottom w:val="nil"/>
+              <w:top w:val="single" w:sz="18" w:space="0" w:color="000000"/>
+              <w:left w:val="single" w:sz="4" w:space="0" w:color="auto"/>
+              <w:bottom w:val="single" w:sz="4" w:space="0" w:color="auto"/>
+              <w:right w:val="single" w:sz="4" w:space="0" w:color="auto"/>
             </w:tcBorders>
             <w:shd w:val="clear" w:color="auto" w:fill="FFFFFF"/>
             <w:vAlign w:val="center"/>
@@ -29251,11 +29161,12 @@
         </w:tc>
         <w:tc>
           <w:tcPr>
-            <w:tcW w:w="1350" w:type="dxa"/>
+            <w:tcW w:w="915" w:type="pct"/>
             <w:tcBorders>
-              <w:top w:val="single" w:sz="16" w:space="0" w:color="000000"/>
-              <w:bottom w:val="nil"/>
-              <w:right w:val="single" w:sz="16" w:space="0" w:color="000000"/>
+              <w:top w:val="single" w:sz="18" w:space="0" w:color="000000"/>
+              <w:left w:val="single" w:sz="4" w:space="0" w:color="auto"/>
+              <w:bottom w:val="single" w:sz="4" w:space="0" w:color="auto"/>
+              <w:right w:val="single" w:sz="18" w:space="0" w:color="000000"/>
             </w:tcBorders>
             <w:shd w:val="clear" w:color="auto" w:fill="FFFFFF"/>
             <w:vAlign w:val="center"/>
@@ -29287,12 +29198,12 @@
         </w:trPr>
         <w:tc>
           <w:tcPr>
-            <w:tcW w:w="2808" w:type="dxa"/>
+            <w:tcW w:w="1902" w:type="pct"/>
             <w:vMerge/>
             <w:tcBorders>
-              <w:top w:val="single" w:sz="16" w:space="0" w:color="000000"/>
-              <w:left w:val="single" w:sz="16" w:space="0" w:color="000000"/>
-              <w:bottom w:val="nil"/>
+              <w:top w:val="single" w:sz="4" w:space="0" w:color="auto"/>
+              <w:left w:val="single" w:sz="18" w:space="0" w:color="000000"/>
+              <w:bottom w:val="single" w:sz="4" w:space="0" w:color="auto"/>
               <w:right w:val="single" w:sz="4" w:space="0" w:color="auto"/>
             </w:tcBorders>
             <w:shd w:val="clear" w:color="auto" w:fill="FFFFFF"/>
@@ -29312,12 +29223,12 @@
         </w:tc>
         <w:tc>
           <w:tcPr>
-            <w:tcW w:w="2322" w:type="dxa"/>
+            <w:tcW w:w="1573" w:type="pct"/>
             <w:tcBorders>
-              <w:top w:val="nil"/>
+              <w:top w:val="single" w:sz="4" w:space="0" w:color="auto"/>
               <w:left w:val="single" w:sz="4" w:space="0" w:color="auto"/>
-              <w:bottom w:val="nil"/>
-              <w:right w:val="single" w:sz="16" w:space="0" w:color="000000"/>
+              <w:bottom w:val="single" w:sz="4" w:space="0" w:color="auto"/>
+              <w:right w:val="single" w:sz="4" w:space="0" w:color="auto"/>
             </w:tcBorders>
             <w:shd w:val="clear" w:color="auto" w:fill="FFFFFF"/>
             <w:vAlign w:val="center"/>
@@ -29344,11 +29255,12 @@
         </w:tc>
         <w:tc>
           <w:tcPr>
-            <w:tcW w:w="900" w:type="dxa"/>
+            <w:tcW w:w="610" w:type="pct"/>
             <w:tcBorders>
-              <w:top w:val="nil"/>
-              <w:left w:val="single" w:sz="16" w:space="0" w:color="000000"/>
-              <w:bottom w:val="nil"/>
+              <w:top w:val="single" w:sz="4" w:space="0" w:color="auto"/>
+              <w:left w:val="single" w:sz="4" w:space="0" w:color="auto"/>
+              <w:bottom w:val="single" w:sz="4" w:space="0" w:color="auto"/>
+              <w:right w:val="single" w:sz="4" w:space="0" w:color="auto"/>
             </w:tcBorders>
             <w:shd w:val="clear" w:color="auto" w:fill="FFFFFF"/>
             <w:vAlign w:val="center"/>
@@ -29375,11 +29287,12 @@
         </w:tc>
         <w:tc>
           <w:tcPr>
-            <w:tcW w:w="1350" w:type="dxa"/>
+            <w:tcW w:w="915" w:type="pct"/>
             <w:tcBorders>
-              <w:top w:val="nil"/>
-              <w:bottom w:val="nil"/>
-              <w:right w:val="single" w:sz="16" w:space="0" w:color="000000"/>
+              <w:top w:val="single" w:sz="4" w:space="0" w:color="auto"/>
+              <w:left w:val="single" w:sz="4" w:space="0" w:color="auto"/>
+              <w:bottom w:val="single" w:sz="4" w:space="0" w:color="auto"/>
+              <w:right w:val="single" w:sz="18" w:space="0" w:color="000000"/>
             </w:tcBorders>
             <w:shd w:val="clear" w:color="auto" w:fill="FFFFFF"/>
             <w:vAlign w:val="center"/>
@@ -29411,12 +29324,12 @@
         </w:trPr>
         <w:tc>
           <w:tcPr>
-            <w:tcW w:w="2808" w:type="dxa"/>
+            <w:tcW w:w="1902" w:type="pct"/>
             <w:vMerge/>
             <w:tcBorders>
-              <w:top w:val="single" w:sz="16" w:space="0" w:color="000000"/>
-              <w:left w:val="single" w:sz="16" w:space="0" w:color="000000"/>
-              <w:bottom w:val="nil"/>
+              <w:top w:val="single" w:sz="4" w:space="0" w:color="auto"/>
+              <w:left w:val="single" w:sz="18" w:space="0" w:color="000000"/>
+              <w:bottom w:val="single" w:sz="4" w:space="0" w:color="auto"/>
               <w:right w:val="single" w:sz="4" w:space="0" w:color="auto"/>
             </w:tcBorders>
             <w:shd w:val="clear" w:color="auto" w:fill="FFFFFF"/>
@@ -29436,12 +29349,12 @@
         </w:tc>
         <w:tc>
           <w:tcPr>
-            <w:tcW w:w="2322" w:type="dxa"/>
+            <w:tcW w:w="1573" w:type="pct"/>
             <w:tcBorders>
-              <w:top w:val="nil"/>
+              <w:top w:val="single" w:sz="4" w:space="0" w:color="auto"/>
               <w:left w:val="single" w:sz="4" w:space="0" w:color="auto"/>
-              <w:bottom w:val="nil"/>
-              <w:right w:val="single" w:sz="16" w:space="0" w:color="000000"/>
+              <w:bottom w:val="single" w:sz="4" w:space="0" w:color="auto"/>
+              <w:right w:val="single" w:sz="4" w:space="0" w:color="auto"/>
             </w:tcBorders>
             <w:shd w:val="clear" w:color="auto" w:fill="FFFFFF"/>
             <w:vAlign w:val="center"/>
@@ -29468,11 +29381,12 @@
         </w:tc>
         <w:tc>
           <w:tcPr>
-            <w:tcW w:w="900" w:type="dxa"/>
+            <w:tcW w:w="610" w:type="pct"/>
             <w:tcBorders>
-              <w:top w:val="nil"/>
-              <w:left w:val="single" w:sz="16" w:space="0" w:color="000000"/>
-              <w:bottom w:val="nil"/>
+              <w:top w:val="single" w:sz="4" w:space="0" w:color="auto"/>
+              <w:left w:val="single" w:sz="4" w:space="0" w:color="auto"/>
+              <w:bottom w:val="single" w:sz="4" w:space="0" w:color="auto"/>
+              <w:right w:val="single" w:sz="4" w:space="0" w:color="auto"/>
             </w:tcBorders>
             <w:shd w:val="clear" w:color="auto" w:fill="FFFFFF"/>
             <w:vAlign w:val="center"/>
@@ -29499,11 +29413,12 @@
         </w:tc>
         <w:tc>
           <w:tcPr>
-            <w:tcW w:w="1350" w:type="dxa"/>
+            <w:tcW w:w="915" w:type="pct"/>
             <w:tcBorders>
-              <w:top w:val="nil"/>
-              <w:bottom w:val="nil"/>
-              <w:right w:val="single" w:sz="16" w:space="0" w:color="000000"/>
+              <w:top w:val="single" w:sz="4" w:space="0" w:color="auto"/>
+              <w:left w:val="single" w:sz="4" w:space="0" w:color="auto"/>
+              <w:bottom w:val="single" w:sz="4" w:space="0" w:color="auto"/>
+              <w:right w:val="single" w:sz="18" w:space="0" w:color="000000"/>
             </w:tcBorders>
             <w:shd w:val="clear" w:color="auto" w:fill="FFFFFF"/>
             <w:vAlign w:val="center"/>
@@ -29535,12 +29450,12 @@
         </w:trPr>
         <w:tc>
           <w:tcPr>
-            <w:tcW w:w="2808" w:type="dxa"/>
+            <w:tcW w:w="1902" w:type="pct"/>
             <w:vMerge/>
             <w:tcBorders>
-              <w:top w:val="single" w:sz="16" w:space="0" w:color="000000"/>
-              <w:left w:val="single" w:sz="16" w:space="0" w:color="000000"/>
-              <w:bottom w:val="nil"/>
+              <w:top w:val="single" w:sz="4" w:space="0" w:color="auto"/>
+              <w:left w:val="single" w:sz="18" w:space="0" w:color="000000"/>
+              <w:bottom w:val="single" w:sz="4" w:space="0" w:color="auto"/>
               <w:right w:val="single" w:sz="4" w:space="0" w:color="auto"/>
             </w:tcBorders>
             <w:shd w:val="clear" w:color="auto" w:fill="FFFFFF"/>
@@ -29560,12 +29475,12 @@
         </w:tc>
         <w:tc>
           <w:tcPr>
-            <w:tcW w:w="2322" w:type="dxa"/>
+            <w:tcW w:w="1573" w:type="pct"/>
             <w:tcBorders>
-              <w:top w:val="nil"/>
+              <w:top w:val="single" w:sz="4" w:space="0" w:color="auto"/>
               <w:left w:val="single" w:sz="4" w:space="0" w:color="auto"/>
-              <w:bottom w:val="nil"/>
-              <w:right w:val="single" w:sz="16" w:space="0" w:color="000000"/>
+              <w:bottom w:val="single" w:sz="4" w:space="0" w:color="auto"/>
+              <w:right w:val="single" w:sz="4" w:space="0" w:color="auto"/>
             </w:tcBorders>
             <w:shd w:val="clear" w:color="auto" w:fill="FFFFFF"/>
             <w:vAlign w:val="center"/>
@@ -29592,11 +29507,12 @@
         </w:tc>
         <w:tc>
           <w:tcPr>
-            <w:tcW w:w="900" w:type="dxa"/>
+            <w:tcW w:w="610" w:type="pct"/>
             <w:tcBorders>
-              <w:top w:val="nil"/>
-              <w:left w:val="single" w:sz="16" w:space="0" w:color="000000"/>
-              <w:bottom w:val="nil"/>
+              <w:top w:val="single" w:sz="4" w:space="0" w:color="auto"/>
+              <w:left w:val="single" w:sz="4" w:space="0" w:color="auto"/>
+              <w:bottom w:val="single" w:sz="4" w:space="0" w:color="auto"/>
+              <w:right w:val="single" w:sz="4" w:space="0" w:color="auto"/>
             </w:tcBorders>
             <w:shd w:val="clear" w:color="auto" w:fill="FFFFFF"/>
             <w:vAlign w:val="center"/>
@@ -29623,11 +29539,12 @@
         </w:tc>
         <w:tc>
           <w:tcPr>
-            <w:tcW w:w="1350" w:type="dxa"/>
+            <w:tcW w:w="915" w:type="pct"/>
             <w:tcBorders>
-              <w:top w:val="nil"/>
-              <w:bottom w:val="nil"/>
-              <w:right w:val="single" w:sz="16" w:space="0" w:color="000000"/>
+              <w:top w:val="single" w:sz="4" w:space="0" w:color="auto"/>
+              <w:left w:val="single" w:sz="4" w:space="0" w:color="auto"/>
+              <w:bottom w:val="single" w:sz="4" w:space="0" w:color="auto"/>
+              <w:right w:val="single" w:sz="18" w:space="0" w:color="000000"/>
             </w:tcBorders>
             <w:shd w:val="clear" w:color="auto" w:fill="FFFFFF"/>
             <w:vAlign w:val="center"/>
@@ -29659,11 +29576,11 @@
         </w:trPr>
         <w:tc>
           <w:tcPr>
-            <w:tcW w:w="2808" w:type="dxa"/>
+            <w:tcW w:w="1902" w:type="pct"/>
             <w:vMerge/>
             <w:tcBorders>
-              <w:top w:val="single" w:sz="16" w:space="0" w:color="000000"/>
-              <w:left w:val="single" w:sz="16" w:space="0" w:color="000000"/>
+              <w:top w:val="single" w:sz="4" w:space="0" w:color="auto"/>
+              <w:left w:val="single" w:sz="18" w:space="0" w:color="000000"/>
               <w:bottom w:val="single" w:sz="4" w:space="0" w:color="auto"/>
               <w:right w:val="single" w:sz="4" w:space="0" w:color="auto"/>
             </w:tcBorders>
@@ -29684,12 +29601,12 @@
         </w:tc>
         <w:tc>
           <w:tcPr>
-            <w:tcW w:w="2322" w:type="dxa"/>
+            <w:tcW w:w="1573" w:type="pct"/>
             <w:tcBorders>
-              <w:top w:val="nil"/>
+              <w:top w:val="single" w:sz="4" w:space="0" w:color="auto"/>
               <w:left w:val="single" w:sz="4" w:space="0" w:color="auto"/>
               <w:bottom w:val="single" w:sz="4" w:space="0" w:color="auto"/>
-              <w:right w:val="single" w:sz="16" w:space="0" w:color="000000"/>
+              <w:right w:val="single" w:sz="4" w:space="0" w:color="auto"/>
             </w:tcBorders>
             <w:shd w:val="clear" w:color="auto" w:fill="FFFFFF"/>
             <w:vAlign w:val="center"/>
@@ -29716,11 +29633,12 @@
         </w:tc>
         <w:tc>
           <w:tcPr>
-            <w:tcW w:w="900" w:type="dxa"/>
+            <w:tcW w:w="610" w:type="pct"/>
             <w:tcBorders>
-              <w:top w:val="nil"/>
-              <w:left w:val="single" w:sz="16" w:space="0" w:color="000000"/>
+              <w:top w:val="single" w:sz="4" w:space="0" w:color="auto"/>
+              <w:left w:val="single" w:sz="4" w:space="0" w:color="auto"/>
               <w:bottom w:val="single" w:sz="4" w:space="0" w:color="auto"/>
+              <w:right w:val="single" w:sz="4" w:space="0" w:color="auto"/>
             </w:tcBorders>
             <w:shd w:val="clear" w:color="auto" w:fill="FFFFFF"/>
             <w:vAlign w:val="center"/>
@@ -29747,11 +29665,12 @@
         </w:tc>
         <w:tc>
           <w:tcPr>
-            <w:tcW w:w="1350" w:type="dxa"/>
+            <w:tcW w:w="915" w:type="pct"/>
             <w:tcBorders>
-              <w:top w:val="nil"/>
+              <w:top w:val="single" w:sz="4" w:space="0" w:color="auto"/>
+              <w:left w:val="single" w:sz="4" w:space="0" w:color="auto"/>
               <w:bottom w:val="single" w:sz="4" w:space="0" w:color="auto"/>
-              <w:right w:val="single" w:sz="16" w:space="0" w:color="000000"/>
+              <w:right w:val="single" w:sz="18" w:space="0" w:color="000000"/>
             </w:tcBorders>
             <w:shd w:val="clear" w:color="auto" w:fill="FFFFFF"/>
             <w:vAlign w:val="center"/>
@@ -29783,12 +29702,12 @@
         </w:trPr>
         <w:tc>
           <w:tcPr>
-            <w:tcW w:w="2808" w:type="dxa"/>
+            <w:tcW w:w="1902" w:type="pct"/>
             <w:vMerge w:val="restart"/>
             <w:tcBorders>
               <w:top w:val="single" w:sz="4" w:space="0" w:color="auto"/>
-              <w:left w:val="single" w:sz="16" w:space="0" w:color="000000"/>
-              <w:bottom w:val="nil"/>
+              <w:left w:val="single" w:sz="18" w:space="0" w:color="000000"/>
+              <w:bottom w:val="single" w:sz="4" w:space="0" w:color="auto"/>
               <w:right w:val="single" w:sz="4" w:space="0" w:color="auto"/>
             </w:tcBorders>
             <w:shd w:val="clear" w:color="auto" w:fill="FFFFFF"/>
@@ -29816,12 +29735,12 @@
         </w:tc>
         <w:tc>
           <w:tcPr>
-            <w:tcW w:w="2322" w:type="dxa"/>
+            <w:tcW w:w="1573" w:type="pct"/>
             <w:tcBorders>
               <w:top w:val="single" w:sz="4" w:space="0" w:color="auto"/>
               <w:left w:val="single" w:sz="4" w:space="0" w:color="auto"/>
-              <w:bottom w:val="nil"/>
-              <w:right w:val="single" w:sz="16" w:space="0" w:color="000000"/>
+              <w:bottom w:val="single" w:sz="4" w:space="0" w:color="auto"/>
+              <w:right w:val="single" w:sz="4" w:space="0" w:color="auto"/>
             </w:tcBorders>
             <w:shd w:val="clear" w:color="auto" w:fill="FFFFFF"/>
             <w:vAlign w:val="center"/>
@@ -29848,11 +29767,12 @@
         </w:tc>
         <w:tc>
           <w:tcPr>
-            <w:tcW w:w="900" w:type="dxa"/>
+            <w:tcW w:w="610" w:type="pct"/>
             <w:tcBorders>
               <w:top w:val="single" w:sz="4" w:space="0" w:color="auto"/>
-              <w:left w:val="single" w:sz="16" w:space="0" w:color="000000"/>
-              <w:bottom w:val="nil"/>
+              <w:left w:val="single" w:sz="4" w:space="0" w:color="auto"/>
+              <w:bottom w:val="single" w:sz="4" w:space="0" w:color="auto"/>
+              <w:right w:val="single" w:sz="4" w:space="0" w:color="auto"/>
             </w:tcBorders>
             <w:shd w:val="clear" w:color="auto" w:fill="FFFFFF"/>
             <w:vAlign w:val="center"/>
@@ -29879,11 +29799,12 @@
         </w:tc>
         <w:tc>
           <w:tcPr>
-            <w:tcW w:w="1350" w:type="dxa"/>
+            <w:tcW w:w="915" w:type="pct"/>
             <w:tcBorders>
               <w:top w:val="single" w:sz="4" w:space="0" w:color="auto"/>
-              <w:bottom w:val="nil"/>
-              <w:right w:val="single" w:sz="16" w:space="0" w:color="000000"/>
+              <w:left w:val="single" w:sz="4" w:space="0" w:color="auto"/>
+              <w:bottom w:val="single" w:sz="4" w:space="0" w:color="auto"/>
+              <w:right w:val="single" w:sz="18" w:space="0" w:color="000000"/>
             </w:tcBorders>
             <w:shd w:val="clear" w:color="auto" w:fill="FFFFFF"/>
             <w:vAlign w:val="center"/>
@@ -29915,12 +29836,12 @@
         </w:trPr>
         <w:tc>
           <w:tcPr>
-            <w:tcW w:w="2808" w:type="dxa"/>
+            <w:tcW w:w="1902" w:type="pct"/>
             <w:vMerge/>
             <w:tcBorders>
-              <w:top w:val="nil"/>
-              <w:left w:val="single" w:sz="16" w:space="0" w:color="000000"/>
-              <w:bottom w:val="nil"/>
+              <w:top w:val="single" w:sz="4" w:space="0" w:color="auto"/>
+              <w:left w:val="single" w:sz="18" w:space="0" w:color="000000"/>
+              <w:bottom w:val="single" w:sz="4" w:space="0" w:color="auto"/>
               <w:right w:val="single" w:sz="4" w:space="0" w:color="auto"/>
             </w:tcBorders>
             <w:shd w:val="clear" w:color="auto" w:fill="FFFFFF"/>
@@ -29940,12 +29861,12 @@
         </w:tc>
         <w:tc>
           <w:tcPr>
-            <w:tcW w:w="2322" w:type="dxa"/>
+            <w:tcW w:w="1573" w:type="pct"/>
             <w:tcBorders>
-              <w:top w:val="nil"/>
+              <w:top w:val="single" w:sz="4" w:space="0" w:color="auto"/>
               <w:left w:val="single" w:sz="4" w:space="0" w:color="auto"/>
-              <w:bottom w:val="nil"/>
-              <w:right w:val="single" w:sz="16" w:space="0" w:color="000000"/>
+              <w:bottom w:val="single" w:sz="4" w:space="0" w:color="auto"/>
+              <w:right w:val="single" w:sz="4" w:space="0" w:color="auto"/>
             </w:tcBorders>
             <w:shd w:val="clear" w:color="auto" w:fill="FFFFFF"/>
             <w:vAlign w:val="center"/>
@@ -29972,11 +29893,12 @@
         </w:tc>
         <w:tc>
           <w:tcPr>
-            <w:tcW w:w="900" w:type="dxa"/>
+            <w:tcW w:w="610" w:type="pct"/>
             <w:tcBorders>
-              <w:top w:val="nil"/>
-              <w:left w:val="single" w:sz="16" w:space="0" w:color="000000"/>
-              <w:bottom w:val="nil"/>
+              <w:top w:val="single" w:sz="4" w:space="0" w:color="auto"/>
+              <w:left w:val="single" w:sz="4" w:space="0" w:color="auto"/>
+              <w:bottom w:val="single" w:sz="4" w:space="0" w:color="auto"/>
+              <w:right w:val="single" w:sz="4" w:space="0" w:color="auto"/>
             </w:tcBorders>
             <w:shd w:val="clear" w:color="auto" w:fill="FFFFFF"/>
             <w:vAlign w:val="center"/>
@@ -30003,11 +29925,12 @@
         </w:tc>
         <w:tc>
           <w:tcPr>
-            <w:tcW w:w="1350" w:type="dxa"/>
+            <w:tcW w:w="915" w:type="pct"/>
             <w:tcBorders>
-              <w:top w:val="nil"/>
-              <w:bottom w:val="nil"/>
-              <w:right w:val="single" w:sz="16" w:space="0" w:color="000000"/>
+              <w:top w:val="single" w:sz="4" w:space="0" w:color="auto"/>
+              <w:left w:val="single" w:sz="4" w:space="0" w:color="auto"/>
+              <w:bottom w:val="single" w:sz="4" w:space="0" w:color="auto"/>
+              <w:right w:val="single" w:sz="18" w:space="0" w:color="000000"/>
             </w:tcBorders>
             <w:shd w:val="clear" w:color="auto" w:fill="FFFFFF"/>
             <w:vAlign w:val="center"/>
@@ -30039,12 +29962,12 @@
         </w:trPr>
         <w:tc>
           <w:tcPr>
-            <w:tcW w:w="2808" w:type="dxa"/>
+            <w:tcW w:w="1902" w:type="pct"/>
             <w:vMerge/>
             <w:tcBorders>
-              <w:top w:val="nil"/>
-              <w:left w:val="single" w:sz="16" w:space="0" w:color="000000"/>
-              <w:bottom w:val="nil"/>
+              <w:top w:val="single" w:sz="4" w:space="0" w:color="auto"/>
+              <w:left w:val="single" w:sz="18" w:space="0" w:color="000000"/>
+              <w:bottom w:val="single" w:sz="4" w:space="0" w:color="auto"/>
               <w:right w:val="single" w:sz="4" w:space="0" w:color="auto"/>
             </w:tcBorders>
             <w:shd w:val="clear" w:color="auto" w:fill="FFFFFF"/>
@@ -30064,12 +29987,12 @@
         </w:tc>
         <w:tc>
           <w:tcPr>
-            <w:tcW w:w="2322" w:type="dxa"/>
+            <w:tcW w:w="1573" w:type="pct"/>
             <w:tcBorders>
-              <w:top w:val="nil"/>
+              <w:top w:val="single" w:sz="4" w:space="0" w:color="auto"/>
               <w:left w:val="single" w:sz="4" w:space="0" w:color="auto"/>
-              <w:bottom w:val="nil"/>
-              <w:right w:val="single" w:sz="16" w:space="0" w:color="000000"/>
+              <w:bottom w:val="single" w:sz="4" w:space="0" w:color="auto"/>
+              <w:right w:val="single" w:sz="4" w:space="0" w:color="auto"/>
             </w:tcBorders>
             <w:shd w:val="clear" w:color="auto" w:fill="FFFFFF"/>
             <w:vAlign w:val="center"/>
@@ -30096,11 +30019,12 @@
         </w:tc>
         <w:tc>
           <w:tcPr>
-            <w:tcW w:w="900" w:type="dxa"/>
+            <w:tcW w:w="610" w:type="pct"/>
             <w:tcBorders>
-              <w:top w:val="nil"/>
-              <w:left w:val="single" w:sz="16" w:space="0" w:color="000000"/>
-              <w:bottom w:val="nil"/>
+              <w:top w:val="single" w:sz="4" w:space="0" w:color="auto"/>
+              <w:left w:val="single" w:sz="4" w:space="0" w:color="auto"/>
+              <w:bottom w:val="single" w:sz="4" w:space="0" w:color="auto"/>
+              <w:right w:val="single" w:sz="4" w:space="0" w:color="auto"/>
             </w:tcBorders>
             <w:shd w:val="clear" w:color="auto" w:fill="FFFFFF"/>
             <w:vAlign w:val="center"/>
@@ -30127,11 +30051,12 @@
         </w:tc>
         <w:tc>
           <w:tcPr>
-            <w:tcW w:w="1350" w:type="dxa"/>
+            <w:tcW w:w="915" w:type="pct"/>
             <w:tcBorders>
-              <w:top w:val="nil"/>
-              <w:bottom w:val="nil"/>
-              <w:right w:val="single" w:sz="16" w:space="0" w:color="000000"/>
+              <w:top w:val="single" w:sz="4" w:space="0" w:color="auto"/>
+              <w:left w:val="single" w:sz="4" w:space="0" w:color="auto"/>
+              <w:bottom w:val="single" w:sz="4" w:space="0" w:color="auto"/>
+              <w:right w:val="single" w:sz="18" w:space="0" w:color="000000"/>
             </w:tcBorders>
             <w:shd w:val="clear" w:color="auto" w:fill="FFFFFF"/>
             <w:vAlign w:val="center"/>
@@ -30163,12 +30088,12 @@
         </w:trPr>
         <w:tc>
           <w:tcPr>
-            <w:tcW w:w="2808" w:type="dxa"/>
+            <w:tcW w:w="1902" w:type="pct"/>
             <w:vMerge/>
             <w:tcBorders>
-              <w:top w:val="nil"/>
-              <w:left w:val="single" w:sz="16" w:space="0" w:color="000000"/>
-              <w:bottom w:val="nil"/>
+              <w:top w:val="single" w:sz="4" w:space="0" w:color="auto"/>
+              <w:left w:val="single" w:sz="18" w:space="0" w:color="000000"/>
+              <w:bottom w:val="single" w:sz="4" w:space="0" w:color="auto"/>
               <w:right w:val="single" w:sz="4" w:space="0" w:color="auto"/>
             </w:tcBorders>
             <w:shd w:val="clear" w:color="auto" w:fill="FFFFFF"/>
@@ -30188,12 +30113,12 @@
         </w:tc>
         <w:tc>
           <w:tcPr>
-            <w:tcW w:w="2322" w:type="dxa"/>
+            <w:tcW w:w="1573" w:type="pct"/>
             <w:tcBorders>
-              <w:top w:val="nil"/>
+              <w:top w:val="single" w:sz="4" w:space="0" w:color="auto"/>
               <w:left w:val="single" w:sz="4" w:space="0" w:color="auto"/>
-              <w:bottom w:val="nil"/>
-              <w:right w:val="single" w:sz="16" w:space="0" w:color="000000"/>
+              <w:bottom w:val="single" w:sz="4" w:space="0" w:color="auto"/>
+              <w:right w:val="single" w:sz="4" w:space="0" w:color="auto"/>
             </w:tcBorders>
             <w:shd w:val="clear" w:color="auto" w:fill="FFFFFF"/>
             <w:vAlign w:val="center"/>
@@ -30220,11 +30145,12 @@
         </w:tc>
         <w:tc>
           <w:tcPr>
-            <w:tcW w:w="900" w:type="dxa"/>
+            <w:tcW w:w="610" w:type="pct"/>
             <w:tcBorders>
-              <w:top w:val="nil"/>
-              <w:left w:val="single" w:sz="16" w:space="0" w:color="000000"/>
-              <w:bottom w:val="nil"/>
+              <w:top w:val="single" w:sz="4" w:space="0" w:color="auto"/>
+              <w:left w:val="single" w:sz="4" w:space="0" w:color="auto"/>
+              <w:bottom w:val="single" w:sz="4" w:space="0" w:color="auto"/>
+              <w:right w:val="single" w:sz="4" w:space="0" w:color="auto"/>
             </w:tcBorders>
             <w:shd w:val="clear" w:color="auto" w:fill="FFFFFF"/>
             <w:vAlign w:val="center"/>
@@ -30251,11 +30177,12 @@
         </w:tc>
         <w:tc>
           <w:tcPr>
-            <w:tcW w:w="1350" w:type="dxa"/>
+            <w:tcW w:w="915" w:type="pct"/>
             <w:tcBorders>
-              <w:top w:val="nil"/>
-              <w:bottom w:val="nil"/>
-              <w:right w:val="single" w:sz="16" w:space="0" w:color="000000"/>
+              <w:top w:val="single" w:sz="4" w:space="0" w:color="auto"/>
+              <w:left w:val="single" w:sz="4" w:space="0" w:color="auto"/>
+              <w:bottom w:val="single" w:sz="4" w:space="0" w:color="auto"/>
+              <w:right w:val="single" w:sz="18" w:space="0" w:color="000000"/>
             </w:tcBorders>
             <w:shd w:val="clear" w:color="auto" w:fill="FFFFFF"/>
             <w:vAlign w:val="center"/>
@@ -30287,11 +30214,11 @@
         </w:trPr>
         <w:tc>
           <w:tcPr>
-            <w:tcW w:w="2808" w:type="dxa"/>
+            <w:tcW w:w="1902" w:type="pct"/>
             <w:vMerge/>
             <w:tcBorders>
-              <w:top w:val="nil"/>
-              <w:left w:val="single" w:sz="16" w:space="0" w:color="000000"/>
+              <w:top w:val="single" w:sz="4" w:space="0" w:color="auto"/>
+              <w:left w:val="single" w:sz="18" w:space="0" w:color="000000"/>
               <w:bottom w:val="single" w:sz="4" w:space="0" w:color="auto"/>
               <w:right w:val="single" w:sz="4" w:space="0" w:color="auto"/>
             </w:tcBorders>
@@ -30312,12 +30239,12 @@
         </w:tc>
         <w:tc>
           <w:tcPr>
-            <w:tcW w:w="2322" w:type="dxa"/>
+            <w:tcW w:w="1573" w:type="pct"/>
             <w:tcBorders>
-              <w:top w:val="nil"/>
+              <w:top w:val="single" w:sz="4" w:space="0" w:color="auto"/>
               <w:left w:val="single" w:sz="4" w:space="0" w:color="auto"/>
               <w:bottom w:val="single" w:sz="4" w:space="0" w:color="auto"/>
-              <w:right w:val="single" w:sz="16" w:space="0" w:color="000000"/>
+              <w:right w:val="single" w:sz="4" w:space="0" w:color="auto"/>
             </w:tcBorders>
             <w:shd w:val="clear" w:color="auto" w:fill="FFFFFF"/>
             <w:vAlign w:val="center"/>
@@ -30344,11 +30271,12 @@
         </w:tc>
         <w:tc>
           <w:tcPr>
-            <w:tcW w:w="900" w:type="dxa"/>
+            <w:tcW w:w="610" w:type="pct"/>
             <w:tcBorders>
-              <w:top w:val="nil"/>
-              <w:left w:val="single" w:sz="16" w:space="0" w:color="000000"/>
+              <w:top w:val="single" w:sz="4" w:space="0" w:color="auto"/>
+              <w:left w:val="single" w:sz="4" w:space="0" w:color="auto"/>
               <w:bottom w:val="single" w:sz="4" w:space="0" w:color="auto"/>
+              <w:right w:val="single" w:sz="4" w:space="0" w:color="auto"/>
             </w:tcBorders>
             <w:shd w:val="clear" w:color="auto" w:fill="FFFFFF"/>
             <w:vAlign w:val="center"/>
@@ -30375,11 +30303,12 @@
         </w:tc>
         <w:tc>
           <w:tcPr>
-            <w:tcW w:w="1350" w:type="dxa"/>
+            <w:tcW w:w="915" w:type="pct"/>
             <w:tcBorders>
-              <w:top w:val="nil"/>
+              <w:top w:val="single" w:sz="4" w:space="0" w:color="auto"/>
+              <w:left w:val="single" w:sz="4" w:space="0" w:color="auto"/>
               <w:bottom w:val="single" w:sz="4" w:space="0" w:color="auto"/>
-              <w:right w:val="single" w:sz="16" w:space="0" w:color="000000"/>
+              <w:right w:val="single" w:sz="18" w:space="0" w:color="000000"/>
             </w:tcBorders>
             <w:shd w:val="clear" w:color="auto" w:fill="FFFFFF"/>
             <w:vAlign w:val="center"/>
@@ -30411,12 +30340,12 @@
         </w:trPr>
         <w:tc>
           <w:tcPr>
-            <w:tcW w:w="2808" w:type="dxa"/>
+            <w:tcW w:w="1902" w:type="pct"/>
             <w:vMerge w:val="restart"/>
             <w:tcBorders>
               <w:top w:val="single" w:sz="4" w:space="0" w:color="auto"/>
-              <w:left w:val="single" w:sz="16" w:space="0" w:color="000000"/>
-              <w:bottom w:val="nil"/>
+              <w:left w:val="single" w:sz="18" w:space="0" w:color="000000"/>
+              <w:bottom w:val="single" w:sz="4" w:space="0" w:color="auto"/>
               <w:right w:val="single" w:sz="4" w:space="0" w:color="auto"/>
             </w:tcBorders>
             <w:shd w:val="clear" w:color="auto" w:fill="FFFFFF"/>
@@ -30444,12 +30373,12 @@
         </w:tc>
         <w:tc>
           <w:tcPr>
-            <w:tcW w:w="2322" w:type="dxa"/>
+            <w:tcW w:w="1573" w:type="pct"/>
             <w:tcBorders>
               <w:top w:val="single" w:sz="4" w:space="0" w:color="auto"/>
               <w:left w:val="single" w:sz="4" w:space="0" w:color="auto"/>
-              <w:bottom w:val="nil"/>
-              <w:right w:val="single" w:sz="16" w:space="0" w:color="000000"/>
+              <w:bottom w:val="single" w:sz="4" w:space="0" w:color="auto"/>
+              <w:right w:val="single" w:sz="4" w:space="0" w:color="auto"/>
             </w:tcBorders>
             <w:shd w:val="clear" w:color="auto" w:fill="FFFFFF"/>
             <w:vAlign w:val="center"/>
@@ -30476,11 +30405,12 @@
         </w:tc>
         <w:tc>
           <w:tcPr>
-            <w:tcW w:w="900" w:type="dxa"/>
+            <w:tcW w:w="610" w:type="pct"/>
             <w:tcBorders>
               <w:top w:val="single" w:sz="4" w:space="0" w:color="auto"/>
-              <w:left w:val="single" w:sz="16" w:space="0" w:color="000000"/>
-              <w:bottom w:val="nil"/>
+              <w:left w:val="single" w:sz="4" w:space="0" w:color="auto"/>
+              <w:bottom w:val="single" w:sz="4" w:space="0" w:color="auto"/>
+              <w:right w:val="single" w:sz="4" w:space="0" w:color="auto"/>
             </w:tcBorders>
             <w:shd w:val="clear" w:color="auto" w:fill="FFFFFF"/>
             <w:vAlign w:val="center"/>
@@ -30507,11 +30437,12 @@
         </w:tc>
         <w:tc>
           <w:tcPr>
-            <w:tcW w:w="1350" w:type="dxa"/>
+            <w:tcW w:w="915" w:type="pct"/>
             <w:tcBorders>
               <w:top w:val="single" w:sz="4" w:space="0" w:color="auto"/>
-              <w:bottom w:val="nil"/>
-              <w:right w:val="single" w:sz="16" w:space="0" w:color="000000"/>
+              <w:left w:val="single" w:sz="4" w:space="0" w:color="auto"/>
+              <w:bottom w:val="single" w:sz="4" w:space="0" w:color="auto"/>
+              <w:right w:val="single" w:sz="18" w:space="0" w:color="000000"/>
             </w:tcBorders>
             <w:shd w:val="clear" w:color="auto" w:fill="FFFFFF"/>
             <w:vAlign w:val="center"/>
@@ -30543,12 +30474,12 @@
         </w:trPr>
         <w:tc>
           <w:tcPr>
-            <w:tcW w:w="2808" w:type="dxa"/>
+            <w:tcW w:w="1902" w:type="pct"/>
             <w:vMerge/>
             <w:tcBorders>
-              <w:top w:val="nil"/>
-              <w:left w:val="single" w:sz="16" w:space="0" w:color="000000"/>
-              <w:bottom w:val="nil"/>
+              <w:top w:val="single" w:sz="4" w:space="0" w:color="auto"/>
+              <w:left w:val="single" w:sz="18" w:space="0" w:color="000000"/>
+              <w:bottom w:val="single" w:sz="4" w:space="0" w:color="auto"/>
               <w:right w:val="single" w:sz="4" w:space="0" w:color="auto"/>
             </w:tcBorders>
             <w:shd w:val="clear" w:color="auto" w:fill="FFFFFF"/>
@@ -30568,12 +30499,12 @@
         </w:tc>
         <w:tc>
           <w:tcPr>
-            <w:tcW w:w="2322" w:type="dxa"/>
+            <w:tcW w:w="1573" w:type="pct"/>
             <w:tcBorders>
-              <w:top w:val="nil"/>
+              <w:top w:val="single" w:sz="4" w:space="0" w:color="auto"/>
               <w:left w:val="single" w:sz="4" w:space="0" w:color="auto"/>
-              <w:bottom w:val="nil"/>
-              <w:right w:val="single" w:sz="16" w:space="0" w:color="000000"/>
+              <w:bottom w:val="single" w:sz="4" w:space="0" w:color="auto"/>
+              <w:right w:val="single" w:sz="4" w:space="0" w:color="auto"/>
             </w:tcBorders>
             <w:shd w:val="clear" w:color="auto" w:fill="FFFFFF"/>
             <w:vAlign w:val="center"/>
@@ -30600,11 +30531,12 @@
         </w:tc>
         <w:tc>
           <w:tcPr>
-            <w:tcW w:w="900" w:type="dxa"/>
+            <w:tcW w:w="610" w:type="pct"/>
             <w:tcBorders>
-              <w:top w:val="nil"/>
-              <w:left w:val="single" w:sz="16" w:space="0" w:color="000000"/>
-              <w:bottom w:val="nil"/>
+              <w:top w:val="single" w:sz="4" w:space="0" w:color="auto"/>
+              <w:left w:val="single" w:sz="4" w:space="0" w:color="auto"/>
+              <w:bottom w:val="single" w:sz="4" w:space="0" w:color="auto"/>
+              <w:right w:val="single" w:sz="4" w:space="0" w:color="auto"/>
             </w:tcBorders>
             <w:shd w:val="clear" w:color="auto" w:fill="FFFFFF"/>
             <w:vAlign w:val="center"/>
@@ -30631,11 +30563,12 @@
         </w:tc>
         <w:tc>
           <w:tcPr>
-            <w:tcW w:w="1350" w:type="dxa"/>
+            <w:tcW w:w="915" w:type="pct"/>
             <w:tcBorders>
-              <w:top w:val="nil"/>
-              <w:bottom w:val="nil"/>
-              <w:right w:val="single" w:sz="16" w:space="0" w:color="000000"/>
+              <w:top w:val="single" w:sz="4" w:space="0" w:color="auto"/>
+              <w:left w:val="single" w:sz="4" w:space="0" w:color="auto"/>
+              <w:bottom w:val="single" w:sz="4" w:space="0" w:color="auto"/>
+              <w:right w:val="single" w:sz="18" w:space="0" w:color="000000"/>
             </w:tcBorders>
             <w:shd w:val="clear" w:color="auto" w:fill="FFFFFF"/>
             <w:vAlign w:val="center"/>
@@ -30667,12 +30600,12 @@
         </w:trPr>
         <w:tc>
           <w:tcPr>
-            <w:tcW w:w="2808" w:type="dxa"/>
+            <w:tcW w:w="1902" w:type="pct"/>
             <w:vMerge/>
             <w:tcBorders>
-              <w:top w:val="nil"/>
-              <w:left w:val="single" w:sz="16" w:space="0" w:color="000000"/>
-              <w:bottom w:val="nil"/>
+              <w:top w:val="single" w:sz="4" w:space="0" w:color="auto"/>
+              <w:left w:val="single" w:sz="18" w:space="0" w:color="000000"/>
+              <w:bottom w:val="single" w:sz="4" w:space="0" w:color="auto"/>
               <w:right w:val="single" w:sz="4" w:space="0" w:color="auto"/>
             </w:tcBorders>
             <w:shd w:val="clear" w:color="auto" w:fill="FFFFFF"/>
@@ -30692,12 +30625,12 @@
         </w:tc>
         <w:tc>
           <w:tcPr>
-            <w:tcW w:w="2322" w:type="dxa"/>
+            <w:tcW w:w="1573" w:type="pct"/>
             <w:tcBorders>
-              <w:top w:val="nil"/>
+              <w:top w:val="single" w:sz="4" w:space="0" w:color="auto"/>
               <w:left w:val="single" w:sz="4" w:space="0" w:color="auto"/>
-              <w:bottom w:val="nil"/>
-              <w:right w:val="single" w:sz="16" w:space="0" w:color="000000"/>
+              <w:bottom w:val="single" w:sz="4" w:space="0" w:color="auto"/>
+              <w:right w:val="single" w:sz="4" w:space="0" w:color="auto"/>
             </w:tcBorders>
             <w:shd w:val="clear" w:color="auto" w:fill="FFFFFF"/>
             <w:vAlign w:val="center"/>
@@ -30724,11 +30657,12 @@
         </w:tc>
         <w:tc>
           <w:tcPr>
-            <w:tcW w:w="900" w:type="dxa"/>
+            <w:tcW w:w="610" w:type="pct"/>
             <w:tcBorders>
-              <w:top w:val="nil"/>
-              <w:left w:val="single" w:sz="16" w:space="0" w:color="000000"/>
-              <w:bottom w:val="nil"/>
+              <w:top w:val="single" w:sz="4" w:space="0" w:color="auto"/>
+              <w:left w:val="single" w:sz="4" w:space="0" w:color="auto"/>
+              <w:bottom w:val="single" w:sz="4" w:space="0" w:color="auto"/>
+              <w:right w:val="single" w:sz="4" w:space="0" w:color="auto"/>
             </w:tcBorders>
             <w:shd w:val="clear" w:color="auto" w:fill="FFFFFF"/>
             <w:vAlign w:val="center"/>
@@ -30755,11 +30689,12 @@
         </w:tc>
         <w:tc>
           <w:tcPr>
-            <w:tcW w:w="1350" w:type="dxa"/>
+            <w:tcW w:w="915" w:type="pct"/>
             <w:tcBorders>
-              <w:top w:val="nil"/>
-              <w:bottom w:val="nil"/>
-              <w:right w:val="single" w:sz="16" w:space="0" w:color="000000"/>
+              <w:top w:val="single" w:sz="4" w:space="0" w:color="auto"/>
+              <w:left w:val="single" w:sz="4" w:space="0" w:color="auto"/>
+              <w:bottom w:val="single" w:sz="4" w:space="0" w:color="auto"/>
+              <w:right w:val="single" w:sz="18" w:space="0" w:color="000000"/>
             </w:tcBorders>
             <w:shd w:val="clear" w:color="auto" w:fill="FFFFFF"/>
             <w:vAlign w:val="center"/>
@@ -30791,12 +30726,12 @@
         </w:trPr>
         <w:tc>
           <w:tcPr>
-            <w:tcW w:w="2808" w:type="dxa"/>
+            <w:tcW w:w="1902" w:type="pct"/>
             <w:vMerge/>
             <w:tcBorders>
-              <w:top w:val="nil"/>
-              <w:left w:val="single" w:sz="16" w:space="0" w:color="000000"/>
-              <w:bottom w:val="nil"/>
+              <w:top w:val="single" w:sz="4" w:space="0" w:color="auto"/>
+              <w:left w:val="single" w:sz="18" w:space="0" w:color="000000"/>
+              <w:bottom w:val="single" w:sz="4" w:space="0" w:color="auto"/>
               <w:right w:val="single" w:sz="4" w:space="0" w:color="auto"/>
             </w:tcBorders>
             <w:shd w:val="clear" w:color="auto" w:fill="FFFFFF"/>
@@ -30816,12 +30751,12 @@
         </w:tc>
         <w:tc>
           <w:tcPr>
-            <w:tcW w:w="2322" w:type="dxa"/>
+            <w:tcW w:w="1573" w:type="pct"/>
             <w:tcBorders>
-              <w:top w:val="nil"/>
+              <w:top w:val="single" w:sz="4" w:space="0" w:color="auto"/>
               <w:left w:val="single" w:sz="4" w:space="0" w:color="auto"/>
-              <w:bottom w:val="nil"/>
-              <w:right w:val="single" w:sz="16" w:space="0" w:color="000000"/>
+              <w:bottom w:val="single" w:sz="4" w:space="0" w:color="auto"/>
+              <w:right w:val="single" w:sz="4" w:space="0" w:color="auto"/>
             </w:tcBorders>
             <w:shd w:val="clear" w:color="auto" w:fill="FFFFFF"/>
             <w:vAlign w:val="center"/>
@@ -30856,11 +30791,12 @@
         </w:tc>
         <w:tc>
           <w:tcPr>
-            <w:tcW w:w="900" w:type="dxa"/>
+            <w:tcW w:w="610" w:type="pct"/>
             <w:tcBorders>
-              <w:top w:val="nil"/>
-              <w:left w:val="single" w:sz="16" w:space="0" w:color="000000"/>
-              <w:bottom w:val="nil"/>
+              <w:top w:val="single" w:sz="4" w:space="0" w:color="auto"/>
+              <w:left w:val="single" w:sz="4" w:space="0" w:color="auto"/>
+              <w:bottom w:val="single" w:sz="4" w:space="0" w:color="auto"/>
+              <w:right w:val="single" w:sz="4" w:space="0" w:color="auto"/>
             </w:tcBorders>
             <w:shd w:val="clear" w:color="auto" w:fill="FFFFFF"/>
             <w:vAlign w:val="center"/>
@@ -30887,11 +30823,12 @@
         </w:tc>
         <w:tc>
           <w:tcPr>
-            <w:tcW w:w="1350" w:type="dxa"/>
+            <w:tcW w:w="915" w:type="pct"/>
             <w:tcBorders>
-              <w:top w:val="nil"/>
-              <w:bottom w:val="nil"/>
-              <w:right w:val="single" w:sz="16" w:space="0" w:color="000000"/>
+              <w:top w:val="single" w:sz="4" w:space="0" w:color="auto"/>
+              <w:left w:val="single" w:sz="4" w:space="0" w:color="auto"/>
+              <w:bottom w:val="single" w:sz="4" w:space="0" w:color="auto"/>
+              <w:right w:val="single" w:sz="18" w:space="0" w:color="000000"/>
             </w:tcBorders>
             <w:shd w:val="clear" w:color="auto" w:fill="FFFFFF"/>
             <w:vAlign w:val="center"/>
@@ -30923,11 +30860,11 @@
         </w:trPr>
         <w:tc>
           <w:tcPr>
-            <w:tcW w:w="2808" w:type="dxa"/>
+            <w:tcW w:w="1902" w:type="pct"/>
             <w:vMerge/>
             <w:tcBorders>
-              <w:top w:val="nil"/>
-              <w:left w:val="single" w:sz="16" w:space="0" w:color="000000"/>
+              <w:top w:val="single" w:sz="4" w:space="0" w:color="auto"/>
+              <w:left w:val="single" w:sz="18" w:space="0" w:color="000000"/>
               <w:bottom w:val="single" w:sz="4" w:space="0" w:color="auto"/>
               <w:right w:val="single" w:sz="4" w:space="0" w:color="auto"/>
             </w:tcBorders>
@@ -30948,12 +30885,12 @@
         </w:tc>
         <w:tc>
           <w:tcPr>
-            <w:tcW w:w="2322" w:type="dxa"/>
+            <w:tcW w:w="1573" w:type="pct"/>
             <w:tcBorders>
-              <w:top w:val="nil"/>
+              <w:top w:val="single" w:sz="4" w:space="0" w:color="auto"/>
               <w:left w:val="single" w:sz="4" w:space="0" w:color="auto"/>
               <w:bottom w:val="single" w:sz="4" w:space="0" w:color="auto"/>
-              <w:right w:val="single" w:sz="16" w:space="0" w:color="000000"/>
+              <w:right w:val="single" w:sz="4" w:space="0" w:color="auto"/>
             </w:tcBorders>
             <w:shd w:val="clear" w:color="auto" w:fill="FFFFFF"/>
             <w:vAlign w:val="center"/>
@@ -30988,11 +30925,12 @@
         </w:tc>
         <w:tc>
           <w:tcPr>
-            <w:tcW w:w="900" w:type="dxa"/>
+            <w:tcW w:w="610" w:type="pct"/>
             <w:tcBorders>
-              <w:top w:val="nil"/>
-              <w:left w:val="single" w:sz="16" w:space="0" w:color="000000"/>
+              <w:top w:val="single" w:sz="4" w:space="0" w:color="auto"/>
+              <w:left w:val="single" w:sz="4" w:space="0" w:color="auto"/>
               <w:bottom w:val="single" w:sz="4" w:space="0" w:color="auto"/>
+              <w:right w:val="single" w:sz="4" w:space="0" w:color="auto"/>
             </w:tcBorders>
             <w:shd w:val="clear" w:color="auto" w:fill="FFFFFF"/>
             <w:vAlign w:val="center"/>
@@ -31019,11 +30957,12 @@
         </w:tc>
         <w:tc>
           <w:tcPr>
-            <w:tcW w:w="1350" w:type="dxa"/>
+            <w:tcW w:w="915" w:type="pct"/>
             <w:tcBorders>
-              <w:top w:val="nil"/>
+              <w:top w:val="single" w:sz="4" w:space="0" w:color="auto"/>
+              <w:left w:val="single" w:sz="4" w:space="0" w:color="auto"/>
               <w:bottom w:val="single" w:sz="4" w:space="0" w:color="auto"/>
-              <w:right w:val="single" w:sz="16" w:space="0" w:color="000000"/>
+              <w:right w:val="single" w:sz="18" w:space="0" w:color="000000"/>
             </w:tcBorders>
             <w:shd w:val="clear" w:color="auto" w:fill="FFFFFF"/>
             <w:vAlign w:val="center"/>
@@ -31055,13 +30994,13 @@
         </w:trPr>
         <w:tc>
           <w:tcPr>
-            <w:tcW w:w="2808" w:type="dxa"/>
+            <w:tcW w:w="1902" w:type="pct"/>
             <w:vMerge w:val="restart"/>
             <w:tcBorders>
               <w:top w:val="single" w:sz="4" w:space="0" w:color="auto"/>
-              <w:left w:val="single" w:sz="16" w:space="0" w:color="000000"/>
-              <w:bottom w:val="nil"/>
-              <w:right w:val="nil"/>
+              <w:left w:val="single" w:sz="18" w:space="0" w:color="000000"/>
+              <w:bottom w:val="single" w:sz="4" w:space="0" w:color="auto"/>
+              <w:right w:val="single" w:sz="4" w:space="0" w:color="auto"/>
             </w:tcBorders>
             <w:shd w:val="clear" w:color="auto" w:fill="FFFFFF"/>
             <w:vAlign w:val="center"/>
@@ -31088,12 +31027,12 @@
         </w:tc>
         <w:tc>
           <w:tcPr>
-            <w:tcW w:w="2322" w:type="dxa"/>
+            <w:tcW w:w="1573" w:type="pct"/>
             <w:tcBorders>
               <w:top w:val="single" w:sz="4" w:space="0" w:color="auto"/>
-              <w:left w:val="nil"/>
-              <w:bottom w:val="nil"/>
-              <w:right w:val="single" w:sz="16" w:space="0" w:color="000000"/>
+              <w:left w:val="single" w:sz="4" w:space="0" w:color="auto"/>
+              <w:bottom w:val="single" w:sz="4" w:space="0" w:color="auto"/>
+              <w:right w:val="single" w:sz="4" w:space="0" w:color="auto"/>
             </w:tcBorders>
             <w:shd w:val="clear" w:color="auto" w:fill="FFFFFF"/>
             <w:vAlign w:val="center"/>
@@ -31128,11 +31067,12 @@
         </w:tc>
         <w:tc>
           <w:tcPr>
-            <w:tcW w:w="900" w:type="dxa"/>
+            <w:tcW w:w="610" w:type="pct"/>
             <w:tcBorders>
               <w:top w:val="single" w:sz="4" w:space="0" w:color="auto"/>
-              <w:left w:val="single" w:sz="16" w:space="0" w:color="000000"/>
-              <w:bottom w:val="nil"/>
+              <w:left w:val="single" w:sz="4" w:space="0" w:color="auto"/>
+              <w:bottom w:val="single" w:sz="4" w:space="0" w:color="auto"/>
+              <w:right w:val="single" w:sz="4" w:space="0" w:color="auto"/>
             </w:tcBorders>
             <w:shd w:val="clear" w:color="auto" w:fill="FFFFFF"/>
             <w:vAlign w:val="center"/>
@@ -31159,11 +31099,12 @@
         </w:tc>
         <w:tc>
           <w:tcPr>
-            <w:tcW w:w="1350" w:type="dxa"/>
+            <w:tcW w:w="915" w:type="pct"/>
             <w:tcBorders>
               <w:top w:val="single" w:sz="4" w:space="0" w:color="auto"/>
-              <w:bottom w:val="nil"/>
-              <w:right w:val="single" w:sz="16" w:space="0" w:color="000000"/>
+              <w:left w:val="single" w:sz="4" w:space="0" w:color="auto"/>
+              <w:bottom w:val="single" w:sz="4" w:space="0" w:color="auto"/>
+              <w:right w:val="single" w:sz="18" w:space="0" w:color="000000"/>
             </w:tcBorders>
             <w:shd w:val="clear" w:color="auto" w:fill="FFFFFF"/>
             <w:vAlign w:val="center"/>
@@ -31195,13 +31136,13 @@
         </w:trPr>
         <w:tc>
           <w:tcPr>
-            <w:tcW w:w="2808" w:type="dxa"/>
+            <w:tcW w:w="1902" w:type="pct"/>
             <w:vMerge/>
             <w:tcBorders>
-              <w:top w:val="nil"/>
-              <w:left w:val="single" w:sz="16" w:space="0" w:color="000000"/>
-              <w:bottom w:val="nil"/>
-              <w:right w:val="nil"/>
+              <w:top w:val="single" w:sz="4" w:space="0" w:color="auto"/>
+              <w:left w:val="single" w:sz="18" w:space="0" w:color="000000"/>
+              <w:bottom w:val="single" w:sz="4" w:space="0" w:color="auto"/>
+              <w:right w:val="single" w:sz="4" w:space="0" w:color="auto"/>
             </w:tcBorders>
             <w:shd w:val="clear" w:color="auto" w:fill="FFFFFF"/>
             <w:vAlign w:val="center"/>
@@ -31220,12 +31161,12 @@
         </w:tc>
         <w:tc>
           <w:tcPr>
-            <w:tcW w:w="2322" w:type="dxa"/>
+            <w:tcW w:w="1573" w:type="pct"/>
             <w:tcBorders>
-              <w:top w:val="nil"/>
-              <w:left w:val="nil"/>
-              <w:bottom w:val="nil"/>
-              <w:right w:val="single" w:sz="16" w:space="0" w:color="000000"/>
+              <w:top w:val="single" w:sz="4" w:space="0" w:color="auto"/>
+              <w:left w:val="single" w:sz="4" w:space="0" w:color="auto"/>
+              <w:bottom w:val="single" w:sz="4" w:space="0" w:color="auto"/>
+              <w:right w:val="single" w:sz="4" w:space="0" w:color="auto"/>
             </w:tcBorders>
             <w:shd w:val="clear" w:color="auto" w:fill="FFFFFF"/>
             <w:vAlign w:val="center"/>
@@ -31260,11 +31201,12 @@
         </w:tc>
         <w:tc>
           <w:tcPr>
-            <w:tcW w:w="900" w:type="dxa"/>
+            <w:tcW w:w="610" w:type="pct"/>
             <w:tcBorders>
-              <w:top w:val="nil"/>
-              <w:left w:val="single" w:sz="16" w:space="0" w:color="000000"/>
-              <w:bottom w:val="nil"/>
+              <w:top w:val="single" w:sz="4" w:space="0" w:color="auto"/>
+              <w:left w:val="single" w:sz="4" w:space="0" w:color="auto"/>
+              <w:bottom w:val="single" w:sz="4" w:space="0" w:color="auto"/>
+              <w:right w:val="single" w:sz="4" w:space="0" w:color="auto"/>
             </w:tcBorders>
             <w:shd w:val="clear" w:color="auto" w:fill="FFFFFF"/>
             <w:vAlign w:val="center"/>
@@ -31291,11 +31233,12 @@
         </w:tc>
         <w:tc>
           <w:tcPr>
-            <w:tcW w:w="1350" w:type="dxa"/>
+            <w:tcW w:w="915" w:type="pct"/>
             <w:tcBorders>
-              <w:top w:val="nil"/>
-              <w:bottom w:val="nil"/>
-              <w:right w:val="single" w:sz="16" w:space="0" w:color="000000"/>
+              <w:top w:val="single" w:sz="4" w:space="0" w:color="auto"/>
+              <w:left w:val="single" w:sz="4" w:space="0" w:color="auto"/>
+              <w:bottom w:val="single" w:sz="4" w:space="0" w:color="auto"/>
+              <w:right w:val="single" w:sz="18" w:space="0" w:color="000000"/>
             </w:tcBorders>
             <w:shd w:val="clear" w:color="auto" w:fill="FFFFFF"/>
             <w:vAlign w:val="center"/>
@@ -31327,13 +31270,13 @@
         </w:trPr>
         <w:tc>
           <w:tcPr>
-            <w:tcW w:w="2808" w:type="dxa"/>
+            <w:tcW w:w="1902" w:type="pct"/>
             <w:vMerge/>
             <w:tcBorders>
-              <w:top w:val="nil"/>
-              <w:left w:val="single" w:sz="16" w:space="0" w:color="000000"/>
-              <w:bottom w:val="nil"/>
-              <w:right w:val="nil"/>
+              <w:top w:val="single" w:sz="4" w:space="0" w:color="auto"/>
+              <w:left w:val="single" w:sz="18" w:space="0" w:color="000000"/>
+              <w:bottom w:val="single" w:sz="4" w:space="0" w:color="auto"/>
+              <w:right w:val="single" w:sz="4" w:space="0" w:color="auto"/>
             </w:tcBorders>
             <w:shd w:val="clear" w:color="auto" w:fill="FFFFFF"/>
             <w:vAlign w:val="center"/>
@@ -31352,12 +31295,12 @@
         </w:tc>
         <w:tc>
           <w:tcPr>
-            <w:tcW w:w="2322" w:type="dxa"/>
+            <w:tcW w:w="1573" w:type="pct"/>
             <w:tcBorders>
-              <w:top w:val="nil"/>
-              <w:left w:val="nil"/>
-              <w:bottom w:val="nil"/>
-              <w:right w:val="single" w:sz="16" w:space="0" w:color="000000"/>
+              <w:top w:val="single" w:sz="4" w:space="0" w:color="auto"/>
+              <w:left w:val="single" w:sz="4" w:space="0" w:color="auto"/>
+              <w:bottom w:val="single" w:sz="4" w:space="0" w:color="auto"/>
+              <w:right w:val="single" w:sz="4" w:space="0" w:color="auto"/>
             </w:tcBorders>
             <w:shd w:val="clear" w:color="auto" w:fill="FFFFFF"/>
             <w:vAlign w:val="center"/>
@@ -31392,11 +31335,12 @@
         </w:tc>
         <w:tc>
           <w:tcPr>
-            <w:tcW w:w="900" w:type="dxa"/>
+            <w:tcW w:w="610" w:type="pct"/>
             <w:tcBorders>
-              <w:top w:val="nil"/>
-              <w:left w:val="single" w:sz="16" w:space="0" w:color="000000"/>
-              <w:bottom w:val="nil"/>
+              <w:top w:val="single" w:sz="4" w:space="0" w:color="auto"/>
+              <w:left w:val="single" w:sz="4" w:space="0" w:color="auto"/>
+              <w:bottom w:val="single" w:sz="4" w:space="0" w:color="auto"/>
+              <w:right w:val="single" w:sz="4" w:space="0" w:color="auto"/>
             </w:tcBorders>
             <w:shd w:val="clear" w:color="auto" w:fill="FFFFFF"/>
             <w:vAlign w:val="center"/>
@@ -31423,11 +31367,12 @@
         </w:tc>
         <w:tc>
           <w:tcPr>
-            <w:tcW w:w="1350" w:type="dxa"/>
+            <w:tcW w:w="915" w:type="pct"/>
             <w:tcBorders>
-              <w:top w:val="nil"/>
-              <w:bottom w:val="nil"/>
-              <w:right w:val="single" w:sz="16" w:space="0" w:color="000000"/>
+              <w:top w:val="single" w:sz="4" w:space="0" w:color="auto"/>
+              <w:left w:val="single" w:sz="4" w:space="0" w:color="auto"/>
+              <w:bottom w:val="single" w:sz="4" w:space="0" w:color="auto"/>
+              <w:right w:val="single" w:sz="18" w:space="0" w:color="000000"/>
             </w:tcBorders>
             <w:shd w:val="clear" w:color="auto" w:fill="FFFFFF"/>
             <w:vAlign w:val="center"/>
@@ -31459,13 +31404,13 @@
         </w:trPr>
         <w:tc>
           <w:tcPr>
-            <w:tcW w:w="2808" w:type="dxa"/>
+            <w:tcW w:w="1902" w:type="pct"/>
             <w:vMerge/>
             <w:tcBorders>
-              <w:top w:val="nil"/>
-              <w:left w:val="single" w:sz="16" w:space="0" w:color="000000"/>
-              <w:bottom w:val="nil"/>
-              <w:right w:val="nil"/>
+              <w:top w:val="single" w:sz="4" w:space="0" w:color="auto"/>
+              <w:left w:val="single" w:sz="18" w:space="0" w:color="000000"/>
+              <w:bottom w:val="single" w:sz="4" w:space="0" w:color="auto"/>
+              <w:right w:val="single" w:sz="4" w:space="0" w:color="auto"/>
             </w:tcBorders>
             <w:shd w:val="clear" w:color="auto" w:fill="FFFFFF"/>
             <w:vAlign w:val="center"/>
@@ -31484,12 +31429,12 @@
         </w:tc>
         <w:tc>
           <w:tcPr>
-            <w:tcW w:w="2322" w:type="dxa"/>
+            <w:tcW w:w="1573" w:type="pct"/>
             <w:tcBorders>
-              <w:top w:val="nil"/>
-              <w:left w:val="nil"/>
-              <w:bottom w:val="nil"/>
-              <w:right w:val="single" w:sz="16" w:space="0" w:color="000000"/>
+              <w:top w:val="single" w:sz="4" w:space="0" w:color="auto"/>
+              <w:left w:val="single" w:sz="4" w:space="0" w:color="auto"/>
+              <w:bottom w:val="single" w:sz="4" w:space="0" w:color="auto"/>
+              <w:right w:val="single" w:sz="4" w:space="0" w:color="auto"/>
             </w:tcBorders>
             <w:shd w:val="clear" w:color="auto" w:fill="FFFFFF"/>
             <w:vAlign w:val="center"/>
@@ -31524,11 +31469,12 @@
         </w:tc>
         <w:tc>
           <w:tcPr>
-            <w:tcW w:w="900" w:type="dxa"/>
+            <w:tcW w:w="610" w:type="pct"/>
             <w:tcBorders>
-              <w:top w:val="nil"/>
-              <w:left w:val="single" w:sz="16" w:space="0" w:color="000000"/>
-              <w:bottom w:val="nil"/>
+              <w:top w:val="single" w:sz="4" w:space="0" w:color="auto"/>
+              <w:left w:val="single" w:sz="4" w:space="0" w:color="auto"/>
+              <w:bottom w:val="single" w:sz="4" w:space="0" w:color="auto"/>
+              <w:right w:val="single" w:sz="4" w:space="0" w:color="auto"/>
             </w:tcBorders>
             <w:shd w:val="clear" w:color="auto" w:fill="FFFFFF"/>
             <w:vAlign w:val="center"/>
@@ -31555,11 +31501,12 @@
         </w:tc>
         <w:tc>
           <w:tcPr>
-            <w:tcW w:w="1350" w:type="dxa"/>
+            <w:tcW w:w="915" w:type="pct"/>
             <w:tcBorders>
-              <w:top w:val="nil"/>
-              <w:bottom w:val="nil"/>
-              <w:right w:val="single" w:sz="16" w:space="0" w:color="000000"/>
+              <w:top w:val="single" w:sz="4" w:space="0" w:color="auto"/>
+              <w:left w:val="single" w:sz="4" w:space="0" w:color="auto"/>
+              <w:bottom w:val="single" w:sz="4" w:space="0" w:color="auto"/>
+              <w:right w:val="single" w:sz="18" w:space="0" w:color="000000"/>
             </w:tcBorders>
             <w:shd w:val="clear" w:color="auto" w:fill="FFFFFF"/>
             <w:vAlign w:val="center"/>
@@ -31591,13 +31538,13 @@
         </w:trPr>
         <w:tc>
           <w:tcPr>
-            <w:tcW w:w="2808" w:type="dxa"/>
+            <w:tcW w:w="1902" w:type="pct"/>
             <w:vMerge/>
             <w:tcBorders>
-              <w:top w:val="nil"/>
-              <w:left w:val="single" w:sz="16" w:space="0" w:color="000000"/>
-              <w:bottom w:val="nil"/>
-              <w:right w:val="nil"/>
+              <w:top w:val="single" w:sz="4" w:space="0" w:color="auto"/>
+              <w:left w:val="single" w:sz="18" w:space="0" w:color="000000"/>
+              <w:bottom w:val="single" w:sz="4" w:space="0" w:color="auto"/>
+              <w:right w:val="single" w:sz="4" w:space="0" w:color="auto"/>
             </w:tcBorders>
             <w:shd w:val="clear" w:color="auto" w:fill="FFFFFF"/>
             <w:vAlign w:val="center"/>
@@ -31616,12 +31563,12 @@
         </w:tc>
         <w:tc>
           <w:tcPr>
-            <w:tcW w:w="2322" w:type="dxa"/>
+            <w:tcW w:w="1573" w:type="pct"/>
             <w:tcBorders>
-              <w:top w:val="nil"/>
-              <w:left w:val="nil"/>
+              <w:top w:val="single" w:sz="4" w:space="0" w:color="auto"/>
+              <w:left w:val="single" w:sz="4" w:space="0" w:color="auto"/>
               <w:bottom w:val="single" w:sz="4" w:space="0" w:color="auto"/>
-              <w:right w:val="single" w:sz="16" w:space="0" w:color="000000"/>
+              <w:right w:val="single" w:sz="4" w:space="0" w:color="auto"/>
             </w:tcBorders>
             <w:shd w:val="clear" w:color="auto" w:fill="FFFFFF"/>
             <w:vAlign w:val="center"/>
@@ -31656,11 +31603,12 @@
         </w:tc>
         <w:tc>
           <w:tcPr>
-            <w:tcW w:w="900" w:type="dxa"/>
+            <w:tcW w:w="610" w:type="pct"/>
             <w:tcBorders>
-              <w:top w:val="nil"/>
-              <w:left w:val="single" w:sz="16" w:space="0" w:color="000000"/>
+              <w:top w:val="single" w:sz="4" w:space="0" w:color="auto"/>
+              <w:left w:val="single" w:sz="4" w:space="0" w:color="auto"/>
               <w:bottom w:val="single" w:sz="4" w:space="0" w:color="auto"/>
+              <w:right w:val="single" w:sz="4" w:space="0" w:color="auto"/>
             </w:tcBorders>
             <w:shd w:val="clear" w:color="auto" w:fill="FFFFFF"/>
             <w:vAlign w:val="center"/>
@@ -31687,11 +31635,12 @@
         </w:tc>
         <w:tc>
           <w:tcPr>
-            <w:tcW w:w="1350" w:type="dxa"/>
+            <w:tcW w:w="915" w:type="pct"/>
             <w:tcBorders>
-              <w:top w:val="nil"/>
+              <w:top w:val="single" w:sz="4" w:space="0" w:color="auto"/>
+              <w:left w:val="single" w:sz="4" w:space="0" w:color="auto"/>
               <w:bottom w:val="single" w:sz="4" w:space="0" w:color="auto"/>
-              <w:right w:val="single" w:sz="16" w:space="0" w:color="000000"/>
+              <w:right w:val="single" w:sz="18" w:space="0" w:color="000000"/>
             </w:tcBorders>
             <w:shd w:val="clear" w:color="auto" w:fill="FFFFFF"/>
             <w:vAlign w:val="center"/>
@@ -31723,13 +31672,13 @@
         </w:trPr>
         <w:tc>
           <w:tcPr>
-            <w:tcW w:w="2808" w:type="dxa"/>
+            <w:tcW w:w="1902" w:type="pct"/>
             <w:vMerge w:val="restart"/>
             <w:tcBorders>
               <w:top w:val="single" w:sz="4" w:space="0" w:color="auto"/>
-              <w:left w:val="single" w:sz="16" w:space="0" w:color="000000"/>
-              <w:bottom w:val="single" w:sz="16" w:space="0" w:color="000000"/>
-              <w:right w:val="nil"/>
+              <w:left w:val="single" w:sz="18" w:space="0" w:color="000000"/>
+              <w:bottom w:val="single" w:sz="4" w:space="0" w:color="auto"/>
+              <w:right w:val="single" w:sz="4" w:space="0" w:color="auto"/>
             </w:tcBorders>
             <w:shd w:val="clear" w:color="auto" w:fill="FFFFFF"/>
             <w:vAlign w:val="center"/>
@@ -31756,12 +31705,12 @@
         </w:tc>
         <w:tc>
           <w:tcPr>
-            <w:tcW w:w="2322" w:type="dxa"/>
+            <w:tcW w:w="1573" w:type="pct"/>
             <w:tcBorders>
               <w:top w:val="single" w:sz="4" w:space="0" w:color="auto"/>
-              <w:left w:val="nil"/>
-              <w:bottom w:val="nil"/>
-              <w:right w:val="single" w:sz="16" w:space="0" w:color="000000"/>
+              <w:left w:val="single" w:sz="4" w:space="0" w:color="auto"/>
+              <w:bottom w:val="single" w:sz="4" w:space="0" w:color="auto"/>
+              <w:right w:val="single" w:sz="4" w:space="0" w:color="auto"/>
             </w:tcBorders>
             <w:shd w:val="clear" w:color="auto" w:fill="FFFFFF"/>
             <w:vAlign w:val="center"/>
@@ -31796,11 +31745,12 @@
         </w:tc>
         <w:tc>
           <w:tcPr>
-            <w:tcW w:w="900" w:type="dxa"/>
+            <w:tcW w:w="610" w:type="pct"/>
             <w:tcBorders>
               <w:top w:val="single" w:sz="4" w:space="0" w:color="auto"/>
-              <w:left w:val="single" w:sz="16" w:space="0" w:color="000000"/>
-              <w:bottom w:val="nil"/>
+              <w:left w:val="single" w:sz="4" w:space="0" w:color="auto"/>
+              <w:bottom w:val="single" w:sz="4" w:space="0" w:color="auto"/>
+              <w:right w:val="single" w:sz="4" w:space="0" w:color="auto"/>
             </w:tcBorders>
             <w:shd w:val="clear" w:color="auto" w:fill="FFFFFF"/>
             <w:vAlign w:val="center"/>
@@ -31827,11 +31777,12 @@
         </w:tc>
         <w:tc>
           <w:tcPr>
-            <w:tcW w:w="1350" w:type="dxa"/>
+            <w:tcW w:w="915" w:type="pct"/>
             <w:tcBorders>
               <w:top w:val="single" w:sz="4" w:space="0" w:color="auto"/>
-              <w:bottom w:val="nil"/>
-              <w:right w:val="single" w:sz="16" w:space="0" w:color="000000"/>
+              <w:left w:val="single" w:sz="4" w:space="0" w:color="auto"/>
+              <w:bottom w:val="single" w:sz="4" w:space="0" w:color="auto"/>
+              <w:right w:val="single" w:sz="18" w:space="0" w:color="000000"/>
             </w:tcBorders>
             <w:shd w:val="clear" w:color="auto" w:fill="FFFFFF"/>
             <w:vAlign w:val="center"/>
@@ -31863,13 +31814,13 @@
         </w:trPr>
         <w:tc>
           <w:tcPr>
-            <w:tcW w:w="2808" w:type="dxa"/>
+            <w:tcW w:w="1902" w:type="pct"/>
             <w:vMerge/>
             <w:tcBorders>
-              <w:top w:val="nil"/>
-              <w:left w:val="single" w:sz="16" w:space="0" w:color="000000"/>
-              <w:bottom w:val="single" w:sz="16" w:space="0" w:color="000000"/>
-              <w:right w:val="nil"/>
+              <w:top w:val="single" w:sz="4" w:space="0" w:color="auto"/>
+              <w:left w:val="single" w:sz="18" w:space="0" w:color="000000"/>
+              <w:bottom w:val="single" w:sz="4" w:space="0" w:color="auto"/>
+              <w:right w:val="single" w:sz="4" w:space="0" w:color="auto"/>
             </w:tcBorders>
             <w:shd w:val="clear" w:color="auto" w:fill="FFFFFF"/>
             <w:vAlign w:val="center"/>
@@ -31888,12 +31839,12 @@
         </w:tc>
         <w:tc>
           <w:tcPr>
-            <w:tcW w:w="2322" w:type="dxa"/>
+            <w:tcW w:w="1573" w:type="pct"/>
             <w:tcBorders>
-              <w:top w:val="nil"/>
-              <w:left w:val="nil"/>
-              <w:bottom w:val="nil"/>
-              <w:right w:val="single" w:sz="16" w:space="0" w:color="000000"/>
+              <w:top w:val="single" w:sz="4" w:space="0" w:color="auto"/>
+              <w:left w:val="single" w:sz="4" w:space="0" w:color="auto"/>
+              <w:bottom w:val="single" w:sz="4" w:space="0" w:color="auto"/>
+              <w:right w:val="single" w:sz="4" w:space="0" w:color="auto"/>
             </w:tcBorders>
             <w:shd w:val="clear" w:color="auto" w:fill="FFFFFF"/>
             <w:vAlign w:val="center"/>
@@ -31928,11 +31879,12 @@
         </w:tc>
         <w:tc>
           <w:tcPr>
-            <w:tcW w:w="900" w:type="dxa"/>
+            <w:tcW w:w="610" w:type="pct"/>
             <w:tcBorders>
-              <w:top w:val="nil"/>
-              <w:left w:val="single" w:sz="16" w:space="0" w:color="000000"/>
-              <w:bottom w:val="nil"/>
+              <w:top w:val="single" w:sz="4" w:space="0" w:color="auto"/>
+              <w:left w:val="single" w:sz="4" w:space="0" w:color="auto"/>
+              <w:bottom w:val="single" w:sz="4" w:space="0" w:color="auto"/>
+              <w:right w:val="single" w:sz="4" w:space="0" w:color="auto"/>
             </w:tcBorders>
             <w:shd w:val="clear" w:color="auto" w:fill="FFFFFF"/>
             <w:vAlign w:val="center"/>
@@ -31959,11 +31911,12 @@
         </w:tc>
         <w:tc>
           <w:tcPr>
-            <w:tcW w:w="1350" w:type="dxa"/>
+            <w:tcW w:w="915" w:type="pct"/>
             <w:tcBorders>
-              <w:top w:val="nil"/>
-              <w:bottom w:val="nil"/>
-              <w:right w:val="single" w:sz="16" w:space="0" w:color="000000"/>
+              <w:top w:val="single" w:sz="4" w:space="0" w:color="auto"/>
+              <w:left w:val="single" w:sz="4" w:space="0" w:color="auto"/>
+              <w:bottom w:val="single" w:sz="4" w:space="0" w:color="auto"/>
+              <w:right w:val="single" w:sz="18" w:space="0" w:color="000000"/>
             </w:tcBorders>
             <w:shd w:val="clear" w:color="auto" w:fill="FFFFFF"/>
             <w:vAlign w:val="center"/>
@@ -31995,13 +31948,13 @@
         </w:trPr>
         <w:tc>
           <w:tcPr>
-            <w:tcW w:w="2808" w:type="dxa"/>
+            <w:tcW w:w="1902" w:type="pct"/>
             <w:vMerge/>
             <w:tcBorders>
-              <w:top w:val="nil"/>
-              <w:left w:val="single" w:sz="16" w:space="0" w:color="000000"/>
-              <w:bottom w:val="single" w:sz="16" w:space="0" w:color="000000"/>
-              <w:right w:val="nil"/>
+              <w:top w:val="single" w:sz="4" w:space="0" w:color="auto"/>
+              <w:left w:val="single" w:sz="18" w:space="0" w:color="000000"/>
+              <w:bottom w:val="single" w:sz="4" w:space="0" w:color="auto"/>
+              <w:right w:val="single" w:sz="4" w:space="0" w:color="auto"/>
             </w:tcBorders>
             <w:shd w:val="clear" w:color="auto" w:fill="FFFFFF"/>
             <w:vAlign w:val="center"/>
@@ -32020,12 +31973,12 @@
         </w:tc>
         <w:tc>
           <w:tcPr>
-            <w:tcW w:w="2322" w:type="dxa"/>
+            <w:tcW w:w="1573" w:type="pct"/>
             <w:tcBorders>
-              <w:top w:val="nil"/>
-              <w:left w:val="nil"/>
-              <w:bottom w:val="nil"/>
-              <w:right w:val="single" w:sz="16" w:space="0" w:color="000000"/>
+              <w:top w:val="single" w:sz="4" w:space="0" w:color="auto"/>
+              <w:left w:val="single" w:sz="4" w:space="0" w:color="auto"/>
+              <w:bottom w:val="single" w:sz="4" w:space="0" w:color="auto"/>
+              <w:right w:val="single" w:sz="4" w:space="0" w:color="auto"/>
             </w:tcBorders>
             <w:shd w:val="clear" w:color="auto" w:fill="FFFFFF"/>
             <w:vAlign w:val="center"/>
@@ -32060,11 +32013,12 @@
         </w:tc>
         <w:tc>
           <w:tcPr>
-            <w:tcW w:w="900" w:type="dxa"/>
+            <w:tcW w:w="610" w:type="pct"/>
             <w:tcBorders>
-              <w:top w:val="nil"/>
-              <w:left w:val="single" w:sz="16" w:space="0" w:color="000000"/>
-              <w:bottom w:val="nil"/>
+              <w:top w:val="single" w:sz="4" w:space="0" w:color="auto"/>
+              <w:left w:val="single" w:sz="4" w:space="0" w:color="auto"/>
+              <w:bottom w:val="single" w:sz="4" w:space="0" w:color="auto"/>
+              <w:right w:val="single" w:sz="4" w:space="0" w:color="auto"/>
             </w:tcBorders>
             <w:shd w:val="clear" w:color="auto" w:fill="FFFFFF"/>
             <w:vAlign w:val="center"/>
@@ -32091,11 +32045,12 @@
         </w:tc>
         <w:tc>
           <w:tcPr>
-            <w:tcW w:w="1350" w:type="dxa"/>
+            <w:tcW w:w="915" w:type="pct"/>
             <w:tcBorders>
-              <w:top w:val="nil"/>
-              <w:bottom w:val="nil"/>
-              <w:right w:val="single" w:sz="16" w:space="0" w:color="000000"/>
+              <w:top w:val="single" w:sz="4" w:space="0" w:color="auto"/>
+              <w:left w:val="single" w:sz="4" w:space="0" w:color="auto"/>
+              <w:bottom w:val="single" w:sz="4" w:space="0" w:color="auto"/>
+              <w:right w:val="single" w:sz="18" w:space="0" w:color="000000"/>
             </w:tcBorders>
             <w:shd w:val="clear" w:color="auto" w:fill="FFFFFF"/>
             <w:vAlign w:val="center"/>
@@ -32127,13 +32082,13 @@
         </w:trPr>
         <w:tc>
           <w:tcPr>
-            <w:tcW w:w="2808" w:type="dxa"/>
+            <w:tcW w:w="1902" w:type="pct"/>
             <w:vMerge/>
             <w:tcBorders>
-              <w:top w:val="nil"/>
-              <w:left w:val="single" w:sz="16" w:space="0" w:color="000000"/>
-              <w:bottom w:val="single" w:sz="16" w:space="0" w:color="000000"/>
-              <w:right w:val="nil"/>
+              <w:top w:val="single" w:sz="4" w:space="0" w:color="auto"/>
+              <w:left w:val="single" w:sz="18" w:space="0" w:color="000000"/>
+              <w:bottom w:val="single" w:sz="4" w:space="0" w:color="auto"/>
+              <w:right w:val="single" w:sz="4" w:space="0" w:color="auto"/>
             </w:tcBorders>
             <w:shd w:val="clear" w:color="auto" w:fill="FFFFFF"/>
             <w:vAlign w:val="center"/>
@@ -32152,12 +32107,12 @@
         </w:tc>
         <w:tc>
           <w:tcPr>
-            <w:tcW w:w="2322" w:type="dxa"/>
+            <w:tcW w:w="1573" w:type="pct"/>
             <w:tcBorders>
-              <w:top w:val="nil"/>
-              <w:left w:val="nil"/>
-              <w:bottom w:val="nil"/>
-              <w:right w:val="single" w:sz="16" w:space="0" w:color="000000"/>
+              <w:top w:val="single" w:sz="4" w:space="0" w:color="auto"/>
+              <w:left w:val="single" w:sz="4" w:space="0" w:color="auto"/>
+              <w:bottom w:val="single" w:sz="4" w:space="0" w:color="auto"/>
+              <w:right w:val="single" w:sz="4" w:space="0" w:color="auto"/>
             </w:tcBorders>
             <w:shd w:val="clear" w:color="auto" w:fill="FFFFFF"/>
             <w:vAlign w:val="center"/>
@@ -32192,11 +32147,12 @@
         </w:tc>
         <w:tc>
           <w:tcPr>
-            <w:tcW w:w="900" w:type="dxa"/>
+            <w:tcW w:w="610" w:type="pct"/>
             <w:tcBorders>
-              <w:top w:val="nil"/>
-              <w:left w:val="single" w:sz="16" w:space="0" w:color="000000"/>
-              <w:bottom w:val="nil"/>
+              <w:top w:val="single" w:sz="4" w:space="0" w:color="auto"/>
+              <w:left w:val="single" w:sz="4" w:space="0" w:color="auto"/>
+              <w:bottom w:val="single" w:sz="4" w:space="0" w:color="auto"/>
+              <w:right w:val="single" w:sz="4" w:space="0" w:color="auto"/>
             </w:tcBorders>
             <w:shd w:val="clear" w:color="auto" w:fill="FFFFFF"/>
             <w:vAlign w:val="center"/>
@@ -32223,11 +32179,12 @@
         </w:tc>
         <w:tc>
           <w:tcPr>
-            <w:tcW w:w="1350" w:type="dxa"/>
+            <w:tcW w:w="915" w:type="pct"/>
             <w:tcBorders>
-              <w:top w:val="nil"/>
-              <w:bottom w:val="nil"/>
-              <w:right w:val="single" w:sz="16" w:space="0" w:color="000000"/>
+              <w:top w:val="single" w:sz="4" w:space="0" w:color="auto"/>
+              <w:left w:val="single" w:sz="4" w:space="0" w:color="auto"/>
+              <w:bottom w:val="single" w:sz="4" w:space="0" w:color="auto"/>
+              <w:right w:val="single" w:sz="18" w:space="0" w:color="000000"/>
             </w:tcBorders>
             <w:shd w:val="clear" w:color="auto" w:fill="FFFFFF"/>
             <w:vAlign w:val="center"/>
@@ -32259,13 +32216,13 @@
         </w:trPr>
         <w:tc>
           <w:tcPr>
-            <w:tcW w:w="2808" w:type="dxa"/>
+            <w:tcW w:w="1902" w:type="pct"/>
             <w:vMerge/>
             <w:tcBorders>
-              <w:top w:val="nil"/>
-              <w:left w:val="single" w:sz="16" w:space="0" w:color="000000"/>
-              <w:bottom w:val="single" w:sz="16" w:space="0" w:color="000000"/>
-              <w:right w:val="nil"/>
+              <w:top w:val="single" w:sz="4" w:space="0" w:color="auto"/>
+              <w:left w:val="single" w:sz="18" w:space="0" w:color="000000"/>
+              <w:bottom w:val="single" w:sz="18" w:space="0" w:color="000000"/>
+              <w:right w:val="single" w:sz="4" w:space="0" w:color="auto"/>
             </w:tcBorders>
             <w:shd w:val="clear" w:color="auto" w:fill="FFFFFF"/>
             <w:vAlign w:val="center"/>
@@ -32284,12 +32241,12 @@
         </w:tc>
         <w:tc>
           <w:tcPr>
-            <w:tcW w:w="2322" w:type="dxa"/>
+            <w:tcW w:w="1573" w:type="pct"/>
             <w:tcBorders>
-              <w:top w:val="nil"/>
-              <w:left w:val="nil"/>
-              <w:bottom w:val="single" w:sz="16" w:space="0" w:color="000000"/>
-              <w:right w:val="single" w:sz="16" w:space="0" w:color="000000"/>
+              <w:top w:val="single" w:sz="4" w:space="0" w:color="auto"/>
+              <w:left w:val="single" w:sz="4" w:space="0" w:color="auto"/>
+              <w:bottom w:val="single" w:sz="18" w:space="0" w:color="000000"/>
+              <w:right w:val="single" w:sz="4" w:space="0" w:color="auto"/>
             </w:tcBorders>
             <w:shd w:val="clear" w:color="auto" w:fill="FFFFFF"/>
             <w:vAlign w:val="center"/>
@@ -32324,11 +32281,12 @@
         </w:tc>
         <w:tc>
           <w:tcPr>
-            <w:tcW w:w="900" w:type="dxa"/>
+            <w:tcW w:w="610" w:type="pct"/>
             <w:tcBorders>
-              <w:top w:val="nil"/>
-              <w:left w:val="single" w:sz="16" w:space="0" w:color="000000"/>
-              <w:bottom w:val="single" w:sz="16" w:space="0" w:color="000000"/>
+              <w:top w:val="single" w:sz="4" w:space="0" w:color="auto"/>
+              <w:left w:val="single" w:sz="4" w:space="0" w:color="auto"/>
+              <w:bottom w:val="single" w:sz="18" w:space="0" w:color="000000"/>
+              <w:right w:val="single" w:sz="4" w:space="0" w:color="auto"/>
             </w:tcBorders>
             <w:shd w:val="clear" w:color="auto" w:fill="FFFFFF"/>
             <w:vAlign w:val="center"/>
@@ -32355,11 +32313,12 @@
         </w:tc>
         <w:tc>
           <w:tcPr>
-            <w:tcW w:w="1350" w:type="dxa"/>
+            <w:tcW w:w="915" w:type="pct"/>
             <w:tcBorders>
-              <w:top w:val="nil"/>
-              <w:bottom w:val="single" w:sz="16" w:space="0" w:color="000000"/>
-              <w:right w:val="single" w:sz="16" w:space="0" w:color="000000"/>
+              <w:top w:val="single" w:sz="4" w:space="0" w:color="auto"/>
+              <w:left w:val="single" w:sz="4" w:space="0" w:color="auto"/>
+              <w:bottom w:val="single" w:sz="18" w:space="0" w:color="000000"/>
+              <w:right w:val="single" w:sz="18" w:space="0" w:color="000000"/>
             </w:tcBorders>
             <w:shd w:val="clear" w:color="auto" w:fill="FFFFFF"/>
             <w:vAlign w:val="center"/>
@@ -32388,173 +32347,213 @@
     </w:tbl>
     <w:p>
       <w:pPr>
+        <w:spacing w:before="240" w:after="160" w:line="360" w:lineRule="auto"/>
+        <w:jc w:val="both"/>
+        <w:rPr>
+          <w:rFonts w:ascii="Times New Roman" w:hAnsi="Times New Roman" w:cs="Times New Roman"/>
+          <w:sz w:val="24"/>
+          <w:szCs w:val="24"/>
+        </w:rPr>
+      </w:pPr>
+      <w:r>
+        <w:rPr>
+          <w:rFonts w:ascii="Times New Roman" w:hAnsi="Times New Roman" w:cs="Times New Roman"/>
+          <w:sz w:val="24"/>
+          <w:szCs w:val="24"/>
+        </w:rPr>
+        <w:t>The data shows that people at SONARWA have a very positive view of corporate governance. About 78% strongly believe that having the right board members improves financial performance</w:t>
+      </w:r>
+      <w:r>
+        <w:rPr>
+          <w:rFonts w:ascii="Times New Roman" w:hAnsi="Times New Roman" w:cs="Times New Roman"/>
+          <w:sz w:val="24"/>
+          <w:szCs w:val="24"/>
+        </w:rPr>
+        <w:t>,</w:t>
+      </w:r>
+      <w:r>
+        <w:rPr>
+          <w:rFonts w:ascii="Times New Roman" w:hAnsi="Times New Roman" w:cs="Times New Roman"/>
+          <w:sz w:val="24"/>
+          <w:szCs w:val="24"/>
+        </w:rPr>
+        <w:t xml:space="preserve"> </w:t>
+      </w:r>
+      <w:r>
+        <w:rPr>
+          <w:rFonts w:ascii="Times New Roman" w:hAnsi="Times New Roman" w:cs="Times New Roman"/>
+          <w:sz w:val="24"/>
+          <w:szCs w:val="24"/>
+        </w:rPr>
+        <w:t>most</w:t>
+      </w:r>
+      <w:r>
+        <w:rPr>
+          <w:rFonts w:ascii="Times New Roman" w:hAnsi="Times New Roman" w:cs="Times New Roman"/>
+          <w:sz w:val="24"/>
+          <w:szCs w:val="24"/>
+        </w:rPr>
+        <w:t xml:space="preserve"> also feel that risk management (60% strongly agree, 38% agree) helps prevent financial losses. Internal audits are seen as useful too, with 56% strongly agreeing they improve how the company runs</w:t>
+      </w:r>
+      <w:r>
+        <w:rPr>
+          <w:rFonts w:ascii="Times New Roman" w:hAnsi="Times New Roman" w:cs="Times New Roman"/>
+          <w:sz w:val="24"/>
+          <w:szCs w:val="24"/>
+        </w:rPr>
+        <w:t>, a</w:t>
+      </w:r>
+      <w:r>
+        <w:rPr>
+          <w:rFonts w:ascii="Times New Roman" w:hAnsi="Times New Roman" w:cs="Times New Roman"/>
+          <w:sz w:val="24"/>
+          <w:szCs w:val="24"/>
+        </w:rPr>
+        <w:t>lmost half (48%) strongly agree and 30% agree that governance improves transparency and accountability, though 22% are not sure. On profitability, 42% strongly agree</w:t>
+      </w:r>
+      <w:r>
+        <w:rPr>
+          <w:rFonts w:ascii="Times New Roman" w:hAnsi="Times New Roman" w:cs="Times New Roman"/>
+          <w:sz w:val="24"/>
+          <w:szCs w:val="24"/>
+        </w:rPr>
+        <w:t xml:space="preserve"> and 38% agree that governance helps increase profits. No one disagreed with any statements.</w:t>
+      </w:r>
+      <w:bookmarkStart w:id="134" w:name="_Toc202527997"/>
+    </w:p>
+    <w:p>
+      <w:pPr>
+        <w:pStyle w:val="Heading3"/>
+        <w:rPr>
+          <w:szCs w:val="24"/>
+        </w:rPr>
+      </w:pPr>
+      <w:r>
+        <w:t>PROFITABILITY INDICATORS USED</w:t>
+      </w:r>
+      <w:bookmarkEnd w:id="134"/>
+    </w:p>
+    <w:p>
+      <w:pPr>
         <w:spacing w:after="160" w:line="360" w:lineRule="auto"/>
         <w:jc w:val="both"/>
         <w:rPr>
           <w:rFonts w:ascii="Times New Roman" w:hAnsi="Times New Roman" w:cs="Times New Roman"/>
-          <w:b/>
-          <w:bCs/>
-          <w:sz w:val="24"/>
-          <w:szCs w:val="24"/>
-        </w:rPr>
-      </w:pPr>
+          <w:sz w:val="24"/>
+          <w:szCs w:val="24"/>
+        </w:rPr>
+      </w:pPr>
+      <w:r>
+        <w:rPr>
+          <w:rFonts w:ascii="Times New Roman" w:hAnsi="Times New Roman" w:cs="Times New Roman"/>
+          <w:sz w:val="24"/>
+          <w:szCs w:val="24"/>
+        </w:rPr>
+        <w:t>This part identifies how respondents identified key profitability indicators and how respondents assessed profitability changes due to governance The results are in </w:t>
+      </w:r>
+      <w:r>
+        <w:rPr>
+          <w:rFonts w:ascii="Times New Roman" w:hAnsi="Times New Roman" w:cs="Times New Roman"/>
+          <w:sz w:val="24"/>
+          <w:szCs w:val="24"/>
+        </w:rPr>
+        <w:t>Table 11</w:t>
+      </w:r>
+      <w:r>
+        <w:rPr>
+          <w:rFonts w:ascii="Times New Roman" w:hAnsi="Times New Roman" w:cs="Times New Roman"/>
+          <w:sz w:val="24"/>
+          <w:szCs w:val="24"/>
+        </w:rPr>
+        <w:t>.</w:t>
+      </w:r>
     </w:p>
     <w:p>
       <w:pPr>
-        <w:spacing w:after="160" w:line="360" w:lineRule="auto"/>
-        <w:jc w:val="both"/>
-        <w:rPr>
-          <w:rFonts w:ascii="Times New Roman" w:hAnsi="Times New Roman" w:cs="Times New Roman"/>
-          <w:b/>
-          <w:bCs/>
-          <w:sz w:val="24"/>
-          <w:szCs w:val="24"/>
-        </w:rPr>
-      </w:pPr>
-      <w:r>
-        <w:rPr>
-          <w:rFonts w:ascii="Times New Roman" w:hAnsi="Times New Roman" w:cs="Times New Roman"/>
-          <w:sz w:val="24"/>
-          <w:szCs w:val="24"/>
-        </w:rPr>
-        <w:t>The data shows that people at SONARWA have a very positive view of corporate governance. About 78% strongly believe that having the right board members improves financial performance</w:t>
-      </w:r>
-      <w:r>
-        <w:rPr>
-          <w:rFonts w:ascii="Times New Roman" w:hAnsi="Times New Roman" w:cs="Times New Roman"/>
-          <w:sz w:val="24"/>
-          <w:szCs w:val="24"/>
-        </w:rPr>
-        <w:t>,</w:t>
-      </w:r>
-      <w:r>
-        <w:rPr>
-          <w:rFonts w:ascii="Times New Roman" w:hAnsi="Times New Roman" w:cs="Times New Roman"/>
-          <w:sz w:val="24"/>
-          <w:szCs w:val="24"/>
-        </w:rPr>
-        <w:t xml:space="preserve"> Most also feel that risk management (60% strongly agree, 38% agree) helps prevent financial losses. Internal audits are seen as useful too, with 56% strongly agreeing they improve how the company runs</w:t>
-      </w:r>
-      <w:r>
-        <w:rPr>
-          <w:rFonts w:ascii="Times New Roman" w:hAnsi="Times New Roman" w:cs="Times New Roman"/>
-          <w:sz w:val="24"/>
-          <w:szCs w:val="24"/>
-        </w:rPr>
-        <w:t>, a</w:t>
-      </w:r>
-      <w:r>
-        <w:rPr>
-          <w:rFonts w:ascii="Times New Roman" w:hAnsi="Times New Roman" w:cs="Times New Roman"/>
-          <w:sz w:val="24"/>
-          <w:szCs w:val="24"/>
-        </w:rPr>
-        <w:t>lmost half (48%) strongly agree and 30% agree that governance improves transparency and accountability, though 22% are not sure. On profitability, 42% strongly agree</w:t>
-      </w:r>
-      <w:r>
-        <w:rPr>
-          <w:rFonts w:ascii="Times New Roman" w:hAnsi="Times New Roman" w:cs="Times New Roman"/>
-          <w:sz w:val="24"/>
-          <w:szCs w:val="24"/>
-        </w:rPr>
-        <w:t xml:space="preserve"> and 38% agree that governance helps increase profits. No one disagreed with any statements.</w:t>
-      </w:r>
-    </w:p>
-    <w:p>
-      <w:pPr>
-        <w:pStyle w:val="Heading1"/>
-        <w:spacing w:line="360" w:lineRule="auto"/>
-        <w:jc w:val="both"/>
-        <w:rPr>
-          <w:rFonts w:cs="Times New Roman"/>
-        </w:rPr>
-      </w:pPr>
-      <w:bookmarkStart w:id="135" w:name="_Toc202527997"/>
-      <w:r>
-        <w:rPr>
-          <w:rFonts w:cs="Times New Roman"/>
-        </w:rPr>
-        <w:t>4.3.2. Profitability Indicators Used</w:t>
-      </w:r>
-      <w:bookmarkEnd w:id="135"/>
-    </w:p>
-    <w:p>
-      <w:pPr>
-        <w:spacing w:after="160" w:line="360" w:lineRule="auto"/>
-        <w:jc w:val="both"/>
-        <w:rPr>
-          <w:rFonts w:ascii="Times New Roman" w:hAnsi="Times New Roman" w:cs="Times New Roman"/>
-          <w:sz w:val="24"/>
-          <w:szCs w:val="24"/>
-        </w:rPr>
-      </w:pPr>
-      <w:r>
-        <w:rPr>
-          <w:rFonts w:ascii="Times New Roman" w:hAnsi="Times New Roman" w:cs="Times New Roman"/>
-          <w:sz w:val="24"/>
-          <w:szCs w:val="24"/>
-        </w:rPr>
-        <w:t>This part identifies how respondents identified key profitability indicators and how respondents assessed profitability changes due to governance The results are in </w:t>
-      </w:r>
-      <w:r>
-        <w:rPr>
-          <w:rFonts w:ascii="Times New Roman" w:hAnsi="Times New Roman" w:cs="Times New Roman"/>
-          <w:sz w:val="24"/>
-          <w:szCs w:val="24"/>
-        </w:rPr>
-        <w:t>Table 11</w:t>
-      </w:r>
-      <w:r>
-        <w:rPr>
-          <w:rFonts w:ascii="Times New Roman" w:hAnsi="Times New Roman" w:cs="Times New Roman"/>
-          <w:sz w:val="24"/>
-          <w:szCs w:val="24"/>
-        </w:rPr>
-        <w:t>.</w:t>
-      </w:r>
-    </w:p>
-    <w:p>
-      <w:pPr>
-        <w:spacing w:after="160" w:line="360" w:lineRule="auto"/>
-        <w:jc w:val="both"/>
-        <w:rPr>
-          <w:rFonts w:ascii="Times New Roman" w:hAnsi="Times New Roman" w:cs="Times New Roman"/>
-          <w:sz w:val="24"/>
-          <w:szCs w:val="24"/>
-        </w:rPr>
-      </w:pPr>
-      <w:r>
-        <w:rPr>
-          <w:rFonts w:ascii="Times New Roman" w:hAnsi="Times New Roman" w:cs="Times New Roman"/>
-          <w:b/>
-          <w:bCs/>
-          <w:sz w:val="24"/>
-          <w:szCs w:val="24"/>
-        </w:rPr>
-        <w:t xml:space="preserve">Table 11: </w:t>
-      </w:r>
-      <w:r>
-        <w:rPr>
-          <w:rFonts w:ascii="Times New Roman" w:hAnsi="Times New Roman" w:cs="Times New Roman"/>
-          <w:sz w:val="24"/>
-          <w:szCs w:val="24"/>
-        </w:rPr>
-        <w:t>Profitability Indicators and Change in Profitability at SONARWA</w:t>
+        <w:pStyle w:val="Caption"/>
+        <w:rPr>
+          <w:rFonts w:ascii="Times New Roman" w:hAnsi="Times New Roman" w:cs="Times New Roman"/>
+          <w:color w:val="auto"/>
+          <w:sz w:val="24"/>
+          <w:szCs w:val="24"/>
+        </w:rPr>
+      </w:pPr>
+      <w:r>
+        <w:rPr>
+          <w:rFonts w:ascii="Times New Roman" w:hAnsi="Times New Roman" w:cs="Times New Roman"/>
+          <w:color w:val="auto"/>
+          <w:sz w:val="24"/>
+          <w:szCs w:val="24"/>
+        </w:rPr>
+        <w:t xml:space="preserve">Table </w:t>
+      </w:r>
+      <w:r>
+        <w:rPr>
+          <w:rFonts w:ascii="Times New Roman" w:hAnsi="Times New Roman" w:cs="Times New Roman"/>
+          <w:color w:val="auto"/>
+          <w:sz w:val="24"/>
+          <w:szCs w:val="24"/>
+        </w:rPr>
+        <w:fldChar w:fldCharType="begin"/>
+      </w:r>
+      <w:r>
+        <w:rPr>
+          <w:rFonts w:ascii="Times New Roman" w:hAnsi="Times New Roman" w:cs="Times New Roman"/>
+          <w:color w:val="auto"/>
+          <w:sz w:val="24"/>
+          <w:szCs w:val="24"/>
+        </w:rPr>
+        <w:instrText xml:space="preserve"> SEQ Table \* ARABIC </w:instrText>
+      </w:r>
+      <w:r>
+        <w:rPr>
+          <w:rFonts w:ascii="Times New Roman" w:hAnsi="Times New Roman" w:cs="Times New Roman"/>
+          <w:color w:val="auto"/>
+          <w:sz w:val="24"/>
+          <w:szCs w:val="24"/>
+        </w:rPr>
+        <w:fldChar w:fldCharType="separate"/>
+      </w:r>
+      <w:r>
+        <w:rPr>
+          <w:rFonts w:ascii="Times New Roman" w:hAnsi="Times New Roman" w:cs="Times New Roman"/>
+          <w:noProof/>
+          <w:color w:val="auto"/>
+          <w:sz w:val="24"/>
+          <w:szCs w:val="24"/>
+        </w:rPr>
+        <w:t>10</w:t>
+      </w:r>
+      <w:r>
+        <w:rPr>
+          <w:rFonts w:ascii="Times New Roman" w:hAnsi="Times New Roman" w:cs="Times New Roman"/>
+          <w:color w:val="auto"/>
+          <w:sz w:val="24"/>
+          <w:szCs w:val="24"/>
+        </w:rPr>
+        <w:fldChar w:fldCharType="end"/>
+      </w:r>
+      <w:r>
+        <w:rPr>
+          <w:rFonts w:ascii="Times New Roman" w:hAnsi="Times New Roman" w:cs="Times New Roman"/>
+          <w:color w:val="auto"/>
+          <w:sz w:val="24"/>
+          <w:szCs w:val="24"/>
+        </w:rPr>
+        <w:t>: Profitability Indicators and Change in Profitability at SONARWA</w:t>
       </w:r>
     </w:p>
     <w:tbl>
       <w:tblPr>
-        <w:tblW w:w="8100" w:type="dxa"/>
-        <w:tblInd w:w="-20" w:type="dxa"/>
+        <w:tblW w:w="5000" w:type="pct"/>
         <w:tblBorders>
-          <w:top w:val="single" w:sz="8" w:space="0" w:color="000000"/>
-          <w:left w:val="single" w:sz="8" w:space="0" w:color="000000"/>
-          <w:bottom w:val="single" w:sz="8" w:space="0" w:color="000000"/>
-          <w:right w:val="single" w:sz="8" w:space="0" w:color="000000"/>
-          <w:insideH w:val="single" w:sz="8" w:space="0" w:color="000000"/>
-          <w:insideV w:val="single" w:sz="8" w:space="0" w:color="000000"/>
+          <w:top w:val="single" w:sz="18" w:space="0" w:color="000000"/>
+          <w:left w:val="single" w:sz="18" w:space="0" w:color="000000"/>
+          <w:bottom w:val="single" w:sz="18" w:space="0" w:color="000000"/>
+          <w:right w:val="single" w:sz="18" w:space="0" w:color="000000"/>
+          <w:insideH w:val="single" w:sz="4" w:space="0" w:color="auto"/>
+          <w:insideV w:val="single" w:sz="4" w:space="0" w:color="auto"/>
         </w:tblBorders>
-        <w:tblLayout w:type="fixed"/>
         <w:tblCellMar>
           <w:left w:w="0" w:type="dxa"/>
           <w:right w:w="0" w:type="dxa"/>
@@ -32562,10 +32561,10 @@
         <w:tblLook w:val="0000" w:firstRow="0" w:lastRow="0" w:firstColumn="0" w:lastColumn="0" w:noHBand="0" w:noVBand="0"/>
       </w:tblPr>
       <w:tblGrid>
-        <w:gridCol w:w="2448"/>
-        <w:gridCol w:w="3582"/>
-        <w:gridCol w:w="900"/>
-        <w:gridCol w:w="1170"/>
+        <w:gridCol w:w="2713"/>
+        <w:gridCol w:w="3971"/>
+        <w:gridCol w:w="999"/>
+        <w:gridCol w:w="1297"/>
       </w:tblGrid>
       <w:tr>
         <w:trPr>
@@ -32573,36 +32572,25 @@
         </w:trPr>
         <w:tc>
           <w:tcPr>
-            <w:tcW w:w="6030" w:type="dxa"/>
+            <w:tcW w:w="3722" w:type="pct"/>
             <w:gridSpan w:val="2"/>
-            <w:tcBorders>
-              <w:top w:val="single" w:sz="16" w:space="0" w:color="000000"/>
-              <w:left w:val="single" w:sz="16" w:space="0" w:color="000000"/>
-              <w:bottom w:val="single" w:sz="16" w:space="0" w:color="000000"/>
-              <w:right w:val="nil"/>
-            </w:tcBorders>
-            <w:shd w:val="clear" w:color="auto" w:fill="FFFFFF"/>
-          </w:tcPr>
-          <w:p>
-            <w:pPr>
-              <w:spacing w:after="160" w:line="360" w:lineRule="auto"/>
-              <w:jc w:val="both"/>
-              <w:rPr>
-                <w:rFonts w:ascii="Times New Roman" w:hAnsi="Times New Roman" w:cs="Times New Roman"/>
-                <w:sz w:val="24"/>
-                <w:szCs w:val="24"/>
-              </w:rPr>
-            </w:pPr>
-          </w:p>
-        </w:tc>
-        <w:tc>
-          <w:tcPr>
-            <w:tcW w:w="900" w:type="dxa"/>
-            <w:tcBorders>
-              <w:top w:val="single" w:sz="16" w:space="0" w:color="000000"/>
-              <w:left w:val="single" w:sz="16" w:space="0" w:color="000000"/>
-              <w:bottom w:val="single" w:sz="16" w:space="0" w:color="000000"/>
-            </w:tcBorders>
+            <w:shd w:val="clear" w:color="auto" w:fill="FFFFFF"/>
+          </w:tcPr>
+          <w:p>
+            <w:pPr>
+              <w:spacing w:after="160" w:line="360" w:lineRule="auto"/>
+              <w:jc w:val="both"/>
+              <w:rPr>
+                <w:rFonts w:ascii="Times New Roman" w:hAnsi="Times New Roman" w:cs="Times New Roman"/>
+                <w:sz w:val="24"/>
+                <w:szCs w:val="24"/>
+              </w:rPr>
+            </w:pPr>
+          </w:p>
+        </w:tc>
+        <w:tc>
+          <w:tcPr>
+            <w:tcW w:w="556" w:type="pct"/>
             <w:shd w:val="clear" w:color="auto" w:fill="FFFFFF"/>
           </w:tcPr>
           <w:p>
@@ -32627,12 +32615,7 @@
         </w:tc>
         <w:tc>
           <w:tcPr>
-            <w:tcW w:w="1170" w:type="dxa"/>
-            <w:tcBorders>
-              <w:top w:val="single" w:sz="16" w:space="0" w:color="000000"/>
-              <w:bottom w:val="single" w:sz="16" w:space="0" w:color="000000"/>
-              <w:right w:val="single" w:sz="16" w:space="0" w:color="000000"/>
-            </w:tcBorders>
+            <w:tcW w:w="722" w:type="pct"/>
             <w:shd w:val="clear" w:color="auto" w:fill="FFFFFF"/>
           </w:tcPr>
           <w:p>
@@ -32662,14 +32645,8 @@
         </w:trPr>
         <w:tc>
           <w:tcPr>
-            <w:tcW w:w="2448" w:type="dxa"/>
+            <w:tcW w:w="1511" w:type="pct"/>
             <w:vMerge w:val="restart"/>
-            <w:tcBorders>
-              <w:top w:val="single" w:sz="16" w:space="0" w:color="000000"/>
-              <w:left w:val="single" w:sz="16" w:space="0" w:color="000000"/>
-              <w:bottom w:val="nil"/>
-              <w:right w:val="single" w:sz="4" w:space="0" w:color="auto"/>
-            </w:tcBorders>
             <w:shd w:val="clear" w:color="auto" w:fill="FFFFFF"/>
             <w:vAlign w:val="center"/>
           </w:tcPr>
@@ -32695,13 +32672,7 @@
         </w:tc>
         <w:tc>
           <w:tcPr>
-            <w:tcW w:w="3582" w:type="dxa"/>
-            <w:tcBorders>
-              <w:top w:val="single" w:sz="16" w:space="0" w:color="000000"/>
-              <w:left w:val="single" w:sz="4" w:space="0" w:color="auto"/>
-              <w:bottom w:val="nil"/>
-              <w:right w:val="single" w:sz="4" w:space="0" w:color="auto"/>
-            </w:tcBorders>
+            <w:tcW w:w="2211" w:type="pct"/>
             <w:shd w:val="clear" w:color="auto" w:fill="FFFFFF"/>
             <w:vAlign w:val="center"/>
           </w:tcPr>
@@ -32727,12 +32698,7 @@
         </w:tc>
         <w:tc>
           <w:tcPr>
-            <w:tcW w:w="900" w:type="dxa"/>
-            <w:tcBorders>
-              <w:top w:val="single" w:sz="16" w:space="0" w:color="000000"/>
-              <w:left w:val="single" w:sz="4" w:space="0" w:color="auto"/>
-              <w:bottom w:val="nil"/>
-            </w:tcBorders>
+            <w:tcW w:w="556" w:type="pct"/>
             <w:shd w:val="clear" w:color="auto" w:fill="FFFFFF"/>
             <w:vAlign w:val="center"/>
           </w:tcPr>
@@ -32758,12 +32724,7 @@
         </w:tc>
         <w:tc>
           <w:tcPr>
-            <w:tcW w:w="1170" w:type="dxa"/>
-            <w:tcBorders>
-              <w:top w:val="single" w:sz="16" w:space="0" w:color="000000"/>
-              <w:bottom w:val="nil"/>
-              <w:right w:val="single" w:sz="16" w:space="0" w:color="000000"/>
-            </w:tcBorders>
+            <w:tcW w:w="722" w:type="pct"/>
             <w:shd w:val="clear" w:color="auto" w:fill="FFFFFF"/>
             <w:vAlign w:val="center"/>
           </w:tcPr>
@@ -32794,14 +32755,8 @@
         </w:trPr>
         <w:tc>
           <w:tcPr>
-            <w:tcW w:w="2448" w:type="dxa"/>
+            <w:tcW w:w="1511" w:type="pct"/>
             <w:vMerge/>
-            <w:tcBorders>
-              <w:top w:val="single" w:sz="16" w:space="0" w:color="000000"/>
-              <w:left w:val="single" w:sz="16" w:space="0" w:color="000000"/>
-              <w:bottom w:val="nil"/>
-              <w:right w:val="single" w:sz="4" w:space="0" w:color="auto"/>
-            </w:tcBorders>
             <w:shd w:val="clear" w:color="auto" w:fill="FFFFFF"/>
             <w:vAlign w:val="center"/>
           </w:tcPr>
@@ -32819,13 +32774,7 @@
         </w:tc>
         <w:tc>
           <w:tcPr>
-            <w:tcW w:w="3582" w:type="dxa"/>
-            <w:tcBorders>
-              <w:top w:val="nil"/>
-              <w:left w:val="single" w:sz="4" w:space="0" w:color="auto"/>
-              <w:bottom w:val="nil"/>
-              <w:right w:val="single" w:sz="4" w:space="0" w:color="auto"/>
-            </w:tcBorders>
+            <w:tcW w:w="2211" w:type="pct"/>
             <w:shd w:val="clear" w:color="auto" w:fill="FFFFFF"/>
             <w:vAlign w:val="center"/>
           </w:tcPr>
@@ -32851,12 +32800,7 @@
         </w:tc>
         <w:tc>
           <w:tcPr>
-            <w:tcW w:w="900" w:type="dxa"/>
-            <w:tcBorders>
-              <w:top w:val="nil"/>
-              <w:left w:val="single" w:sz="4" w:space="0" w:color="auto"/>
-              <w:bottom w:val="nil"/>
-            </w:tcBorders>
+            <w:tcW w:w="556" w:type="pct"/>
             <w:shd w:val="clear" w:color="auto" w:fill="FFFFFF"/>
             <w:vAlign w:val="center"/>
           </w:tcPr>
@@ -32882,12 +32826,7 @@
         </w:tc>
         <w:tc>
           <w:tcPr>
-            <w:tcW w:w="1170" w:type="dxa"/>
-            <w:tcBorders>
-              <w:top w:val="nil"/>
-              <w:bottom w:val="nil"/>
-              <w:right w:val="single" w:sz="16" w:space="0" w:color="000000"/>
-            </w:tcBorders>
+            <w:tcW w:w="722" w:type="pct"/>
             <w:shd w:val="clear" w:color="auto" w:fill="FFFFFF"/>
             <w:vAlign w:val="center"/>
           </w:tcPr>
@@ -32918,14 +32857,8 @@
         </w:trPr>
         <w:tc>
           <w:tcPr>
-            <w:tcW w:w="2448" w:type="dxa"/>
+            <w:tcW w:w="1511" w:type="pct"/>
             <w:vMerge/>
-            <w:tcBorders>
-              <w:top w:val="single" w:sz="16" w:space="0" w:color="000000"/>
-              <w:left w:val="single" w:sz="16" w:space="0" w:color="000000"/>
-              <w:bottom w:val="nil"/>
-              <w:right w:val="single" w:sz="4" w:space="0" w:color="auto"/>
-            </w:tcBorders>
             <w:shd w:val="clear" w:color="auto" w:fill="FFFFFF"/>
             <w:vAlign w:val="center"/>
           </w:tcPr>
@@ -32943,13 +32876,7 @@
         </w:tc>
         <w:tc>
           <w:tcPr>
-            <w:tcW w:w="3582" w:type="dxa"/>
-            <w:tcBorders>
-              <w:top w:val="nil"/>
-              <w:left w:val="single" w:sz="4" w:space="0" w:color="auto"/>
-              <w:bottom w:val="nil"/>
-              <w:right w:val="single" w:sz="16" w:space="0" w:color="000000"/>
-            </w:tcBorders>
+            <w:tcW w:w="2211" w:type="pct"/>
             <w:shd w:val="clear" w:color="auto" w:fill="FFFFFF"/>
             <w:vAlign w:val="center"/>
           </w:tcPr>
@@ -32975,12 +32902,7 @@
         </w:tc>
         <w:tc>
           <w:tcPr>
-            <w:tcW w:w="900" w:type="dxa"/>
-            <w:tcBorders>
-              <w:top w:val="nil"/>
-              <w:left w:val="single" w:sz="16" w:space="0" w:color="000000"/>
-              <w:bottom w:val="nil"/>
-            </w:tcBorders>
+            <w:tcW w:w="556" w:type="pct"/>
             <w:shd w:val="clear" w:color="auto" w:fill="FFFFFF"/>
             <w:vAlign w:val="center"/>
           </w:tcPr>
@@ -33006,12 +32928,7 @@
         </w:tc>
         <w:tc>
           <w:tcPr>
-            <w:tcW w:w="1170" w:type="dxa"/>
-            <w:tcBorders>
-              <w:top w:val="nil"/>
-              <w:bottom w:val="nil"/>
-              <w:right w:val="single" w:sz="16" w:space="0" w:color="000000"/>
-            </w:tcBorders>
+            <w:tcW w:w="722" w:type="pct"/>
             <w:shd w:val="clear" w:color="auto" w:fill="FFFFFF"/>
             <w:vAlign w:val="center"/>
           </w:tcPr>
@@ -33042,14 +32959,8 @@
         </w:trPr>
         <w:tc>
           <w:tcPr>
-            <w:tcW w:w="2448" w:type="dxa"/>
+            <w:tcW w:w="1511" w:type="pct"/>
             <w:vMerge/>
-            <w:tcBorders>
-              <w:top w:val="single" w:sz="16" w:space="0" w:color="000000"/>
-              <w:left w:val="single" w:sz="16" w:space="0" w:color="000000"/>
-              <w:bottom w:val="single" w:sz="4" w:space="0" w:color="auto"/>
-              <w:right w:val="single" w:sz="4" w:space="0" w:color="auto"/>
-            </w:tcBorders>
             <w:shd w:val="clear" w:color="auto" w:fill="FFFFFF"/>
             <w:vAlign w:val="center"/>
           </w:tcPr>
@@ -33067,13 +32978,7 @@
         </w:tc>
         <w:tc>
           <w:tcPr>
-            <w:tcW w:w="3582" w:type="dxa"/>
-            <w:tcBorders>
-              <w:top w:val="nil"/>
-              <w:left w:val="single" w:sz="4" w:space="0" w:color="auto"/>
-              <w:bottom w:val="single" w:sz="4" w:space="0" w:color="auto"/>
-              <w:right w:val="single" w:sz="16" w:space="0" w:color="000000"/>
-            </w:tcBorders>
+            <w:tcW w:w="2211" w:type="pct"/>
             <w:shd w:val="clear" w:color="auto" w:fill="FFFFFF"/>
             <w:vAlign w:val="center"/>
           </w:tcPr>
@@ -33099,12 +33004,7 @@
         </w:tc>
         <w:tc>
           <w:tcPr>
-            <w:tcW w:w="900" w:type="dxa"/>
-            <w:tcBorders>
-              <w:top w:val="nil"/>
-              <w:left w:val="single" w:sz="16" w:space="0" w:color="000000"/>
-              <w:bottom w:val="single" w:sz="4" w:space="0" w:color="auto"/>
-            </w:tcBorders>
+            <w:tcW w:w="556" w:type="pct"/>
             <w:shd w:val="clear" w:color="auto" w:fill="FFFFFF"/>
             <w:vAlign w:val="center"/>
           </w:tcPr>
@@ -33130,12 +33030,7 @@
         </w:tc>
         <w:tc>
           <w:tcPr>
-            <w:tcW w:w="1170" w:type="dxa"/>
-            <w:tcBorders>
-              <w:top w:val="nil"/>
-              <w:bottom w:val="single" w:sz="4" w:space="0" w:color="auto"/>
-              <w:right w:val="single" w:sz="16" w:space="0" w:color="000000"/>
-            </w:tcBorders>
+            <w:tcW w:w="722" w:type="pct"/>
             <w:shd w:val="clear" w:color="auto" w:fill="FFFFFF"/>
             <w:vAlign w:val="center"/>
           </w:tcPr>
@@ -33166,14 +33061,8 @@
         </w:trPr>
         <w:tc>
           <w:tcPr>
-            <w:tcW w:w="2448" w:type="dxa"/>
+            <w:tcW w:w="1511" w:type="pct"/>
             <w:vMerge w:val="restart"/>
-            <w:tcBorders>
-              <w:top w:val="single" w:sz="4" w:space="0" w:color="auto"/>
-              <w:left w:val="single" w:sz="16" w:space="0" w:color="000000"/>
-              <w:bottom w:val="single" w:sz="16" w:space="0" w:color="000000"/>
-              <w:right w:val="nil"/>
-            </w:tcBorders>
             <w:shd w:val="clear" w:color="auto" w:fill="FFFFFF"/>
             <w:vAlign w:val="center"/>
           </w:tcPr>
@@ -33199,13 +33088,7 @@
         </w:tc>
         <w:tc>
           <w:tcPr>
-            <w:tcW w:w="3582" w:type="dxa"/>
-            <w:tcBorders>
-              <w:top w:val="single" w:sz="4" w:space="0" w:color="auto"/>
-              <w:left w:val="nil"/>
-              <w:bottom w:val="nil"/>
-              <w:right w:val="single" w:sz="16" w:space="0" w:color="000000"/>
-            </w:tcBorders>
+            <w:tcW w:w="2211" w:type="pct"/>
             <w:shd w:val="clear" w:color="auto" w:fill="FFFFFF"/>
             <w:vAlign w:val="center"/>
           </w:tcPr>
@@ -33231,12 +33114,7 @@
         </w:tc>
         <w:tc>
           <w:tcPr>
-            <w:tcW w:w="900" w:type="dxa"/>
-            <w:tcBorders>
-              <w:top w:val="single" w:sz="4" w:space="0" w:color="auto"/>
-              <w:left w:val="single" w:sz="16" w:space="0" w:color="000000"/>
-              <w:bottom w:val="nil"/>
-            </w:tcBorders>
+            <w:tcW w:w="556" w:type="pct"/>
             <w:shd w:val="clear" w:color="auto" w:fill="FFFFFF"/>
             <w:vAlign w:val="center"/>
           </w:tcPr>
@@ -33262,12 +33140,7 @@
         </w:tc>
         <w:tc>
           <w:tcPr>
-            <w:tcW w:w="1170" w:type="dxa"/>
-            <w:tcBorders>
-              <w:top w:val="single" w:sz="4" w:space="0" w:color="auto"/>
-              <w:bottom w:val="nil"/>
-              <w:right w:val="single" w:sz="16" w:space="0" w:color="000000"/>
-            </w:tcBorders>
+            <w:tcW w:w="722" w:type="pct"/>
             <w:shd w:val="clear" w:color="auto" w:fill="FFFFFF"/>
             <w:vAlign w:val="center"/>
           </w:tcPr>
@@ -33298,14 +33171,8 @@
         </w:trPr>
         <w:tc>
           <w:tcPr>
-            <w:tcW w:w="2448" w:type="dxa"/>
+            <w:tcW w:w="1511" w:type="pct"/>
             <w:vMerge/>
-            <w:tcBorders>
-              <w:top w:val="nil"/>
-              <w:left w:val="single" w:sz="16" w:space="0" w:color="000000"/>
-              <w:bottom w:val="single" w:sz="16" w:space="0" w:color="000000"/>
-              <w:right w:val="nil"/>
-            </w:tcBorders>
             <w:shd w:val="clear" w:color="auto" w:fill="FFFFFF"/>
             <w:vAlign w:val="center"/>
           </w:tcPr>
@@ -33323,13 +33190,7 @@
         </w:tc>
         <w:tc>
           <w:tcPr>
-            <w:tcW w:w="3582" w:type="dxa"/>
-            <w:tcBorders>
-              <w:top w:val="nil"/>
-              <w:left w:val="nil"/>
-              <w:bottom w:val="nil"/>
-              <w:right w:val="single" w:sz="16" w:space="0" w:color="000000"/>
-            </w:tcBorders>
+            <w:tcW w:w="2211" w:type="pct"/>
             <w:shd w:val="clear" w:color="auto" w:fill="FFFFFF"/>
             <w:vAlign w:val="center"/>
           </w:tcPr>
@@ -33363,12 +33224,7 @@
         </w:tc>
         <w:tc>
           <w:tcPr>
-            <w:tcW w:w="900" w:type="dxa"/>
-            <w:tcBorders>
-              <w:top w:val="nil"/>
-              <w:left w:val="single" w:sz="16" w:space="0" w:color="000000"/>
-              <w:bottom w:val="nil"/>
-            </w:tcBorders>
+            <w:tcW w:w="556" w:type="pct"/>
             <w:shd w:val="clear" w:color="auto" w:fill="FFFFFF"/>
             <w:vAlign w:val="center"/>
           </w:tcPr>
@@ -33394,12 +33250,7 @@
         </w:tc>
         <w:tc>
           <w:tcPr>
-            <w:tcW w:w="1170" w:type="dxa"/>
-            <w:tcBorders>
-              <w:top w:val="nil"/>
-              <w:bottom w:val="nil"/>
-              <w:right w:val="single" w:sz="16" w:space="0" w:color="000000"/>
-            </w:tcBorders>
+            <w:tcW w:w="722" w:type="pct"/>
             <w:shd w:val="clear" w:color="auto" w:fill="FFFFFF"/>
             <w:vAlign w:val="center"/>
           </w:tcPr>
@@ -33430,14 +33281,8 @@
         </w:trPr>
         <w:tc>
           <w:tcPr>
-            <w:tcW w:w="2448" w:type="dxa"/>
+            <w:tcW w:w="1511" w:type="pct"/>
             <w:vMerge/>
-            <w:tcBorders>
-              <w:top w:val="nil"/>
-              <w:left w:val="single" w:sz="16" w:space="0" w:color="000000"/>
-              <w:bottom w:val="single" w:sz="16" w:space="0" w:color="000000"/>
-              <w:right w:val="nil"/>
-            </w:tcBorders>
             <w:shd w:val="clear" w:color="auto" w:fill="FFFFFF"/>
             <w:vAlign w:val="center"/>
           </w:tcPr>
@@ -33455,13 +33300,7 @@
         </w:tc>
         <w:tc>
           <w:tcPr>
-            <w:tcW w:w="3582" w:type="dxa"/>
-            <w:tcBorders>
-              <w:top w:val="nil"/>
-              <w:left w:val="nil"/>
-              <w:bottom w:val="nil"/>
-              <w:right w:val="single" w:sz="16" w:space="0" w:color="000000"/>
-            </w:tcBorders>
+            <w:tcW w:w="2211" w:type="pct"/>
             <w:shd w:val="clear" w:color="auto" w:fill="FFFFFF"/>
             <w:vAlign w:val="center"/>
           </w:tcPr>
@@ -33495,12 +33334,7 @@
         </w:tc>
         <w:tc>
           <w:tcPr>
-            <w:tcW w:w="900" w:type="dxa"/>
-            <w:tcBorders>
-              <w:top w:val="nil"/>
-              <w:left w:val="single" w:sz="16" w:space="0" w:color="000000"/>
-              <w:bottom w:val="nil"/>
-            </w:tcBorders>
+            <w:tcW w:w="556" w:type="pct"/>
             <w:shd w:val="clear" w:color="auto" w:fill="FFFFFF"/>
             <w:vAlign w:val="center"/>
           </w:tcPr>
@@ -33526,12 +33360,7 @@
         </w:tc>
         <w:tc>
           <w:tcPr>
-            <w:tcW w:w="1170" w:type="dxa"/>
-            <w:tcBorders>
-              <w:top w:val="nil"/>
-              <w:bottom w:val="nil"/>
-              <w:right w:val="single" w:sz="16" w:space="0" w:color="000000"/>
-            </w:tcBorders>
+            <w:tcW w:w="722" w:type="pct"/>
             <w:shd w:val="clear" w:color="auto" w:fill="FFFFFF"/>
             <w:vAlign w:val="center"/>
           </w:tcPr>
@@ -33562,14 +33391,8 @@
         </w:trPr>
         <w:tc>
           <w:tcPr>
-            <w:tcW w:w="2448" w:type="dxa"/>
+            <w:tcW w:w="1511" w:type="pct"/>
             <w:vMerge/>
-            <w:tcBorders>
-              <w:top w:val="nil"/>
-              <w:left w:val="single" w:sz="16" w:space="0" w:color="000000"/>
-              <w:bottom w:val="single" w:sz="16" w:space="0" w:color="000000"/>
-              <w:right w:val="nil"/>
-            </w:tcBorders>
             <w:shd w:val="clear" w:color="auto" w:fill="FFFFFF"/>
             <w:vAlign w:val="center"/>
           </w:tcPr>
@@ -33587,13 +33410,7 @@
         </w:tc>
         <w:tc>
           <w:tcPr>
-            <w:tcW w:w="3582" w:type="dxa"/>
-            <w:tcBorders>
-              <w:top w:val="nil"/>
-              <w:left w:val="nil"/>
-              <w:bottom w:val="nil"/>
-              <w:right w:val="single" w:sz="16" w:space="0" w:color="000000"/>
-            </w:tcBorders>
+            <w:tcW w:w="2211" w:type="pct"/>
             <w:shd w:val="clear" w:color="auto" w:fill="FFFFFF"/>
             <w:vAlign w:val="center"/>
           </w:tcPr>
@@ -33627,12 +33444,7 @@
         </w:tc>
         <w:tc>
           <w:tcPr>
-            <w:tcW w:w="900" w:type="dxa"/>
-            <w:tcBorders>
-              <w:top w:val="nil"/>
-              <w:left w:val="single" w:sz="16" w:space="0" w:color="000000"/>
-              <w:bottom w:val="nil"/>
-            </w:tcBorders>
+            <w:tcW w:w="556" w:type="pct"/>
             <w:shd w:val="clear" w:color="auto" w:fill="FFFFFF"/>
             <w:vAlign w:val="center"/>
           </w:tcPr>
@@ -33658,12 +33470,7 @@
         </w:tc>
         <w:tc>
           <w:tcPr>
-            <w:tcW w:w="1170" w:type="dxa"/>
-            <w:tcBorders>
-              <w:top w:val="nil"/>
-              <w:bottom w:val="nil"/>
-              <w:right w:val="single" w:sz="16" w:space="0" w:color="000000"/>
-            </w:tcBorders>
+            <w:tcW w:w="722" w:type="pct"/>
             <w:shd w:val="clear" w:color="auto" w:fill="FFFFFF"/>
             <w:vAlign w:val="center"/>
           </w:tcPr>
@@ -33694,14 +33501,8 @@
         </w:trPr>
         <w:tc>
           <w:tcPr>
-            <w:tcW w:w="2448" w:type="dxa"/>
+            <w:tcW w:w="1511" w:type="pct"/>
             <w:vMerge/>
-            <w:tcBorders>
-              <w:top w:val="nil"/>
-              <w:left w:val="single" w:sz="16" w:space="0" w:color="000000"/>
-              <w:bottom w:val="single" w:sz="16" w:space="0" w:color="000000"/>
-              <w:right w:val="nil"/>
-            </w:tcBorders>
             <w:shd w:val="clear" w:color="auto" w:fill="FFFFFF"/>
             <w:vAlign w:val="center"/>
           </w:tcPr>
@@ -33719,13 +33520,7 @@
         </w:tc>
         <w:tc>
           <w:tcPr>
-            <w:tcW w:w="3582" w:type="dxa"/>
-            <w:tcBorders>
-              <w:top w:val="nil"/>
-              <w:left w:val="nil"/>
-              <w:bottom w:val="single" w:sz="16" w:space="0" w:color="000000"/>
-              <w:right w:val="single" w:sz="16" w:space="0" w:color="000000"/>
-            </w:tcBorders>
+            <w:tcW w:w="2211" w:type="pct"/>
             <w:shd w:val="clear" w:color="auto" w:fill="FFFFFF"/>
             <w:vAlign w:val="center"/>
           </w:tcPr>
@@ -33759,12 +33554,7 @@
         </w:tc>
         <w:tc>
           <w:tcPr>
-            <w:tcW w:w="900" w:type="dxa"/>
-            <w:tcBorders>
-              <w:top w:val="nil"/>
-              <w:left w:val="single" w:sz="16" w:space="0" w:color="000000"/>
-              <w:bottom w:val="single" w:sz="16" w:space="0" w:color="000000"/>
-            </w:tcBorders>
+            <w:tcW w:w="556" w:type="pct"/>
             <w:shd w:val="clear" w:color="auto" w:fill="FFFFFF"/>
             <w:vAlign w:val="center"/>
           </w:tcPr>
@@ -33790,12 +33580,7 @@
         </w:tc>
         <w:tc>
           <w:tcPr>
-            <w:tcW w:w="1170" w:type="dxa"/>
-            <w:tcBorders>
-              <w:top w:val="nil"/>
-              <w:bottom w:val="single" w:sz="16" w:space="0" w:color="000000"/>
-              <w:right w:val="single" w:sz="16" w:space="0" w:color="000000"/>
-            </w:tcBorders>
+            <w:tcW w:w="722" w:type="pct"/>
             <w:shd w:val="clear" w:color="auto" w:fill="FFFFFF"/>
             <w:vAlign w:val="center"/>
           </w:tcPr>
@@ -33823,7 +33608,7 @@
     </w:tbl>
     <w:p>
       <w:pPr>
-        <w:spacing w:after="160" w:line="360" w:lineRule="auto"/>
+        <w:spacing w:before="240" w:after="160" w:line="360" w:lineRule="auto"/>
         <w:jc w:val="both"/>
         <w:rPr>
           <w:rFonts w:ascii="Times New Roman" w:hAnsi="Times New Roman" w:cs="Times New Roman"/>
@@ -33831,30 +33616,153 @@
           <w:szCs w:val="24"/>
         </w:rPr>
       </w:pPr>
+      <w:r>
+        <w:rPr>
+          <w:rFonts w:ascii="Times New Roman" w:hAnsi="Times New Roman" w:cs="Times New Roman"/>
+          <w:sz w:val="24"/>
+          <w:szCs w:val="24"/>
+        </w:rPr>
+        <w:t>The data reveals that Net Profit Margin (30%), Return on Assets (28%), and Customer Satisfaction (26%) are the primary indicators used to measure profitability at SONARWA, with Product Quality being less emphasized (16%). This suggests a strong focus on financial performance and stakeholder satisfaction. Regarding the impact of corporate governance between 2020 and 2024, 68% of respondents believe profitability has either increased significantly (38%) or slightly (30%), indicating a generally positive perception of governance reforms. Only a small portion noted a decrease (4%) or no change (2%), while 26% remain uncertain, highlighting a need for better communication or visibility around corporate changes. Overall, the data suggests corporate governance has positively influenced SONARWA’s profitability.</w:t>
+      </w:r>
+      <w:r>
+        <w:rPr>
+          <w:rFonts w:ascii="Times New Roman" w:hAnsi="Times New Roman" w:cs="Times New Roman"/>
+          <w:sz w:val="24"/>
+          <w:szCs w:val="24"/>
+        </w:rPr>
+        <w:br w:type="page"/>
+      </w:r>
     </w:p>
     <w:p>
       <w:pPr>
-        <w:spacing w:after="160" w:line="360" w:lineRule="auto"/>
-        <w:jc w:val="both"/>
-        <w:rPr>
-          <w:rFonts w:ascii="Times New Roman" w:hAnsi="Times New Roman" w:cs="Times New Roman"/>
-          <w:sz w:val="24"/>
-          <w:szCs w:val="24"/>
-        </w:rPr>
-      </w:pPr>
-      <w:r>
-        <w:rPr>
-          <w:rFonts w:ascii="Times New Roman" w:hAnsi="Times New Roman" w:cs="Times New Roman"/>
-          <w:sz w:val="24"/>
-          <w:szCs w:val="24"/>
-        </w:rPr>
-        <w:t>The data reveals that Net Profit Margin (30%), Return on Assets (28%), and Customer Satisfaction (26%) are the primary indicators used to measure profitability at SONARWA, with Product Quality being less emphasized (16%). This suggests a strong focus on financial performance and stakeholder satisfaction. Regarding the impact of corporate governance between 2020 and 2024, 68% of respondents believe profitability has either increased significantly (38%) or slightly (30%), indicating a generally positive perception of governance reforms. Only a small portion noted a decrease (4%) or no change (2%), while 26% remain uncertain, highlighting a need for better communication or visibility around corporate changes. Overall, the data suggests corporate governance has positively influenced SONARWA’s profitability.</w:t>
+        <w:pStyle w:val="Heading1"/>
+        <w:spacing w:before="240" w:after="240"/>
+      </w:pPr>
+      <w:r>
+        <w:t xml:space="preserve">CONCLUSIONS AND RECOMMENDATIONS </w:t>
       </w:r>
     </w:p>
     <w:p>
       <w:pPr>
-        <w:spacing w:after="160" w:line="360" w:lineRule="auto"/>
+        <w:spacing w:line="360" w:lineRule="auto"/>
         <w:jc w:val="both"/>
+        <w:rPr>
+          <w:rFonts w:ascii="Times New Roman" w:hAnsi="Times New Roman" w:cs="Times New Roman"/>
+          <w:sz w:val="24"/>
+          <w:szCs w:val="24"/>
+        </w:rPr>
+      </w:pPr>
+      <w:r>
+        <w:rPr>
+          <w:rFonts w:ascii="Times New Roman" w:hAnsi="Times New Roman" w:cs="Times New Roman"/>
+          <w:sz w:val="24"/>
+          <w:szCs w:val="24"/>
+        </w:rPr>
+        <w:t>This chapter is devoted to conclusions derived from empirical findings of the study, the policy recommendations, limitations and suggestions for further research. This chapter gives a brief summary of the study and highlights various lessons that can be adopted in policy formulation by suggesting appropriate measures that can be instigated to foster economic development. The chapter also highlights the limitations of the current study and sugges</w:t>
+      </w:r>
+      <w:r>
+        <w:rPr>
+          <w:rFonts w:ascii="Times New Roman" w:hAnsi="Times New Roman" w:cs="Times New Roman"/>
+          <w:sz w:val="24"/>
+          <w:szCs w:val="24"/>
+        </w:rPr>
+        <w:t xml:space="preserve">ts areas for further research. </w:t>
+      </w:r>
+    </w:p>
+    <w:p>
+      <w:pPr>
+        <w:pStyle w:val="Heading2"/>
+        <w:spacing w:before="240" w:after="240"/>
+      </w:pPr>
+      <w:r>
+        <w:t>CONCLUSIONS</w:t>
+      </w:r>
+    </w:p>
+    <w:p>
+      <w:pPr>
+        <w:spacing w:line="360" w:lineRule="auto"/>
+        <w:jc w:val="both"/>
+        <w:rPr>
+          <w:rFonts w:ascii="Times New Roman" w:hAnsi="Times New Roman" w:cs="Times New Roman"/>
+          <w:sz w:val="24"/>
+          <w:szCs w:val="24"/>
+        </w:rPr>
+      </w:pPr>
+      <w:r>
+        <w:rPr>
+          <w:rFonts w:ascii="Times New Roman" w:hAnsi="Times New Roman" w:cs="Times New Roman"/>
+          <w:sz w:val="24"/>
+          <w:szCs w:val="24"/>
+        </w:rPr>
+        <w:t>The empirical findings of this study highlight the significant role of corporate governance in enhancing the profitability of insurance companies. Effective governance mechanisms, such as board independence, transparency, accountability, and risk management practices, were found to positively influence financial performance. Strong corporate governance not only improves operational efficiency but also fosters stakeholder confidence, reduces fraud, and ensures compliance with regulatory standards. These factors collectively contribute to sustainable profitability in the insurance sector.</w:t>
+      </w:r>
+    </w:p>
+    <w:p>
+      <w:pPr>
+        <w:spacing w:line="360" w:lineRule="auto"/>
+        <w:jc w:val="both"/>
+        <w:rPr>
+          <w:rFonts w:ascii="Times New Roman" w:hAnsi="Times New Roman" w:cs="Times New Roman"/>
+          <w:sz w:val="24"/>
+          <w:szCs w:val="24"/>
+        </w:rPr>
+      </w:pPr>
+      <w:r>
+        <w:rPr>
+          <w:rFonts w:ascii="Times New Roman" w:hAnsi="Times New Roman" w:cs="Times New Roman"/>
+          <w:sz w:val="24"/>
+          <w:szCs w:val="24"/>
+        </w:rPr>
+        <w:t>The study underscores that insurance companies with robust governance frameworks tend to exhibit better financial stability, higher shareholder returns, and improved market competitiveness. Policymakers and industry leaders should recognize corporate governance as a critical driver of profitability and long-term growth in the insurance indu</w:t>
+      </w:r>
+      <w:r>
+        <w:rPr>
+          <w:rFonts w:ascii="Times New Roman" w:hAnsi="Times New Roman" w:cs="Times New Roman"/>
+          <w:sz w:val="24"/>
+          <w:szCs w:val="24"/>
+        </w:rPr>
+        <w:t>stry.</w:t>
+      </w:r>
+    </w:p>
+    <w:p>
+      <w:pPr>
+        <w:pStyle w:val="Heading2"/>
+        <w:spacing w:before="240" w:after="240"/>
+      </w:pPr>
+      <w:r>
+        <w:t>RECOMMENDATIONS</w:t>
+      </w:r>
+    </w:p>
+    <w:p>
+      <w:pPr>
+        <w:spacing w:line="360" w:lineRule="auto"/>
+        <w:jc w:val="both"/>
+        <w:rPr>
+          <w:rFonts w:ascii="Times New Roman" w:hAnsi="Times New Roman" w:cs="Times New Roman"/>
+          <w:sz w:val="24"/>
+          <w:szCs w:val="24"/>
+        </w:rPr>
+      </w:pPr>
+      <w:r>
+        <w:rPr>
+          <w:rFonts w:ascii="Times New Roman" w:hAnsi="Times New Roman" w:cs="Times New Roman"/>
+          <w:sz w:val="24"/>
+          <w:szCs w:val="24"/>
+        </w:rPr>
+        <w:t>To strengthen corporate governance and enhance profitability in insurance companies, the following measures are recommended:</w:t>
+      </w:r>
+    </w:p>
+    <w:p>
+      <w:pPr>
+        <w:spacing w:line="360" w:lineRule="auto"/>
+        <w:jc w:val="both"/>
+        <w:rPr>
+          <w:rFonts w:ascii="Times New Roman" w:hAnsi="Times New Roman" w:cs="Times New Roman"/>
+          <w:sz w:val="24"/>
+          <w:szCs w:val="24"/>
+        </w:rPr>
+      </w:pPr>
+      <w:r>
         <w:rPr>
           <w:rFonts w:ascii="Times New Roman" w:hAnsi="Times New Roman" w:cs="Times New Roman"/>
           <w:b/>
@@ -33862,12 +33770,28 @@
           <w:sz w:val="24"/>
           <w:szCs w:val="24"/>
         </w:rPr>
-      </w:pPr>
+        <w:t>i.</w:t>
+      </w:r>
+      <w:r>
+        <w:rPr>
+          <w:rFonts w:ascii="Times New Roman" w:hAnsi="Times New Roman" w:cs="Times New Roman"/>
+          <w:sz w:val="24"/>
+          <w:szCs w:val="24"/>
+        </w:rPr>
+        <w:t xml:space="preserve"> Insurance firms should ensure a balanced composition of executive and non-executive directors to promote unbiased decision-making.</w:t>
+      </w:r>
     </w:p>
     <w:p>
       <w:pPr>
-        <w:spacing w:after="160" w:line="360" w:lineRule="auto"/>
+        <w:spacing w:line="360" w:lineRule="auto"/>
         <w:jc w:val="both"/>
+        <w:rPr>
+          <w:rFonts w:ascii="Times New Roman" w:hAnsi="Times New Roman" w:cs="Times New Roman"/>
+          <w:sz w:val="24"/>
+          <w:szCs w:val="24"/>
+        </w:rPr>
+      </w:pPr>
+      <w:r>
         <w:rPr>
           <w:rFonts w:ascii="Times New Roman" w:hAnsi="Times New Roman" w:cs="Times New Roman"/>
           <w:b/>
@@ -33875,12 +33799,28 @@
           <w:sz w:val="24"/>
           <w:szCs w:val="24"/>
         </w:rPr>
-      </w:pPr>
+        <w:t>ii.</w:t>
+      </w:r>
+      <w:r>
+        <w:rPr>
+          <w:rFonts w:ascii="Times New Roman" w:hAnsi="Times New Roman" w:cs="Times New Roman"/>
+          <w:sz w:val="24"/>
+          <w:szCs w:val="24"/>
+        </w:rPr>
+        <w:t xml:space="preserve"> Regular training programs should be conducted to keep board members updated on industry trends and governance best practices.</w:t>
+      </w:r>
     </w:p>
     <w:p>
       <w:pPr>
-        <w:spacing w:after="160" w:line="360" w:lineRule="auto"/>
+        <w:spacing w:line="360" w:lineRule="auto"/>
         <w:jc w:val="both"/>
+        <w:rPr>
+          <w:rFonts w:ascii="Times New Roman" w:hAnsi="Times New Roman" w:cs="Times New Roman"/>
+          <w:sz w:val="24"/>
+          <w:szCs w:val="24"/>
+        </w:rPr>
+      </w:pPr>
+      <w:r>
         <w:rPr>
           <w:rFonts w:ascii="Times New Roman" w:hAnsi="Times New Roman" w:cs="Times New Roman"/>
           <w:b/>
@@ -33888,771 +33828,185 @@
           <w:sz w:val="24"/>
           <w:szCs w:val="24"/>
         </w:rPr>
-      </w:pPr>
+        <w:t xml:space="preserve">iii. </w:t>
+      </w:r>
+      <w:r>
+        <w:rPr>
+          <w:rFonts w:ascii="Times New Roman" w:hAnsi="Times New Roman" w:cs="Times New Roman"/>
+          <w:sz w:val="24"/>
+          <w:szCs w:val="24"/>
+        </w:rPr>
+        <w:t>Companies should adopt stringent financial reporting standards and disclose key performance indicators (KPIs) to stakeholders.</w:t>
+      </w:r>
     </w:p>
     <w:p>
       <w:pPr>
-        <w:spacing w:after="160" w:line="360" w:lineRule="auto"/>
+        <w:spacing w:line="360" w:lineRule="auto"/>
         <w:jc w:val="both"/>
+        <w:rPr>
+          <w:rFonts w:ascii="Times New Roman" w:hAnsi="Times New Roman" w:cs="Times New Roman"/>
+          <w:sz w:val="24"/>
+          <w:szCs w:val="24"/>
+        </w:rPr>
+      </w:pPr>
+      <w:r>
         <w:rPr>
           <w:rFonts w:ascii="Times New Roman" w:hAnsi="Times New Roman" w:cs="Times New Roman"/>
           <w:b/>
           <w:bCs/>
           <w:sz w:val="24"/>
           <w:szCs w:val="24"/>
-          <w:lang w:val="en-GB"/>
-        </w:rPr>
-      </w:pPr>
+        </w:rPr>
+        <w:t>iv.</w:t>
+      </w:r>
+      <w:r>
+        <w:rPr>
+          <w:rFonts w:ascii="Times New Roman" w:hAnsi="Times New Roman" w:cs="Times New Roman"/>
+          <w:sz w:val="24"/>
+          <w:szCs w:val="24"/>
+        </w:rPr>
+        <w:t xml:space="preserve"> Implementing digital reporting systems can enhance accountability and reduce information asymmetry.</w:t>
+      </w:r>
     </w:p>
     <w:p>
       <w:pPr>
-        <w:spacing w:after="160" w:line="360" w:lineRule="auto"/>
+        <w:spacing w:line="360" w:lineRule="auto"/>
         <w:jc w:val="both"/>
+        <w:rPr>
+          <w:rFonts w:ascii="Times New Roman" w:hAnsi="Times New Roman" w:cs="Times New Roman"/>
+          <w:sz w:val="24"/>
+          <w:szCs w:val="24"/>
+        </w:rPr>
+      </w:pPr>
+      <w:r>
         <w:rPr>
           <w:rFonts w:ascii="Times New Roman" w:hAnsi="Times New Roman" w:cs="Times New Roman"/>
           <w:b/>
           <w:bCs/>
           <w:sz w:val="24"/>
           <w:szCs w:val="24"/>
-          <w:lang w:val="en-GB"/>
-        </w:rPr>
-      </w:pPr>
+        </w:rPr>
+        <w:t>v.</w:t>
+      </w:r>
+      <w:r>
+        <w:rPr>
+          <w:rFonts w:ascii="Times New Roman" w:hAnsi="Times New Roman" w:cs="Times New Roman"/>
+          <w:sz w:val="24"/>
+          <w:szCs w:val="24"/>
+        </w:rPr>
+        <w:t xml:space="preserve"> Effective risk assessment and mitigation strategies should be integrated into corporate governance policies.</w:t>
+      </w:r>
     </w:p>
     <w:p>
       <w:pPr>
-        <w:spacing w:after="160" w:line="360" w:lineRule="auto"/>
+        <w:spacing w:line="360" w:lineRule="auto"/>
         <w:jc w:val="both"/>
+        <w:rPr>
+          <w:rFonts w:ascii="Times New Roman" w:hAnsi="Times New Roman" w:cs="Times New Roman"/>
+          <w:sz w:val="24"/>
+          <w:szCs w:val="24"/>
+        </w:rPr>
+      </w:pPr>
+      <w:r>
         <w:rPr>
           <w:rFonts w:ascii="Times New Roman" w:hAnsi="Times New Roman" w:cs="Times New Roman"/>
           <w:b/>
           <w:bCs/>
           <w:sz w:val="24"/>
           <w:szCs w:val="24"/>
-          <w:lang w:val="en-GB"/>
-        </w:rPr>
-      </w:pPr>
+        </w:rPr>
+        <w:t>vi.</w:t>
+      </w:r>
+      <w:r>
+        <w:rPr>
+          <w:rFonts w:ascii="Times New Roman" w:hAnsi="Times New Roman" w:cs="Times New Roman"/>
+          <w:sz w:val="24"/>
+          <w:szCs w:val="24"/>
+        </w:rPr>
+        <w:t xml:space="preserve"> Firms should foster active participation of shareholders in governance through regular meetings and feedback mechanisms.</w:t>
+      </w:r>
     </w:p>
     <w:p>
       <w:pPr>
-        <w:spacing w:after="160" w:line="360" w:lineRule="auto"/>
+        <w:spacing w:line="360" w:lineRule="auto"/>
         <w:jc w:val="both"/>
         <w:rPr>
           <w:rFonts w:ascii="Times New Roman" w:hAnsi="Times New Roman" w:cs="Times New Roman"/>
-          <w:b/>
-          <w:bCs/>
-          <w:sz w:val="24"/>
-          <w:szCs w:val="24"/>
-          <w:lang w:val="en-GB"/>
-        </w:rPr>
-      </w:pPr>
+          <w:sz w:val="24"/>
+          <w:szCs w:val="24"/>
+        </w:rPr>
+      </w:pPr>
+      <w:r>
+        <w:t>5.3 Suggestions for Further Research</w:t>
+      </w:r>
     </w:p>
     <w:p>
       <w:pPr>
-        <w:spacing w:after="160" w:line="360" w:lineRule="auto"/>
+        <w:spacing w:line="360" w:lineRule="auto"/>
         <w:jc w:val="both"/>
         <w:rPr>
           <w:rFonts w:ascii="Times New Roman" w:hAnsi="Times New Roman" w:cs="Times New Roman"/>
-          <w:b/>
-          <w:bCs/>
-          <w:sz w:val="24"/>
-          <w:szCs w:val="24"/>
-          <w:lang w:val="en-GB"/>
-        </w:rPr>
-      </w:pPr>
+          <w:sz w:val="24"/>
+          <w:szCs w:val="24"/>
+        </w:rPr>
+      </w:pPr>
+      <w:r>
+        <w:rPr>
+          <w:rFonts w:ascii="Times New Roman" w:hAnsi="Times New Roman" w:cs="Times New Roman"/>
+          <w:sz w:val="24"/>
+          <w:szCs w:val="24"/>
+        </w:rPr>
+        <w:t>Future research could explore the impact of digital transformation</w:t>
+      </w:r>
+      <w:r>
+        <w:rPr>
+          <w:rFonts w:ascii="Times New Roman" w:hAnsi="Times New Roman" w:cs="Times New Roman"/>
+          <w:sz w:val="24"/>
+          <w:szCs w:val="24"/>
+        </w:rPr>
+        <w:t xml:space="preserve"> </w:t>
+      </w:r>
+      <w:r>
+        <w:rPr>
+          <w:rFonts w:ascii="Times New Roman" w:hAnsi="Times New Roman" w:cs="Times New Roman"/>
+          <w:sz w:val="24"/>
+          <w:szCs w:val="24"/>
+        </w:rPr>
+        <w:t>such as the adoption of artificial intelligence and blockchain</w:t>
+      </w:r>
+      <w:r>
+        <w:rPr>
+          <w:rFonts w:ascii="Times New Roman" w:hAnsi="Times New Roman" w:cs="Times New Roman"/>
+          <w:sz w:val="24"/>
+          <w:szCs w:val="24"/>
+        </w:rPr>
+        <w:t xml:space="preserve"> </w:t>
+      </w:r>
+      <w:r>
+        <w:rPr>
+          <w:rFonts w:ascii="Times New Roman" w:hAnsi="Times New Roman" w:cs="Times New Roman"/>
+          <w:sz w:val="24"/>
+          <w:szCs w:val="24"/>
+        </w:rPr>
+        <w:t>on corporate governance in insurance firms, examining how these technologies influence decision-making, transparency, and accountability. Additionally, comparative studies across different countries could help identify best practices in governance models, shedding light on the most effective frameworks for the insurance sector. Another important area of investigation is the relationship between corporate governance and customer trust, as strong governance practices may play a crucial role in building and maintaining trust in an increasingly competitive and digitally driven insurance industry.</w:t>
+      </w:r>
     </w:p>
     <w:p>
       <w:pPr>
-        <w:spacing w:after="160" w:line="360" w:lineRule="auto"/>
-        <w:jc w:val="both"/>
-        <w:rPr>
-          <w:rFonts w:ascii="Times New Roman" w:hAnsi="Times New Roman" w:cs="Times New Roman"/>
-          <w:b/>
-          <w:bCs/>
-          <w:sz w:val="24"/>
-          <w:szCs w:val="24"/>
-          <w:lang w:val="en-GB"/>
-        </w:rPr>
-      </w:pPr>
-    </w:p>
-    <w:p>
-      <w:pPr>
-        <w:spacing w:after="160" w:line="360" w:lineRule="auto"/>
-        <w:jc w:val="both"/>
-        <w:rPr>
-          <w:rFonts w:ascii="Times New Roman" w:hAnsi="Times New Roman" w:cs="Times New Roman"/>
-          <w:b/>
-          <w:bCs/>
-          <w:sz w:val="24"/>
-          <w:szCs w:val="24"/>
-          <w:lang w:val="en-GB"/>
-        </w:rPr>
-      </w:pPr>
-    </w:p>
-    <w:p>
-      <w:pPr>
-        <w:spacing w:after="160" w:line="360" w:lineRule="auto"/>
-        <w:jc w:val="both"/>
-        <w:rPr>
-          <w:rFonts w:ascii="Times New Roman" w:hAnsi="Times New Roman" w:cs="Times New Roman"/>
-          <w:b/>
-          <w:bCs/>
-          <w:sz w:val="24"/>
-          <w:szCs w:val="24"/>
-          <w:lang w:val="en-GB"/>
-        </w:rPr>
-      </w:pPr>
-    </w:p>
-    <w:p>
-      <w:pPr>
-        <w:spacing w:after="160" w:line="360" w:lineRule="auto"/>
-        <w:jc w:val="both"/>
-        <w:rPr>
-          <w:rFonts w:ascii="Times New Roman" w:hAnsi="Times New Roman" w:cs="Times New Roman"/>
-          <w:b/>
-          <w:bCs/>
-          <w:sz w:val="24"/>
-          <w:szCs w:val="24"/>
-          <w:lang w:val="en-GB"/>
-        </w:rPr>
-      </w:pPr>
-    </w:p>
-    <w:p>
-      <w:pPr>
-        <w:spacing w:after="160" w:line="360" w:lineRule="auto"/>
-        <w:jc w:val="both"/>
-        <w:rPr>
-          <w:rFonts w:ascii="Times New Roman" w:hAnsi="Times New Roman" w:cs="Times New Roman"/>
-          <w:b/>
-          <w:bCs/>
-          <w:sz w:val="24"/>
-          <w:szCs w:val="24"/>
-          <w:lang w:val="en-GB"/>
-        </w:rPr>
-      </w:pPr>
-    </w:p>
-    <w:p>
-      <w:pPr>
-        <w:spacing w:after="160" w:line="360" w:lineRule="auto"/>
-        <w:jc w:val="both"/>
-        <w:rPr>
-          <w:rFonts w:ascii="Times New Roman" w:hAnsi="Times New Roman" w:cs="Times New Roman"/>
-          <w:b/>
-          <w:bCs/>
-          <w:sz w:val="24"/>
-          <w:szCs w:val="24"/>
-          <w:lang w:val="en-GB"/>
-        </w:rPr>
-      </w:pPr>
-    </w:p>
-    <w:p>
-      <w:pPr>
-        <w:pStyle w:val="Heading1"/>
-      </w:pPr>
-      <w:r>
-        <w:t xml:space="preserve">                     </w:t>
-      </w:r>
-      <w:r>
-        <w:t xml:space="preserve">CHAPTER 5: CONCLUSIONS AND RECOMMENDATIONS </w:t>
-      </w:r>
-    </w:p>
-    <w:p>
-      <w:pPr>
-        <w:spacing w:line="360" w:lineRule="auto"/>
-        <w:jc w:val="both"/>
-        <w:rPr>
-          <w:rFonts w:ascii="Times New Roman" w:hAnsi="Times New Roman" w:cs="Times New Roman"/>
-          <w:sz w:val="24"/>
-          <w:szCs w:val="24"/>
-        </w:rPr>
-      </w:pPr>
-      <w:r>
-        <w:rPr>
-          <w:rFonts w:ascii="Times New Roman" w:hAnsi="Times New Roman" w:cs="Times New Roman"/>
-          <w:sz w:val="24"/>
-          <w:szCs w:val="24"/>
-        </w:rPr>
-        <w:t xml:space="preserve">This chapter is devoted to conclusions derived from empirical findings of the study, the policy recommendations, limitations and suggestions for further research. This chapter gives a brief summary of the study and highlights various lessons that can be adopted in policy formulation by suggesting appropriate measures that can be instigated to foster economic development. The chapter also highlights the limitations of the current study and suggests areas for further research. </w:t>
-      </w:r>
-    </w:p>
-    <w:p>
-      <w:pPr>
-        <w:spacing w:line="360" w:lineRule="auto"/>
-        <w:jc w:val="both"/>
-        <w:rPr>
-          <w:rFonts w:ascii="Times New Roman" w:hAnsi="Times New Roman" w:cs="Times New Roman"/>
-        </w:rPr>
-      </w:pPr>
-    </w:p>
-    <w:p>
-      <w:pPr>
-        <w:pStyle w:val="Heading1"/>
-      </w:pPr>
-      <w:r>
-        <w:t>5.1 Conclusions</w:t>
-      </w:r>
-    </w:p>
-    <w:p>
-      <w:pPr>
-        <w:spacing w:line="360" w:lineRule="auto"/>
-        <w:jc w:val="both"/>
-        <w:rPr>
-          <w:rFonts w:ascii="Times New Roman" w:hAnsi="Times New Roman" w:cs="Times New Roman"/>
-          <w:sz w:val="24"/>
-          <w:szCs w:val="24"/>
-        </w:rPr>
-      </w:pPr>
-      <w:r>
-        <w:rPr>
-          <w:rFonts w:ascii="Times New Roman" w:hAnsi="Times New Roman" w:cs="Times New Roman"/>
-          <w:sz w:val="24"/>
-          <w:szCs w:val="24"/>
-        </w:rPr>
-        <w:t>The empirical findings of this study highlight the significant role of corporate governance in enhancing the profitability of insurance companies. Effective governance mechanisms, such as board independence, transparency, accountability, and risk management practices, were found to positively influence financial performance. Strong corporate governance not only improves operational efficiency but also fosters stakeholder confidence, reduces fraud, and ensures compliance with regulatory standards. These factors collectively contribute to sustainable profitability in the insurance sector.</w:t>
-      </w:r>
-    </w:p>
-    <w:p>
-      <w:pPr>
-        <w:spacing w:line="360" w:lineRule="auto"/>
-        <w:jc w:val="both"/>
-        <w:rPr>
-          <w:rFonts w:ascii="Times New Roman" w:hAnsi="Times New Roman" w:cs="Times New Roman"/>
-          <w:sz w:val="24"/>
-          <w:szCs w:val="24"/>
-        </w:rPr>
-      </w:pPr>
-      <w:r>
-        <w:rPr>
-          <w:rFonts w:ascii="Times New Roman" w:hAnsi="Times New Roman" w:cs="Times New Roman"/>
-          <w:sz w:val="24"/>
-          <w:szCs w:val="24"/>
-        </w:rPr>
-        <w:t>The study underscores that insurance companies with robust governance frameworks tend to exhibit better financial stability, higher shareholder returns, and improved market competitiveness. Policymakers and industry leaders should recognize corporate governance as a critical driver of profitability and long-term growth in the insurance industry.</w:t>
-      </w:r>
-    </w:p>
-    <w:p>
-      <w:pPr>
-        <w:spacing w:line="360" w:lineRule="auto"/>
-        <w:jc w:val="both"/>
-        <w:rPr>
-          <w:rFonts w:ascii="Times New Roman" w:hAnsi="Times New Roman" w:cs="Times New Roman"/>
-          <w:b/>
-          <w:bCs/>
-          <w:sz w:val="24"/>
-          <w:szCs w:val="24"/>
-        </w:rPr>
-      </w:pPr>
-    </w:p>
-    <w:p>
-      <w:pPr>
-        <w:pStyle w:val="Heading1"/>
-      </w:pPr>
-      <w:r>
-        <w:t>5.2 Recommendations</w:t>
-      </w:r>
-    </w:p>
-    <w:p>
-      <w:pPr>
-        <w:spacing w:line="360" w:lineRule="auto"/>
-        <w:jc w:val="both"/>
-        <w:rPr>
-          <w:rFonts w:ascii="Times New Roman" w:hAnsi="Times New Roman" w:cs="Times New Roman"/>
-          <w:sz w:val="24"/>
-          <w:szCs w:val="24"/>
-        </w:rPr>
-      </w:pPr>
-      <w:r>
-        <w:rPr>
-          <w:rFonts w:ascii="Times New Roman" w:hAnsi="Times New Roman" w:cs="Times New Roman"/>
-          <w:sz w:val="24"/>
-          <w:szCs w:val="24"/>
-        </w:rPr>
-        <w:t>To strengthen corporate governance and enhance profitability in insurance companies, the following measures are recommended:</w:t>
-      </w:r>
-    </w:p>
-    <w:p>
-      <w:pPr>
-        <w:spacing w:line="360" w:lineRule="auto"/>
-        <w:jc w:val="both"/>
-        <w:rPr>
-          <w:rFonts w:ascii="Times New Roman" w:hAnsi="Times New Roman" w:cs="Times New Roman"/>
-          <w:sz w:val="24"/>
-          <w:szCs w:val="24"/>
-        </w:rPr>
-      </w:pPr>
-      <w:r>
-        <w:rPr>
-          <w:rFonts w:ascii="Times New Roman" w:hAnsi="Times New Roman" w:cs="Times New Roman"/>
-          <w:b/>
-          <w:bCs/>
-          <w:sz w:val="24"/>
-          <w:szCs w:val="24"/>
-        </w:rPr>
-        <w:t>i.</w:t>
-      </w:r>
-      <w:r>
-        <w:rPr>
-          <w:rFonts w:ascii="Times New Roman" w:hAnsi="Times New Roman" w:cs="Times New Roman"/>
-          <w:sz w:val="24"/>
-          <w:szCs w:val="24"/>
-        </w:rPr>
-        <w:t xml:space="preserve"> Insurance firms should ensure a balanced composition of executive and non-executive directors to promote unbiased decision-making.</w:t>
-      </w:r>
-    </w:p>
-    <w:p>
-      <w:pPr>
-        <w:spacing w:line="360" w:lineRule="auto"/>
-        <w:jc w:val="both"/>
-        <w:rPr>
-          <w:rFonts w:ascii="Times New Roman" w:hAnsi="Times New Roman" w:cs="Times New Roman"/>
-          <w:sz w:val="24"/>
-          <w:szCs w:val="24"/>
-        </w:rPr>
-      </w:pPr>
-      <w:r>
-        <w:rPr>
-          <w:rFonts w:ascii="Times New Roman" w:hAnsi="Times New Roman" w:cs="Times New Roman"/>
-          <w:b/>
-          <w:bCs/>
-          <w:sz w:val="24"/>
-          <w:szCs w:val="24"/>
-        </w:rPr>
-        <w:t>ii.</w:t>
-      </w:r>
-      <w:r>
-        <w:rPr>
-          <w:rFonts w:ascii="Times New Roman" w:hAnsi="Times New Roman" w:cs="Times New Roman"/>
-          <w:sz w:val="24"/>
-          <w:szCs w:val="24"/>
-        </w:rPr>
-        <w:t xml:space="preserve"> Regular training programs should be conducted to keep board members updated on industry trends and governance best practices.</w:t>
-      </w:r>
-    </w:p>
-    <w:p>
-      <w:pPr>
-        <w:spacing w:line="360" w:lineRule="auto"/>
-        <w:jc w:val="both"/>
-        <w:rPr>
-          <w:rFonts w:ascii="Times New Roman" w:hAnsi="Times New Roman" w:cs="Times New Roman"/>
-          <w:sz w:val="24"/>
-          <w:szCs w:val="24"/>
-        </w:rPr>
-      </w:pPr>
-      <w:r>
-        <w:rPr>
-          <w:rFonts w:ascii="Times New Roman" w:hAnsi="Times New Roman" w:cs="Times New Roman"/>
-          <w:b/>
-          <w:bCs/>
-          <w:sz w:val="24"/>
-          <w:szCs w:val="24"/>
-        </w:rPr>
-        <w:t xml:space="preserve">iii. </w:t>
-      </w:r>
-      <w:r>
-        <w:rPr>
-          <w:rFonts w:ascii="Times New Roman" w:hAnsi="Times New Roman" w:cs="Times New Roman"/>
-          <w:sz w:val="24"/>
-          <w:szCs w:val="24"/>
-        </w:rPr>
-        <w:t>Companies should adopt stringent financial reporting standards and disclose key performance indicators (KPIs) to stakeholders.</w:t>
-      </w:r>
-    </w:p>
-    <w:p>
-      <w:pPr>
-        <w:spacing w:line="360" w:lineRule="auto"/>
-        <w:jc w:val="both"/>
-        <w:rPr>
-          <w:rFonts w:ascii="Times New Roman" w:hAnsi="Times New Roman" w:cs="Times New Roman"/>
-          <w:sz w:val="24"/>
-          <w:szCs w:val="24"/>
-        </w:rPr>
-      </w:pPr>
-      <w:r>
-        <w:rPr>
-          <w:rFonts w:ascii="Times New Roman" w:hAnsi="Times New Roman" w:cs="Times New Roman"/>
-          <w:b/>
-          <w:bCs/>
-          <w:sz w:val="24"/>
-          <w:szCs w:val="24"/>
-        </w:rPr>
-        <w:t>iv.</w:t>
-      </w:r>
-      <w:r>
-        <w:rPr>
-          <w:rFonts w:ascii="Times New Roman" w:hAnsi="Times New Roman" w:cs="Times New Roman"/>
-          <w:sz w:val="24"/>
-          <w:szCs w:val="24"/>
-        </w:rPr>
-        <w:t xml:space="preserve"> Implementing digital reporting systems can enhance accountability and reduce information asymmetry.</w:t>
-      </w:r>
-    </w:p>
-    <w:p>
-      <w:pPr>
-        <w:spacing w:line="360" w:lineRule="auto"/>
-        <w:jc w:val="both"/>
-        <w:rPr>
-          <w:rFonts w:ascii="Times New Roman" w:hAnsi="Times New Roman" w:cs="Times New Roman"/>
-          <w:sz w:val="24"/>
-          <w:szCs w:val="24"/>
-        </w:rPr>
-      </w:pPr>
-      <w:r>
-        <w:rPr>
-          <w:rFonts w:ascii="Times New Roman" w:hAnsi="Times New Roman" w:cs="Times New Roman"/>
-          <w:b/>
-          <w:bCs/>
-          <w:sz w:val="24"/>
-          <w:szCs w:val="24"/>
-        </w:rPr>
-        <w:t>v.</w:t>
-      </w:r>
-      <w:r>
-        <w:rPr>
-          <w:rFonts w:ascii="Times New Roman" w:hAnsi="Times New Roman" w:cs="Times New Roman"/>
-          <w:sz w:val="24"/>
-          <w:szCs w:val="24"/>
-        </w:rPr>
-        <w:t xml:space="preserve"> Effective risk assessment and mitigation strategies should be integrated into corporate governance policies.</w:t>
-      </w:r>
-    </w:p>
-    <w:p>
-      <w:pPr>
-        <w:spacing w:line="360" w:lineRule="auto"/>
-        <w:jc w:val="both"/>
-        <w:rPr>
-          <w:rFonts w:ascii="Times New Roman" w:hAnsi="Times New Roman" w:cs="Times New Roman"/>
-          <w:sz w:val="24"/>
-          <w:szCs w:val="24"/>
-        </w:rPr>
-      </w:pPr>
-      <w:r>
-        <w:rPr>
-          <w:rFonts w:ascii="Times New Roman" w:hAnsi="Times New Roman" w:cs="Times New Roman"/>
-          <w:b/>
-          <w:bCs/>
-          <w:sz w:val="24"/>
-          <w:szCs w:val="24"/>
-        </w:rPr>
-        <w:t>vi.</w:t>
-      </w:r>
-      <w:r>
-        <w:rPr>
-          <w:rFonts w:ascii="Times New Roman" w:hAnsi="Times New Roman" w:cs="Times New Roman"/>
-          <w:sz w:val="24"/>
-          <w:szCs w:val="24"/>
-        </w:rPr>
-        <w:t xml:space="preserve"> Firms should foster active participation of shareholders in governance through regular meetings and feedback mechanisms.</w:t>
-      </w:r>
-    </w:p>
-    <w:p>
-      <w:pPr>
-        <w:pStyle w:val="Heading1"/>
-      </w:pPr>
-      <w:r>
-        <w:t>5.3 Suggestions for Further Research</w:t>
-      </w:r>
-    </w:p>
-    <w:p>
-      <w:pPr>
-        <w:spacing w:line="360" w:lineRule="auto"/>
-        <w:jc w:val="both"/>
-        <w:rPr>
-          <w:rFonts w:ascii="Times New Roman" w:hAnsi="Times New Roman" w:cs="Times New Roman"/>
-          <w:sz w:val="24"/>
-          <w:szCs w:val="24"/>
-        </w:rPr>
-      </w:pPr>
-      <w:r>
-        <w:rPr>
-          <w:rFonts w:ascii="Times New Roman" w:hAnsi="Times New Roman" w:cs="Times New Roman"/>
-          <w:sz w:val="24"/>
-          <w:szCs w:val="24"/>
-        </w:rPr>
-        <w:t>Future research could explore the impact of digital transformation</w:t>
-      </w:r>
-      <w:r>
-        <w:rPr>
-          <w:rFonts w:ascii="Times New Roman" w:hAnsi="Times New Roman" w:cs="Times New Roman"/>
-          <w:sz w:val="24"/>
-          <w:szCs w:val="24"/>
-        </w:rPr>
-        <w:t xml:space="preserve"> </w:t>
-      </w:r>
-      <w:r>
-        <w:rPr>
-          <w:rFonts w:ascii="Times New Roman" w:hAnsi="Times New Roman" w:cs="Times New Roman"/>
-          <w:sz w:val="24"/>
-          <w:szCs w:val="24"/>
-        </w:rPr>
-        <w:t>such as the adoption of artificial intelligence and blockchain</w:t>
-      </w:r>
-      <w:r>
-        <w:rPr>
-          <w:rFonts w:ascii="Times New Roman" w:hAnsi="Times New Roman" w:cs="Times New Roman"/>
-          <w:sz w:val="24"/>
-          <w:szCs w:val="24"/>
-        </w:rPr>
-        <w:t xml:space="preserve"> </w:t>
-      </w:r>
-      <w:r>
-        <w:rPr>
-          <w:rFonts w:ascii="Times New Roman" w:hAnsi="Times New Roman" w:cs="Times New Roman"/>
-          <w:sz w:val="24"/>
-          <w:szCs w:val="24"/>
-        </w:rPr>
-        <w:t>on corporate governance in insurance firms, examining how these technologies influence decision-making, transparency, and accountability. Additionally, comparative studies across different countries could help identify best practices in governance models, shedding light on the most effective frameworks for the insurance sector. Another important area of investigation is the relationship between corporate governance and customer trust, as strong governance practices may play a crucial role in building and maintaining trust in an increasingly competitive and digitally driven insurance industry.</w:t>
-      </w:r>
-    </w:p>
-    <w:p>
-      <w:pPr>
-        <w:spacing w:after="160" w:line="360" w:lineRule="auto"/>
-        <w:jc w:val="both"/>
-        <w:rPr>
-          <w:rFonts w:ascii="Times New Roman" w:hAnsi="Times New Roman" w:cs="Times New Roman"/>
-          <w:b/>
-          <w:bCs/>
-          <w:sz w:val="24"/>
-          <w:szCs w:val="24"/>
-          <w:lang w:val="en-GB"/>
-        </w:rPr>
-      </w:pPr>
-    </w:p>
-    <w:p>
-      <w:pPr>
-        <w:spacing w:after="160" w:line="360" w:lineRule="auto"/>
-        <w:jc w:val="both"/>
-        <w:rPr>
-          <w:rFonts w:ascii="Times New Roman" w:hAnsi="Times New Roman" w:cs="Times New Roman"/>
-          <w:b/>
-          <w:bCs/>
-          <w:sz w:val="24"/>
-          <w:szCs w:val="24"/>
-          <w:lang w:val="en-GB"/>
-        </w:rPr>
-      </w:pPr>
-    </w:p>
-    <w:p>
-      <w:pPr>
-        <w:spacing w:after="160" w:line="360" w:lineRule="auto"/>
-        <w:jc w:val="both"/>
-        <w:rPr>
-          <w:rFonts w:ascii="Times New Roman" w:hAnsi="Times New Roman" w:cs="Times New Roman"/>
-          <w:b/>
-          <w:bCs/>
-          <w:sz w:val="24"/>
-          <w:szCs w:val="24"/>
-          <w:lang w:val="en-GB"/>
-        </w:rPr>
-      </w:pPr>
-    </w:p>
-    <w:p>
-      <w:pPr>
-        <w:spacing w:after="160" w:line="360" w:lineRule="auto"/>
-        <w:jc w:val="both"/>
-        <w:rPr>
-          <w:rFonts w:ascii="Times New Roman" w:hAnsi="Times New Roman" w:cs="Times New Roman"/>
-          <w:b/>
-          <w:bCs/>
-          <w:sz w:val="24"/>
-          <w:szCs w:val="24"/>
-          <w:lang w:val="en-GB"/>
-        </w:rPr>
-      </w:pPr>
-    </w:p>
-    <w:p>
-      <w:pPr>
-        <w:spacing w:after="160" w:line="360" w:lineRule="auto"/>
-        <w:jc w:val="both"/>
-        <w:rPr>
-          <w:rFonts w:ascii="Times New Roman" w:hAnsi="Times New Roman" w:cs="Times New Roman"/>
-          <w:b/>
-          <w:bCs/>
-          <w:sz w:val="24"/>
-          <w:szCs w:val="24"/>
-          <w:lang w:val="en-GB"/>
-        </w:rPr>
-      </w:pPr>
-    </w:p>
-    <w:p>
-      <w:pPr>
-        <w:spacing w:after="160" w:line="360" w:lineRule="auto"/>
-        <w:jc w:val="both"/>
-        <w:rPr>
-          <w:rFonts w:ascii="Times New Roman" w:hAnsi="Times New Roman" w:cs="Times New Roman"/>
-          <w:b/>
-          <w:bCs/>
-          <w:sz w:val="24"/>
-          <w:szCs w:val="24"/>
-          <w:lang w:val="en-GB"/>
-        </w:rPr>
-      </w:pPr>
-    </w:p>
-    <w:p>
-      <w:pPr>
-        <w:spacing w:after="160" w:line="360" w:lineRule="auto"/>
-        <w:jc w:val="both"/>
-        <w:rPr>
-          <w:rFonts w:ascii="Times New Roman" w:hAnsi="Times New Roman" w:cs="Times New Roman"/>
-          <w:b/>
-          <w:bCs/>
-          <w:sz w:val="24"/>
-          <w:szCs w:val="24"/>
-          <w:lang w:val="en-GB"/>
-        </w:rPr>
-      </w:pPr>
-    </w:p>
-    <w:p>
-      <w:pPr>
-        <w:spacing w:after="160" w:line="360" w:lineRule="auto"/>
-        <w:jc w:val="both"/>
-        <w:rPr>
-          <w:rFonts w:ascii="Times New Roman" w:hAnsi="Times New Roman" w:cs="Times New Roman"/>
-          <w:b/>
-          <w:bCs/>
-          <w:sz w:val="24"/>
-          <w:szCs w:val="24"/>
-          <w:lang w:val="en-GB"/>
-        </w:rPr>
-      </w:pPr>
-    </w:p>
-    <w:p>
-      <w:pPr>
-        <w:spacing w:after="160" w:line="360" w:lineRule="auto"/>
-        <w:jc w:val="both"/>
-        <w:rPr>
-          <w:rFonts w:ascii="Times New Roman" w:hAnsi="Times New Roman" w:cs="Times New Roman"/>
-          <w:b/>
-          <w:bCs/>
-          <w:sz w:val="24"/>
-          <w:szCs w:val="24"/>
-          <w:lang w:val="en-GB"/>
-        </w:rPr>
-      </w:pPr>
-    </w:p>
-    <w:p>
-      <w:pPr>
-        <w:spacing w:after="160" w:line="360" w:lineRule="auto"/>
-        <w:jc w:val="both"/>
-        <w:rPr>
-          <w:rFonts w:ascii="Times New Roman" w:hAnsi="Times New Roman" w:cs="Times New Roman"/>
-          <w:b/>
-          <w:bCs/>
-          <w:sz w:val="24"/>
-          <w:szCs w:val="24"/>
-          <w:lang w:val="en-GB"/>
-        </w:rPr>
-      </w:pPr>
-    </w:p>
-    <w:p>
-      <w:pPr>
-        <w:spacing w:after="160" w:line="360" w:lineRule="auto"/>
-        <w:jc w:val="both"/>
-        <w:rPr>
-          <w:rFonts w:ascii="Times New Roman" w:hAnsi="Times New Roman" w:cs="Times New Roman"/>
-          <w:b/>
-          <w:bCs/>
-          <w:sz w:val="24"/>
-          <w:szCs w:val="24"/>
-          <w:lang w:val="en-GB"/>
-        </w:rPr>
-      </w:pPr>
-    </w:p>
-    <w:p>
-      <w:pPr>
-        <w:spacing w:after="160" w:line="360" w:lineRule="auto"/>
-        <w:jc w:val="both"/>
-        <w:rPr>
-          <w:rFonts w:ascii="Times New Roman" w:hAnsi="Times New Roman" w:cs="Times New Roman"/>
-          <w:b/>
-          <w:bCs/>
-          <w:sz w:val="24"/>
-          <w:szCs w:val="24"/>
-          <w:lang w:val="en-GB"/>
-        </w:rPr>
-      </w:pPr>
-    </w:p>
-    <w:p>
-      <w:pPr>
-        <w:spacing w:after="160" w:line="360" w:lineRule="auto"/>
-        <w:jc w:val="both"/>
-        <w:rPr>
-          <w:rFonts w:ascii="Times New Roman" w:hAnsi="Times New Roman" w:cs="Times New Roman"/>
-          <w:b/>
-          <w:bCs/>
-          <w:sz w:val="24"/>
-          <w:szCs w:val="24"/>
-          <w:lang w:val="en-GB"/>
-        </w:rPr>
-      </w:pPr>
-    </w:p>
-    <w:p>
-      <w:pPr>
-        <w:spacing w:after="160" w:line="360" w:lineRule="auto"/>
-        <w:jc w:val="both"/>
-        <w:rPr>
-          <w:rFonts w:ascii="Times New Roman" w:hAnsi="Times New Roman" w:cs="Times New Roman"/>
-          <w:b/>
-          <w:bCs/>
-          <w:sz w:val="24"/>
-          <w:szCs w:val="24"/>
-          <w:lang w:val="en-GB"/>
-        </w:rPr>
-      </w:pPr>
-    </w:p>
-    <w:p>
-      <w:pPr>
-        <w:spacing w:after="160" w:line="360" w:lineRule="auto"/>
-        <w:jc w:val="both"/>
-        <w:rPr>
-          <w:rFonts w:ascii="Times New Roman" w:hAnsi="Times New Roman" w:cs="Times New Roman"/>
-          <w:b/>
-          <w:bCs/>
-          <w:sz w:val="24"/>
-          <w:szCs w:val="24"/>
-          <w:lang w:val="en-GB"/>
-        </w:rPr>
-      </w:pPr>
-    </w:p>
-    <w:p>
-      <w:pPr>
-        <w:spacing w:after="160" w:line="360" w:lineRule="auto"/>
-        <w:jc w:val="both"/>
-        <w:rPr>
-          <w:rFonts w:ascii="Times New Roman" w:hAnsi="Times New Roman" w:cs="Times New Roman"/>
-          <w:b/>
-          <w:bCs/>
-          <w:sz w:val="24"/>
-          <w:szCs w:val="24"/>
-          <w:lang w:val="en-GB"/>
-        </w:rPr>
-      </w:pPr>
-    </w:p>
-    <w:p>
-      <w:pPr>
-        <w:spacing w:after="160" w:line="360" w:lineRule="auto"/>
-        <w:jc w:val="both"/>
-        <w:rPr>
-          <w:rFonts w:ascii="Times New Roman" w:hAnsi="Times New Roman" w:cs="Times New Roman"/>
-          <w:b/>
-          <w:bCs/>
-          <w:sz w:val="24"/>
-          <w:szCs w:val="24"/>
-          <w:lang w:val="en-GB"/>
-        </w:rPr>
-      </w:pPr>
-    </w:p>
-    <w:p>
-      <w:pPr>
-        <w:spacing w:after="160" w:line="360" w:lineRule="auto"/>
-        <w:jc w:val="both"/>
-        <w:rPr>
-          <w:rFonts w:ascii="Times New Roman" w:hAnsi="Times New Roman" w:cs="Times New Roman"/>
-          <w:b/>
-          <w:bCs/>
-          <w:sz w:val="24"/>
-          <w:szCs w:val="24"/>
-          <w:lang w:val="en-GB"/>
-        </w:rPr>
-      </w:pPr>
+        <w:rPr>
+          <w:rFonts w:ascii="Times New Roman" w:hAnsi="Times New Roman" w:cs="Times New Roman"/>
+          <w:sz w:val="24"/>
+          <w:szCs w:val="24"/>
+        </w:rPr>
+      </w:pPr>
+      <w:r>
+        <w:rPr>
+          <w:rFonts w:ascii="Times New Roman" w:hAnsi="Times New Roman" w:cs="Times New Roman"/>
+          <w:sz w:val="24"/>
+          <w:szCs w:val="24"/>
+        </w:rPr>
+        <w:br w:type="page"/>
+      </w:r>
     </w:p>
     <w:sdt>
       <w:sdtPr>
@@ -34670,35 +34024,27 @@
         </w:docPartObj>
       </w:sdtPr>
       <w:sdtContent>
+        <w:bookmarkStart w:id="135" w:name="_Toc202527998" w:displacedByCustomXml="prev"/>
         <w:p>
           <w:pPr>
             <w:pStyle w:val="Heading1"/>
+            <w:numPr>
+              <w:ilvl w:val="0"/>
+              <w:numId w:val="0"/>
+            </w:numPr>
             <w:spacing w:line="360" w:lineRule="auto"/>
-            <w:jc w:val="both"/>
-            <w:rPr>
-              <w:rFonts w:cs="Times New Roman"/>
-              <w:b w:val="0"/>
-              <w:bCs w:val="0"/>
-            </w:rPr>
-          </w:pPr>
-        </w:p>
-        <w:p>
-          <w:pPr>
-            <w:pStyle w:val="Heading1"/>
-            <w:spacing w:line="360" w:lineRule="auto"/>
-            <w:jc w:val="both"/>
+            <w:jc w:val="center"/>
             <w:rPr>
               <w:rFonts w:cs="Times New Roman"/>
             </w:rPr>
           </w:pPr>
-          <w:bookmarkStart w:id="136" w:name="_Toc202527998"/>
           <w:r>
             <w:rPr>
               <w:rFonts w:cs="Times New Roman"/>
             </w:rPr>
-            <w:t>References</w:t>
+            <w:t>REFERENCES</w:t>
           </w:r>
-          <w:bookmarkEnd w:id="136"/>
+          <w:bookmarkEnd w:id="135"/>
         </w:p>
         <w:sdt>
           <w:sdtPr>
@@ -36814,60 +36160,12 @@
 
 <file path=word/footer1.xml><?xml version="1.0" encoding="utf-8"?>
 <w:ftr xmlns:wpc="http://schemas.microsoft.com/office/word/2010/wordprocessingCanvas" xmlns:cx="http://schemas.microsoft.com/office/drawing/2014/chartex" xmlns:mc="http://schemas.openxmlformats.org/markup-compatibility/2006" xmlns:o="urn:schemas-microsoft-com:office:office" xmlns:r="http://schemas.openxmlformats.org/officeDocument/2006/relationships" xmlns:m="http://schemas.openxmlformats.org/officeDocument/2006/math" xmlns:v="urn:schemas-microsoft-com:vml" xmlns:wp14="http://schemas.microsoft.com/office/word/2010/wordprocessingDrawing" xmlns:wp="http://schemas.openxmlformats.org/drawingml/2006/wordprocessingDrawing" xmlns:w10="urn:schemas-microsoft-com:office:word" xmlns:w="http://schemas.openxmlformats.org/wordprocessingml/2006/main" xmlns:w14="http://schemas.microsoft.com/office/word/2010/wordml" xmlns:w15="http://schemas.microsoft.com/office/word/2012/wordml" xmlns:w16se="http://schemas.microsoft.com/office/word/2015/wordml/symex" xmlns:wpg="http://schemas.microsoft.com/office/word/2010/wordprocessingGroup" xmlns:wpi="http://schemas.microsoft.com/office/word/2010/wordprocessingInk" xmlns:wne="http://schemas.microsoft.com/office/word/2006/wordml" xmlns:wps="http://schemas.microsoft.com/office/word/2010/wordprocessingShape" mc:Ignorable="w14 w15 w16se wp14">
-  <w:customXmlInsRangeStart w:id="137" w:author="Diane" w:date="2025-07-01T18:35:00Z"/>
-  <w:sdt>
-    <w:sdtPr>
-      <w:id w:val="474879953"/>
-      <w:docPartObj>
-        <w:docPartGallery w:val="Page Numbers (Bottom of Page)"/>
-        <w:docPartUnique/>
-      </w:docPartObj>
-    </w:sdtPr>
-    <w:sdtEndPr>
-      <w:rPr>
-        <w:noProof/>
-      </w:rPr>
-    </w:sdtEndPr>
-    <w:sdtContent>
-      <w:customXmlInsRangeEnd w:id="137"/>
-      <w:p>
-        <w:pPr>
-          <w:pStyle w:val="Footer"/>
-          <w:jc w:val="center"/>
-          <w:rPr>
-            <w:ins w:id="138" w:author="Diane" w:date="2025-07-01T18:35:00Z"/>
-          </w:rPr>
-        </w:pPr>
-        <w:ins w:id="139" w:author="Diane" w:date="2025-07-01T18:35:00Z">
-          <w:r>
-            <w:fldChar w:fldCharType="begin"/>
-          </w:r>
-          <w:r>
-            <w:instrText xml:space="preserve"> PAGE   \* MERGEFORMAT </w:instrText>
-          </w:r>
-          <w:r>
-            <w:fldChar w:fldCharType="separate"/>
-          </w:r>
-        </w:ins>
-        <w:r>
-          <w:rPr>
-            <w:noProof/>
-          </w:rPr>
-          <w:t>1</w:t>
-        </w:r>
-        <w:ins w:id="140" w:author="Diane" w:date="2025-07-01T18:35:00Z">
-          <w:r>
-            <w:rPr>
-              <w:noProof/>
-            </w:rPr>
-            <w:fldChar w:fldCharType="end"/>
-          </w:r>
-        </w:ins>
-      </w:p>
-      <w:customXmlInsRangeStart w:id="141" w:author="Diane" w:date="2025-07-01T18:35:00Z"/>
-    </w:sdtContent>
-  </w:sdt>
-  <w:customXmlInsRangeEnd w:id="141"/>
+  <w:p>
+    <w:pPr>
+      <w:pStyle w:val="Footer"/>
+      <w:jc w:val="center"/>
+    </w:pPr>
+  </w:p>
   <w:p>
     <w:pPr>
       <w:pStyle w:val="Footer"/>
@@ -37014,7 +36312,7 @@
       <w:lvlText w:val="CHAPTER %1:"/>
       <w:lvlJc w:val="left"/>
       <w:pPr>
-        <w:ind w:left="0" w:firstLine="0"/>
+        <w:ind w:left="2610" w:firstLine="0"/>
       </w:pPr>
       <w:rPr>
         <w:rFonts w:hint="default"/>
@@ -37737,7 +37035,7 @@
     <w:lsdException w:name="toc 3" w:uiPriority="39"/>
     <w:lsdException w:name="annotation text" w:qFormat="1"/>
     <w:lsdException w:name="header" w:qFormat="1"/>
-    <w:lsdException w:name="footer" w:qFormat="1"/>
+    <w:lsdException w:name="footer" w:uiPriority="99" w:qFormat="1"/>
     <w:lsdException w:name="caption" w:uiPriority="35" w:unhideWhenUsed="1" w:qFormat="1"/>
     <w:lsdException w:name="table of figures" w:uiPriority="99"/>
     <w:lsdException w:name="endnote reference" w:qFormat="1"/>
@@ -38336,6 +37634,7 @@
     <w:name w:val="footer"/>
     <w:basedOn w:val="Normal"/>
     <w:link w:val="FooterChar"/>
+    <w:uiPriority w:val="99"/>
     <w:qFormat/>
     <w:pPr>
       <w:tabs>
@@ -39082,7 +38381,7 @@
     </b:Author>
     <b:JournalName>International Journal of Economics and Finance,</b:JournalName>
     <b:Issue>4</b:Issue>
-    <b:RefOrder>16</b:RefOrder>
+    <b:RefOrder>14</b:RefOrder>
   </b:Source>
   <b:Source>
     <b:Tag>Fah21</b:Tag>
@@ -39105,7 +38404,7 @@
     <b:Pages>345-368</b:Pages>
     <b:Volume>  88</b:Volume>
     <b:Issue>2</b:Issue>
-    <b:RefOrder>17</b:RefOrder>
+    <b:RefOrder>15</b:RefOrder>
   </b:Source>
   <b:Source>
     <b:Tag>IAI21</b:Tag>
@@ -39123,7 +38422,7 @@
     <b:Title>Insurance core principles and corporate governance guidelines.</b:Title>
     <b:JournalName>International Association of Insurance Supervisors</b:JournalName>
     <b:Year>2021</b:Year>
-    <b:RefOrder>18</b:RefOrder>
+    <b:RefOrder>16</b:RefOrder>
   </b:Source>
   <b:Source>
     <b:Tag>OEC20</b:Tag>
@@ -39159,7 +38458,7 @@
     <b:Title> Annual report on the insurance sector governance in Rwanda</b:Title>
     <b:JournalName> Rwanda Insurance Regulatory Authority</b:JournalName>
     <b:Year> 2021</b:Year>
-    <b:RefOrder>19</b:RefOrder>
+    <b:RefOrder>17</b:RefOrder>
   </b:Source>
   <b:Source>
     <b:Tag>Cla23</b:Tag>
@@ -39225,7 +38524,7 @@
     <b:Pages>56-74</b:Pages>
     <b:Volume>40</b:Volume>
     <b:Issue>1</b:Issue>
-    <b:RefOrder>20</b:RefOrder>
+    <b:RefOrder>18</b:RefOrder>
   </b:Source>
   <b:Source>
     <b:Tag>Zha21</b:Tag>
@@ -39269,7 +38568,7 @@
     <b:Pages>123-137</b:Pages>
     <b:Volume>38</b:Volume>
     <b:Issue>1</b:Issue>
-    <b:RefOrder>21</b:RefOrder>
+    <b:RefOrder>19</b:RefOrder>
   </b:Source>
   <b:Source xmlns:b="http://schemas.openxmlformats.org/officeDocument/2006/bibliography">
     <b:Tag>Sul21</b:Tag>
@@ -39291,7 +38590,7 @@
     <b:Pages>185-202</b:Pages>
     <b:Volume>42</b:Volume>
     <b:Issue>2</b:Issue>
-    <b:RefOrder>22</b:RefOrder>
+    <b:RefOrder>20</b:RefOrder>
   </b:Source>
   <b:Source>
     <b:Tag>Cre14</b:Tag>
@@ -39312,7 +38611,7 @@
     <b:JournalName>Sage Publications</b:JournalName>
     <b:Year>2014</b:Year>
     <b:Volume>4th ed</b:Volume>
-    <b:RefOrder>9</b:RefOrder>
+    <b:RefOrder>7</b:RefOrder>
   </b:Source>
   <b:Source>
     <b:Tag>Nde18</b:Tag>
@@ -39335,7 +38634,7 @@
     <b:Pages>1001-1016</b:Pages>
     <b:Volume>19</b:Volume>
     <b:Issue>4</b:Issue>
-    <b:RefOrder>7</b:RefOrder>
+    <b:RefOrder>5</b:RefOrder>
   </b:Source>
   <b:Source>
     <b:Tag>Uda22</b:Tag>
@@ -39357,7 +38656,7 @@
     <b:Year>2022</b:Year>
     <b:Pages>1-16</b:Pages>
     <b:Volume>18</b:Volume>
-    <b:RefOrder>8</b:RefOrder>
+    <b:RefOrder>6</b:RefOrder>
   </b:Source>
   <b:Source>
     <b:Tag>Sin</b:Tag>
@@ -39379,7 +38678,7 @@
     <b:Volume>14</b:Volume>
     <b:Issue>2</b:Issue>
     <b:Year>2020</b:Year>
-    <b:RefOrder>6</b:RefOrder>
+    <b:RefOrder>21</b:RefOrder>
   </b:Source>
   <b:Source>
     <b:Tag>Guo22</b:Tag>
@@ -39395,7 +38694,7 @@
     <b:Year>2022</b:Year>
     <b:Pages>101-116</b:Pages>
     <b:Volume>72</b:Volume>
-    <b:RefOrder>23</b:RefOrder>
+    <b:RefOrder>22</b:RefOrder>
   </b:Source>
   <b:Source>
     <b:Tag>Hil21</b:Tag>
@@ -39411,7 +38710,7 @@
     <b:Year>2021</b:Year>
     <b:Pages>782-804</b:Pages>
     <b:Volume> 42</b:Volume>
-    <b:RefOrder>24</b:RefOrder>
+    <b:RefOrder>23</b:RefOrder>
   </b:Source>
   <b:Source>
     <b:Tag>Fam20</b:Tag>
@@ -39428,7 +38727,7 @@
     <b:Pages>102-125</b:Pages>
     <b:Volume>63</b:Volume>
     <b:Issue>1</b:Issue>
-    <b:RefOrder>25</b:RefOrder>
+    <b:RefOrder>24</b:RefOrder>
   </b:Source>
   <b:Source>
     <b:Tag>Mol21</b:Tag>
@@ -39445,7 +38744,7 @@
     <b:Pages>98-117</b:Pages>
     <b:Volume> 14</b:Volume>
     <b:Issue>2</b:Issue>
-    <b:RefOrder>26</b:RefOrder>
+    <b:RefOrder>25</b:RefOrder>
   </b:Source>
   <b:Source>
     <b:Tag>Lau21</b:Tag>
@@ -39460,7 +38759,7 @@
     <b:JournalName>Managing the digital firm</b:JournalName>
     <b:Year>2021</b:Year>
     <b:Volume>16th </b:Volume>
-    <b:RefOrder>27</b:RefOrder>
+    <b:RefOrder>26</b:RefOrder>
   </b:Source>
   <b:Source>
     <b:Tag>Bau21</b:Tag>
@@ -39474,7 +38773,7 @@
     <b:Title>The role of corporate governance in modern organizations</b:Title>
     <b:JournalName>Business Press</b:JournalName>
     <b:Year>2021</b:Year>
-    <b:RefOrder>28</b:RefOrder>
+    <b:RefOrder>27</b:RefOrder>
   </b:Source>
   <b:Source>
     <b:Tag>Fin21</b:Tag>
@@ -39489,7 +38788,7 @@
     <b:JournalName>Oxford University Press</b:JournalName>
     <b:Year>2021</b:Year>
     <b:Volume>3rd ed</b:Volume>
-    <b:RefOrder>29</b:RefOrder>
+    <b:RefOrder>28</b:RefOrder>
   </b:Source>
   <b:Source>
     <b:Tag>Piz22</b:Tag>
@@ -39506,7 +38805,7 @@
     <b:Pages>204-221</b:Pages>
     <b:Volume> 45</b:Volume>
     <b:Issue>3</b:Issue>
-    <b:RefOrder>30</b:RefOrder>
+    <b:RefOrder>29</b:RefOrder>
   </b:Source>
   <b:Source>
     <b:Tag>Par20</b:Tag>
@@ -39523,7 +38822,7 @@
     <b:Pages>123-138</b:Pages>
     <b:Volume> 9</b:Volume>
     <b:Issue>3</b:Issue>
-    <b:RefOrder>31</b:RefOrder>
+    <b:RefOrder>30</b:RefOrder>
   </b:Source>
   <b:Source>
     <b:Tag>Har21</b:Tag>
@@ -39540,7 +38839,7 @@
     <b:Pages>77-90</b:Pages>
     <b:Volume>12</b:Volume>
     <b:Issue>1</b:Issue>
-    <b:RefOrder>32</b:RefOrder>
+    <b:RefOrder>31</b:RefOrder>
   </b:Source>
   <b:Source>
     <b:Tag>Ken19</b:Tag>
@@ -39557,7 +38856,7 @@
     <b:Pages>88-102</b:Pages>
     <b:Volume>8</b:Volume>
     <b:Issue>4</b:Issue>
-    <b:RefOrder>33</b:RefOrder>
+    <b:RefOrder>32</b:RefOrder>
   </b:Source>
   <b:Source>
     <b:Tag>Zho21</b:Tag>
@@ -39574,7 +38873,7 @@
     <b:Pages>44-58</b:Pages>
     <b:Volume>22</b:Volume>
     <b:Issue>1</b:Issue>
-    <b:RefOrder>34</b:RefOrder>
+    <b:RefOrder>33</b:RefOrder>
   </b:Source>
   <b:Source>
     <b:Tag>Jia20</b:Tag>
@@ -39591,7 +38890,7 @@
     <b:Pages>101-114</b:Pages>
     <b:Volume>15</b:Volume>
     <b:Issue>2</b:Issue>
-    <b:RefOrder>35</b:RefOrder>
+    <b:RefOrder>34</b:RefOrder>
   </b:Source>
   <b:Source>
     <b:Tag>Har20</b:Tag>
@@ -39608,7 +38907,7 @@
     <b:Pages>75-89</b:Pages>
     <b:Volume>9</b:Volume>
     <b:Issue>1</b:Issue>
-    <b:RefOrder>36</b:RefOrder>
+    <b:RefOrder>35</b:RefOrder>
   </b:Source>
   <b:Source>
     <b:Tag>Kra21</b:Tag>
@@ -39625,7 +38924,7 @@
     <b:Pages>142-159</b:Pages>
     <b:Volume>16</b:Volume>
     <b:Issue>2</b:Issue>
-    <b:RefOrder>37</b:RefOrder>
+    <b:RefOrder>36</b:RefOrder>
   </b:Source>
   <b:Source>
     <b:Tag>OCo22</b:Tag>
@@ -39642,7 +38941,7 @@
     <b:Pages>85-98</b:Pages>
     <b:Volume>7</b:Volume>
     <b:Issue>3</b:Issue>
-    <b:RefOrder>38</b:RefOrder>
+    <b:RefOrder>37</b:RefOrder>
   </b:Source>
   <b:Source>
     <b:Tag>Joh21</b:Tag>
@@ -39656,7 +38955,7 @@
     <b:Title>Corporate Governance and Resource Dependency in the Insurance Sector</b:Title>
     <b:JournalName>Journal of Financial Management</b:JournalName>
     <b:Year>2021</b:Year>
-    <b:RefOrder>39</b:RefOrder>
+    <b:RefOrder>38</b:RefOrder>
   </b:Source>
   <b:Source>
     <b:Tag>Tah22</b:Tag>
@@ -39678,7 +38977,7 @@
     <b:Pages>1–10</b:Pages>
     <b:Volume>1</b:Volume>
     <b:Issue>3</b:Issue>
-    <b:RefOrder>10</b:RefOrder>
+    <b:RefOrder>8</b:RefOrder>
   </b:Source>
   <b:Source>
     <b:Tag>Nge211</b:Tag>
@@ -39695,7 +38994,7 @@
     </b:Author>
     <b:Title>data processing coding tabulation  </b:Title>
     <b:Year>2021</b:Year>
-    <b:RefOrder>11</b:RefOrder>
+    <b:RefOrder>9</b:RefOrder>
   </b:Source>
   <b:Source>
     <b:Tag>Sal21</b:Tag>
@@ -39715,7 +39014,7 @@
     <b:JournalName>Sage</b:JournalName>
     <b:Year> 2021</b:Year>
     <b:Volume> 4th ed</b:Volume>
-    <b:RefOrder>12</b:RefOrder>
+    <b:RefOrder>10</b:RefOrder>
   </b:Source>
   <b:Source>
     <b:Tag>Bow221</b:Tag>
@@ -39734,7 +39033,7 @@
     <b:Title>Research methods in healthInvestigating health and health services (5th ed.)</b:Title>
     <b:JournalName> Open</b:JournalName>
     <b:Year>2022</b:Year>
-    <b:RefOrder>13</b:RefOrder>
+    <b:RefOrder>11</b:RefOrder>
   </b:Source>
   <b:Source>
     <b:Tag>Kan21</b:Tag>
@@ -39753,7 +39052,7 @@
     <b:Title>Doing your own research</b:Title>
     <b:JournalName>Marion Boyars</b:JournalName>
     <b:Year>2021</b:Year>
-    <b:RefOrder>14</b:RefOrder>
+    <b:RefOrder>12</b:RefOrder>
   </b:Source>
   <b:Source>
     <b:Tag>Fie201</b:Tag>
@@ -39772,7 +39071,7 @@
     <b:Title>Discovering statistics using IBM SPSS Statistics (5th ed.)</b:Title>
     <b:JournalName>Sage</b:JournalName>
     <b:Year>2020</b:Year>
-    <b:RefOrder>15</b:RefOrder>
+    <b:RefOrder>13</b:RefOrder>
   </b:Source>
   <b:Source>
     <b:Tag>Ism22</b:Tag>
@@ -39789,7 +39088,7 @@
     <b:Pages>761-789</b:Pages>
     <b:Volume>12</b:Volume>
     <b:Issue>6</b:Issue>
-    <b:RefOrder>40</b:RefOrder>
+    <b:RefOrder>39</b:RefOrder>
   </b:Source>
   <b:Source>
     <b:Tag>Nar20</b:Tag>
@@ -39818,7 +39117,7 @@
     <b:Pages>87-96</b:Pages>
     <b:Volume>9</b:Volume>
     <b:Issue>4</b:Issue>
-    <b:RefOrder>5</b:RefOrder>
+    <b:RefOrder>40</b:RefOrder>
   </b:Source>
 </b:Sources>
 </file>
@@ -39832,7 +39131,7 @@
 </file>
 
 <file path=customXml/itemProps2.xml><?xml version="1.0" encoding="utf-8"?>
-<ds:datastoreItem xmlns:ds="http://schemas.openxmlformats.org/officeDocument/2006/customXml" ds:itemID="{6AB49D92-5738-4AB3-ACC1-0B41C728E628}">
+<ds:datastoreItem xmlns:ds="http://schemas.openxmlformats.org/officeDocument/2006/customXml" ds:itemID="{40A48705-35E8-4917-BF9E-A826A65FFF93}">
   <ds:schemaRefs>
     <ds:schemaRef ds:uri="http://schemas.openxmlformats.org/officeDocument/2006/bibliography"/>
   </ds:schemaRefs>

--- a/ID.docx
+++ b/ID.docx
@@ -1959,7 +1959,7 @@
           </mc:Choice>
           <mc:Fallback>
             <w:pict>
-              <v:shapetype w14:anchorId="02829FEB" id="_x0000_t32" coordsize="21600,21600" o:spt="32" o:oned="t" path="m,l21600,21600e" filled="f">
+              <v:shapetype w14:anchorId="4457DD2A" id="_x0000_t32" coordsize="21600,21600" o:spt="32" o:oned="t" path="m,l21600,21600e" filled="f">
                 <v:path arrowok="t" fillok="f" o:connecttype="none"/>
                 <o:lock v:ext="edit" shapetype="t"/>
               </v:shapetype>
@@ -10826,7 +10826,7 @@
           </mc:Choice>
           <mc:Fallback>
             <w:pict>
-              <v:shapetype w14:anchorId="3581B82A" id="_x0000_t68" coordsize="21600,21600" o:spt="68" adj="5400,5400" path="m0@0l@1@0@1,21600@2,21600@2@0,21600@0,10800,xe">
+              <v:shapetype w14:anchorId="7065F0B6" id="_x0000_t68" coordsize="21600,21600" o:spt="68" adj="5400,5400" path="m0@0l@1@0@1,21600@2,21600@2@0,21600@0,10800,xe">
                 <v:stroke joinstyle="miter"/>
                 <v:formulas>
                   <v:f eqn="val #0"/>
@@ -10916,7 +10916,7 @@
           </mc:Choice>
           <mc:Fallback>
             <w:pict>
-              <v:shapetype w14:anchorId="0B0C0C56" id="_x0000_t13" coordsize="21600,21600" o:spt="13" adj="16200,5400" path="m@0,l@0@1,0@1,0@2@0@2@0,21600,21600,10800xe">
+              <v:shapetype w14:anchorId="60A38B4D" id="_x0000_t13" coordsize="21600,21600" o:spt="13" adj="16200,5400" path="m@0,l@0@1,0@1,0@2@0@2@0,21600,21600,10800xe">
                 <v:stroke joinstyle="miter"/>
                 <v:formulas>
                   <v:f eqn="val #0"/>
@@ -12000,7 +12000,7 @@
           </mc:Choice>
           <mc:Fallback>
             <w:pict>
-              <v:rect w14:anchorId="072B20C9" id="Rectangle 5" o:spid="_x0000_s1026" style="position:absolute;margin-left:147pt;margin-top:185.25pt;width:161.25pt;height:120pt;z-index:251670528;visibility:visible;mso-wrap-style:square;mso-width-percent:0;mso-height-percent:0;mso-wrap-distance-left:9pt;mso-wrap-distance-top:0;mso-wrap-distance-right:9pt;mso-wrap-distance-bottom:0;mso-position-horizontal:absolute;mso-position-horizontal-relative:text;mso-position-vertical:absolute;mso-position-vertical-relative:text;mso-width-percent:0;mso-height-percent:0;mso-width-relative:margin;mso-height-relative:margin;v-text-anchor:middle" o:gfxdata="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" fillcolor="white [3201]" strokecolor="black [3200]" strokeweight="1pt"/>
+              <v:rect w14:anchorId="3230137A" id="Rectangle 5" o:spid="_x0000_s1026" style="position:absolute;margin-left:147pt;margin-top:185.25pt;width:161.25pt;height:120pt;z-index:251670528;visibility:visible;mso-wrap-style:square;mso-width-percent:0;mso-height-percent:0;mso-wrap-distance-left:9pt;mso-wrap-distance-top:0;mso-wrap-distance-right:9pt;mso-wrap-distance-bottom:0;mso-position-horizontal:absolute;mso-position-horizontal-relative:text;mso-position-vertical:absolute;mso-position-vertical-relative:text;mso-width-percent:0;mso-height-percent:0;mso-width-relative:margin;mso-height-relative:margin;v-text-anchor:middle" o:gfxdata="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" fillcolor="white [3201]" strokecolor="black [3200]" strokeweight="1pt"/>
             </w:pict>
           </mc:Fallback>
         </mc:AlternateContent>
@@ -12074,7 +12074,7 @@
           </mc:Choice>
           <mc:Fallback>
             <w:pict>
-              <v:rect w14:anchorId="5D5A6A3F" id="Rectangle 3" o:spid="_x0000_s1026" style="position:absolute;margin-left:13.5pt;margin-top:26.25pt;width:161.25pt;height:120pt;z-index:251666432;visibility:visible;mso-wrap-style:square;mso-width-percent:0;mso-height-percent:0;mso-wrap-distance-left:9pt;mso-wrap-distance-top:0;mso-wrap-distance-right:9pt;mso-wrap-distance-bottom:0;mso-position-horizontal:absolute;mso-position-horizontal-relative:text;mso-position-vertical:absolute;mso-position-vertical-relative:text;mso-width-percent:0;mso-height-percent:0;mso-width-relative:margin;mso-height-relative:margin;v-text-anchor:middle" o:gfxdata="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" fillcolor="white [3201]" strokecolor="black [3200]" strokeweight="1pt"/>
+              <v:rect w14:anchorId="2787AB53" id="Rectangle 3" o:spid="_x0000_s1026" style="position:absolute;margin-left:13.5pt;margin-top:26.25pt;width:161.25pt;height:120pt;z-index:251666432;visibility:visible;mso-wrap-style:square;mso-width-percent:0;mso-height-percent:0;mso-wrap-distance-left:9pt;mso-wrap-distance-top:0;mso-wrap-distance-right:9pt;mso-wrap-distance-bottom:0;mso-position-horizontal:absolute;mso-position-horizontal-relative:text;mso-position-vertical:absolute;mso-position-vertical-relative:text;mso-width-percent:0;mso-height-percent:0;mso-width-relative:margin;mso-height-relative:margin;v-text-anchor:middle" o:gfxdata="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" fillcolor="white [3201]" strokecolor="black [3200]" strokeweight="1pt"/>
             </w:pict>
           </mc:Fallback>
         </mc:AlternateContent>
@@ -12134,7 +12134,7 @@
           </mc:Choice>
           <mc:Fallback>
             <w:pict>
-              <v:rect w14:anchorId="4D5A3F8E" id="Rectangle 2" o:spid="_x0000_s1026" style="width:453.75pt;height:310.5pt;visibility:visible;mso-wrap-style:square;mso-left-percent:-10001;mso-top-percent:-10001;mso-position-horizontal:absolute;mso-position-horizontal-relative:char;mso-position-vertical:absolute;mso-position-vertical-relative:line;mso-left-percent:-10001;mso-top-percent:-10001;v-text-anchor:middle" o:gfxdata="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" fillcolor="white [3201]" strokecolor="black [3200]" strokeweight="1pt">
+              <v:rect w14:anchorId="5872079D" id="Rectangle 2" o:spid="_x0000_s1026" style="width:453.75pt;height:310.5pt;visibility:visible;mso-wrap-style:square;mso-left-percent:-10001;mso-top-percent:-10001;mso-position-horizontal:absolute;mso-position-horizontal-relative:char;mso-position-vertical:absolute;mso-position-vertical-relative:line;mso-left-percent:-10001;mso-top-percent:-10001;v-text-anchor:middle" o:gfxdata="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" fillcolor="white [3201]" strokecolor="black [3200]" strokeweight="1pt">
                 <w10:anchorlock/>
               </v:rect>
             </w:pict>
@@ -18321,6 +18321,7 @@
                 <w:szCs w:val="24"/>
               </w:rPr>
             </w:pPr>
+            <w:bookmarkStart w:id="123" w:name="_GoBack" w:colFirst="0" w:colLast="4"/>
           </w:p>
         </w:tc>
         <w:tc>
@@ -18339,13 +18340,15 @@
               <w:jc w:val="both"/>
               <w:rPr>
                 <w:rFonts w:ascii="Times New Roman" w:hAnsi="Times New Roman" w:cs="Times New Roman"/>
-                <w:sz w:val="24"/>
-                <w:szCs w:val="24"/>
-              </w:rPr>
-            </w:pPr>
-            <w:r>
-              <w:rPr>
-                <w:rFonts w:ascii="Times New Roman" w:hAnsi="Times New Roman" w:cs="Times New Roman"/>
+                <w:b/>
+                <w:sz w:val="24"/>
+                <w:szCs w:val="24"/>
+              </w:rPr>
+            </w:pPr>
+            <w:r>
+              <w:rPr>
+                <w:rFonts w:ascii="Times New Roman" w:hAnsi="Times New Roman" w:cs="Times New Roman"/>
+                <w:b/>
                 <w:sz w:val="24"/>
                 <w:szCs w:val="24"/>
               </w:rPr>
@@ -18368,13 +18371,15 @@
               <w:jc w:val="both"/>
               <w:rPr>
                 <w:rFonts w:ascii="Times New Roman" w:hAnsi="Times New Roman" w:cs="Times New Roman"/>
-                <w:sz w:val="24"/>
-                <w:szCs w:val="24"/>
-              </w:rPr>
-            </w:pPr>
-            <w:r>
-              <w:rPr>
-                <w:rFonts w:ascii="Times New Roman" w:hAnsi="Times New Roman" w:cs="Times New Roman"/>
+                <w:b/>
+                <w:sz w:val="24"/>
+                <w:szCs w:val="24"/>
+              </w:rPr>
+            </w:pPr>
+            <w:r>
+              <w:rPr>
+                <w:rFonts w:ascii="Times New Roman" w:hAnsi="Times New Roman" w:cs="Times New Roman"/>
+                <w:b/>
                 <w:sz w:val="24"/>
                 <w:szCs w:val="24"/>
               </w:rPr>
@@ -18397,13 +18402,15 @@
               <w:jc w:val="both"/>
               <w:rPr>
                 <w:rFonts w:ascii="Times New Roman" w:hAnsi="Times New Roman" w:cs="Times New Roman"/>
-                <w:sz w:val="24"/>
-                <w:szCs w:val="24"/>
-              </w:rPr>
-            </w:pPr>
-            <w:r>
-              <w:rPr>
-                <w:rFonts w:ascii="Times New Roman" w:hAnsi="Times New Roman" w:cs="Times New Roman"/>
+                <w:b/>
+                <w:sz w:val="24"/>
+                <w:szCs w:val="24"/>
+              </w:rPr>
+            </w:pPr>
+            <w:r>
+              <w:rPr>
+                <w:rFonts w:ascii="Times New Roman" w:hAnsi="Times New Roman" w:cs="Times New Roman"/>
+                <w:b/>
                 <w:sz w:val="24"/>
                 <w:szCs w:val="24"/>
               </w:rPr>
@@ -18427,13 +18434,15 @@
               <w:jc w:val="both"/>
               <w:rPr>
                 <w:rFonts w:ascii="Times New Roman" w:hAnsi="Times New Roman" w:cs="Times New Roman"/>
-                <w:sz w:val="24"/>
-                <w:szCs w:val="24"/>
-              </w:rPr>
-            </w:pPr>
-            <w:r>
-              <w:rPr>
-                <w:rFonts w:ascii="Times New Roman" w:hAnsi="Times New Roman" w:cs="Times New Roman"/>
+                <w:b/>
+                <w:sz w:val="24"/>
+                <w:szCs w:val="24"/>
+              </w:rPr>
+            </w:pPr>
+            <w:r>
+              <w:rPr>
+                <w:rFonts w:ascii="Times New Roman" w:hAnsi="Times New Roman" w:cs="Times New Roman"/>
+                <w:b/>
                 <w:sz w:val="24"/>
                 <w:szCs w:val="24"/>
               </w:rPr>
@@ -18442,6 +18451,7 @@
           </w:p>
         </w:tc>
       </w:tr>
+      <w:bookmarkEnd w:id="123"/>
       <w:tr>
         <w:trPr>
           <w:cantSplit/>
@@ -19940,7 +19950,7 @@
         </w:rPr>
         <w:t>.</w:t>
       </w:r>
-      <w:bookmarkStart w:id="123" w:name="_Toc202527987"/>
+      <w:bookmarkStart w:id="124" w:name="_Toc202527987"/>
     </w:p>
     <w:p>
       <w:pPr>
@@ -19953,7 +19963,7 @@
       <w:r>
         <w:t>CURRENT POSITION OF RESPONDENT</w:t>
       </w:r>
-      <w:bookmarkEnd w:id="123"/>
+      <w:bookmarkEnd w:id="124"/>
     </w:p>
     <w:p>
       <w:pPr>
@@ -20145,13 +20155,15 @@
               <w:jc w:val="both"/>
               <w:rPr>
                 <w:rFonts w:ascii="Times New Roman" w:hAnsi="Times New Roman" w:cs="Times New Roman"/>
-                <w:sz w:val="24"/>
-                <w:szCs w:val="24"/>
-              </w:rPr>
-            </w:pPr>
-            <w:r>
-              <w:rPr>
-                <w:rFonts w:ascii="Times New Roman" w:hAnsi="Times New Roman" w:cs="Times New Roman"/>
+                <w:b/>
+                <w:sz w:val="24"/>
+                <w:szCs w:val="24"/>
+              </w:rPr>
+            </w:pPr>
+            <w:r>
+              <w:rPr>
+                <w:rFonts w:ascii="Times New Roman" w:hAnsi="Times New Roman" w:cs="Times New Roman"/>
+                <w:b/>
                 <w:sz w:val="24"/>
                 <w:szCs w:val="24"/>
               </w:rPr>
@@ -20174,13 +20186,15 @@
               <w:jc w:val="both"/>
               <w:rPr>
                 <w:rFonts w:ascii="Times New Roman" w:hAnsi="Times New Roman" w:cs="Times New Roman"/>
-                <w:sz w:val="24"/>
-                <w:szCs w:val="24"/>
-              </w:rPr>
-            </w:pPr>
-            <w:r>
-              <w:rPr>
-                <w:rFonts w:ascii="Times New Roman" w:hAnsi="Times New Roman" w:cs="Times New Roman"/>
+                <w:b/>
+                <w:sz w:val="24"/>
+                <w:szCs w:val="24"/>
+              </w:rPr>
+            </w:pPr>
+            <w:r>
+              <w:rPr>
+                <w:rFonts w:ascii="Times New Roman" w:hAnsi="Times New Roman" w:cs="Times New Roman"/>
+                <w:b/>
                 <w:sz w:val="24"/>
                 <w:szCs w:val="24"/>
               </w:rPr>
@@ -20203,13 +20217,15 @@
               <w:jc w:val="both"/>
               <w:rPr>
                 <w:rFonts w:ascii="Times New Roman" w:hAnsi="Times New Roman" w:cs="Times New Roman"/>
-                <w:sz w:val="24"/>
-                <w:szCs w:val="24"/>
-              </w:rPr>
-            </w:pPr>
-            <w:r>
-              <w:rPr>
-                <w:rFonts w:ascii="Times New Roman" w:hAnsi="Times New Roman" w:cs="Times New Roman"/>
+                <w:b/>
+                <w:sz w:val="24"/>
+                <w:szCs w:val="24"/>
+              </w:rPr>
+            </w:pPr>
+            <w:r>
+              <w:rPr>
+                <w:rFonts w:ascii="Times New Roman" w:hAnsi="Times New Roman" w:cs="Times New Roman"/>
+                <w:b/>
                 <w:sz w:val="24"/>
                 <w:szCs w:val="24"/>
               </w:rPr>
@@ -20233,13 +20249,15 @@
               <w:jc w:val="both"/>
               <w:rPr>
                 <w:rFonts w:ascii="Times New Roman" w:hAnsi="Times New Roman" w:cs="Times New Roman"/>
-                <w:sz w:val="24"/>
-                <w:szCs w:val="24"/>
-              </w:rPr>
-            </w:pPr>
-            <w:r>
-              <w:rPr>
-                <w:rFonts w:ascii="Times New Roman" w:hAnsi="Times New Roman" w:cs="Times New Roman"/>
+                <w:b/>
+                <w:sz w:val="24"/>
+                <w:szCs w:val="24"/>
+              </w:rPr>
+            </w:pPr>
+            <w:r>
+              <w:rPr>
+                <w:rFonts w:ascii="Times New Roman" w:hAnsi="Times New Roman" w:cs="Times New Roman"/>
+                <w:b/>
                 <w:sz w:val="24"/>
                 <w:szCs w:val="24"/>
               </w:rPr>
@@ -21229,11 +21247,11 @@
       <w:pPr>
         <w:pStyle w:val="Heading3"/>
       </w:pPr>
-      <w:bookmarkStart w:id="124" w:name="_Toc202527988"/>
+      <w:bookmarkStart w:id="125" w:name="_Toc202527988"/>
       <w:r>
         <w:t>RESPONDENT’S YEARS OF EXPERIENCE</w:t>
       </w:r>
-      <w:bookmarkEnd w:id="124"/>
+      <w:bookmarkEnd w:id="125"/>
     </w:p>
     <w:p>
       <w:pPr>
@@ -21433,13 +21451,15 @@
               <w:jc w:val="both"/>
               <w:rPr>
                 <w:rFonts w:ascii="Times New Roman" w:hAnsi="Times New Roman" w:cs="Times New Roman"/>
-                <w:sz w:val="24"/>
-                <w:szCs w:val="24"/>
-              </w:rPr>
-            </w:pPr>
-            <w:r>
-              <w:rPr>
-                <w:rFonts w:ascii="Times New Roman" w:hAnsi="Times New Roman" w:cs="Times New Roman"/>
+                <w:b/>
+                <w:sz w:val="24"/>
+                <w:szCs w:val="24"/>
+              </w:rPr>
+            </w:pPr>
+            <w:r>
+              <w:rPr>
+                <w:rFonts w:ascii="Times New Roman" w:hAnsi="Times New Roman" w:cs="Times New Roman"/>
+                <w:b/>
                 <w:sz w:val="24"/>
                 <w:szCs w:val="24"/>
               </w:rPr>
@@ -21462,13 +21482,15 @@
               <w:jc w:val="both"/>
               <w:rPr>
                 <w:rFonts w:ascii="Times New Roman" w:hAnsi="Times New Roman" w:cs="Times New Roman"/>
-                <w:sz w:val="24"/>
-                <w:szCs w:val="24"/>
-              </w:rPr>
-            </w:pPr>
-            <w:r>
-              <w:rPr>
-                <w:rFonts w:ascii="Times New Roman" w:hAnsi="Times New Roman" w:cs="Times New Roman"/>
+                <w:b/>
+                <w:sz w:val="24"/>
+                <w:szCs w:val="24"/>
+              </w:rPr>
+            </w:pPr>
+            <w:r>
+              <w:rPr>
+                <w:rFonts w:ascii="Times New Roman" w:hAnsi="Times New Roman" w:cs="Times New Roman"/>
+                <w:b/>
                 <w:sz w:val="24"/>
                 <w:szCs w:val="24"/>
               </w:rPr>
@@ -21491,13 +21513,15 @@
               <w:jc w:val="both"/>
               <w:rPr>
                 <w:rFonts w:ascii="Times New Roman" w:hAnsi="Times New Roman" w:cs="Times New Roman"/>
-                <w:sz w:val="24"/>
-                <w:szCs w:val="24"/>
-              </w:rPr>
-            </w:pPr>
-            <w:r>
-              <w:rPr>
-                <w:rFonts w:ascii="Times New Roman" w:hAnsi="Times New Roman" w:cs="Times New Roman"/>
+                <w:b/>
+                <w:sz w:val="24"/>
+                <w:szCs w:val="24"/>
+              </w:rPr>
+            </w:pPr>
+            <w:r>
+              <w:rPr>
+                <w:rFonts w:ascii="Times New Roman" w:hAnsi="Times New Roman" w:cs="Times New Roman"/>
+                <w:b/>
                 <w:sz w:val="24"/>
                 <w:szCs w:val="24"/>
               </w:rPr>
@@ -21521,13 +21545,15 @@
               <w:jc w:val="both"/>
               <w:rPr>
                 <w:rFonts w:ascii="Times New Roman" w:hAnsi="Times New Roman" w:cs="Times New Roman"/>
-                <w:sz w:val="24"/>
-                <w:szCs w:val="24"/>
-              </w:rPr>
-            </w:pPr>
-            <w:r>
-              <w:rPr>
-                <w:rFonts w:ascii="Times New Roman" w:hAnsi="Times New Roman" w:cs="Times New Roman"/>
+                <w:b/>
+                <w:sz w:val="24"/>
+                <w:szCs w:val="24"/>
+              </w:rPr>
+            </w:pPr>
+            <w:r>
+              <w:rPr>
+                <w:rFonts w:ascii="Times New Roman" w:hAnsi="Times New Roman" w:cs="Times New Roman"/>
+                <w:b/>
                 <w:sz w:val="24"/>
                 <w:szCs w:val="24"/>
               </w:rPr>
@@ -22504,7 +22530,7 @@
         </w:rPr>
         <w:t>The experience distribution reveals that the majority of employees (52%) have been with the company for 1-5 years, indicating a solid base of moderately experienced staff. A substantial portion (26%) possesses 6-10 years of service, bringing valuable institutional knowledge. However, only 12% are long-term veterans with over a decade of experience, suggesting limited retention of senior experts. New hires (10%) with less than one year's tenure represent the most junior cohort. Cumulatively, 88% of the workforce has ten years or less experience, demonstrating that while most employees understand current operations well, the organization may benefit from greater retention of long-serving professionals to preserve historical knowledge and continuity. This balance suggests the company maintains good operational knowledge but could strengthen its institutional memory.</w:t>
       </w:r>
-      <w:bookmarkStart w:id="125" w:name="_Toc202527989"/>
+      <w:bookmarkStart w:id="126" w:name="_Toc202527989"/>
     </w:p>
     <w:p>
       <w:pPr>
@@ -22516,7 +22542,7 @@
       <w:r>
         <w:t>EDUCATION LEVEL OF RESPONDENTS</w:t>
       </w:r>
-      <w:bookmarkEnd w:id="125"/>
+      <w:bookmarkEnd w:id="126"/>
     </w:p>
     <w:p>
       <w:pPr>
@@ -22647,12 +22673,12 @@
         <w:tblLook w:val="0000" w:firstRow="0" w:lastRow="0" w:firstColumn="0" w:lastColumn="0" w:noHBand="0" w:noVBand="0"/>
       </w:tblPr>
       <w:tblGrid>
-        <w:gridCol w:w="573"/>
-        <w:gridCol w:w="3190"/>
-        <w:gridCol w:w="1080"/>
-        <w:gridCol w:w="766"/>
-        <w:gridCol w:w="1380"/>
-        <w:gridCol w:w="1997"/>
+        <w:gridCol w:w="562"/>
+        <w:gridCol w:w="3158"/>
+        <w:gridCol w:w="1124"/>
+        <w:gridCol w:w="807"/>
+        <w:gridCol w:w="1359"/>
+        <w:gridCol w:w="1976"/>
       </w:tblGrid>
       <w:tr>
         <w:trPr>
@@ -22676,6 +22702,7 @@
               <w:jc w:val="both"/>
               <w:rPr>
                 <w:rFonts w:ascii="Times New Roman" w:hAnsi="Times New Roman" w:cs="Times New Roman"/>
+                <w:b/>
                 <w:sz w:val="24"/>
                 <w:szCs w:val="24"/>
               </w:rPr>
@@ -22698,13 +22725,15 @@
               <w:jc w:val="both"/>
               <w:rPr>
                 <w:rFonts w:ascii="Times New Roman" w:hAnsi="Times New Roman" w:cs="Times New Roman"/>
-                <w:sz w:val="24"/>
-                <w:szCs w:val="24"/>
-              </w:rPr>
-            </w:pPr>
-            <w:r>
-              <w:rPr>
-                <w:rFonts w:ascii="Times New Roman" w:hAnsi="Times New Roman" w:cs="Times New Roman"/>
+                <w:b/>
+                <w:sz w:val="24"/>
+                <w:szCs w:val="24"/>
+              </w:rPr>
+            </w:pPr>
+            <w:r>
+              <w:rPr>
+                <w:rFonts w:ascii="Times New Roman" w:hAnsi="Times New Roman" w:cs="Times New Roman"/>
+                <w:b/>
                 <w:sz w:val="24"/>
                 <w:szCs w:val="24"/>
               </w:rPr>
@@ -22727,13 +22756,15 @@
               <w:jc w:val="both"/>
               <w:rPr>
                 <w:rFonts w:ascii="Times New Roman" w:hAnsi="Times New Roman" w:cs="Times New Roman"/>
-                <w:sz w:val="24"/>
-                <w:szCs w:val="24"/>
-              </w:rPr>
-            </w:pPr>
-            <w:r>
-              <w:rPr>
-                <w:rFonts w:ascii="Times New Roman" w:hAnsi="Times New Roman" w:cs="Times New Roman"/>
+                <w:b/>
+                <w:sz w:val="24"/>
+                <w:szCs w:val="24"/>
+              </w:rPr>
+            </w:pPr>
+            <w:r>
+              <w:rPr>
+                <w:rFonts w:ascii="Times New Roman" w:hAnsi="Times New Roman" w:cs="Times New Roman"/>
+                <w:b/>
                 <w:sz w:val="24"/>
                 <w:szCs w:val="24"/>
               </w:rPr>
@@ -22756,13 +22787,15 @@
               <w:jc w:val="both"/>
               <w:rPr>
                 <w:rFonts w:ascii="Times New Roman" w:hAnsi="Times New Roman" w:cs="Times New Roman"/>
-                <w:sz w:val="24"/>
-                <w:szCs w:val="24"/>
-              </w:rPr>
-            </w:pPr>
-            <w:r>
-              <w:rPr>
-                <w:rFonts w:ascii="Times New Roman" w:hAnsi="Times New Roman" w:cs="Times New Roman"/>
+                <w:b/>
+                <w:sz w:val="24"/>
+                <w:szCs w:val="24"/>
+              </w:rPr>
+            </w:pPr>
+            <w:r>
+              <w:rPr>
+                <w:rFonts w:ascii="Times New Roman" w:hAnsi="Times New Roman" w:cs="Times New Roman"/>
+                <w:b/>
                 <w:sz w:val="24"/>
                 <w:szCs w:val="24"/>
               </w:rPr>
@@ -22786,13 +22819,15 @@
               <w:jc w:val="both"/>
               <w:rPr>
                 <w:rFonts w:ascii="Times New Roman" w:hAnsi="Times New Roman" w:cs="Times New Roman"/>
-                <w:sz w:val="24"/>
-                <w:szCs w:val="24"/>
-              </w:rPr>
-            </w:pPr>
-            <w:r>
-              <w:rPr>
-                <w:rFonts w:ascii="Times New Roman" w:hAnsi="Times New Roman" w:cs="Times New Roman"/>
+                <w:b/>
+                <w:sz w:val="24"/>
+                <w:szCs w:val="24"/>
+              </w:rPr>
+            </w:pPr>
+            <w:r>
+              <w:rPr>
+                <w:rFonts w:ascii="Times New Roman" w:hAnsi="Times New Roman" w:cs="Times New Roman"/>
+                <w:b/>
                 <w:sz w:val="24"/>
                 <w:szCs w:val="24"/>
               </w:rPr>
@@ -23959,7 +23994,7 @@
         </w:rPr>
         <w:t>The data presents the educational qualifications of 50 individuals. The majority, 46%, hold a Bachelor's degree, indicating it is the most common level of education among respondents. A further 20% possess a Master's degree, reflecting a significant portion with postgraduate education. Secondary certificate holders account for 18%, showing a moderate representation of individuals with only high school-level education. Meanwhile, 8% of respondents have achieved a PhD, Cumulatively, 84% have qualifications ranging from secondary certificates to master's degrees. This distribution suggests a relatively well-educated group, with most having attained at least undergraduate-level education. The equal proportion of PhD and "Other" category holders may indicate a need to further define or explore what "Other" entails. Overall, the data reflects a diverse educational background, with a strong leaning toward higher education.</w:t>
       </w:r>
-      <w:bookmarkStart w:id="126" w:name="_Toc202527990"/>
+      <w:bookmarkStart w:id="127" w:name="_Toc202527990"/>
     </w:p>
     <w:p>
       <w:pPr>
@@ -23968,7 +24003,7 @@
       <w:r>
         <w:t>Corporate Governance Practices at SONARWA</w:t>
       </w:r>
-      <w:bookmarkEnd w:id="126"/>
+      <w:bookmarkEnd w:id="127"/>
     </w:p>
     <w:p>
       <w:pPr>
@@ -23988,7 +24023,7 @@
         </w:rPr>
         <w:t>This section presents findings on corporate governance struc</w:t>
       </w:r>
-      <w:bookmarkStart w:id="127" w:name="_Toc202527991"/>
+      <w:bookmarkStart w:id="128" w:name="_Toc202527991"/>
       <w:r>
         <w:rPr>
           <w:rFonts w:ascii="Times New Roman" w:hAnsi="Times New Roman" w:cs="Times New Roman"/>
@@ -24008,7 +24043,7 @@
       <w:r>
         <w:t>EXISTENCE OF CORPORATE GOVERNANCE FRAMEWORK</w:t>
       </w:r>
-      <w:bookmarkEnd w:id="127"/>
+      <w:bookmarkEnd w:id="128"/>
     </w:p>
     <w:p>
       <w:pPr>
@@ -24942,11 +24977,11 @@
       <w:pPr>
         <w:pStyle w:val="Heading3"/>
       </w:pPr>
-      <w:bookmarkStart w:id="128" w:name="_Toc202527992"/>
+      <w:bookmarkStart w:id="129" w:name="_Toc202527992"/>
       <w:r>
         <w:t>CORPORATE GOVERNANCE PRACTICES APPLIED</w:t>
       </w:r>
-      <w:bookmarkEnd w:id="128"/>
+      <w:bookmarkEnd w:id="129"/>
     </w:p>
     <w:p>
       <w:pPr>
@@ -25078,7 +25113,7 @@
             <w:tcBorders>
               <w:top w:val="single" w:sz="16" w:space="0" w:color="000000"/>
               <w:left w:val="single" w:sz="16" w:space="0" w:color="000000"/>
-              <w:bottom w:val="single" w:sz="16" w:space="0" w:color="000000"/>
+              <w:bottom w:val="single" w:sz="18" w:space="0" w:color="000000"/>
               <w:right w:val="nil"/>
             </w:tcBorders>
             <w:shd w:val="clear" w:color="auto" w:fill="FFFFFF"/>
@@ -25103,7 +25138,7 @@
             <w:tcBorders>
               <w:top w:val="single" w:sz="16" w:space="0" w:color="000000"/>
               <w:left w:val="single" w:sz="16" w:space="0" w:color="000000"/>
-              <w:bottom w:val="single" w:sz="16" w:space="0" w:color="000000"/>
+              <w:bottom w:val="single" w:sz="18" w:space="0" w:color="000000"/>
             </w:tcBorders>
             <w:shd w:val="clear" w:color="auto" w:fill="FFFFFF"/>
           </w:tcPr>
@@ -25136,7 +25171,7 @@
             <w:tcW w:w="616" w:type="pct"/>
             <w:tcBorders>
               <w:top w:val="single" w:sz="16" w:space="0" w:color="000000"/>
-              <w:bottom w:val="single" w:sz="16" w:space="0" w:color="000000"/>
+              <w:bottom w:val="single" w:sz="18" w:space="0" w:color="000000"/>
             </w:tcBorders>
             <w:shd w:val="clear" w:color="auto" w:fill="FFFFFF"/>
           </w:tcPr>
@@ -25169,7 +25204,7 @@
             <w:tcW w:w="841" w:type="pct"/>
             <w:tcBorders>
               <w:top w:val="single" w:sz="16" w:space="0" w:color="000000"/>
-              <w:bottom w:val="single" w:sz="16" w:space="0" w:color="000000"/>
+              <w:bottom w:val="single" w:sz="18" w:space="0" w:color="000000"/>
             </w:tcBorders>
             <w:shd w:val="clear" w:color="auto" w:fill="FFFFFF"/>
           </w:tcPr>
@@ -25202,7 +25237,7 @@
             <w:tcW w:w="897" w:type="pct"/>
             <w:tcBorders>
               <w:top w:val="single" w:sz="16" w:space="0" w:color="000000"/>
-              <w:bottom w:val="single" w:sz="16" w:space="0" w:color="000000"/>
+              <w:bottom w:val="single" w:sz="18" w:space="0" w:color="000000"/>
               <w:right w:val="single" w:sz="16" w:space="0" w:color="000000"/>
             </w:tcBorders>
             <w:shd w:val="clear" w:color="auto" w:fill="FFFFFF"/>
@@ -25241,10 +25276,10 @@
             <w:tcW w:w="448" w:type="pct"/>
             <w:vMerge w:val="restart"/>
             <w:tcBorders>
-              <w:top w:val="single" w:sz="16" w:space="0" w:color="000000"/>
-              <w:left w:val="single" w:sz="16" w:space="0" w:color="000000"/>
-              <w:bottom w:val="single" w:sz="16" w:space="0" w:color="000000"/>
-              <w:right w:val="nil"/>
+              <w:top w:val="single" w:sz="18" w:space="0" w:color="000000"/>
+              <w:left w:val="single" w:sz="18" w:space="0" w:color="000000"/>
+              <w:bottom w:val="single" w:sz="4" w:space="0" w:color="auto"/>
+              <w:right w:val="single" w:sz="4" w:space="0" w:color="auto"/>
             </w:tcBorders>
             <w:shd w:val="clear" w:color="auto" w:fill="FFFFFF"/>
             <w:vAlign w:val="center"/>
@@ -25273,10 +25308,10 @@
           <w:tcPr>
             <w:tcW w:w="1496" w:type="pct"/>
             <w:tcBorders>
-              <w:top w:val="single" w:sz="16" w:space="0" w:color="000000"/>
-              <w:left w:val="nil"/>
-              <w:bottom w:val="nil"/>
-              <w:right w:val="single" w:sz="16" w:space="0" w:color="000000"/>
+              <w:top w:val="single" w:sz="18" w:space="0" w:color="000000"/>
+              <w:left w:val="single" w:sz="4" w:space="0" w:color="auto"/>
+              <w:bottom w:val="single" w:sz="4" w:space="0" w:color="auto"/>
+              <w:right w:val="single" w:sz="4" w:space="0" w:color="auto"/>
             </w:tcBorders>
             <w:shd w:val="clear" w:color="auto" w:fill="FFFFFF"/>
             <w:vAlign w:val="center"/>
@@ -25305,9 +25340,10 @@
           <w:tcPr>
             <w:tcW w:w="701" w:type="pct"/>
             <w:tcBorders>
-              <w:top w:val="single" w:sz="16" w:space="0" w:color="000000"/>
-              <w:left w:val="single" w:sz="16" w:space="0" w:color="000000"/>
-              <w:bottom w:val="nil"/>
+              <w:top w:val="single" w:sz="18" w:space="0" w:color="000000"/>
+              <w:left w:val="single" w:sz="4" w:space="0" w:color="auto"/>
+              <w:bottom w:val="single" w:sz="4" w:space="0" w:color="auto"/>
+              <w:right w:val="single" w:sz="4" w:space="0" w:color="auto"/>
             </w:tcBorders>
             <w:shd w:val="clear" w:color="auto" w:fill="FFFFFF"/>
             <w:vAlign w:val="center"/>
@@ -25336,8 +25372,10 @@
           <w:tcPr>
             <w:tcW w:w="616" w:type="pct"/>
             <w:tcBorders>
-              <w:top w:val="single" w:sz="16" w:space="0" w:color="000000"/>
-              <w:bottom w:val="nil"/>
+              <w:top w:val="single" w:sz="18" w:space="0" w:color="000000"/>
+              <w:left w:val="single" w:sz="4" w:space="0" w:color="auto"/>
+              <w:bottom w:val="single" w:sz="4" w:space="0" w:color="auto"/>
+              <w:right w:val="single" w:sz="4" w:space="0" w:color="auto"/>
             </w:tcBorders>
             <w:shd w:val="clear" w:color="auto" w:fill="FFFFFF"/>
             <w:vAlign w:val="center"/>
@@ -25366,8 +25404,10 @@
           <w:tcPr>
             <w:tcW w:w="841" w:type="pct"/>
             <w:tcBorders>
-              <w:top w:val="single" w:sz="16" w:space="0" w:color="000000"/>
-              <w:bottom w:val="nil"/>
+              <w:top w:val="single" w:sz="18" w:space="0" w:color="000000"/>
+              <w:left w:val="single" w:sz="4" w:space="0" w:color="auto"/>
+              <w:bottom w:val="single" w:sz="4" w:space="0" w:color="auto"/>
+              <w:right w:val="single" w:sz="4" w:space="0" w:color="auto"/>
             </w:tcBorders>
             <w:shd w:val="clear" w:color="auto" w:fill="FFFFFF"/>
             <w:vAlign w:val="center"/>
@@ -25396,9 +25436,10 @@
           <w:tcPr>
             <w:tcW w:w="897" w:type="pct"/>
             <w:tcBorders>
-              <w:top w:val="single" w:sz="16" w:space="0" w:color="000000"/>
-              <w:bottom w:val="nil"/>
-              <w:right w:val="single" w:sz="16" w:space="0" w:color="000000"/>
+              <w:top w:val="single" w:sz="18" w:space="0" w:color="000000"/>
+              <w:left w:val="single" w:sz="4" w:space="0" w:color="auto"/>
+              <w:bottom w:val="single" w:sz="4" w:space="0" w:color="auto"/>
+              <w:right w:val="single" w:sz="18" w:space="0" w:color="000000"/>
             </w:tcBorders>
             <w:shd w:val="clear" w:color="auto" w:fill="FFFFFF"/>
             <w:vAlign w:val="center"/>
@@ -25433,10 +25474,10 @@
             <w:tcW w:w="448" w:type="pct"/>
             <w:vMerge/>
             <w:tcBorders>
-              <w:top w:val="single" w:sz="16" w:space="0" w:color="000000"/>
-              <w:left w:val="single" w:sz="16" w:space="0" w:color="000000"/>
-              <w:bottom w:val="single" w:sz="16" w:space="0" w:color="000000"/>
-              <w:right w:val="nil"/>
+              <w:top w:val="single" w:sz="4" w:space="0" w:color="auto"/>
+              <w:left w:val="single" w:sz="18" w:space="0" w:color="000000"/>
+              <w:bottom w:val="single" w:sz="4" w:space="0" w:color="auto"/>
+              <w:right w:val="single" w:sz="4" w:space="0" w:color="auto"/>
             </w:tcBorders>
             <w:shd w:val="clear" w:color="auto" w:fill="FFFFFF"/>
             <w:vAlign w:val="center"/>
@@ -25457,10 +25498,10 @@
           <w:tcPr>
             <w:tcW w:w="1496" w:type="pct"/>
             <w:tcBorders>
-              <w:top w:val="nil"/>
-              <w:left w:val="nil"/>
-              <w:bottom w:val="nil"/>
-              <w:right w:val="single" w:sz="16" w:space="0" w:color="000000"/>
+              <w:top w:val="single" w:sz="4" w:space="0" w:color="auto"/>
+              <w:left w:val="single" w:sz="4" w:space="0" w:color="auto"/>
+              <w:bottom w:val="single" w:sz="4" w:space="0" w:color="auto"/>
+              <w:right w:val="single" w:sz="4" w:space="0" w:color="auto"/>
             </w:tcBorders>
             <w:shd w:val="clear" w:color="auto" w:fill="FFFFFF"/>
             <w:vAlign w:val="center"/>
@@ -25489,9 +25530,10 @@
           <w:tcPr>
             <w:tcW w:w="701" w:type="pct"/>
             <w:tcBorders>
-              <w:top w:val="nil"/>
-              <w:left w:val="single" w:sz="16" w:space="0" w:color="000000"/>
-              <w:bottom w:val="nil"/>
+              <w:top w:val="single" w:sz="4" w:space="0" w:color="auto"/>
+              <w:left w:val="single" w:sz="4" w:space="0" w:color="auto"/>
+              <w:bottom w:val="single" w:sz="4" w:space="0" w:color="auto"/>
+              <w:right w:val="single" w:sz="4" w:space="0" w:color="auto"/>
             </w:tcBorders>
             <w:shd w:val="clear" w:color="auto" w:fill="FFFFFF"/>
             <w:vAlign w:val="center"/>
@@ -25520,8 +25562,10 @@
           <w:tcPr>
             <w:tcW w:w="616" w:type="pct"/>
             <w:tcBorders>
-              <w:top w:val="nil"/>
-              <w:bottom w:val="nil"/>
+              <w:top w:val="single" w:sz="4" w:space="0" w:color="auto"/>
+              <w:left w:val="single" w:sz="4" w:space="0" w:color="auto"/>
+              <w:bottom w:val="single" w:sz="4" w:space="0" w:color="auto"/>
+              <w:right w:val="single" w:sz="4" w:space="0" w:color="auto"/>
             </w:tcBorders>
             <w:shd w:val="clear" w:color="auto" w:fill="FFFFFF"/>
             <w:vAlign w:val="center"/>
@@ -25550,8 +25594,10 @@
           <w:tcPr>
             <w:tcW w:w="841" w:type="pct"/>
             <w:tcBorders>
-              <w:top w:val="nil"/>
-              <w:bottom w:val="nil"/>
+              <w:top w:val="single" w:sz="4" w:space="0" w:color="auto"/>
+              <w:left w:val="single" w:sz="4" w:space="0" w:color="auto"/>
+              <w:bottom w:val="single" w:sz="4" w:space="0" w:color="auto"/>
+              <w:right w:val="single" w:sz="4" w:space="0" w:color="auto"/>
             </w:tcBorders>
             <w:shd w:val="clear" w:color="auto" w:fill="FFFFFF"/>
             <w:vAlign w:val="center"/>
@@ -25580,9 +25626,10 @@
           <w:tcPr>
             <w:tcW w:w="897" w:type="pct"/>
             <w:tcBorders>
-              <w:top w:val="nil"/>
-              <w:bottom w:val="nil"/>
-              <w:right w:val="single" w:sz="16" w:space="0" w:color="000000"/>
+              <w:top w:val="single" w:sz="4" w:space="0" w:color="auto"/>
+              <w:left w:val="single" w:sz="4" w:space="0" w:color="auto"/>
+              <w:bottom w:val="single" w:sz="4" w:space="0" w:color="auto"/>
+              <w:right w:val="single" w:sz="18" w:space="0" w:color="000000"/>
             </w:tcBorders>
             <w:shd w:val="clear" w:color="auto" w:fill="FFFFFF"/>
             <w:vAlign w:val="center"/>
@@ -25617,10 +25664,10 @@
             <w:tcW w:w="448" w:type="pct"/>
             <w:vMerge/>
             <w:tcBorders>
-              <w:top w:val="single" w:sz="16" w:space="0" w:color="000000"/>
-              <w:left w:val="single" w:sz="16" w:space="0" w:color="000000"/>
-              <w:bottom w:val="single" w:sz="16" w:space="0" w:color="000000"/>
-              <w:right w:val="nil"/>
+              <w:top w:val="single" w:sz="4" w:space="0" w:color="auto"/>
+              <w:left w:val="single" w:sz="18" w:space="0" w:color="000000"/>
+              <w:bottom w:val="single" w:sz="4" w:space="0" w:color="auto"/>
+              <w:right w:val="single" w:sz="4" w:space="0" w:color="auto"/>
             </w:tcBorders>
             <w:shd w:val="clear" w:color="auto" w:fill="FFFFFF"/>
             <w:vAlign w:val="center"/>
@@ -25641,10 +25688,10 @@
           <w:tcPr>
             <w:tcW w:w="1496" w:type="pct"/>
             <w:tcBorders>
-              <w:top w:val="nil"/>
-              <w:left w:val="nil"/>
-              <w:bottom w:val="nil"/>
-              <w:right w:val="single" w:sz="16" w:space="0" w:color="000000"/>
+              <w:top w:val="single" w:sz="4" w:space="0" w:color="auto"/>
+              <w:left w:val="single" w:sz="4" w:space="0" w:color="auto"/>
+              <w:bottom w:val="single" w:sz="4" w:space="0" w:color="auto"/>
+              <w:right w:val="single" w:sz="4" w:space="0" w:color="auto"/>
             </w:tcBorders>
             <w:shd w:val="clear" w:color="auto" w:fill="FFFFFF"/>
             <w:vAlign w:val="center"/>
@@ -25673,9 +25720,10 @@
           <w:tcPr>
             <w:tcW w:w="701" w:type="pct"/>
             <w:tcBorders>
-              <w:top w:val="nil"/>
-              <w:left w:val="single" w:sz="16" w:space="0" w:color="000000"/>
-              <w:bottom w:val="nil"/>
+              <w:top w:val="single" w:sz="4" w:space="0" w:color="auto"/>
+              <w:left w:val="single" w:sz="4" w:space="0" w:color="auto"/>
+              <w:bottom w:val="single" w:sz="4" w:space="0" w:color="auto"/>
+              <w:right w:val="single" w:sz="4" w:space="0" w:color="auto"/>
             </w:tcBorders>
             <w:shd w:val="clear" w:color="auto" w:fill="FFFFFF"/>
             <w:vAlign w:val="center"/>
@@ -25704,8 +25752,10 @@
           <w:tcPr>
             <w:tcW w:w="616" w:type="pct"/>
             <w:tcBorders>
-              <w:top w:val="nil"/>
-              <w:bottom w:val="nil"/>
+              <w:top w:val="single" w:sz="4" w:space="0" w:color="auto"/>
+              <w:left w:val="single" w:sz="4" w:space="0" w:color="auto"/>
+              <w:bottom w:val="single" w:sz="4" w:space="0" w:color="auto"/>
+              <w:right w:val="single" w:sz="4" w:space="0" w:color="auto"/>
             </w:tcBorders>
             <w:shd w:val="clear" w:color="auto" w:fill="FFFFFF"/>
             <w:vAlign w:val="center"/>
@@ -25734,8 +25784,10 @@
           <w:tcPr>
             <w:tcW w:w="841" w:type="pct"/>
             <w:tcBorders>
-              <w:top w:val="nil"/>
-              <w:bottom w:val="nil"/>
+              <w:top w:val="single" w:sz="4" w:space="0" w:color="auto"/>
+              <w:left w:val="single" w:sz="4" w:space="0" w:color="auto"/>
+              <w:bottom w:val="single" w:sz="4" w:space="0" w:color="auto"/>
+              <w:right w:val="single" w:sz="4" w:space="0" w:color="auto"/>
             </w:tcBorders>
             <w:shd w:val="clear" w:color="auto" w:fill="FFFFFF"/>
             <w:vAlign w:val="center"/>
@@ -25764,9 +25816,10 @@
           <w:tcPr>
             <w:tcW w:w="897" w:type="pct"/>
             <w:tcBorders>
-              <w:top w:val="nil"/>
-              <w:bottom w:val="nil"/>
-              <w:right w:val="single" w:sz="16" w:space="0" w:color="000000"/>
+              <w:top w:val="single" w:sz="4" w:space="0" w:color="auto"/>
+              <w:left w:val="single" w:sz="4" w:space="0" w:color="auto"/>
+              <w:bottom w:val="single" w:sz="4" w:space="0" w:color="auto"/>
+              <w:right w:val="single" w:sz="18" w:space="0" w:color="000000"/>
             </w:tcBorders>
             <w:shd w:val="clear" w:color="auto" w:fill="FFFFFF"/>
             <w:vAlign w:val="center"/>
@@ -25801,10 +25854,10 @@
             <w:tcW w:w="448" w:type="pct"/>
             <w:vMerge/>
             <w:tcBorders>
-              <w:top w:val="single" w:sz="16" w:space="0" w:color="000000"/>
-              <w:left w:val="single" w:sz="16" w:space="0" w:color="000000"/>
-              <w:bottom w:val="single" w:sz="16" w:space="0" w:color="000000"/>
-              <w:right w:val="nil"/>
+              <w:top w:val="single" w:sz="4" w:space="0" w:color="auto"/>
+              <w:left w:val="single" w:sz="18" w:space="0" w:color="000000"/>
+              <w:bottom w:val="single" w:sz="4" w:space="0" w:color="auto"/>
+              <w:right w:val="single" w:sz="4" w:space="0" w:color="auto"/>
             </w:tcBorders>
             <w:shd w:val="clear" w:color="auto" w:fill="FFFFFF"/>
             <w:vAlign w:val="center"/>
@@ -25825,10 +25878,10 @@
           <w:tcPr>
             <w:tcW w:w="1496" w:type="pct"/>
             <w:tcBorders>
-              <w:top w:val="nil"/>
-              <w:left w:val="nil"/>
-              <w:bottom w:val="nil"/>
-              <w:right w:val="single" w:sz="16" w:space="0" w:color="000000"/>
+              <w:top w:val="single" w:sz="4" w:space="0" w:color="auto"/>
+              <w:left w:val="single" w:sz="4" w:space="0" w:color="auto"/>
+              <w:bottom w:val="single" w:sz="4" w:space="0" w:color="auto"/>
+              <w:right w:val="single" w:sz="4" w:space="0" w:color="auto"/>
             </w:tcBorders>
             <w:shd w:val="clear" w:color="auto" w:fill="FFFFFF"/>
             <w:vAlign w:val="center"/>
@@ -25857,9 +25910,10 @@
           <w:tcPr>
             <w:tcW w:w="701" w:type="pct"/>
             <w:tcBorders>
-              <w:top w:val="nil"/>
-              <w:left w:val="single" w:sz="16" w:space="0" w:color="000000"/>
-              <w:bottom w:val="nil"/>
+              <w:top w:val="single" w:sz="4" w:space="0" w:color="auto"/>
+              <w:left w:val="single" w:sz="4" w:space="0" w:color="auto"/>
+              <w:bottom w:val="single" w:sz="4" w:space="0" w:color="auto"/>
+              <w:right w:val="single" w:sz="4" w:space="0" w:color="auto"/>
             </w:tcBorders>
             <w:shd w:val="clear" w:color="auto" w:fill="FFFFFF"/>
             <w:vAlign w:val="center"/>
@@ -25888,8 +25942,10 @@
           <w:tcPr>
             <w:tcW w:w="616" w:type="pct"/>
             <w:tcBorders>
-              <w:top w:val="nil"/>
-              <w:bottom w:val="nil"/>
+              <w:top w:val="single" w:sz="4" w:space="0" w:color="auto"/>
+              <w:left w:val="single" w:sz="4" w:space="0" w:color="auto"/>
+              <w:bottom w:val="single" w:sz="4" w:space="0" w:color="auto"/>
+              <w:right w:val="single" w:sz="4" w:space="0" w:color="auto"/>
             </w:tcBorders>
             <w:shd w:val="clear" w:color="auto" w:fill="FFFFFF"/>
             <w:vAlign w:val="center"/>
@@ -25918,8 +25974,10 @@
           <w:tcPr>
             <w:tcW w:w="841" w:type="pct"/>
             <w:tcBorders>
-              <w:top w:val="nil"/>
-              <w:bottom w:val="nil"/>
+              <w:top w:val="single" w:sz="4" w:space="0" w:color="auto"/>
+              <w:left w:val="single" w:sz="4" w:space="0" w:color="auto"/>
+              <w:bottom w:val="single" w:sz="4" w:space="0" w:color="auto"/>
+              <w:right w:val="single" w:sz="4" w:space="0" w:color="auto"/>
             </w:tcBorders>
             <w:shd w:val="clear" w:color="auto" w:fill="FFFFFF"/>
             <w:vAlign w:val="center"/>
@@ -25948,9 +26006,10 @@
           <w:tcPr>
             <w:tcW w:w="897" w:type="pct"/>
             <w:tcBorders>
-              <w:top w:val="nil"/>
-              <w:bottom w:val="nil"/>
-              <w:right w:val="single" w:sz="16" w:space="0" w:color="000000"/>
+              <w:top w:val="single" w:sz="4" w:space="0" w:color="auto"/>
+              <w:left w:val="single" w:sz="4" w:space="0" w:color="auto"/>
+              <w:bottom w:val="single" w:sz="4" w:space="0" w:color="auto"/>
+              <w:right w:val="single" w:sz="18" w:space="0" w:color="000000"/>
             </w:tcBorders>
             <w:shd w:val="clear" w:color="auto" w:fill="FFFFFF"/>
             <w:vAlign w:val="center"/>
@@ -25986,10 +26045,10 @@
             <w:tcW w:w="448" w:type="pct"/>
             <w:vMerge/>
             <w:tcBorders>
-              <w:top w:val="single" w:sz="16" w:space="0" w:color="000000"/>
-              <w:left w:val="single" w:sz="16" w:space="0" w:color="000000"/>
-              <w:bottom w:val="single" w:sz="16" w:space="0" w:color="000000"/>
-              <w:right w:val="nil"/>
+              <w:top w:val="single" w:sz="4" w:space="0" w:color="auto"/>
+              <w:left w:val="single" w:sz="18" w:space="0" w:color="000000"/>
+              <w:bottom w:val="single" w:sz="18" w:space="0" w:color="000000"/>
+              <w:right w:val="single" w:sz="4" w:space="0" w:color="auto"/>
             </w:tcBorders>
             <w:shd w:val="clear" w:color="auto" w:fill="FFFFFF"/>
             <w:vAlign w:val="center"/>
@@ -26010,10 +26069,10 @@
           <w:tcPr>
             <w:tcW w:w="1496" w:type="pct"/>
             <w:tcBorders>
-              <w:top w:val="nil"/>
-              <w:left w:val="nil"/>
-              <w:bottom w:val="single" w:sz="16" w:space="0" w:color="000000"/>
-              <w:right w:val="single" w:sz="16" w:space="0" w:color="000000"/>
+              <w:top w:val="single" w:sz="4" w:space="0" w:color="auto"/>
+              <w:left w:val="single" w:sz="4" w:space="0" w:color="auto"/>
+              <w:bottom w:val="single" w:sz="18" w:space="0" w:color="000000"/>
+              <w:right w:val="single" w:sz="4" w:space="0" w:color="auto"/>
             </w:tcBorders>
             <w:shd w:val="clear" w:color="auto" w:fill="FFFFFF"/>
             <w:vAlign w:val="center"/>
@@ -26042,9 +26101,10 @@
           <w:tcPr>
             <w:tcW w:w="701" w:type="pct"/>
             <w:tcBorders>
-              <w:top w:val="nil"/>
-              <w:left w:val="single" w:sz="16" w:space="0" w:color="000000"/>
-              <w:bottom w:val="single" w:sz="16" w:space="0" w:color="000000"/>
+              <w:top w:val="single" w:sz="4" w:space="0" w:color="auto"/>
+              <w:left w:val="single" w:sz="4" w:space="0" w:color="auto"/>
+              <w:bottom w:val="single" w:sz="18" w:space="0" w:color="000000"/>
+              <w:right w:val="single" w:sz="4" w:space="0" w:color="auto"/>
             </w:tcBorders>
             <w:shd w:val="clear" w:color="auto" w:fill="FFFFFF"/>
             <w:vAlign w:val="center"/>
@@ -26073,8 +26133,10 @@
           <w:tcPr>
             <w:tcW w:w="616" w:type="pct"/>
             <w:tcBorders>
-              <w:top w:val="nil"/>
-              <w:bottom w:val="single" w:sz="16" w:space="0" w:color="000000"/>
+              <w:top w:val="single" w:sz="4" w:space="0" w:color="auto"/>
+              <w:left w:val="single" w:sz="4" w:space="0" w:color="auto"/>
+              <w:bottom w:val="single" w:sz="18" w:space="0" w:color="000000"/>
+              <w:right w:val="single" w:sz="4" w:space="0" w:color="auto"/>
             </w:tcBorders>
             <w:shd w:val="clear" w:color="auto" w:fill="FFFFFF"/>
             <w:vAlign w:val="center"/>
@@ -26103,8 +26165,10 @@
           <w:tcPr>
             <w:tcW w:w="841" w:type="pct"/>
             <w:tcBorders>
-              <w:top w:val="nil"/>
-              <w:bottom w:val="single" w:sz="16" w:space="0" w:color="000000"/>
+              <w:top w:val="single" w:sz="4" w:space="0" w:color="auto"/>
+              <w:left w:val="single" w:sz="4" w:space="0" w:color="auto"/>
+              <w:bottom w:val="single" w:sz="18" w:space="0" w:color="000000"/>
+              <w:right w:val="single" w:sz="4" w:space="0" w:color="auto"/>
             </w:tcBorders>
             <w:shd w:val="clear" w:color="auto" w:fill="FFFFFF"/>
             <w:vAlign w:val="center"/>
@@ -26133,9 +26197,10 @@
           <w:tcPr>
             <w:tcW w:w="897" w:type="pct"/>
             <w:tcBorders>
-              <w:top w:val="nil"/>
-              <w:bottom w:val="single" w:sz="16" w:space="0" w:color="000000"/>
-              <w:right w:val="single" w:sz="16" w:space="0" w:color="000000"/>
+              <w:top w:val="single" w:sz="4" w:space="0" w:color="auto"/>
+              <w:left w:val="single" w:sz="4" w:space="0" w:color="auto"/>
+              <w:bottom w:val="single" w:sz="18" w:space="0" w:color="000000"/>
+              <w:right w:val="single" w:sz="18" w:space="0" w:color="000000"/>
             </w:tcBorders>
             <w:shd w:val="clear" w:color="auto" w:fill="FFFFFF"/>
           </w:tcPr>
@@ -26224,8 +26289,6 @@
         </w:rPr>
         <w:t xml:space="preserve"> is risk management policies, identified by 38% of respondents, indicating a strong focus on identifying and mitigating potential business risks. Audit practices follow with 28%, suggesting the company's commitment to financial accountability and transparency. Board composition is recognized by 22%, reflecting attention to the structure and diversity of leadership. Only 12% of respondents identified executive compensation as a key governance practice, which may imply </w:t>
       </w:r>
-      <w:bookmarkStart w:id="129" w:name="_GoBack"/>
-      <w:bookmarkEnd w:id="129"/>
       <w:r>
         <w:rPr>
           <w:rFonts w:ascii="Times New Roman" w:hAnsi="Times New Roman" w:cs="Times New Roman"/>
@@ -28983,13 +29046,15 @@
               <w:jc w:val="both"/>
               <w:rPr>
                 <w:rFonts w:ascii="Times New Roman" w:hAnsi="Times New Roman" w:cs="Times New Roman"/>
-                <w:sz w:val="24"/>
-                <w:szCs w:val="24"/>
-              </w:rPr>
-            </w:pPr>
-            <w:r>
-              <w:rPr>
-                <w:rFonts w:ascii="Times New Roman" w:hAnsi="Times New Roman" w:cs="Times New Roman"/>
+                <w:b/>
+                <w:sz w:val="24"/>
+                <w:szCs w:val="24"/>
+              </w:rPr>
+            </w:pPr>
+            <w:r>
+              <w:rPr>
+                <w:rFonts w:ascii="Times New Roman" w:hAnsi="Times New Roman" w:cs="Times New Roman"/>
+                <w:b/>
                 <w:sz w:val="24"/>
                 <w:szCs w:val="24"/>
               </w:rPr>
@@ -29013,13 +29078,15 @@
               <w:jc w:val="both"/>
               <w:rPr>
                 <w:rFonts w:ascii="Times New Roman" w:hAnsi="Times New Roman" w:cs="Times New Roman"/>
-                <w:sz w:val="24"/>
-                <w:szCs w:val="24"/>
-              </w:rPr>
-            </w:pPr>
-            <w:r>
-              <w:rPr>
-                <w:rFonts w:ascii="Times New Roman" w:hAnsi="Times New Roman" w:cs="Times New Roman"/>
+                <w:b/>
+                <w:sz w:val="24"/>
+                <w:szCs w:val="24"/>
+              </w:rPr>
+            </w:pPr>
+            <w:r>
+              <w:rPr>
+                <w:rFonts w:ascii="Times New Roman" w:hAnsi="Times New Roman" w:cs="Times New Roman"/>
+                <w:b/>
                 <w:sz w:val="24"/>
                 <w:szCs w:val="24"/>
               </w:rPr>
@@ -29043,13 +29110,15 @@
               <w:jc w:val="both"/>
               <w:rPr>
                 <w:rFonts w:ascii="Times New Roman" w:hAnsi="Times New Roman" w:cs="Times New Roman"/>
-                <w:sz w:val="24"/>
-                <w:szCs w:val="24"/>
-              </w:rPr>
-            </w:pPr>
-            <w:r>
-              <w:rPr>
-                <w:rFonts w:ascii="Times New Roman" w:hAnsi="Times New Roman" w:cs="Times New Roman"/>
+                <w:b/>
+                <w:sz w:val="24"/>
+                <w:szCs w:val="24"/>
+              </w:rPr>
+            </w:pPr>
+            <w:r>
+              <w:rPr>
+                <w:rFonts w:ascii="Times New Roman" w:hAnsi="Times New Roman" w:cs="Times New Roman"/>
+                <w:b/>
                 <w:sz w:val="24"/>
                 <w:szCs w:val="24"/>
               </w:rPr>
@@ -33928,16 +33997,11 @@
     </w:p>
     <w:p>
       <w:pPr>
-        <w:spacing w:line="360" w:lineRule="auto"/>
-        <w:jc w:val="both"/>
-        <w:rPr>
-          <w:rFonts w:ascii="Times New Roman" w:hAnsi="Times New Roman" w:cs="Times New Roman"/>
-          <w:sz w:val="24"/>
-          <w:szCs w:val="24"/>
-        </w:rPr>
+        <w:pStyle w:val="Heading2"/>
+        <w:spacing w:before="240" w:after="240"/>
       </w:pPr>
       <w:r>
-        <w:t>5.3 Suggestions for Further Research</w:t>
+        <w:t>SUGGESTIONS FOR FURTHER RESEARCH</w:t>
       </w:r>
     </w:p>
     <w:p>
@@ -33972,7 +34036,15 @@
           <w:sz w:val="24"/>
           <w:szCs w:val="24"/>
         </w:rPr>
-        <w:t>such as the adoption of artificial intelligence and blockchain</w:t>
+        <w:t xml:space="preserve">such as the adoption of artificial intelligence and </w:t>
+      </w:r>
+      <w:r>
+        <w:rPr>
+          <w:rFonts w:ascii="Times New Roman" w:hAnsi="Times New Roman" w:cs="Times New Roman"/>
+          <w:sz w:val="24"/>
+          <w:szCs w:val="24"/>
+        </w:rPr>
+        <w:t>block chain</w:t>
       </w:r>
       <w:r>
         <w:rPr>
@@ -35887,80 +35959,6 @@
         </w:rPr>
       </w:pPr>
     </w:p>
-    <w:p>
-      <w:pPr>
-        <w:spacing w:line="360" w:lineRule="auto"/>
-        <w:jc w:val="both"/>
-        <w:rPr>
-          <w:rFonts w:ascii="Times New Roman" w:hAnsi="Times New Roman" w:cs="Times New Roman"/>
-          <w:sz w:val="24"/>
-          <w:szCs w:val="24"/>
-        </w:rPr>
-      </w:pPr>
-    </w:p>
-    <w:p>
-      <w:pPr>
-        <w:spacing w:line="360" w:lineRule="auto"/>
-        <w:jc w:val="both"/>
-        <w:rPr>
-          <w:rFonts w:ascii="Times New Roman" w:hAnsi="Times New Roman" w:cs="Times New Roman"/>
-          <w:sz w:val="24"/>
-          <w:szCs w:val="24"/>
-        </w:rPr>
-      </w:pPr>
-    </w:p>
-    <w:p>
-      <w:pPr>
-        <w:spacing w:line="360" w:lineRule="auto"/>
-        <w:jc w:val="both"/>
-        <w:rPr>
-          <w:rFonts w:ascii="Times New Roman" w:hAnsi="Times New Roman" w:cs="Times New Roman"/>
-          <w:sz w:val="24"/>
-          <w:szCs w:val="24"/>
-        </w:rPr>
-        <w:sectPr>
-          <w:footerReference w:type="default" r:id="rId12"/>
-          <w:pgSz w:w="11906" w:h="16838" w:code="9"/>
-          <w:pgMar w:top="1440" w:right="1440" w:bottom="1440" w:left="1440" w:header="720" w:footer="720" w:gutter="0"/>
-          <w:pgNumType w:start="1"/>
-          <w:cols w:space="720"/>
-          <w:docGrid w:linePitch="360"/>
-        </w:sectPr>
-      </w:pPr>
-    </w:p>
-    <w:p>
-      <w:pPr>
-        <w:spacing w:line="360" w:lineRule="auto"/>
-        <w:jc w:val="both"/>
-        <w:rPr>
-          <w:rFonts w:ascii="Times New Roman" w:hAnsi="Times New Roman" w:cs="Times New Roman"/>
-          <w:sz w:val="24"/>
-          <w:szCs w:val="24"/>
-        </w:rPr>
-      </w:pPr>
-    </w:p>
-    <w:p>
-      <w:pPr>
-        <w:spacing w:line="360" w:lineRule="auto"/>
-        <w:jc w:val="both"/>
-        <w:rPr>
-          <w:rFonts w:ascii="Times New Roman" w:hAnsi="Times New Roman" w:cs="Times New Roman"/>
-          <w:sz w:val="24"/>
-          <w:szCs w:val="24"/>
-        </w:rPr>
-      </w:pPr>
-    </w:p>
-    <w:p>
-      <w:pPr>
-        <w:spacing w:line="360" w:lineRule="auto"/>
-        <w:jc w:val="both"/>
-        <w:rPr>
-          <w:rFonts w:ascii="Times New Roman" w:hAnsi="Times New Roman" w:cs="Times New Roman"/>
-          <w:sz w:val="24"/>
-          <w:szCs w:val="24"/>
-        </w:rPr>
-      </w:pPr>
-    </w:p>
     <w:bookmarkEnd w:id="2"/>
     <w:p>
       <w:pPr>
@@ -35974,6 +35972,7 @@
       </w:pPr>
     </w:p>
     <w:sectPr>
+      <w:footerReference w:type="default" r:id="rId12"/>
       <w:pgSz w:w="11906" w:h="16838" w:code="9"/>
       <w:pgMar w:top="1440" w:right="1440" w:bottom="1440" w:left="1440" w:header="720" w:footer="720" w:gutter="0"/>
       <w:pgNumType w:start="1"/>
@@ -39131,7 +39130,7 @@
 </file>
 
 <file path=customXml/itemProps2.xml><?xml version="1.0" encoding="utf-8"?>
-<ds:datastoreItem xmlns:ds="http://schemas.openxmlformats.org/officeDocument/2006/customXml" ds:itemID="{40A48705-35E8-4917-BF9E-A826A65FFF93}">
+<ds:datastoreItem xmlns:ds="http://schemas.openxmlformats.org/officeDocument/2006/customXml" ds:itemID="{2822AD79-5EBF-4F10-8E7B-C6EF6C5C2036}">
   <ds:schemaRefs>
     <ds:schemaRef ds:uri="http://schemas.openxmlformats.org/officeDocument/2006/bibliography"/>
   </ds:schemaRefs>
